--- a/Documentatie/Manage&Control/Product backlog.docx
+++ b/Documentatie/Manage&Control/Product backlog.docx
@@ -119,7 +119,7 @@
                               <w:txbxContent>
                                 <w:p>
                                   <w:pPr>
-                                    <w:pStyle w:val="906"/>
+                                    <w:pStyle w:val="907"/>
                                     <w:pBdr/>
                                     <w:spacing/>
                                     <w:ind/>
@@ -136,6 +136,13 @@
                                       <w:szCs w:val="96"/>
                                     </w:rPr>
                                     <w:t xml:space="preserve">Project 7/8</w:t>
+                                  </w:r>
+                                  <w:r>
+                                    <w:rPr>
+                                      <w:color w:val="ffffff" w:themeColor="background1"/>
+                                      <w:sz w:val="96"/>
+                                      <w:szCs w:val="96"/>
+                                    </w:rPr>
                                   </w:r>
                                   <w:r>
                                     <w:rPr>
@@ -170,7 +177,7 @@
                               <w:txbxContent>
                                 <w:p>
                                   <w:pPr>
-                                    <w:pStyle w:val="906"/>
+                                    <w:pStyle w:val="907"/>
                                     <w:pBdr/>
                                     <w:spacing w:line="276" w:lineRule="auto"/>
                                     <w:ind/>
@@ -201,10 +208,19 @@
                                       <w:szCs w:val="24"/>
                                     </w:rPr>
                                   </w:r>
+                                  <w:r>
+                                    <w:rPr>
+                                      <w:b/>
+                                      <w:bCs/>
+                                      <w:color w:val="ffffff" w:themeColor="background1"/>
+                                      <w:sz w:val="24"/>
+                                      <w:szCs w:val="24"/>
+                                    </w:rPr>
+                                  </w:r>
                                 </w:p>
                                 <w:p>
                                   <w:pPr>
-                                    <w:pStyle w:val="906"/>
+                                    <w:pStyle w:val="907"/>
                                     <w:pBdr/>
                                     <w:spacing w:line="276" w:lineRule="auto"/>
                                     <w:ind/>
@@ -235,10 +251,19 @@
                                       <w:szCs w:val="24"/>
                                     </w:rPr>
                                   </w:r>
+                                  <w:r>
+                                    <w:rPr>
+                                      <w:b/>
+                                      <w:bCs/>
+                                      <w:color w:val="ffffff" w:themeColor="background1"/>
+                                      <w:sz w:val="24"/>
+                                      <w:szCs w:val="24"/>
+                                    </w:rPr>
+                                  </w:r>
                                 </w:p>
                                 <w:p>
                                   <w:pPr>
-                                    <w:pStyle w:val="906"/>
+                                    <w:pStyle w:val="907"/>
                                     <w:pBdr/>
                                     <w:spacing w:line="276" w:lineRule="auto"/>
                                     <w:ind/>
@@ -269,10 +294,19 @@
                                       <w:szCs w:val="24"/>
                                     </w:rPr>
                                   </w:r>
+                                  <w:r>
+                                    <w:rPr>
+                                      <w:b/>
+                                      <w:bCs/>
+                                      <w:color w:val="ffffff" w:themeColor="background1"/>
+                                      <w:sz w:val="24"/>
+                                      <w:szCs w:val="24"/>
+                                    </w:rPr>
+                                  </w:r>
                                 </w:p>
                                 <w:p>
                                   <w:pPr>
-                                    <w:pStyle w:val="906"/>
+                                    <w:pStyle w:val="907"/>
                                     <w:pBdr/>
                                     <w:spacing w:line="276" w:lineRule="auto"/>
                                     <w:ind/>
@@ -303,10 +337,19 @@
                                       <w:szCs w:val="24"/>
                                     </w:rPr>
                                   </w:r>
+                                  <w:r>
+                                    <w:rPr>
+                                      <w:b/>
+                                      <w:bCs/>
+                                      <w:color w:val="ffffff" w:themeColor="background1"/>
+                                      <w:sz w:val="24"/>
+                                      <w:szCs w:val="24"/>
+                                    </w:rPr>
+                                  </w:r>
                                 </w:p>
                                 <w:p>
                                   <w:pPr>
-                                    <w:pStyle w:val="906"/>
+                                    <w:pStyle w:val="907"/>
                                     <w:pBdr/>
                                     <w:spacing w:line="276" w:lineRule="auto"/>
                                     <w:ind/>
@@ -337,10 +380,19 @@
                                       <w:szCs w:val="24"/>
                                     </w:rPr>
                                   </w:r>
+                                  <w:r>
+                                    <w:rPr>
+                                      <w:b/>
+                                      <w:bCs/>
+                                      <w:color w:val="ffffff" w:themeColor="background1"/>
+                                      <w:sz w:val="24"/>
+                                      <w:szCs w:val="24"/>
+                                    </w:rPr>
+                                  </w:r>
                                 </w:p>
                                 <w:p>
                                   <w:pPr>
-                                    <w:pStyle w:val="906"/>
+                                    <w:pStyle w:val="907"/>
                                     <w:pBdr/>
                                     <w:spacing w:line="276" w:lineRule="auto"/>
                                     <w:ind/>
@@ -371,10 +423,19 @@
                                       <w:szCs w:val="24"/>
                                     </w:rPr>
                                   </w:r>
+                                  <w:r>
+                                    <w:rPr>
+                                      <w:b/>
+                                      <w:bCs/>
+                                      <w:color w:val="ffffff" w:themeColor="background1"/>
+                                      <w:sz w:val="24"/>
+                                      <w:szCs w:val="24"/>
+                                    </w:rPr>
+                                  </w:r>
                                 </w:p>
                                 <w:p>
                                   <w:pPr>
-                                    <w:pStyle w:val="906"/>
+                                    <w:pStyle w:val="907"/>
                                     <w:pBdr/>
                                     <w:spacing w:line="276" w:lineRule="auto"/>
                                     <w:ind/>
@@ -403,7 +464,15 @@
                                   <w:bookmarkEnd w:id="0"/>
                                   <w:r/>
                                   <w:bookmarkEnd w:id="1"/>
-                                  <w:r/>
+                                  <w:r>
+                                    <w:rPr>
+                                      <w:b/>
+                                      <w:bCs/>
+                                      <w:color w:val="ffffff" w:themeColor="background1"/>
+                                      <w:sz w:val="24"/>
+                                      <w:szCs w:val="24"/>
+                                    </w:rPr>
+                                  </w:r>
                                   <w:r>
                                     <w:rPr>
                                       <w:b/>
@@ -442,7 +511,7 @@
                         <w:txbxContent>
                           <w:p>
                             <w:pPr>
-                              <w:pStyle w:val="906"/>
+                              <w:pStyle w:val="907"/>
                               <w:pBdr/>
                               <w:spacing/>
                               <w:ind/>
@@ -467,6 +536,13 @@
                                 <w:szCs w:val="96"/>
                               </w:rPr>
                             </w:r>
+                            <w:r>
+                              <w:rPr>
+                                <w:color w:val="ffffff" w:themeColor="background1"/>
+                                <w:sz w:val="96"/>
+                                <w:szCs w:val="96"/>
+                              </w:rPr>
+                            </w:r>
                           </w:p>
                         </w:txbxContent>
                       </v:textbox>
@@ -476,7 +552,7 @@
                         <w:txbxContent>
                           <w:p>
                             <w:pPr>
-                              <w:pStyle w:val="906"/>
+                              <w:pStyle w:val="907"/>
                               <w:pBdr/>
                               <w:spacing w:line="276" w:lineRule="auto"/>
                               <w:ind/>
@@ -507,10 +583,19 @@
                                 <w:szCs w:val="24"/>
                               </w:rPr>
                             </w:r>
+                            <w:r>
+                              <w:rPr>
+                                <w:b/>
+                                <w:bCs/>
+                                <w:color w:val="ffffff" w:themeColor="background1"/>
+                                <w:sz w:val="24"/>
+                                <w:szCs w:val="24"/>
+                              </w:rPr>
+                            </w:r>
                           </w:p>
                           <w:p>
                             <w:pPr>
-                              <w:pStyle w:val="906"/>
+                              <w:pStyle w:val="907"/>
                               <w:pBdr/>
                               <w:spacing w:line="276" w:lineRule="auto"/>
                               <w:ind/>
@@ -541,10 +626,19 @@
                                 <w:szCs w:val="24"/>
                               </w:rPr>
                             </w:r>
+                            <w:r>
+                              <w:rPr>
+                                <w:b/>
+                                <w:bCs/>
+                                <w:color w:val="ffffff" w:themeColor="background1"/>
+                                <w:sz w:val="24"/>
+                                <w:szCs w:val="24"/>
+                              </w:rPr>
+                            </w:r>
                           </w:p>
                           <w:p>
                             <w:pPr>
-                              <w:pStyle w:val="906"/>
+                              <w:pStyle w:val="907"/>
                               <w:pBdr/>
                               <w:spacing w:line="276" w:lineRule="auto"/>
                               <w:ind/>
@@ -575,10 +669,19 @@
                                 <w:szCs w:val="24"/>
                               </w:rPr>
                             </w:r>
+                            <w:r>
+                              <w:rPr>
+                                <w:b/>
+                                <w:bCs/>
+                                <w:color w:val="ffffff" w:themeColor="background1"/>
+                                <w:sz w:val="24"/>
+                                <w:szCs w:val="24"/>
+                              </w:rPr>
+                            </w:r>
                           </w:p>
                           <w:p>
                             <w:pPr>
-                              <w:pStyle w:val="906"/>
+                              <w:pStyle w:val="907"/>
                               <w:pBdr/>
                               <w:spacing w:line="276" w:lineRule="auto"/>
                               <w:ind/>
@@ -609,10 +712,19 @@
                                 <w:szCs w:val="24"/>
                               </w:rPr>
                             </w:r>
+                            <w:r>
+                              <w:rPr>
+                                <w:b/>
+                                <w:bCs/>
+                                <w:color w:val="ffffff" w:themeColor="background1"/>
+                                <w:sz w:val="24"/>
+                                <w:szCs w:val="24"/>
+                              </w:rPr>
+                            </w:r>
                           </w:p>
                           <w:p>
                             <w:pPr>
-                              <w:pStyle w:val="906"/>
+                              <w:pStyle w:val="907"/>
                               <w:pBdr/>
                               <w:spacing w:line="276" w:lineRule="auto"/>
                               <w:ind/>
@@ -643,10 +755,19 @@
                                 <w:szCs w:val="24"/>
                               </w:rPr>
                             </w:r>
+                            <w:r>
+                              <w:rPr>
+                                <w:b/>
+                                <w:bCs/>
+                                <w:color w:val="ffffff" w:themeColor="background1"/>
+                                <w:sz w:val="24"/>
+                                <w:szCs w:val="24"/>
+                              </w:rPr>
+                            </w:r>
                           </w:p>
                           <w:p>
                             <w:pPr>
-                              <w:pStyle w:val="906"/>
+                              <w:pStyle w:val="907"/>
                               <w:pBdr/>
                               <w:spacing w:line="276" w:lineRule="auto"/>
                               <w:ind/>
@@ -677,10 +798,19 @@
                                 <w:szCs w:val="24"/>
                               </w:rPr>
                             </w:r>
+                            <w:r>
+                              <w:rPr>
+                                <w:b/>
+                                <w:bCs/>
+                                <w:color w:val="ffffff" w:themeColor="background1"/>
+                                <w:sz w:val="24"/>
+                                <w:szCs w:val="24"/>
+                              </w:rPr>
+                            </w:r>
                           </w:p>
                           <w:p>
                             <w:pPr>
-                              <w:pStyle w:val="906"/>
+                              <w:pStyle w:val="907"/>
                               <w:pBdr/>
                               <w:spacing w:line="276" w:lineRule="auto"/>
                               <w:ind/>
@@ -709,7 +839,15 @@
                             <w:bookmarkEnd w:id="0"/>
                             <w:r/>
                             <w:bookmarkEnd w:id="1"/>
-                            <w:r/>
+                            <w:r>
+                              <w:rPr>
+                                <w:b/>
+                                <w:bCs/>
+                                <w:color w:val="ffffff" w:themeColor="background1"/>
+                                <w:sz w:val="24"/>
+                                <w:szCs w:val="24"/>
+                              </w:rPr>
+                            </w:r>
                             <w:r>
                               <w:rPr>
                                 <w:b/>
@@ -785,7 +923,7 @@
                             <w:txbxContent>
                               <w:p>
                                 <w:pPr>
-                                  <w:pStyle w:val="906"/>
+                                  <w:pStyle w:val="907"/>
                                   <w:pBdr/>
                                   <w:spacing/>
                                   <w:ind/>
@@ -803,6 +941,13 @@
                                     <w:szCs w:val="72"/>
                                   </w:rPr>
                                   <w:t xml:space="preserve">Product backlog</w:t>
+                                </w:r>
+                                <w:r>
+                                  <w:rPr>
+                                    <w:color w:val="ffffff" w:themeColor="background1"/>
+                                    <w:sz w:val="72"/>
+                                    <w:szCs w:val="72"/>
+                                  </w:rPr>
                                 </w:r>
                                 <w:r>
                                   <w:rPr>
@@ -836,7 +981,7 @@
                       <w:txbxContent>
                         <w:p>
                           <w:pPr>
-                            <w:pStyle w:val="906"/>
+                            <w:pStyle w:val="907"/>
                             <w:pBdr/>
                             <w:spacing/>
                             <w:ind/>
@@ -862,6 +1007,13 @@
                               <w:szCs w:val="72"/>
                             </w:rPr>
                           </w:r>
+                          <w:r>
+                            <w:rPr>
+                              <w:color w:val="ffffff" w:themeColor="background1"/>
+                              <w:sz w:val="72"/>
+                              <w:szCs w:val="72"/>
+                            </w:rPr>
+                          </w:r>
                         </w:p>
                       </w:txbxContent>
                     </v:textbox>
@@ -917,6 +1069,12 @@
           <w:szCs w:val="24"/>
         </w:rPr>
       </w:r>
+      <w:r>
+        <w:rPr>
+          <w:sz w:val="24"/>
+          <w:szCs w:val="24"/>
+        </w:rPr>
+      </w:r>
     </w:p>
     <w:p>
       <w:pPr>
@@ -941,10 +1099,16 @@
           <w:szCs w:val="24"/>
         </w:rPr>
       </w:r>
+      <w:r>
+        <w:rPr>
+          <w:sz w:val="24"/>
+          <w:szCs w:val="24"/>
+        </w:rPr>
+      </w:r>
     </w:p>
     <w:tbl>
       <w:tblPr>
-        <w:tblStyle w:val="905"/>
+        <w:tblStyle w:val="906"/>
         <w:tblW w:w="0" w:type="auto"/>
         <w:tblBorders/>
         <w:tblLayout w:type="fixed"/>
@@ -997,6 +1161,12 @@
                 <w:szCs w:val="24"/>
               </w:rPr>
             </w:r>
+            <w:r>
+              <w:rPr>
+                <w:sz w:val="24"/>
+                <w:szCs w:val="24"/>
+              </w:rPr>
+            </w:r>
           </w:p>
         </w:tc>
         <w:tc>
@@ -1029,6 +1199,12 @@
                 <w:szCs w:val="24"/>
               </w:rPr>
             </w:r>
+            <w:r>
+              <w:rPr>
+                <w:sz w:val="24"/>
+                <w:szCs w:val="24"/>
+              </w:rPr>
+            </w:r>
           </w:p>
         </w:tc>
         <w:tc>
@@ -1061,6 +1237,12 @@
                 <w:szCs w:val="24"/>
               </w:rPr>
             </w:r>
+            <w:r>
+              <w:rPr>
+                <w:sz w:val="24"/>
+                <w:szCs w:val="24"/>
+              </w:rPr>
+            </w:r>
           </w:p>
         </w:tc>
         <w:tc>
@@ -1093,6 +1275,12 @@
                 <w:szCs w:val="24"/>
               </w:rPr>
             </w:r>
+            <w:r>
+              <w:rPr>
+                <w:sz w:val="24"/>
+                <w:szCs w:val="24"/>
+              </w:rPr>
+            </w:r>
           </w:p>
         </w:tc>
         <w:tc>
@@ -1125,6 +1313,12 @@
                 <w:szCs w:val="24"/>
               </w:rPr>
             </w:r>
+            <w:r>
+              <w:rPr>
+                <w:sz w:val="24"/>
+                <w:szCs w:val="24"/>
+              </w:rPr>
+            </w:r>
           </w:p>
         </w:tc>
         <w:tc>
@@ -1150,6 +1344,12 @@
                 <w:szCs w:val="24"/>
               </w:rPr>
               <w:t xml:space="preserve">Functionaliteit </w:t>
+            </w:r>
+            <w:r>
+              <w:rPr>
+                <w:sz w:val="24"/>
+                <w:szCs w:val="24"/>
+              </w:rPr>
             </w:r>
             <w:r>
               <w:rPr>
@@ -1183,8 +1383,22 @@
               <w:rPr>
                 <w:sz w:val="24"/>
                 <w:szCs w:val="24"/>
+                <w:lang w:val="en-US"/>
+              </w:rPr>
+              <w:t xml:space="preserve">1 </w:t>
+            </w:r>
+            <w:r>
+              <w:rPr>
+                <w:sz w:val="24"/>
+                <w:szCs w:val="24"/>
               </w:rPr>
               <w:t xml:space="preserve">De kart moet binnen de witte lijnen kunnen rijden</w:t>
+            </w:r>
+            <w:r>
+              <w:rPr>
+                <w:sz w:val="24"/>
+                <w:szCs w:val="24"/>
+              </w:rPr>
             </w:r>
             <w:r>
               <w:rPr>
@@ -1215,8 +1429,22 @@
               <w:rPr>
                 <w:sz w:val="24"/>
                 <w:szCs w:val="24"/>
+                <w:lang w:val="en-US"/>
+              </w:rPr>
+              <w:t xml:space="preserve">1.1 </w:t>
+            </w:r>
+            <w:r>
+              <w:rPr>
+                <w:sz w:val="24"/>
+                <w:szCs w:val="24"/>
               </w:rPr>
               <w:t xml:space="preserve">Wij willen dat de camera’s de witte lijnen kan detecteren, zodat de kart weet waar de lijnen zich bevinden.</w:t>
+            </w:r>
+            <w:r>
+              <w:rPr>
+                <w:sz w:val="24"/>
+                <w:szCs w:val="24"/>
+              </w:rPr>
             </w:r>
             <w:r>
               <w:rPr>
@@ -1235,6 +1463,12 @@
                 <w:szCs w:val="24"/>
               </w:rPr>
             </w:pPr>
+            <w:r>
+              <w:rPr>
+                <w:sz w:val="24"/>
+                <w:szCs w:val="24"/>
+              </w:rPr>
+            </w:r>
             <w:r>
               <w:rPr>
                 <w:sz w:val="24"/>
@@ -1260,29 +1494,115 @@
             <w:pPr>
               <w:pBdr/>
               <w:spacing/>
-              <w:ind/>
-              <w:rPr>
-                <w:bCs/>
-                <w:i/>
-                <w:sz w:val="24"/>
-                <w:szCs w:val="24"/>
+              <w:ind w:firstLine="0" w:left="0"/>
+              <w:rPr>
+                <w:bCs w:val="0"/>
+                <w:i w:val="0"/>
+                <w:sz w:val="24"/>
+                <w:szCs w:val="24"/>
+                <w:highlight w:val="none"/>
+                <w:lang w:val="en-US"/>
               </w:rPr>
             </w:pPr>
             <w:r>
               <w:rPr>
-                <w:i/>
-                <w:iCs/>
-                <w:sz w:val="24"/>
-                <w:szCs w:val="24"/>
-              </w:rPr>
-              <w:t xml:space="preserve">Onderzoek hoe de camera werkt</w:t>
-            </w:r>
-            <w:r>
-              <w:rPr>
-                <w:bCs/>
-                <w:i/>
-                <w:sz w:val="24"/>
-                <w:szCs w:val="24"/>
+                <w:i w:val="0"/>
+                <w:iCs w:val="0"/>
+                <w:sz w:val="24"/>
+                <w:szCs w:val="24"/>
+                <w:lang w:val="en-US"/>
+              </w:rPr>
+              <w:t xml:space="preserve">1.1.1 Meerdere camera’s werkend krijgen met code</w:t>
+            </w:r>
+            <w:r>
+              <w:rPr>
+                <w:bCs w:val="0"/>
+                <w:i w:val="0"/>
+                <w:sz w:val="24"/>
+                <w:szCs w:val="24"/>
+                <w:highlight w:val="none"/>
+                <w:lang w:val="en-US"/>
+              </w:rPr>
+            </w:r>
+          </w:p>
+          <w:p>
+            <w:pPr>
+              <w:pBdr/>
+              <w:spacing/>
+              <w:ind w:firstLine="0" w:left="0"/>
+              <w:rPr>
+                <w:bCs w:val="0"/>
+                <w:i w:val="0"/>
+                <w:sz w:val="24"/>
+                <w:szCs w:val="24"/>
+                <w:highlight w:val="none"/>
+                <w:lang w:val="en-US" w:bidi="en-US"/>
+              </w:rPr>
+            </w:pPr>
+            <w:r>
+              <w:rPr>
+                <w:i w:val="0"/>
+                <w:iCs w:val="0"/>
+                <w:sz w:val="24"/>
+                <w:szCs w:val="24"/>
+                <w:highlight w:val="none"/>
+                <w:lang w:val="en-US" w:bidi="en-US"/>
+              </w:rPr>
+              <w:t xml:space="preserve">1.1.2 Witte lijnen onderscheiden van het asfalt</w:t>
+            </w:r>
+            <w:r>
+              <w:rPr>
+                <w:bCs w:val="0"/>
+                <w:i w:val="0"/>
+                <w:sz w:val="24"/>
+                <w:szCs w:val="24"/>
+                <w:highlight w:val="none"/>
+                <w:lang w:val="en-US"/>
+              </w:rPr>
+            </w:r>
+          </w:p>
+          <w:p>
+            <w:pPr>
+              <w:pBdr/>
+              <w:spacing/>
+              <w:ind w:firstLine="0" w:left="0"/>
+              <w:rPr>
+                <w:bCs w:val="0"/>
+                <w:i w:val="0"/>
+                <w:sz w:val="24"/>
+                <w:szCs w:val="24"/>
+                <w:highlight w:val="none"/>
+                <w:lang w:val="en-US"/>
+              </w:rPr>
+            </w:pPr>
+            <w:r>
+              <w:rPr>
+                <w:i w:val="0"/>
+                <w:iCs w:val="0"/>
+                <w:sz w:val="24"/>
+                <w:szCs w:val="24"/>
+                <w:highlight w:val="none"/>
+                <w:lang w:val="en-US" w:bidi="en-US"/>
+              </w:rPr>
+            </w:r>
+            <w:r>
+              <w:rPr>
+                <w:i w:val="0"/>
+                <w:iCs w:val="0"/>
+                <w:sz w:val="24"/>
+                <w:szCs w:val="24"/>
+                <w:highlight w:val="none"/>
+                <w:lang w:val="en-US" w:bidi="en-US"/>
+              </w:rPr>
+            </w:r>
+            <w:r>
+              <w:rPr>
+                <w:i w:val="0"/>
+                <w:iCs w:val="0"/>
+                <w:sz w:val="24"/>
+                <w:szCs w:val="24"/>
+                <w:highlight w:val="none"/>
+                <w:lang w:val="en-US" w:bidi="en-US"/>
               </w:rPr>
             </w:r>
           </w:p>
@@ -1316,6 +1636,12 @@
                 <w:szCs w:val="24"/>
               </w:rPr>
             </w:r>
+            <w:r>
+              <w:rPr>
+                <w:sz w:val="24"/>
+                <w:szCs w:val="24"/>
+              </w:rPr>
+            </w:r>
           </w:p>
         </w:tc>
         <w:tc>
@@ -1347,6 +1673,12 @@
                 <w:szCs w:val="24"/>
               </w:rPr>
             </w:r>
+            <w:r>
+              <w:rPr>
+                <w:sz w:val="24"/>
+                <w:szCs w:val="24"/>
+              </w:rPr>
+            </w:r>
           </w:p>
         </w:tc>
         <w:tc>
@@ -1366,6 +1698,12 @@
                 <w:szCs w:val="24"/>
               </w:rPr>
             </w:pPr>
+            <w:r>
+              <w:rPr>
+                <w:sz w:val="24"/>
+                <w:szCs w:val="24"/>
+              </w:rPr>
+            </w:r>
             <w:r>
               <w:rPr>
                 <w:sz w:val="24"/>
@@ -1418,6 +1756,14 @@
                 <w:szCs w:val="24"/>
               </w:rPr>
             </w:r>
+            <w:r>
+              <w:rPr>
+                <w:bCs/>
+                <w:i/>
+                <w:sz w:val="24"/>
+                <w:szCs w:val="24"/>
+              </w:rPr>
+            </w:r>
           </w:p>
         </w:tc>
         <w:tc>
@@ -1441,8 +1787,22 @@
               <w:rPr>
                 <w:sz w:val="24"/>
                 <w:szCs w:val="24"/>
+                <w:lang w:val="en-US"/>
+              </w:rPr>
+              <w:t xml:space="preserve">1.2 </w:t>
+            </w:r>
+            <w:r>
+              <w:rPr>
+                <w:sz w:val="24"/>
+                <w:szCs w:val="24"/>
               </w:rPr>
               <w:t xml:space="preserve">Wij willen dat de kart binnen de witte lijnen blijft rijden, omdat de kart niet buiten de lijnen mag komen.</w:t>
+            </w:r>
+            <w:r>
+              <w:rPr>
+                <w:sz w:val="24"/>
+                <w:szCs w:val="24"/>
+              </w:rPr>
             </w:r>
             <w:r>
               <w:rPr>
@@ -1463,6 +1823,14 @@
                 <w:szCs w:val="24"/>
               </w:rPr>
             </w:pPr>
+            <w:r>
+              <w:rPr>
+                <w:bCs/>
+                <w:i/>
+                <w:sz w:val="24"/>
+                <w:szCs w:val="24"/>
+              </w:rPr>
+            </w:r>
             <w:r>
               <w:rPr>
                 <w:bCs/>
@@ -1516,6 +1884,14 @@
                 <w:szCs w:val="24"/>
               </w:rPr>
             </w:r>
+            <w:r>
+              <w:rPr>
+                <w:bCs/>
+                <w:i/>
+                <w:sz w:val="24"/>
+                <w:szCs w:val="24"/>
+              </w:rPr>
+            </w:r>
           </w:p>
         </w:tc>
         <w:tc>
@@ -1547,6 +1923,12 @@
                 <w:szCs w:val="24"/>
               </w:rPr>
             </w:r>
+            <w:r>
+              <w:rPr>
+                <w:sz w:val="24"/>
+                <w:szCs w:val="24"/>
+              </w:rPr>
+            </w:r>
           </w:p>
         </w:tc>
         <w:tc>
@@ -1578,6 +1960,12 @@
                 <w:szCs w:val="24"/>
               </w:rPr>
             </w:r>
+            <w:r>
+              <w:rPr>
+                <w:sz w:val="24"/>
+                <w:szCs w:val="24"/>
+              </w:rPr>
+            </w:r>
           </w:p>
         </w:tc>
         <w:tc>
@@ -1597,6 +1985,12 @@
                 <w:szCs w:val="24"/>
               </w:rPr>
             </w:pPr>
+            <w:r>
+              <w:rPr>
+                <w:sz w:val="24"/>
+                <w:szCs w:val="24"/>
+              </w:rPr>
+            </w:r>
             <w:r>
               <w:rPr>
                 <w:sz w:val="24"/>
@@ -1649,6 +2043,14 @@
                 <w:szCs w:val="24"/>
               </w:rPr>
             </w:r>
+            <w:r>
+              <w:rPr>
+                <w:bCs/>
+                <w:i/>
+                <w:sz w:val="24"/>
+                <w:szCs w:val="24"/>
+              </w:rPr>
+            </w:r>
           </w:p>
         </w:tc>
         <w:tc>
@@ -1673,6 +2075,14 @@
               <w:rPr>
                 <w:sz w:val="24"/>
                 <w:szCs w:val="24"/>
+                <w:lang w:val="en-US"/>
+              </w:rPr>
+              <w:t xml:space="preserve">1.3 </w:t>
+            </w:r>
+            <w:r>
+              <w:rPr>
+                <w:sz w:val="24"/>
+                <w:szCs w:val="24"/>
               </w:rPr>
               <w:t xml:space="preserve">Wij willen dat de kart kan </w:t>
             </w:r>
@@ -1690,6 +2100,13 @@
                 <w:sz w:val="24"/>
               </w:rPr>
               <w:t xml:space="preserve">van rijbaan mag wisselen.</w:t>
+            </w:r>
+            <w:r>
+              <w:rPr>
+                <w:rFonts w:ascii="Aptos" w:hAnsi="Aptos" w:eastAsia="Aptos" w:cs="Aptos"/>
+                <w:sz w:val="24"/>
+                <w:szCs w:val="24"/>
+              </w:rPr>
             </w:r>
             <w:r>
               <w:rPr>
@@ -1711,6 +2128,14 @@
                 <w:szCs w:val="24"/>
               </w:rPr>
             </w:pPr>
+            <w:r>
+              <w:rPr>
+                <w:bCs/>
+                <w:i/>
+                <w:sz w:val="24"/>
+                <w:szCs w:val="24"/>
+              </w:rPr>
+            </w:r>
             <w:r>
               <w:rPr>
                 <w:bCs/>
@@ -1764,6 +2189,14 @@
                 <w:szCs w:val="24"/>
               </w:rPr>
             </w:r>
+            <w:r>
+              <w:rPr>
+                <w:bCs/>
+                <w:i/>
+                <w:sz w:val="24"/>
+                <w:szCs w:val="24"/>
+              </w:rPr>
+            </w:r>
           </w:p>
         </w:tc>
         <w:tc>
@@ -1795,6 +2228,12 @@
                 <w:szCs w:val="24"/>
               </w:rPr>
             </w:r>
+            <w:r>
+              <w:rPr>
+                <w:sz w:val="24"/>
+                <w:szCs w:val="24"/>
+              </w:rPr>
+            </w:r>
           </w:p>
         </w:tc>
         <w:tc>
@@ -1826,6 +2265,12 @@
                 <w:szCs w:val="24"/>
               </w:rPr>
             </w:r>
+            <w:r>
+              <w:rPr>
+                <w:sz w:val="24"/>
+                <w:szCs w:val="24"/>
+              </w:rPr>
+            </w:r>
           </w:p>
         </w:tc>
         <w:tc>
@@ -1845,6 +2290,12 @@
                 <w:szCs w:val="24"/>
               </w:rPr>
             </w:pPr>
+            <w:r>
+              <w:rPr>
+                <w:sz w:val="24"/>
+                <w:szCs w:val="24"/>
+              </w:rPr>
+            </w:r>
             <w:r>
               <w:rPr>
                 <w:sz w:val="24"/>
@@ -1885,8 +2336,22 @@
               <w:rPr>
                 <w:sz w:val="24"/>
                 <w:szCs w:val="24"/>
+                <w:lang w:val="en-US"/>
+              </w:rPr>
+              <w:t xml:space="preserve">2 </w:t>
+            </w:r>
+            <w:r>
+              <w:rPr>
+                <w:sz w:val="24"/>
+                <w:szCs w:val="24"/>
               </w:rPr>
               <w:t xml:space="preserve">De kart moet kunnen stoppen voor een stoplicht.</w:t>
+            </w:r>
+            <w:r>
+              <w:rPr>
+                <w:sz w:val="24"/>
+                <w:szCs w:val="24"/>
+              </w:rPr>
             </w:r>
             <w:r>
               <w:rPr>
@@ -1917,6 +2382,14 @@
               <w:rPr>
                 <w:sz w:val="24"/>
                 <w:szCs w:val="24"/>
+                <w:lang w:val="en-US"/>
+              </w:rPr>
+              <w:t xml:space="preserve">2.1 </w:t>
+            </w:r>
+            <w:r>
+              <w:rPr>
+                <w:sz w:val="24"/>
+                <w:szCs w:val="24"/>
               </w:rPr>
               <w:t xml:space="preserve">Wij willen dat de camera een stoplicht kan detecteren, zodat de kart niet door rood rijdt en zich houdt aan de </w:t>
             </w:r>
@@ -1933,6 +2406,12 @@
                 <w:szCs w:val="24"/>
               </w:rPr>
               <w:t xml:space="preserve">regels.</w:t>
+            </w:r>
+            <w:r>
+              <w:rPr>
+                <w:sz w:val="24"/>
+                <w:szCs w:val="24"/>
+              </w:rPr>
             </w:r>
             <w:r>
               <w:rPr>
@@ -1951,6 +2430,12 @@
                 <w:szCs w:val="24"/>
               </w:rPr>
             </w:pPr>
+            <w:r>
+              <w:rPr>
+                <w:sz w:val="24"/>
+                <w:szCs w:val="24"/>
+              </w:rPr>
+            </w:r>
             <w:r>
               <w:rPr>
                 <w:sz w:val="24"/>
@@ -2000,6 +2485,14 @@
                 <w:szCs w:val="24"/>
               </w:rPr>
             </w:r>
+            <w:r>
+              <w:rPr>
+                <w:bCs/>
+                <w:i/>
+                <w:sz w:val="24"/>
+                <w:szCs w:val="24"/>
+              </w:rPr>
+            </w:r>
           </w:p>
         </w:tc>
         <w:tc>
@@ -2031,6 +2524,12 @@
                 <w:szCs w:val="24"/>
               </w:rPr>
             </w:r>
+            <w:r>
+              <w:rPr>
+                <w:sz w:val="24"/>
+                <w:szCs w:val="24"/>
+              </w:rPr>
+            </w:r>
           </w:p>
         </w:tc>
         <w:tc>
@@ -2062,6 +2561,12 @@
                 <w:szCs w:val="24"/>
               </w:rPr>
             </w:r>
+            <w:r>
+              <w:rPr>
+                <w:sz w:val="24"/>
+                <w:szCs w:val="24"/>
+              </w:rPr>
+            </w:r>
           </w:p>
         </w:tc>
         <w:tc>
@@ -2081,6 +2586,12 @@
                 <w:szCs w:val="24"/>
               </w:rPr>
             </w:pPr>
+            <w:r>
+              <w:rPr>
+                <w:sz w:val="24"/>
+                <w:szCs w:val="24"/>
+              </w:rPr>
+            </w:r>
             <w:r>
               <w:rPr>
                 <w:sz w:val="24"/>
@@ -2136,6 +2647,14 @@
                 <w:szCs w:val="24"/>
               </w:rPr>
             </w:r>
+            <w:r>
+              <w:rPr>
+                <w:i/>
+                <w:iCs/>
+                <w:sz w:val="24"/>
+                <w:szCs w:val="24"/>
+              </w:rPr>
+            </w:r>
           </w:p>
         </w:tc>
         <w:tc>
@@ -2160,8 +2679,29 @@
               <w:rPr>
                 <w:sz w:val="24"/>
                 <w:szCs w:val="24"/>
-              </w:rPr>
-              <w:t xml:space="preserve">Wij willen dat de camera de kleuren van het stoplicht kan herkennen, zodat de kart zijn volgende actie kan bepalen.</w:t>
+                <w:lang w:val="en-US"/>
+              </w:rPr>
+              <w:t xml:space="preserve">2.2 </w:t>
+            </w:r>
+            <w:r>
+              <w:rPr>
+                <w:sz w:val="24"/>
+                <w:szCs w:val="24"/>
+              </w:rPr>
+              <w:t xml:space="preserve">Wij willen dat de </w:t>
+            </w:r>
+            <w:r>
+              <w:rPr>
+                <w:sz w:val="24"/>
+                <w:szCs w:val="24"/>
+              </w:rPr>
+              <w:t xml:space="preserve">camera de kleuren van het stoplicht kan herkennen, zodat de kart zijn volgende actie kan bepalen.</w:t>
+            </w:r>
+            <w:r>
+              <w:rPr>
+                <w:sz w:val="24"/>
+                <w:szCs w:val="24"/>
+              </w:rPr>
             </w:r>
             <w:r>
               <w:rPr>
@@ -2180,6 +2720,12 @@
                 <w:szCs w:val="24"/>
               </w:rPr>
             </w:pPr>
+            <w:r>
+              <w:rPr>
+                <w:sz w:val="24"/>
+                <w:szCs w:val="24"/>
+              </w:rPr>
+            </w:r>
             <w:r>
               <w:rPr>
                 <w:sz w:val="24"/>
@@ -2230,6 +2776,14 @@
                 <w:szCs w:val="24"/>
               </w:rPr>
             </w:r>
+            <w:r>
+              <w:rPr>
+                <w:i/>
+                <w:iCs/>
+                <w:sz w:val="24"/>
+                <w:szCs w:val="24"/>
+              </w:rPr>
+            </w:r>
           </w:p>
         </w:tc>
         <w:tc>
@@ -2262,6 +2816,12 @@
                 <w:szCs w:val="24"/>
               </w:rPr>
             </w:r>
+            <w:r>
+              <w:rPr>
+                <w:sz w:val="24"/>
+                <w:szCs w:val="24"/>
+              </w:rPr>
+            </w:r>
           </w:p>
         </w:tc>
         <w:tc>
@@ -2294,6 +2854,12 @@
                 <w:szCs w:val="24"/>
               </w:rPr>
             </w:r>
+            <w:r>
+              <w:rPr>
+                <w:sz w:val="24"/>
+                <w:szCs w:val="24"/>
+              </w:rPr>
+            </w:r>
           </w:p>
         </w:tc>
         <w:tc>
@@ -2314,6 +2880,12 @@
                 <w:szCs w:val="24"/>
               </w:rPr>
             </w:pPr>
+            <w:r>
+              <w:rPr>
+                <w:sz w:val="24"/>
+                <w:szCs w:val="24"/>
+              </w:rPr>
+            </w:r>
             <w:r>
               <w:rPr>
                 <w:sz w:val="24"/>
@@ -2369,6 +2941,14 @@
                 <w:szCs w:val="24"/>
               </w:rPr>
             </w:r>
+            <w:r>
+              <w:rPr>
+                <w:i/>
+                <w:iCs/>
+                <w:sz w:val="24"/>
+                <w:szCs w:val="24"/>
+              </w:rPr>
+            </w:r>
           </w:p>
         </w:tc>
         <w:tc>
@@ -2393,6 +2973,14 @@
               <w:rPr>
                 <w:sz w:val="24"/>
                 <w:szCs w:val="24"/>
+                <w:lang w:val="en-US"/>
+              </w:rPr>
+              <w:t xml:space="preserve">2.3 </w:t>
+            </w:r>
+            <w:r>
+              <w:rPr>
+                <w:sz w:val="24"/>
+                <w:szCs w:val="24"/>
               </w:rPr>
               <w:t xml:space="preserve">Wij willen dat de kart stopt wanneer het stoplicht op rood staat en rijdt wanneer het stoplicht op groen staat, zodat de kart niet door rood rijdt en zich houdt aan de </w:t>
             </w:r>
@@ -2409,6 +2997,12 @@
                 <w:szCs w:val="24"/>
               </w:rPr>
               <w:t xml:space="preserve">regels.</w:t>
+            </w:r>
+            <w:r>
+              <w:rPr>
+                <w:sz w:val="24"/>
+                <w:szCs w:val="24"/>
+              </w:rPr>
             </w:r>
             <w:r>
               <w:rPr>
@@ -2427,6 +3021,12 @@
                 <w:szCs w:val="24"/>
               </w:rPr>
             </w:pPr>
+            <w:r>
+              <w:rPr>
+                <w:sz w:val="24"/>
+                <w:szCs w:val="24"/>
+              </w:rPr>
+            </w:r>
             <w:r>
               <w:rPr>
                 <w:sz w:val="24"/>
@@ -2477,6 +3077,14 @@
                 <w:szCs w:val="24"/>
               </w:rPr>
             </w:r>
+            <w:r>
+              <w:rPr>
+                <w:i/>
+                <w:iCs/>
+                <w:sz w:val="24"/>
+                <w:szCs w:val="24"/>
+              </w:rPr>
+            </w:r>
           </w:p>
         </w:tc>
         <w:tc>
@@ -2509,6 +3117,12 @@
                 <w:szCs w:val="24"/>
               </w:rPr>
             </w:r>
+            <w:r>
+              <w:rPr>
+                <w:sz w:val="24"/>
+                <w:szCs w:val="24"/>
+              </w:rPr>
+            </w:r>
           </w:p>
         </w:tc>
         <w:tc>
@@ -2541,6 +3155,12 @@
                 <w:szCs w:val="24"/>
               </w:rPr>
             </w:r>
+            <w:r>
+              <w:rPr>
+                <w:sz w:val="24"/>
+                <w:szCs w:val="24"/>
+              </w:rPr>
+            </w:r>
           </w:p>
         </w:tc>
         <w:tc>
@@ -2561,6 +3181,12 @@
                 <w:szCs w:val="24"/>
               </w:rPr>
             </w:pPr>
+            <w:r>
+              <w:rPr>
+                <w:sz w:val="24"/>
+                <w:szCs w:val="24"/>
+              </w:rPr>
+            </w:r>
             <w:r>
               <w:rPr>
                 <w:sz w:val="24"/>
@@ -2599,6 +3225,14 @@
               <w:rPr>
                 <w:sz w:val="24"/>
                 <w:szCs w:val="24"/>
+                <w:lang w:val="en-US"/>
+              </w:rPr>
+              <w:t xml:space="preserve">3 </w:t>
+            </w:r>
+            <w:r>
+              <w:rPr>
+                <w:sz w:val="24"/>
+                <w:szCs w:val="24"/>
               </w:rPr>
               <w:t xml:space="preserve">De kart moet een </w:t>
             </w:r>
@@ -2630,6 +3264,12 @@
                 <w:szCs w:val="24"/>
               </w:rPr>
               <w:t xml:space="preserve"> kunnen detecteren en de bijbehorende acties uitvoeren.</w:t>
+            </w:r>
+            <w:r>
+              <w:rPr>
+                <w:sz w:val="24"/>
+                <w:szCs w:val="24"/>
+              </w:rPr>
             </w:r>
             <w:r>
               <w:rPr>
@@ -2661,8 +3301,23 @@
                 <w:bCs/>
                 <w:sz w:val="24"/>
                 <w:szCs w:val="24"/>
+                <w:lang w:val="en-US"/>
+              </w:rPr>
+              <w:t xml:space="preserve">3.1 </w:t>
+            </w:r>
+            <w:r>
+              <w:rPr>
+                <w:bCs/>
+                <w:sz w:val="24"/>
+                <w:szCs w:val="24"/>
               </w:rPr>
               <w:t xml:space="preserve">Wij willen dat de camera een verkeersbord kan detecteren, zodat de kart verkeersborden kan volgen.</w:t>
+            </w:r>
+            <w:r>
+              <w:rPr>
+                <w:sz w:val="24"/>
+                <w:szCs w:val="24"/>
+              </w:rPr>
             </w:r>
             <w:r>
               <w:rPr>
@@ -2683,6 +3338,14 @@
                 <w:szCs w:val="24"/>
               </w:rPr>
             </w:pPr>
+            <w:r>
+              <w:rPr>
+                <w:bCs/>
+                <w:i/>
+                <w:sz w:val="24"/>
+                <w:szCs w:val="24"/>
+              </w:rPr>
+            </w:r>
             <w:r>
               <w:rPr>
                 <w:bCs/>
@@ -2736,6 +3399,14 @@
                 <w:szCs w:val="24"/>
               </w:rPr>
             </w:r>
+            <w:r>
+              <w:rPr>
+                <w:bCs/>
+                <w:i/>
+                <w:sz w:val="24"/>
+                <w:szCs w:val="24"/>
+              </w:rPr>
+            </w:r>
           </w:p>
         </w:tc>
         <w:tc>
@@ -2767,6 +3438,12 @@
                 <w:szCs w:val="24"/>
               </w:rPr>
             </w:r>
+            <w:r>
+              <w:rPr>
+                <w:sz w:val="24"/>
+                <w:szCs w:val="24"/>
+              </w:rPr>
+            </w:r>
           </w:p>
         </w:tc>
         <w:tc>
@@ -2798,6 +3475,12 @@
                 <w:szCs w:val="24"/>
               </w:rPr>
             </w:r>
+            <w:r>
+              <w:rPr>
+                <w:sz w:val="24"/>
+                <w:szCs w:val="24"/>
+              </w:rPr>
+            </w:r>
           </w:p>
         </w:tc>
         <w:tc>
@@ -2817,6 +3500,12 @@
                 <w:szCs w:val="24"/>
               </w:rPr>
             </w:pPr>
+            <w:r>
+              <w:rPr>
+                <w:sz w:val="24"/>
+                <w:szCs w:val="24"/>
+              </w:rPr>
+            </w:r>
             <w:r>
               <w:rPr>
                 <w:sz w:val="24"/>
@@ -2872,6 +3561,14 @@
                 <w:szCs w:val="24"/>
               </w:rPr>
             </w:r>
+            <w:r>
+              <w:rPr>
+                <w:i/>
+                <w:iCs/>
+                <w:sz w:val="24"/>
+                <w:szCs w:val="24"/>
+              </w:rPr>
+            </w:r>
           </w:p>
         </w:tc>
         <w:tc>
@@ -2896,8 +3593,22 @@
               <w:rPr>
                 <w:sz w:val="24"/>
                 <w:szCs w:val="24"/>
+                <w:lang w:val="en-US"/>
+              </w:rPr>
+              <w:t xml:space="preserve">3.2 </w:t>
+            </w:r>
+            <w:r>
+              <w:rPr>
+                <w:sz w:val="24"/>
+                <w:szCs w:val="24"/>
               </w:rPr>
               <w:t xml:space="preserve">Wij willen dat de kart verkeersborden kan herkennen, zodat de kart de bijhorende actie kan uitvoeren.</w:t>
+            </w:r>
+            <w:r>
+              <w:rPr>
+                <w:sz w:val="24"/>
+                <w:szCs w:val="24"/>
+              </w:rPr>
             </w:r>
             <w:r>
               <w:rPr>
@@ -2918,6 +3629,14 @@
                 <w:szCs w:val="24"/>
               </w:rPr>
             </w:pPr>
+            <w:r>
+              <w:rPr>
+                <w:i/>
+                <w:iCs/>
+                <w:sz w:val="24"/>
+                <w:szCs w:val="24"/>
+              </w:rPr>
+            </w:r>
             <w:r>
               <w:rPr>
                 <w:i/>
@@ -2972,6 +3691,14 @@
                 <w:szCs w:val="24"/>
               </w:rPr>
             </w:r>
+            <w:r>
+              <w:rPr>
+                <w:i/>
+                <w:iCs/>
+                <w:sz w:val="24"/>
+                <w:szCs w:val="24"/>
+              </w:rPr>
+            </w:r>
           </w:p>
         </w:tc>
         <w:tc>
@@ -3004,6 +3731,12 @@
                 <w:szCs w:val="24"/>
               </w:rPr>
             </w:r>
+            <w:r>
+              <w:rPr>
+                <w:sz w:val="24"/>
+                <w:szCs w:val="24"/>
+              </w:rPr>
+            </w:r>
           </w:p>
         </w:tc>
         <w:tc>
@@ -3036,6 +3769,12 @@
                 <w:szCs w:val="24"/>
               </w:rPr>
             </w:r>
+            <w:r>
+              <w:rPr>
+                <w:sz w:val="24"/>
+                <w:szCs w:val="24"/>
+              </w:rPr>
+            </w:r>
           </w:p>
         </w:tc>
         <w:tc>
@@ -3056,6 +3795,12 @@
                 <w:szCs w:val="24"/>
               </w:rPr>
             </w:pPr>
+            <w:r>
+              <w:rPr>
+                <w:sz w:val="24"/>
+                <w:szCs w:val="24"/>
+              </w:rPr>
+            </w:r>
             <w:r>
               <w:rPr>
                 <w:sz w:val="24"/>
@@ -3111,6 +3856,14 @@
                 <w:szCs w:val="24"/>
               </w:rPr>
             </w:r>
+            <w:r>
+              <w:rPr>
+                <w:i/>
+                <w:iCs/>
+                <w:sz w:val="24"/>
+                <w:szCs w:val="24"/>
+              </w:rPr>
+            </w:r>
           </w:p>
         </w:tc>
         <w:tc>
@@ -3142,8 +3895,9 @@
                 <w:iCs w:val="0"/>
                 <w:sz w:val="24"/>
                 <w:szCs w:val="24"/>
-              </w:rPr>
-              <w:t xml:space="preserve">Wij willen dat de kart de bijhorende actie uitvoert zodra hij een verkeersbord ziet</w:t>
+                <w:lang w:val="en-US"/>
+              </w:rPr>
+              <w:t xml:space="preserve">3.3 </w:t>
             </w:r>
             <w:r>
               <w:rPr>
@@ -3153,9 +3907,8 @@
                 <w:iCs w:val="0"/>
                 <w:sz w:val="24"/>
                 <w:szCs w:val="24"/>
-                <w:lang w:val="en-US"/>
-              </w:rPr>
-              <w:t xml:space="preserve">,</w:t>
+              </w:rPr>
+              <w:t xml:space="preserve">Wij willen dat de kart de bijhorende actie uitvoert zodra hij een verkeersbord ziet</w:t>
             </w:r>
             <w:r>
               <w:rPr>
@@ -3165,8 +3918,9 @@
                 <w:iCs w:val="0"/>
                 <w:sz w:val="24"/>
                 <w:szCs w:val="24"/>
-              </w:rPr>
-              <w:t xml:space="preserve"> zodat de kart zich aan de verkeersregels kan houden.</w:t>
+                <w:lang w:val="en-US"/>
+              </w:rPr>
+              <w:t xml:space="preserve">,</w:t>
             </w:r>
             <w:r>
               <w:rPr>
@@ -3174,6 +3928,26 @@
                 <w:bCs w:val="0"/>
                 <w:i w:val="0"/>
                 <w:iCs w:val="0"/>
+                <w:sz w:val="24"/>
+                <w:szCs w:val="24"/>
+              </w:rPr>
+              <w:t xml:space="preserve"> zodat de kart zich aan de verkeersregels kan houden.</w:t>
+            </w:r>
+            <w:r>
+              <w:rPr>
+                <w:b w:val="0"/>
+                <w:bCs w:val="0"/>
+                <w:i w:val="0"/>
+                <w:iCs w:val="0"/>
+                <w:sz w:val="24"/>
+                <w:szCs w:val="24"/>
+              </w:rPr>
+            </w:r>
+            <w:r>
+              <w:rPr>
+                <w:b w:val="0"/>
+                <w:bCs w:val="0"/>
+                <w:i w:val="0"/>
                 <w:sz w:val="24"/>
                 <w:szCs w:val="24"/>
               </w:rPr>
@@ -3191,6 +3965,14 @@
                 <w:szCs w:val="24"/>
               </w:rPr>
             </w:pPr>
+            <w:r>
+              <w:rPr>
+                <w:i/>
+                <w:iCs/>
+                <w:sz w:val="24"/>
+                <w:szCs w:val="24"/>
+              </w:rPr>
+            </w:r>
             <w:r>
               <w:rPr>
                 <w:i/>
@@ -3239,6 +4021,12 @@
                 <w:szCs w:val="24"/>
               </w:rPr>
             </w:r>
+            <w:r>
+              <w:rPr>
+                <w:sz w:val="24"/>
+                <w:szCs w:val="24"/>
+              </w:rPr>
+            </w:r>
           </w:p>
         </w:tc>
         <w:tc>
@@ -3271,6 +4059,12 @@
                 <w:szCs w:val="24"/>
               </w:rPr>
             </w:r>
+            <w:r>
+              <w:rPr>
+                <w:sz w:val="24"/>
+                <w:szCs w:val="24"/>
+              </w:rPr>
+            </w:r>
           </w:p>
         </w:tc>
         <w:tc>
@@ -3303,6 +4097,12 @@
                 <w:szCs w:val="24"/>
               </w:rPr>
             </w:r>
+            <w:r>
+              <w:rPr>
+                <w:sz w:val="24"/>
+                <w:szCs w:val="24"/>
+              </w:rPr>
+            </w:r>
           </w:p>
         </w:tc>
         <w:tc>
@@ -3323,6 +4123,12 @@
                 <w:szCs w:val="24"/>
               </w:rPr>
             </w:pPr>
+            <w:r>
+              <w:rPr>
+                <w:sz w:val="24"/>
+                <w:szCs w:val="24"/>
+              </w:rPr>
+            </w:r>
             <w:r>
               <w:rPr>
                 <w:sz w:val="24"/>
@@ -3362,8 +4168,23 @@
                 <w:bCs/>
                 <w:sz w:val="24"/>
                 <w:szCs w:val="24"/>
+                <w:lang w:val="en-US"/>
+              </w:rPr>
+              <w:t xml:space="preserve">4 </w:t>
+            </w:r>
+            <w:r>
+              <w:rPr>
+                <w:bCs/>
+                <w:sz w:val="24"/>
+                <w:szCs w:val="24"/>
               </w:rPr>
               <w:t xml:space="preserve">De kart moet een stilstaand voertuig kunnen detecteren en ontwijken.</w:t>
+            </w:r>
+            <w:r>
+              <w:rPr>
+                <w:sz w:val="24"/>
+                <w:szCs w:val="24"/>
+              </w:rPr>
             </w:r>
             <w:r>
               <w:rPr>
@@ -3382,6 +4203,12 @@
                 <w:szCs w:val="24"/>
               </w:rPr>
             </w:pPr>
+            <w:r>
+              <w:rPr>
+                <w:sz w:val="24"/>
+                <w:szCs w:val="24"/>
+              </w:rPr>
+            </w:r>
             <w:r>
               <w:rPr>
                 <w:sz w:val="24"/>
@@ -3417,6 +4244,14 @@
               <w:rPr>
                 <w:sz w:val="24"/>
                 <w:szCs w:val="24"/>
+                <w:lang w:val="en-US"/>
+              </w:rPr>
+              <w:t xml:space="preserve">4.1 </w:t>
+            </w:r>
+            <w:r>
+              <w:rPr>
+                <w:sz w:val="24"/>
+                <w:szCs w:val="24"/>
               </w:rPr>
               <w:t xml:space="preserve">Wij willen data van de </w:t>
             </w:r>
@@ -3447,6 +4282,12 @@
                 <w:szCs w:val="24"/>
               </w:rPr>
               <w:t xml:space="preserve">zodat de kart dit kan gebruiken om objecten te detecteren</w:t>
+            </w:r>
+            <w:r>
+              <w:rPr>
+                <w:sz w:val="24"/>
+                <w:szCs w:val="24"/>
+              </w:rPr>
             </w:r>
             <w:r>
               <w:rPr>
@@ -3471,6 +4312,14 @@
               <w:rPr>
                 <w:i/>
                 <w:iCs/>
+                <w:sz w:val="24"/>
+                <w:szCs w:val="24"/>
+              </w:rPr>
+            </w:r>
+            <w:r>
+              <w:rPr>
+                <w:bCs/>
+                <w:i/>
                 <w:sz w:val="24"/>
                 <w:szCs w:val="24"/>
               </w:rPr>
@@ -3539,6 +4388,14 @@
                 <w:szCs w:val="24"/>
               </w:rPr>
             </w:r>
+            <w:r>
+              <w:rPr>
+                <w:bCs/>
+                <w:i/>
+                <w:sz w:val="24"/>
+                <w:szCs w:val="24"/>
+              </w:rPr>
+            </w:r>
           </w:p>
         </w:tc>
         <w:tc>
@@ -3570,6 +4427,12 @@
                 <w:szCs w:val="24"/>
               </w:rPr>
             </w:r>
+            <w:r>
+              <w:rPr>
+                <w:sz w:val="24"/>
+                <w:szCs w:val="24"/>
+              </w:rPr>
+            </w:r>
           </w:p>
         </w:tc>
         <w:tc>
@@ -3601,6 +4464,12 @@
                 <w:szCs w:val="24"/>
               </w:rPr>
             </w:r>
+            <w:r>
+              <w:rPr>
+                <w:sz w:val="24"/>
+                <w:szCs w:val="24"/>
+              </w:rPr>
+            </w:r>
           </w:p>
         </w:tc>
         <w:tc>
@@ -3620,6 +4489,12 @@
                 <w:szCs w:val="24"/>
               </w:rPr>
             </w:pPr>
+            <w:r>
+              <w:rPr>
+                <w:sz w:val="24"/>
+                <w:szCs w:val="24"/>
+              </w:rPr>
+            </w:r>
             <w:r>
               <w:rPr>
                 <w:sz w:val="24"/>
@@ -3672,6 +4547,13 @@
                 <w:szCs w:val="24"/>
               </w:rPr>
             </w:r>
+            <w:r>
+              <w:rPr>
+                <w:bCs/>
+                <w:sz w:val="24"/>
+                <w:szCs w:val="24"/>
+              </w:rPr>
+            </w:r>
           </w:p>
         </w:tc>
         <w:tc>
@@ -3690,14 +4572,23 @@
               <w:rPr>
                 <w:sz w:val="24"/>
                 <w:szCs w:val="24"/>
-                <w:highlight w:val="green"/>
+                <w:highlight w:val="none"/>
               </w:rPr>
             </w:pPr>
             <w:r>
               <w:rPr>
                 <w:sz w:val="24"/>
                 <w:szCs w:val="24"/>
-                <w:highlight w:val="green"/>
+                <w:highlight w:val="none"/>
+                <w:lang w:val="en-US"/>
+              </w:rPr>
+              <w:t xml:space="preserve">4.2 </w:t>
+            </w:r>
+            <w:r>
+              <w:rPr>
+                <w:sz w:val="24"/>
+                <w:szCs w:val="24"/>
+                <w:highlight w:val="none"/>
               </w:rPr>
               <w:t xml:space="preserve">Wij willen de gekregen data van de </w:t>
             </w:r>
@@ -3705,7 +4596,7 @@
               <w:rPr>
                 <w:sz w:val="24"/>
                 <w:szCs w:val="24"/>
-                <w:highlight w:val="green"/>
+                <w:highlight w:val="none"/>
               </w:rPr>
               <w:t xml:space="preserve">lidar</w:t>
             </w:r>
@@ -3713,7 +4604,7 @@
               <w:rPr>
                 <w:sz w:val="24"/>
                 <w:szCs w:val="24"/>
-                <w:highlight w:val="green"/>
+                <w:highlight w:val="none"/>
               </w:rPr>
               <w:t xml:space="preserve"> sensor gebruiken om obstakels te herkennen, zodat de kart </w:t>
             </w:r>
@@ -3721,7 +4612,7 @@
               <w:rPr>
                 <w:sz w:val="24"/>
                 <w:szCs w:val="24"/>
-                <w:highlight w:val="green"/>
+                <w:highlight w:val="none"/>
                 <w:lang w:val="en-US"/>
               </w:rPr>
               <w:t xml:space="preserve">weet dat er een obstakel voor zich is.</w:t>
@@ -3730,7 +4621,14 @@
               <w:rPr>
                 <w:sz w:val="24"/>
                 <w:szCs w:val="24"/>
-                <w:highlight w:val="green"/>
+                <w:highlight w:val="none"/>
+              </w:rPr>
+            </w:r>
+            <w:r>
+              <w:rPr>
+                <w:sz w:val="24"/>
+                <w:szCs w:val="24"/>
+                <w:highlight w:val="none"/>
               </w:rPr>
             </w:r>
           </w:p>
@@ -3746,6 +4644,14 @@
                 <w:szCs w:val="24"/>
               </w:rPr>
             </w:pPr>
+            <w:r>
+              <w:rPr>
+                <w:i/>
+                <w:iCs/>
+                <w:sz w:val="24"/>
+                <w:szCs w:val="24"/>
+              </w:rPr>
+            </w:r>
             <w:r>
               <w:rPr>
                 <w:i/>
@@ -3800,6 +4706,14 @@
                 <w:szCs w:val="24"/>
               </w:rPr>
             </w:r>
+            <w:r>
+              <w:rPr>
+                <w:i/>
+                <w:iCs/>
+                <w:sz w:val="24"/>
+                <w:szCs w:val="24"/>
+              </w:rPr>
+            </w:r>
           </w:p>
         </w:tc>
         <w:tc>
@@ -3832,6 +4746,12 @@
                 <w:szCs w:val="24"/>
               </w:rPr>
             </w:r>
+            <w:r>
+              <w:rPr>
+                <w:sz w:val="24"/>
+                <w:szCs w:val="24"/>
+              </w:rPr>
+            </w:r>
           </w:p>
         </w:tc>
         <w:tc>
@@ -3864,6 +4784,12 @@
                 <w:szCs w:val="24"/>
               </w:rPr>
             </w:r>
+            <w:r>
+              <w:rPr>
+                <w:sz w:val="24"/>
+                <w:szCs w:val="24"/>
+              </w:rPr>
+            </w:r>
           </w:p>
         </w:tc>
         <w:tc>
@@ -3884,6 +4810,12 @@
                 <w:szCs w:val="24"/>
               </w:rPr>
             </w:pPr>
+            <w:r>
+              <w:rPr>
+                <w:sz w:val="24"/>
+                <w:szCs w:val="24"/>
+              </w:rPr>
+            </w:r>
             <w:r>
               <w:rPr>
                 <w:sz w:val="24"/>
@@ -3936,6 +4868,13 @@
                 <w:szCs w:val="24"/>
               </w:rPr>
             </w:r>
+            <w:r>
+              <w:rPr>
+                <w:bCs/>
+                <w:sz w:val="24"/>
+                <w:szCs w:val="24"/>
+              </w:rPr>
+            </w:r>
           </w:p>
         </w:tc>
         <w:tc>
@@ -3965,8 +4904,9 @@
                 <w:bCs w:val="0"/>
                 <w:sz w:val="24"/>
                 <w:szCs w:val="24"/>
-              </w:rPr>
-              <w:t xml:space="preserve">Wij willen dat de kart weet waar het obstakel is en daarvoor afremt</w:t>
+                <w:lang w:val="en-US"/>
+              </w:rPr>
+              <w:t xml:space="preserve">4.3 </w:t>
             </w:r>
             <w:r>
               <w:rPr>
@@ -3974,9 +4914,8 @@
                 <w:bCs w:val="0"/>
                 <w:sz w:val="24"/>
                 <w:szCs w:val="24"/>
-                <w:lang w:val="en-US"/>
-              </w:rPr>
-              <w:t xml:space="preserve">,</w:t>
+              </w:rPr>
+              <w:t xml:space="preserve">Wij willen dat de kart weet waar het obstakel is en daarvoor afremt</w:t>
             </w:r>
             <w:r>
               <w:rPr>
@@ -3986,7 +4925,7 @@
                 <w:szCs w:val="24"/>
                 <w:lang w:val="en-US"/>
               </w:rPr>
-              <w:t xml:space="preserve"> </w:t>
+              <w:t xml:space="preserve">,</w:t>
             </w:r>
             <w:r>
               <w:rPr>
@@ -3994,8 +4933,9 @@
                 <w:bCs w:val="0"/>
                 <w:sz w:val="24"/>
                 <w:szCs w:val="24"/>
-              </w:rPr>
-              <w:t xml:space="preserve">zodat hij er niet tegenaan gaat rijden.</w:t>
+                <w:lang w:val="en-US"/>
+              </w:rPr>
+              <w:t xml:space="preserve"> </w:t>
             </w:r>
             <w:r>
               <w:rPr>
@@ -4003,6 +4943,24 @@
                 <w:bCs w:val="0"/>
                 <w:sz w:val="24"/>
                 <w:szCs w:val="24"/>
+              </w:rPr>
+              <w:t xml:space="preserve">zodat hij er niet tegenaan gaat rijden.</w:t>
+            </w:r>
+            <w:r>
+              <w:rPr>
+                <w:b w:val="0"/>
+                <w:bCs w:val="0"/>
+                <w:sz w:val="24"/>
+                <w:szCs w:val="24"/>
+              </w:rPr>
+            </w:r>
+            <w:r>
+              <w:rPr>
+                <w:b w:val="0"/>
+                <w:bCs w:val="0"/>
+                <w:sz w:val="24"/>
+                <w:szCs w:val="24"/>
+                <w:highlight w:val="none"/>
               </w:rPr>
             </w:r>
           </w:p>
@@ -4042,7 +5000,6 @@
                 <w:bCs/>
                 <w:sz w:val="24"/>
                 <w:szCs w:val="24"/>
-                <w:highlight w:val="none"/>
               </w:rPr>
             </w:r>
           </w:p>
@@ -4083,6 +5040,14 @@
                 <w:szCs w:val="24"/>
               </w:rPr>
             </w:r>
+            <w:r>
+              <w:rPr>
+                <w:i/>
+                <w:iCs/>
+                <w:sz w:val="24"/>
+                <w:szCs w:val="24"/>
+              </w:rPr>
+            </w:r>
           </w:p>
         </w:tc>
         <w:tc>
@@ -4115,6 +5080,12 @@
                 <w:szCs w:val="24"/>
               </w:rPr>
             </w:r>
+            <w:r>
+              <w:rPr>
+                <w:sz w:val="24"/>
+                <w:szCs w:val="24"/>
+              </w:rPr>
+            </w:r>
           </w:p>
         </w:tc>
         <w:tc>
@@ -4147,6 +5118,12 @@
                 <w:szCs w:val="24"/>
               </w:rPr>
             </w:r>
+            <w:r>
+              <w:rPr>
+                <w:sz w:val="24"/>
+                <w:szCs w:val="24"/>
+              </w:rPr>
+            </w:r>
           </w:p>
         </w:tc>
         <w:tc>
@@ -4167,6 +5144,12 @@
                 <w:szCs w:val="24"/>
               </w:rPr>
             </w:pPr>
+            <w:r>
+              <w:rPr>
+                <w:sz w:val="24"/>
+                <w:szCs w:val="24"/>
+              </w:rPr>
+            </w:r>
             <w:r>
               <w:rPr>
                 <w:sz w:val="24"/>
@@ -4218,6 +5201,13 @@
                 <w:szCs w:val="24"/>
               </w:rPr>
             </w:r>
+            <w:r>
+              <w:rPr>
+                <w:bCs/>
+                <w:sz w:val="24"/>
+                <w:szCs w:val="24"/>
+              </w:rPr>
+            </w:r>
           </w:p>
         </w:tc>
         <w:tc>
@@ -4249,19 +5239,33 @@
                 <w:iCs w:val="0"/>
                 <w:sz w:val="24"/>
                 <w:szCs w:val="24"/>
-                <w:highlight w:val="green"/>
+                <w:highlight w:val="none"/>
                 <w:lang w:val="en-US"/>
               </w:rPr>
-              <w:t xml:space="preserve">Wij willen dat als de lidar sensor een obstakel detecteerd dat, samen met de camera, de kart op een correcte wijze van baan wisselt om het obstakel te vermijden, zodat de kart zich aan de verkeersregels houdt en niet tegen het obstakel aan rijdt.</w:t>
+              <w:t xml:space="preserve">4.4 Wij willen dat de lidar en camera samenwerken om een obstakel te detecteren, zodat de kart correct van baan wisselt en het obstakel vermijdt.</w:t>
             </w:r>
             <w:r>
               <w:rPr>
                 <w:b w:val="0"/>
                 <w:bCs w:val="0"/>
                 <w:i w:val="0"/>
-                <w:sz w:val="24"/>
-                <w:szCs w:val="24"/>
-                <w:highlight w:val="green"/>
+                <w:iCs w:val="0"/>
+                <w:sz w:val="24"/>
+                <w:szCs w:val="24"/>
+                <w:highlight w:val="none"/>
+                <w:lang w:val="en-US"/>
+              </w:rPr>
+            </w:r>
+            <w:r>
+              <w:rPr>
+                <w:b w:val="0"/>
+                <w:bCs w:val="0"/>
+                <w:i w:val="0"/>
+                <w:iCs w:val="0"/>
+                <w:sz w:val="24"/>
+                <w:szCs w:val="24"/>
+                <w:highlight w:val="none"/>
+                <w:lang w:val="en-US"/>
               </w:rPr>
             </w:r>
           </w:p>
@@ -4299,6 +5303,17 @@
                 <w:sz w:val="24"/>
                 <w:szCs w:val="24"/>
                 <w:highlight w:val="cyan"/>
+              </w:rPr>
+            </w:r>
+            <w:r>
+              <w:rPr>
+                <w:b/>
+                <w:bCs/>
+                <w:i/>
+                <w:iCs/>
+                <w:sz w:val="24"/>
+                <w:szCs w:val="24"/>
+                <w:highlight w:val="none"/>
               </w:rPr>
             </w:r>
           </w:p>
@@ -4338,6 +5353,14 @@
                 <w:szCs w:val="24"/>
               </w:rPr>
             </w:r>
+            <w:r>
+              <w:rPr>
+                <w:i/>
+                <w:iCs/>
+                <w:sz w:val="24"/>
+                <w:szCs w:val="24"/>
+              </w:rPr>
+            </w:r>
           </w:p>
         </w:tc>
         <w:tc>
@@ -4369,6 +5392,12 @@
                 <w:szCs w:val="24"/>
               </w:rPr>
             </w:r>
+            <w:r>
+              <w:rPr>
+                <w:sz w:val="24"/>
+                <w:szCs w:val="24"/>
+              </w:rPr>
+            </w:r>
           </w:p>
         </w:tc>
         <w:tc>
@@ -4400,6 +5429,12 @@
                 <w:szCs w:val="24"/>
               </w:rPr>
             </w:r>
+            <w:r>
+              <w:rPr>
+                <w:sz w:val="24"/>
+                <w:szCs w:val="24"/>
+              </w:rPr>
+            </w:r>
           </w:p>
         </w:tc>
         <w:tc>
@@ -4419,6 +5454,12 @@
                 <w:szCs w:val="24"/>
               </w:rPr>
             </w:pPr>
+            <w:r>
+              <w:rPr>
+                <w:sz w:val="24"/>
+                <w:szCs w:val="24"/>
+              </w:rPr>
+            </w:r>
             <w:r>
               <w:rPr>
                 <w:sz w:val="24"/>
@@ -4457,27 +5498,19 @@
               <w:rPr>
                 <w:sz w:val="24"/>
                 <w:szCs w:val="24"/>
+                <w:lang w:val="en-US"/>
+              </w:rPr>
+              <w:t xml:space="preserve">5 </w:t>
+            </w:r>
+            <w:r>
+              <w:rPr>
+                <w:sz w:val="24"/>
+                <w:szCs w:val="24"/>
               </w:rPr>
               <w:t xml:space="preserve">De kart moet een voetganger kunnen detecteren en daarvoor stoppen als deze over een zebrapad loopt.</w:t>
             </w:r>
             <w:r>
               <w:rPr>
-                <w:sz w:val="24"/>
-                <w:szCs w:val="24"/>
-              </w:rPr>
-            </w:r>
-            <w:r>
-              <w:rPr>
-                <w:bCs/>
-                <w:i/>
-                <w:sz w:val="24"/>
-                <w:szCs w:val="24"/>
-              </w:rPr>
-            </w:r>
-            <w:r>
-              <w:rPr>
-                <w:bCs/>
-                <w:i/>
                 <w:sz w:val="24"/>
                 <w:szCs w:val="24"/>
               </w:rPr>
@@ -4515,8 +5548,9 @@
                 <w:bCs w:val="0"/>
                 <w:sz w:val="24"/>
                 <w:szCs w:val="24"/>
-              </w:rPr>
-              <w:t xml:space="preserve">Wij willen dat de camera een persoon kan detecteren</w:t>
+                <w:lang w:val="en-US"/>
+              </w:rPr>
+              <w:t xml:space="preserve">5.1 </w:t>
             </w:r>
             <w:r>
               <w:rPr>
@@ -4525,7 +5559,7 @@
                 <w:sz w:val="24"/>
                 <w:szCs w:val="24"/>
               </w:rPr>
-              <w:t xml:space="preserve"> die op of langs de baan staat</w:t>
+              <w:t xml:space="preserve">Wij willen dat de camera een persoon kan detecteren</w:t>
             </w:r>
             <w:r>
               <w:rPr>
@@ -4534,7 +5568,7 @@
                 <w:sz w:val="24"/>
                 <w:szCs w:val="24"/>
               </w:rPr>
-              <w:t xml:space="preserve">, zodat de kart </w:t>
+              <w:t xml:space="preserve"> die op of langs de baan staat</w:t>
             </w:r>
             <w:r>
               <w:rPr>
@@ -4543,7 +5577,24 @@
                 <w:sz w:val="24"/>
                 <w:szCs w:val="24"/>
               </w:rPr>
+              <w:t xml:space="preserve">, zodat de kart </w:t>
+            </w:r>
+            <w:r>
+              <w:rPr>
+                <w:b w:val="0"/>
+                <w:bCs w:val="0"/>
+                <w:sz w:val="24"/>
+                <w:szCs w:val="24"/>
+              </w:rPr>
               <w:t xml:space="preserve">kan herkennen dat er iemand wilt oversteken.</w:t>
+            </w:r>
+            <w:r>
+              <w:rPr>
+                <w:b w:val="0"/>
+                <w:bCs w:val="0"/>
+                <w:sz w:val="24"/>
+                <w:szCs w:val="24"/>
+              </w:rPr>
             </w:r>
             <w:r>
               <w:rPr>
@@ -4600,6 +5651,14 @@
                 <w:szCs w:val="24"/>
               </w:rPr>
             </w:r>
+            <w:r>
+              <w:rPr>
+                <w:bCs/>
+                <w:i/>
+                <w:sz w:val="24"/>
+                <w:szCs w:val="24"/>
+              </w:rPr>
+            </w:r>
           </w:p>
         </w:tc>
         <w:tc>
@@ -4631,6 +5690,12 @@
                 <w:szCs w:val="24"/>
               </w:rPr>
             </w:r>
+            <w:r>
+              <w:rPr>
+                <w:sz w:val="24"/>
+                <w:szCs w:val="24"/>
+              </w:rPr>
+            </w:r>
           </w:p>
         </w:tc>
         <w:tc>
@@ -4662,6 +5727,12 @@
                 <w:szCs w:val="24"/>
               </w:rPr>
             </w:r>
+            <w:r>
+              <w:rPr>
+                <w:sz w:val="24"/>
+                <w:szCs w:val="24"/>
+              </w:rPr>
+            </w:r>
           </w:p>
         </w:tc>
         <w:tc>
@@ -4681,6 +5752,12 @@
                 <w:szCs w:val="24"/>
               </w:rPr>
             </w:pPr>
+            <w:r>
+              <w:rPr>
+                <w:sz w:val="24"/>
+                <w:szCs w:val="24"/>
+              </w:rPr>
+            </w:r>
             <w:r>
               <w:rPr>
                 <w:sz w:val="24"/>
@@ -4733,6 +5810,14 @@
                 <w:szCs w:val="24"/>
               </w:rPr>
             </w:r>
+            <w:r>
+              <w:rPr>
+                <w:bCs/>
+                <w:i/>
+                <w:sz w:val="24"/>
+                <w:szCs w:val="24"/>
+              </w:rPr>
+            </w:r>
           </w:p>
         </w:tc>
         <w:tc>
@@ -4763,8 +5848,9 @@
                 <w:iCs w:val="0"/>
                 <w:sz w:val="24"/>
                 <w:szCs w:val="24"/>
-              </w:rPr>
-              <w:t xml:space="preserve">Wij willen dat de camera een zebrapad kan detecteren, zodat de kart </w:t>
+                <w:lang w:val="en-US"/>
+              </w:rPr>
+              <w:t xml:space="preserve">5.2 </w:t>
             </w:r>
             <w:r>
               <w:rPr>
@@ -4775,7 +5861,7 @@
                 <w:sz w:val="24"/>
                 <w:szCs w:val="24"/>
               </w:rPr>
-              <w:t xml:space="preserve">weet waar er mogelijk een voetganger wilt oversteken.</w:t>
+              <w:t xml:space="preserve">Wij willen dat de camera een zebrapad kan detecteren, zodat de kart </w:t>
             </w:r>
             <w:r>
               <w:rPr>
@@ -4783,6 +5869,26 @@
                 <w:bCs w:val="0"/>
                 <w:i w:val="0"/>
                 <w:iCs w:val="0"/>
+                <w:sz w:val="24"/>
+                <w:szCs w:val="24"/>
+              </w:rPr>
+              <w:t xml:space="preserve">weet waar er mogelijk een voetganger wilt oversteken.</w:t>
+            </w:r>
+            <w:r>
+              <w:rPr>
+                <w:b w:val="0"/>
+                <w:bCs w:val="0"/>
+                <w:i w:val="0"/>
+                <w:iCs w:val="0"/>
+                <w:sz w:val="24"/>
+                <w:szCs w:val="24"/>
+              </w:rPr>
+            </w:r>
+            <w:r>
+              <w:rPr>
+                <w:b w:val="0"/>
+                <w:bCs w:val="0"/>
+                <w:i w:val="0"/>
                 <w:sz w:val="24"/>
                 <w:szCs w:val="24"/>
               </w:rPr>
@@ -4800,6 +5906,14 @@
                 <w:szCs w:val="24"/>
               </w:rPr>
             </w:pPr>
+            <w:r>
+              <w:rPr>
+                <w:bCs/>
+                <w:i/>
+                <w:sz w:val="24"/>
+                <w:szCs w:val="24"/>
+              </w:rPr>
+            </w:r>
             <w:r>
               <w:rPr>
                 <w:bCs/>
@@ -4853,6 +5967,14 @@
                 <w:szCs w:val="24"/>
               </w:rPr>
             </w:r>
+            <w:r>
+              <w:rPr>
+                <w:bCs/>
+                <w:i/>
+                <w:sz w:val="24"/>
+                <w:szCs w:val="24"/>
+              </w:rPr>
+            </w:r>
           </w:p>
         </w:tc>
         <w:tc>
@@ -4884,6 +6006,12 @@
                 <w:szCs w:val="24"/>
               </w:rPr>
             </w:r>
+            <w:r>
+              <w:rPr>
+                <w:sz w:val="24"/>
+                <w:szCs w:val="24"/>
+              </w:rPr>
+            </w:r>
           </w:p>
         </w:tc>
         <w:tc>
@@ -4915,6 +6043,12 @@
                 <w:szCs w:val="24"/>
               </w:rPr>
             </w:r>
+            <w:r>
+              <w:rPr>
+                <w:sz w:val="24"/>
+                <w:szCs w:val="24"/>
+              </w:rPr>
+            </w:r>
           </w:p>
         </w:tc>
         <w:tc>
@@ -4934,6 +6068,12 @@
                 <w:szCs w:val="24"/>
               </w:rPr>
             </w:pPr>
+            <w:r>
+              <w:rPr>
+                <w:sz w:val="24"/>
+                <w:szCs w:val="24"/>
+              </w:rPr>
+            </w:r>
             <w:r>
               <w:rPr>
                 <w:sz w:val="24"/>
@@ -4986,6 +6126,14 @@
                 <w:szCs w:val="24"/>
               </w:rPr>
             </w:r>
+            <w:r>
+              <w:rPr>
+                <w:bCs/>
+                <w:i/>
+                <w:sz w:val="24"/>
+                <w:szCs w:val="24"/>
+              </w:rPr>
+            </w:r>
           </w:p>
         </w:tc>
         <w:tc>
@@ -5013,8 +6161,9 @@
                 <w:bCs w:val="0"/>
                 <w:sz w:val="24"/>
                 <w:szCs w:val="24"/>
-              </w:rPr>
-              <w:t xml:space="preserve">Wij willen dat wanneer de kart een </w:t>
+                <w:lang w:val="en-US"/>
+              </w:rPr>
+              <w:t xml:space="preserve">5.3 </w:t>
             </w:r>
             <w:r>
               <w:rPr>
@@ -5023,7 +6172,24 @@
                 <w:sz w:val="24"/>
                 <w:szCs w:val="24"/>
               </w:rPr>
+              <w:t xml:space="preserve">Wij willen dat wanneer de kart een </w:t>
+            </w:r>
+            <w:r>
+              <w:rPr>
+                <w:b w:val="0"/>
+                <w:bCs w:val="0"/>
+                <w:sz w:val="24"/>
+                <w:szCs w:val="24"/>
+              </w:rPr>
               <w:t xml:space="preserve">persoon en een zebrapad detecteert de kart tot stilstand komt voor het zebrapad, zodat er geen ongelukken veroorzaakt gaan worden.</w:t>
+            </w:r>
+            <w:r>
+              <w:rPr>
+                <w:b w:val="0"/>
+                <w:bCs w:val="0"/>
+                <w:sz w:val="24"/>
+                <w:szCs w:val="24"/>
+              </w:rPr>
             </w:r>
             <w:r>
               <w:rPr>
@@ -5050,6 +6216,14 @@
               <w:rPr>
                 <w:i/>
                 <w:iCs/>
+                <w:sz w:val="24"/>
+                <w:szCs w:val="24"/>
+              </w:rPr>
+            </w:r>
+            <w:r>
+              <w:rPr>
+                <w:bCs/>
+                <w:i/>
                 <w:sz w:val="24"/>
                 <w:szCs w:val="24"/>
               </w:rPr>
@@ -5099,6 +6273,14 @@
                 <w:szCs w:val="24"/>
               </w:rPr>
             </w:r>
+            <w:r>
+              <w:rPr>
+                <w:bCs/>
+                <w:i/>
+                <w:sz w:val="24"/>
+                <w:szCs w:val="24"/>
+              </w:rPr>
+            </w:r>
           </w:p>
         </w:tc>
         <w:tc>
@@ -5130,6 +6312,12 @@
                 <w:szCs w:val="24"/>
               </w:rPr>
             </w:r>
+            <w:r>
+              <w:rPr>
+                <w:sz w:val="24"/>
+                <w:szCs w:val="24"/>
+              </w:rPr>
+            </w:r>
           </w:p>
         </w:tc>
         <w:tc>
@@ -5161,6 +6349,12 @@
                 <w:szCs w:val="24"/>
               </w:rPr>
             </w:r>
+            <w:r>
+              <w:rPr>
+                <w:sz w:val="24"/>
+                <w:szCs w:val="24"/>
+              </w:rPr>
+            </w:r>
           </w:p>
         </w:tc>
         <w:tc>
@@ -5180,6 +6374,12 @@
                 <w:szCs w:val="24"/>
               </w:rPr>
             </w:pPr>
+            <w:r>
+              <w:rPr>
+                <w:sz w:val="24"/>
+                <w:szCs w:val="24"/>
+              </w:rPr>
+            </w:r>
             <w:r>
               <w:rPr>
                 <w:sz w:val="24"/>
@@ -5235,6 +6435,14 @@
                 <w:szCs w:val="24"/>
               </w:rPr>
             </w:r>
+            <w:r>
+              <w:rPr>
+                <w:i/>
+                <w:iCs/>
+                <w:sz w:val="24"/>
+                <w:szCs w:val="24"/>
+              </w:rPr>
+            </w:r>
           </w:p>
         </w:tc>
         <w:tc>
@@ -5263,8 +6471,26 @@
                 <w:bCs w:val="0"/>
                 <w:sz w:val="24"/>
                 <w:szCs w:val="24"/>
+                <w:lang w:val="en-US"/>
+              </w:rPr>
+              <w:t xml:space="preserve">5.4</w:t>
+            </w:r>
+            <w:r>
+              <w:rPr>
+                <w:b w:val="0"/>
+                <w:bCs w:val="0"/>
+                <w:sz w:val="24"/>
+                <w:szCs w:val="24"/>
               </w:rPr>
               <w:t xml:space="preserve">Wij willen dat als de kart een persoon detecteert, tussen de witte lijnen, hij tot stilstand komt, zodat hij geen ongelukken veroorzaakt.</w:t>
+            </w:r>
+            <w:r>
+              <w:rPr>
+                <w:b w:val="0"/>
+                <w:bCs w:val="0"/>
+                <w:sz w:val="24"/>
+                <w:szCs w:val="24"/>
+              </w:rPr>
             </w:r>
             <w:r>
               <w:rPr>
@@ -5288,6 +6514,14 @@
                 <w:szCs w:val="24"/>
               </w:rPr>
             </w:pPr>
+            <w:r>
+              <w:rPr>
+                <w:i/>
+                <w:iCs/>
+                <w:sz w:val="24"/>
+                <w:szCs w:val="24"/>
+              </w:rPr>
+            </w:r>
             <w:r>
               <w:rPr>
                 <w:i/>
@@ -5342,6 +6576,14 @@
                 <w:szCs w:val="24"/>
               </w:rPr>
             </w:r>
+            <w:r>
+              <w:rPr>
+                <w:i/>
+                <w:iCs/>
+                <w:sz w:val="24"/>
+                <w:szCs w:val="24"/>
+              </w:rPr>
+            </w:r>
           </w:p>
         </w:tc>
         <w:tc>
@@ -5374,6 +6616,12 @@
                 <w:szCs w:val="24"/>
               </w:rPr>
             </w:r>
+            <w:r>
+              <w:rPr>
+                <w:sz w:val="24"/>
+                <w:szCs w:val="24"/>
+              </w:rPr>
+            </w:r>
           </w:p>
         </w:tc>
         <w:tc>
@@ -5406,6 +6654,12 @@
                 <w:szCs w:val="24"/>
               </w:rPr>
             </w:r>
+            <w:r>
+              <w:rPr>
+                <w:sz w:val="24"/>
+                <w:szCs w:val="24"/>
+              </w:rPr>
+            </w:r>
           </w:p>
         </w:tc>
         <w:tc>
@@ -5426,6 +6680,12 @@
                 <w:szCs w:val="24"/>
               </w:rPr>
             </w:pPr>
+            <w:r>
+              <w:rPr>
+                <w:sz w:val="24"/>
+                <w:szCs w:val="24"/>
+              </w:rPr>
+            </w:r>
             <w:r>
               <w:rPr>
                 <w:sz w:val="24"/>
@@ -5464,27 +6724,19 @@
               <w:rPr>
                 <w:sz w:val="24"/>
                 <w:szCs w:val="24"/>
+                <w:lang w:val="en-US"/>
+              </w:rPr>
+              <w:t xml:space="preserve">6 </w:t>
+            </w:r>
+            <w:r>
+              <w:rPr>
+                <w:sz w:val="24"/>
+                <w:szCs w:val="24"/>
               </w:rPr>
               <w:t xml:space="preserve">De kart moet een route kunnen aanmaken/opnemen en die daarna volgen.</w:t>
             </w:r>
             <w:r>
               <w:rPr>
-                <w:sz w:val="24"/>
-                <w:szCs w:val="24"/>
-              </w:rPr>
-            </w:r>
-            <w:r>
-              <w:rPr>
-                <w:bCs/>
-                <w:i/>
-                <w:sz w:val="24"/>
-                <w:szCs w:val="24"/>
-              </w:rPr>
-            </w:r>
-            <w:r>
-              <w:rPr>
-                <w:bCs/>
-                <w:i/>
                 <w:sz w:val="24"/>
                 <w:szCs w:val="24"/>
               </w:rPr>
@@ -5518,8 +6770,22 @@
               <w:rPr>
                 <w:sz w:val="24"/>
                 <w:szCs w:val="24"/>
+                <w:lang w:val="en-US"/>
+              </w:rPr>
+              <w:t xml:space="preserve">6.1 </w:t>
+            </w:r>
+            <w:r>
+              <w:rPr>
+                <w:sz w:val="24"/>
+                <w:szCs w:val="24"/>
               </w:rPr>
               <w:t xml:space="preserve">Wij willen onderzoeken of de kart een GPS module heeft en hoe deze gebruikt kan worden, zodat wij een route voor de kart kunnen tekenen.</w:t>
+            </w:r>
+            <w:r>
+              <w:rPr>
+                <w:sz w:val="24"/>
+                <w:szCs w:val="24"/>
+              </w:rPr>
             </w:r>
             <w:r>
               <w:rPr>
@@ -5544,6 +6810,14 @@
               <w:rPr>
                 <w:i/>
                 <w:iCs/>
+                <w:sz w:val="24"/>
+                <w:szCs w:val="24"/>
+              </w:rPr>
+            </w:r>
+            <w:r>
+              <w:rPr>
+                <w:bCs/>
+                <w:i/>
                 <w:sz w:val="24"/>
                 <w:szCs w:val="24"/>
               </w:rPr>
@@ -5593,6 +6867,14 @@
                 <w:szCs w:val="24"/>
               </w:rPr>
             </w:r>
+            <w:r>
+              <w:rPr>
+                <w:bCs/>
+                <w:i/>
+                <w:sz w:val="24"/>
+                <w:szCs w:val="24"/>
+              </w:rPr>
+            </w:r>
           </w:p>
         </w:tc>
         <w:tc>
@@ -5624,6 +6906,12 @@
                 <w:szCs w:val="24"/>
               </w:rPr>
             </w:r>
+            <w:r>
+              <w:rPr>
+                <w:sz w:val="24"/>
+                <w:szCs w:val="24"/>
+              </w:rPr>
+            </w:r>
           </w:p>
         </w:tc>
         <w:tc>
@@ -5655,6 +6943,12 @@
                 <w:szCs w:val="24"/>
               </w:rPr>
             </w:r>
+            <w:r>
+              <w:rPr>
+                <w:sz w:val="24"/>
+                <w:szCs w:val="24"/>
+              </w:rPr>
+            </w:r>
           </w:p>
         </w:tc>
         <w:tc>
@@ -5674,6 +6968,12 @@
                 <w:szCs w:val="24"/>
               </w:rPr>
             </w:pPr>
+            <w:r>
+              <w:rPr>
+                <w:sz w:val="24"/>
+                <w:szCs w:val="24"/>
+              </w:rPr>
+            </w:r>
             <w:r>
               <w:rPr>
                 <w:sz w:val="24"/>
@@ -5729,6 +7029,14 @@
                 <w:szCs w:val="24"/>
               </w:rPr>
             </w:r>
+            <w:r>
+              <w:rPr>
+                <w:i/>
+                <w:iCs/>
+                <w:sz w:val="24"/>
+                <w:szCs w:val="24"/>
+              </w:rPr>
+            </w:r>
           </w:p>
         </w:tc>
         <w:tc>
@@ -5753,8 +7061,22 @@
               <w:rPr>
                 <w:sz w:val="24"/>
                 <w:szCs w:val="24"/>
+                <w:lang w:val="en-US"/>
+              </w:rPr>
+              <w:t xml:space="preserve">6.2 </w:t>
+            </w:r>
+            <w:r>
+              <w:rPr>
+                <w:sz w:val="24"/>
+                <w:szCs w:val="24"/>
               </w:rPr>
               <w:t xml:space="preserve">Wij willen een route kunnen tekenen met de kart op de baan, zodat de kart een vaste route heeft om te rijden.</w:t>
+            </w:r>
+            <w:r>
+              <w:rPr>
+                <w:sz w:val="24"/>
+                <w:szCs w:val="24"/>
+              </w:rPr>
             </w:r>
             <w:r>
               <w:rPr>
@@ -5775,6 +7097,14 @@
                 <w:szCs w:val="24"/>
               </w:rPr>
             </w:pPr>
+            <w:r>
+              <w:rPr>
+                <w:i/>
+                <w:iCs/>
+                <w:sz w:val="24"/>
+                <w:szCs w:val="24"/>
+              </w:rPr>
+            </w:r>
             <w:r>
               <w:rPr>
                 <w:i/>
@@ -5829,6 +7159,14 @@
                 <w:szCs w:val="24"/>
               </w:rPr>
             </w:r>
+            <w:r>
+              <w:rPr>
+                <w:i/>
+                <w:iCs/>
+                <w:sz w:val="24"/>
+                <w:szCs w:val="24"/>
+              </w:rPr>
+            </w:r>
           </w:p>
         </w:tc>
         <w:tc>
@@ -5861,6 +7199,12 @@
                 <w:szCs w:val="24"/>
               </w:rPr>
             </w:r>
+            <w:r>
+              <w:rPr>
+                <w:sz w:val="24"/>
+                <w:szCs w:val="24"/>
+              </w:rPr>
+            </w:r>
           </w:p>
         </w:tc>
         <w:tc>
@@ -5893,6 +7237,12 @@
                 <w:szCs w:val="24"/>
               </w:rPr>
             </w:r>
+            <w:r>
+              <w:rPr>
+                <w:sz w:val="24"/>
+                <w:szCs w:val="24"/>
+              </w:rPr>
+            </w:r>
           </w:p>
         </w:tc>
         <w:tc>
@@ -5913,6 +7263,12 @@
                 <w:szCs w:val="24"/>
               </w:rPr>
             </w:pPr>
+            <w:r>
+              <w:rPr>
+                <w:sz w:val="24"/>
+                <w:szCs w:val="24"/>
+              </w:rPr>
+            </w:r>
             <w:r>
               <w:rPr>
                 <w:sz w:val="24"/>
@@ -5968,6 +7324,14 @@
                 <w:szCs w:val="24"/>
               </w:rPr>
             </w:r>
+            <w:r>
+              <w:rPr>
+                <w:i/>
+                <w:iCs/>
+                <w:sz w:val="24"/>
+                <w:szCs w:val="24"/>
+              </w:rPr>
+            </w:r>
           </w:p>
         </w:tc>
         <w:tc>
@@ -5993,6 +7357,15 @@
                 <w:bCs/>
                 <w:sz w:val="24"/>
                 <w:szCs w:val="24"/>
+                <w:lang w:val="en-US"/>
+              </w:rPr>
+              <w:t xml:space="preserve">6.3 </w:t>
+            </w:r>
+            <w:r>
+              <w:rPr>
+                <w:bCs/>
+                <w:sz w:val="24"/>
+                <w:szCs w:val="24"/>
               </w:rPr>
               <w:t xml:space="preserve">Wij willen dat de kart een bestaande route </w:t>
             </w:r>
@@ -6003,6 +7376,12 @@
                 <w:szCs w:val="24"/>
               </w:rPr>
               <w:t xml:space="preserve">kan volgen, zodat de kart waar hij zich op de baan moet bevinden.</w:t>
+            </w:r>
+            <w:r>
+              <w:rPr>
+                <w:sz w:val="24"/>
+                <w:szCs w:val="24"/>
+              </w:rPr>
             </w:r>
             <w:r>
               <w:rPr>
@@ -6023,6 +7402,14 @@
                 <w:szCs w:val="24"/>
               </w:rPr>
             </w:pPr>
+            <w:r>
+              <w:rPr>
+                <w:i/>
+                <w:iCs/>
+                <w:sz w:val="24"/>
+                <w:szCs w:val="24"/>
+              </w:rPr>
+            </w:r>
             <w:r>
               <w:rPr>
                 <w:i/>
@@ -6077,6 +7464,14 @@
                 <w:szCs w:val="24"/>
               </w:rPr>
             </w:r>
+            <w:r>
+              <w:rPr>
+                <w:i/>
+                <w:iCs/>
+                <w:sz w:val="24"/>
+                <w:szCs w:val="24"/>
+              </w:rPr>
+            </w:r>
           </w:p>
         </w:tc>
         <w:tc>
@@ -6109,6 +7504,12 @@
                 <w:szCs w:val="24"/>
               </w:rPr>
             </w:r>
+            <w:r>
+              <w:rPr>
+                <w:sz w:val="24"/>
+                <w:szCs w:val="24"/>
+              </w:rPr>
+            </w:r>
           </w:p>
         </w:tc>
         <w:tc>
@@ -6141,6 +7542,12 @@
                 <w:szCs w:val="24"/>
               </w:rPr>
             </w:r>
+            <w:r>
+              <w:rPr>
+                <w:sz w:val="24"/>
+                <w:szCs w:val="24"/>
+              </w:rPr>
+            </w:r>
           </w:p>
         </w:tc>
         <w:tc>
@@ -6161,6 +7568,12 @@
                 <w:szCs w:val="24"/>
               </w:rPr>
             </w:pPr>
+            <w:r>
+              <w:rPr>
+                <w:sz w:val="24"/>
+                <w:szCs w:val="24"/>
+              </w:rPr>
+            </w:r>
             <w:r>
               <w:rPr>
                 <w:sz w:val="24"/>
@@ -6216,6 +7629,14 @@
                 <w:szCs w:val="24"/>
               </w:rPr>
             </w:r>
+            <w:r>
+              <w:rPr>
+                <w:i/>
+                <w:iCs/>
+                <w:sz w:val="24"/>
+                <w:szCs w:val="24"/>
+              </w:rPr>
+            </w:r>
           </w:p>
         </w:tc>
         <w:tc>
@@ -6240,8 +7661,22 @@
               <w:rPr>
                 <w:sz w:val="24"/>
                 <w:szCs w:val="24"/>
+                <w:lang w:val="en-US"/>
+              </w:rPr>
+              <w:t xml:space="preserve">6.4 </w:t>
+            </w:r>
+            <w:r>
+              <w:rPr>
+                <w:sz w:val="24"/>
+                <w:szCs w:val="24"/>
               </w:rPr>
               <w:t xml:space="preserve">Wij willen dat de kart de route kan aanpassen op de situatie, zodat de kart de verkeersregels volgt.</w:t>
+            </w:r>
+            <w:r>
+              <w:rPr>
+                <w:sz w:val="24"/>
+                <w:szCs w:val="24"/>
+              </w:rPr>
             </w:r>
             <w:r>
               <w:rPr>
@@ -6262,6 +7697,14 @@
                 <w:szCs w:val="24"/>
               </w:rPr>
             </w:pPr>
+            <w:r>
+              <w:rPr>
+                <w:i/>
+                <w:iCs/>
+                <w:sz w:val="24"/>
+                <w:szCs w:val="24"/>
+              </w:rPr>
+            </w:r>
             <w:r>
               <w:rPr>
                 <w:i/>
@@ -6316,6 +7759,14 @@
                 <w:szCs w:val="24"/>
               </w:rPr>
             </w:r>
+            <w:r>
+              <w:rPr>
+                <w:i/>
+                <w:iCs/>
+                <w:sz w:val="24"/>
+                <w:szCs w:val="24"/>
+              </w:rPr>
+            </w:r>
           </w:p>
         </w:tc>
         <w:tc>
@@ -6348,6 +7799,12 @@
                 <w:szCs w:val="24"/>
               </w:rPr>
             </w:r>
+            <w:r>
+              <w:rPr>
+                <w:sz w:val="24"/>
+                <w:szCs w:val="24"/>
+              </w:rPr>
+            </w:r>
           </w:p>
         </w:tc>
         <w:tc>
@@ -6380,6 +7837,12 @@
                 <w:szCs w:val="24"/>
               </w:rPr>
             </w:r>
+            <w:r>
+              <w:rPr>
+                <w:sz w:val="24"/>
+                <w:szCs w:val="24"/>
+              </w:rPr>
+            </w:r>
           </w:p>
         </w:tc>
         <w:tc>
@@ -6400,6 +7863,12 @@
                 <w:szCs w:val="24"/>
               </w:rPr>
             </w:pPr>
+            <w:r>
+              <w:rPr>
+                <w:sz w:val="24"/>
+                <w:szCs w:val="24"/>
+              </w:rPr>
+            </w:r>
             <w:r>
               <w:rPr>
                 <w:sz w:val="24"/>
@@ -6438,27 +7907,19 @@
               <w:rPr>
                 <w:sz w:val="24"/>
                 <w:szCs w:val="24"/>
+                <w:lang w:val="en-US"/>
+              </w:rPr>
+              <w:t xml:space="preserve">7 </w:t>
+            </w:r>
+            <w:r>
+              <w:rPr>
+                <w:sz w:val="24"/>
+                <w:szCs w:val="24"/>
               </w:rPr>
               <w:t xml:space="preserve">De kart moet bij een kruispunt correct kunnen handelen</w:t>
             </w:r>
             <w:r>
               <w:rPr>
-                <w:sz w:val="24"/>
-                <w:szCs w:val="24"/>
-              </w:rPr>
-            </w:r>
-            <w:r>
-              <w:rPr>
-                <w:bCs/>
-                <w:i/>
-                <w:sz w:val="24"/>
-                <w:szCs w:val="24"/>
-              </w:rPr>
-            </w:r>
-            <w:r>
-              <w:rPr>
-                <w:bCs/>
-                <w:i/>
                 <w:sz w:val="24"/>
                 <w:szCs w:val="24"/>
               </w:rPr>
@@ -6492,8 +7953,22 @@
               <w:rPr>
                 <w:sz w:val="24"/>
                 <w:szCs w:val="24"/>
+                <w:lang w:val="en-US"/>
+              </w:rPr>
+              <w:t xml:space="preserve">7.1 </w:t>
+            </w:r>
+            <w:r>
+              <w:rPr>
+                <w:sz w:val="24"/>
+                <w:szCs w:val="24"/>
               </w:rPr>
               <w:t xml:space="preserve">Wij willen dat de camera een kruispunt kan herkennen, zodat de kart voorbereidt is om een handeling uit te voeren.</w:t>
+            </w:r>
+            <w:r>
+              <w:rPr>
+                <w:sz w:val="24"/>
+                <w:szCs w:val="24"/>
+              </w:rPr>
             </w:r>
             <w:r>
               <w:rPr>
@@ -6518,6 +7993,14 @@
               <w:rPr>
                 <w:i/>
                 <w:iCs/>
+                <w:sz w:val="24"/>
+                <w:szCs w:val="24"/>
+              </w:rPr>
+            </w:r>
+            <w:r>
+              <w:rPr>
+                <w:bCs/>
+                <w:i/>
                 <w:sz w:val="24"/>
                 <w:szCs w:val="24"/>
               </w:rPr>
@@ -6567,6 +8050,14 @@
                 <w:szCs w:val="24"/>
               </w:rPr>
             </w:r>
+            <w:r>
+              <w:rPr>
+                <w:bCs/>
+                <w:i/>
+                <w:sz w:val="24"/>
+                <w:szCs w:val="24"/>
+              </w:rPr>
+            </w:r>
           </w:p>
         </w:tc>
         <w:tc>
@@ -6598,6 +8089,12 @@
                 <w:szCs w:val="24"/>
               </w:rPr>
             </w:r>
+            <w:r>
+              <w:rPr>
+                <w:sz w:val="24"/>
+                <w:szCs w:val="24"/>
+              </w:rPr>
+            </w:r>
           </w:p>
         </w:tc>
         <w:tc>
@@ -6629,6 +8126,12 @@
                 <w:szCs w:val="24"/>
               </w:rPr>
             </w:r>
+            <w:r>
+              <w:rPr>
+                <w:sz w:val="24"/>
+                <w:szCs w:val="24"/>
+              </w:rPr>
+            </w:r>
           </w:p>
         </w:tc>
         <w:tc>
@@ -6648,6 +8151,12 @@
                 <w:szCs w:val="24"/>
               </w:rPr>
             </w:pPr>
+            <w:r>
+              <w:rPr>
+                <w:sz w:val="24"/>
+                <w:szCs w:val="24"/>
+              </w:rPr>
+            </w:r>
             <w:r>
               <w:rPr>
                 <w:sz w:val="24"/>
@@ -6695,6 +8204,12 @@
                 <w:szCs w:val="24"/>
               </w:rPr>
             </w:r>
+            <w:r>
+              <w:rPr>
+                <w:sz w:val="24"/>
+                <w:szCs w:val="24"/>
+              </w:rPr>
+            </w:r>
           </w:p>
         </w:tc>
         <w:tc>
@@ -6715,7 +8230,7 @@
                 <w:bCs w:val="0"/>
                 <w:sz w:val="24"/>
                 <w:szCs w:val="24"/>
-                <w:highlight w:val="green"/>
+                <w:highlight w:val="none"/>
               </w:rPr>
             </w:pPr>
             <w:r>
@@ -6724,10 +8239,10 @@
                 <w:bCs w:val="0"/>
                 <w:sz w:val="24"/>
                 <w:szCs w:val="24"/>
-                <w:highlight w:val="green"/>
+                <w:highlight w:val="none"/>
                 <w:lang w:val="en-US"/>
               </w:rPr>
-              <w:t xml:space="preserve">Wij willen dat de kart op de juiste weghelft blijft als hij over het kruispunt gaat, zodat de kart zich aan de verkeersregels houdt.</w:t>
+              <w:t xml:space="preserve">7.2 Wij willen dat de kart op de juiste weghelft blijft als hij over het kruispunt gaat, zodat de kart zich aan de verkeersregels houdt.</w:t>
             </w:r>
             <w:r>
               <w:rPr>
@@ -6735,7 +8250,16 @@
                 <w:bCs w:val="0"/>
                 <w:sz w:val="24"/>
                 <w:szCs w:val="24"/>
-                <w:highlight w:val="green"/>
+                <w:highlight w:val="none"/>
+              </w:rPr>
+            </w:r>
+            <w:r>
+              <w:rPr>
+                <w:b w:val="0"/>
+                <w:bCs w:val="0"/>
+                <w:sz w:val="24"/>
+                <w:szCs w:val="24"/>
+                <w:highlight w:val="none"/>
               </w:rPr>
             </w:r>
           </w:p>
@@ -6769,8 +8293,6 @@
               <w:rPr>
                 <w:sz w:val="24"/>
                 <w:szCs w:val="24"/>
-                <w:highlight w:val="none"/>
-                <w:lang w:val="en-US"/>
               </w:rPr>
             </w:r>
           </w:p>
@@ -6811,6 +8333,14 @@
                 <w:szCs w:val="24"/>
               </w:rPr>
             </w:r>
+            <w:r>
+              <w:rPr>
+                <w:bCs/>
+                <w:i/>
+                <w:sz w:val="24"/>
+                <w:szCs w:val="24"/>
+              </w:rPr>
+            </w:r>
           </w:p>
         </w:tc>
         <w:tc>
@@ -6843,6 +8373,12 @@
                 <w:szCs w:val="24"/>
               </w:rPr>
             </w:r>
+            <w:r>
+              <w:rPr>
+                <w:sz w:val="24"/>
+                <w:szCs w:val="24"/>
+              </w:rPr>
+            </w:r>
           </w:p>
         </w:tc>
         <w:tc>
@@ -6875,6 +8411,12 @@
                 <w:szCs w:val="24"/>
               </w:rPr>
             </w:r>
+            <w:r>
+              <w:rPr>
+                <w:sz w:val="24"/>
+                <w:szCs w:val="24"/>
+              </w:rPr>
+            </w:r>
           </w:p>
         </w:tc>
         <w:tc>
@@ -6895,6 +8437,12 @@
                 <w:szCs w:val="24"/>
               </w:rPr>
             </w:pPr>
+            <w:r>
+              <w:rPr>
+                <w:sz w:val="24"/>
+                <w:szCs w:val="24"/>
+              </w:rPr>
+            </w:r>
             <w:r>
               <w:rPr>
                 <w:sz w:val="24"/>
@@ -6937,8 +8485,23 @@
               <w:rPr>
                 <w:sz w:val="24"/>
                 <w:szCs w:val="24"/>
+                <w:lang w:val="en-US"/>
+              </w:rPr>
+              <w:t xml:space="preserve">8 </w:t>
+            </w:r>
+            <w:r>
+              <w:rPr>
+                <w:sz w:val="24"/>
+                <w:szCs w:val="24"/>
               </w:rPr>
               <w:t xml:space="preserve">De kart moet met een Xbox Controller bestuurd kunnen worden</w:t>
+            </w:r>
+            <w:r>
+              <w:rPr>
+                <w:iCs/>
+                <w:sz w:val="24"/>
+                <w:szCs w:val="24"/>
+              </w:rPr>
             </w:r>
             <w:r>
               <w:rPr>
@@ -6972,8 +8535,23 @@
                 <w:bCs/>
                 <w:sz w:val="24"/>
                 <w:szCs w:val="24"/>
+                <w:lang w:val="en-US"/>
+              </w:rPr>
+              <w:t xml:space="preserve">8.1 </w:t>
+            </w:r>
+            <w:r>
+              <w:rPr>
+                <w:bCs/>
+                <w:sz w:val="24"/>
+                <w:szCs w:val="24"/>
               </w:rPr>
               <w:t xml:space="preserve">Wij willen onderzoeken hoe de controller met de kart kan communiceren, zodat de kart bestuurd kan worden doormiddel van de controller.</w:t>
+            </w:r>
+            <w:r>
+              <w:rPr>
+                <w:sz w:val="24"/>
+                <w:szCs w:val="24"/>
+              </w:rPr>
             </w:r>
             <w:r>
               <w:rPr>
@@ -6999,6 +8577,14 @@
                 <w:bCs/>
                 <w:i/>
                 <w:iCs/>
+                <w:sz w:val="24"/>
+                <w:szCs w:val="24"/>
+              </w:rPr>
+            </w:r>
+            <w:r>
+              <w:rPr>
+                <w:bCs/>
+                <w:i/>
                 <w:sz w:val="24"/>
                 <w:szCs w:val="24"/>
               </w:rPr>
@@ -7052,6 +8638,15 @@
                 <w:lang w:bidi="nl-NL"/>
               </w:rPr>
             </w:r>
+            <w:r>
+              <w:rPr>
+                <w:i/>
+                <w:iCs/>
+                <w:sz w:val="24"/>
+                <w:szCs w:val="24"/>
+                <w:lang w:bidi="nl-NL"/>
+              </w:rPr>
+            </w:r>
           </w:p>
         </w:tc>
         <w:tc>
@@ -7087,6 +8682,13 @@
                 <w:lang w:bidi="nl-NL"/>
               </w:rPr>
             </w:r>
+            <w:r>
+              <w:rPr>
+                <w:sz w:val="24"/>
+                <w:szCs w:val="24"/>
+                <w:lang w:bidi="nl-NL"/>
+              </w:rPr>
+            </w:r>
           </w:p>
         </w:tc>
         <w:tc>
@@ -7122,6 +8724,13 @@
                 <w:lang w:bidi="nl-NL"/>
               </w:rPr>
             </w:r>
+            <w:r>
+              <w:rPr>
+                <w:sz w:val="24"/>
+                <w:szCs w:val="24"/>
+                <w:lang w:bidi="nl-NL"/>
+              </w:rPr>
+            </w:r>
           </w:p>
         </w:tc>
         <w:tc>
@@ -7143,6 +8752,13 @@
                 <w:lang w:bidi="nl-NL"/>
               </w:rPr>
             </w:pPr>
+            <w:r>
+              <w:rPr>
+                <w:sz w:val="24"/>
+                <w:szCs w:val="24"/>
+                <w:lang w:bidi="nl-NL"/>
+              </w:rPr>
+            </w:r>
             <w:r>
               <w:rPr>
                 <w:sz w:val="24"/>
@@ -7194,6 +8810,12 @@
                 <w:szCs w:val="24"/>
               </w:rPr>
             </w:r>
+            <w:r>
+              <w:rPr>
+                <w:sz w:val="24"/>
+                <w:szCs w:val="24"/>
+              </w:rPr>
+            </w:r>
           </w:p>
         </w:tc>
         <w:tc>
@@ -7219,6 +8841,15 @@
                 <w:bCs/>
                 <w:sz w:val="24"/>
                 <w:szCs w:val="24"/>
+                <w:lang w:val="en-US"/>
+              </w:rPr>
+              <w:t xml:space="preserve">8.2 </w:t>
+            </w:r>
+            <w:r>
+              <w:rPr>
+                <w:bCs/>
+                <w:sz w:val="24"/>
+                <w:szCs w:val="24"/>
               </w:rPr>
               <w:t xml:space="preserve">Wij willen dat de kart overgenomen kan worden door de controller, zodat wij </w:t>
             </w:r>
@@ -7240,24 +8871,6 @@
             </w:r>
             <w:r>
               <w:rPr>
-                <w:sz w:val="24"/>
-                <w:szCs w:val="24"/>
-              </w:rPr>
-            </w:r>
-            <w:r>
-              <w:rPr>
-                <w:bCs/>
-                <w:i/>
-                <w:iCs/>
-                <w:sz w:val="24"/>
-                <w:szCs w:val="24"/>
-                <w:lang w:bidi="en-US"/>
-              </w:rPr>
-            </w:r>
-            <w:r>
-              <w:rPr>
-                <w:bCs/>
-                <w:i/>
                 <w:sz w:val="24"/>
                 <w:szCs w:val="24"/>
               </w:rPr>
@@ -7309,6 +8922,15 @@
                 <w:lang w:bidi="nl-NL"/>
               </w:rPr>
             </w:r>
+            <w:r>
+              <w:rPr>
+                <w:i/>
+                <w:iCs/>
+                <w:sz w:val="24"/>
+                <w:szCs w:val="24"/>
+                <w:lang w:bidi="nl-NL"/>
+              </w:rPr>
+            </w:r>
           </w:p>
         </w:tc>
         <w:tc>
@@ -7344,6 +8966,13 @@
                 <w:lang w:bidi="nl-NL"/>
               </w:rPr>
             </w:r>
+            <w:r>
+              <w:rPr>
+                <w:sz w:val="24"/>
+                <w:szCs w:val="24"/>
+                <w:lang w:bidi="nl-NL"/>
+              </w:rPr>
+            </w:r>
           </w:p>
         </w:tc>
         <w:tc>
@@ -7379,6 +9008,13 @@
                 <w:lang w:bidi="nl-NL"/>
               </w:rPr>
             </w:r>
+            <w:r>
+              <w:rPr>
+                <w:sz w:val="24"/>
+                <w:szCs w:val="24"/>
+                <w:lang w:bidi="nl-NL"/>
+              </w:rPr>
+            </w:r>
           </w:p>
         </w:tc>
         <w:tc>
@@ -7414,6 +9050,13 @@
                 <w:lang w:bidi="nl-NL"/>
               </w:rPr>
             </w:r>
+            <w:r>
+              <w:rPr>
+                <w:sz w:val="24"/>
+                <w:szCs w:val="24"/>
+                <w:lang w:bidi="nl-NL"/>
+              </w:rPr>
+            </w:r>
           </w:p>
         </w:tc>
       </w:tr>
@@ -7428,6 +9071,12 @@
           <w:szCs w:val="24"/>
         </w:rPr>
       </w:pPr>
+      <w:r>
+        <w:rPr>
+          <w:sz w:val="24"/>
+          <w:szCs w:val="24"/>
+        </w:rPr>
+      </w:r>
       <w:r>
         <w:rPr>
           <w:sz w:val="24"/>
@@ -7464,10 +9113,16 @@
           <w:szCs w:val="24"/>
         </w:rPr>
       </w:r>
+      <w:r>
+        <w:rPr>
+          <w:sz w:val="24"/>
+          <w:szCs w:val="24"/>
+        </w:rPr>
+      </w:r>
     </w:p>
     <w:tbl>
       <w:tblPr>
-        <w:tblStyle w:val="905"/>
+        <w:tblStyle w:val="906"/>
         <w:tblW w:w="0" w:type="auto"/>
         <w:tblBorders/>
         <w:tblLook w:val="04A0" w:firstRow="1" w:lastRow="0" w:firstColumn="1" w:lastColumn="0" w:noHBand="0" w:noVBand="1"/>
@@ -7510,6 +9165,12 @@
                 <w:szCs w:val="24"/>
               </w:rPr>
             </w:r>
+            <w:r>
+              <w:rPr>
+                <w:sz w:val="24"/>
+                <w:szCs w:val="24"/>
+              </w:rPr>
+            </w:r>
           </w:p>
         </w:tc>
         <w:tc>
@@ -7542,6 +9203,12 @@
                 <w:szCs w:val="24"/>
               </w:rPr>
             </w:r>
+            <w:r>
+              <w:rPr>
+                <w:sz w:val="24"/>
+                <w:szCs w:val="24"/>
+              </w:rPr>
+            </w:r>
           </w:p>
         </w:tc>
         <w:tc>
@@ -7574,6 +9241,12 @@
                 <w:szCs w:val="24"/>
               </w:rPr>
             </w:r>
+            <w:r>
+              <w:rPr>
+                <w:sz w:val="24"/>
+                <w:szCs w:val="24"/>
+              </w:rPr>
+            </w:r>
           </w:p>
         </w:tc>
         <w:tc>
@@ -7599,6 +9272,12 @@
                 <w:szCs w:val="24"/>
               </w:rPr>
               <w:t xml:space="preserve">Aangepast </w:t>
+            </w:r>
+            <w:r>
+              <w:rPr>
+                <w:sz w:val="24"/>
+                <w:szCs w:val="24"/>
+              </w:rPr>
             </w:r>
             <w:r>
               <w:rPr>
@@ -7641,6 +9320,12 @@
                 <w:szCs w:val="24"/>
               </w:rPr>
             </w:r>
+            <w:r>
+              <w:rPr>
+                <w:sz w:val="24"/>
+                <w:szCs w:val="24"/>
+              </w:rPr>
+            </w:r>
           </w:p>
         </w:tc>
         <w:tc>
@@ -7673,6 +9358,12 @@
                 <w:szCs w:val="24"/>
               </w:rPr>
             </w:r>
+            <w:r>
+              <w:rPr>
+                <w:sz w:val="24"/>
+                <w:szCs w:val="24"/>
+              </w:rPr>
+            </w:r>
           </w:p>
         </w:tc>
         <w:tc>
@@ -7705,6 +9396,12 @@
                 <w:szCs w:val="24"/>
               </w:rPr>
             </w:r>
+            <w:r>
+              <w:rPr>
+                <w:sz w:val="24"/>
+                <w:szCs w:val="24"/>
+              </w:rPr>
+            </w:r>
           </w:p>
         </w:tc>
         <w:tc>
@@ -7730,6 +9427,12 @@
                 <w:szCs w:val="24"/>
               </w:rPr>
               <w:t xml:space="preserve">Bestand aangemaakt en een begin gemaakt met requirements en userstories</w:t>
+            </w:r>
+            <w:r>
+              <w:rPr>
+                <w:sz w:val="24"/>
+                <w:szCs w:val="24"/>
+              </w:rPr>
             </w:r>
             <w:r>
               <w:rPr>
@@ -7775,6 +9478,12 @@
                 <w:szCs w:val="24"/>
               </w:rPr>
             </w:r>
+            <w:r>
+              <w:rPr>
+                <w:sz w:val="24"/>
+                <w:szCs w:val="24"/>
+              </w:rPr>
+            </w:r>
           </w:p>
         </w:tc>
         <w:tc>
@@ -7808,6 +9517,12 @@
                 <w:szCs w:val="24"/>
               </w:rPr>
             </w:r>
+            <w:r>
+              <w:rPr>
+                <w:sz w:val="24"/>
+                <w:szCs w:val="24"/>
+              </w:rPr>
+            </w:r>
           </w:p>
         </w:tc>
         <w:tc>
@@ -7841,6 +9556,12 @@
                 <w:szCs w:val="24"/>
               </w:rPr>
             </w:r>
+            <w:r>
+              <w:rPr>
+                <w:sz w:val="24"/>
+                <w:szCs w:val="24"/>
+              </w:rPr>
+            </w:r>
           </w:p>
         </w:tc>
         <w:tc>
@@ -7867,6 +9588,12 @@
                 <w:szCs w:val="24"/>
               </w:rPr>
               <w:t xml:space="preserve">Userstories verder uitgeschreven</w:t>
+            </w:r>
+            <w:r>
+              <w:rPr>
+                <w:sz w:val="24"/>
+                <w:szCs w:val="24"/>
+              </w:rPr>
             </w:r>
             <w:r>
               <w:rPr>
@@ -7911,6 +9638,12 @@
                 <w:szCs w:val="24"/>
               </w:rPr>
             </w:r>
+            <w:r>
+              <w:rPr>
+                <w:sz w:val="24"/>
+                <w:szCs w:val="24"/>
+              </w:rPr>
+            </w:r>
           </w:p>
         </w:tc>
         <w:tc>
@@ -7941,7 +9674,6 @@
               <w:rPr>
                 <w:sz w:val="24"/>
                 <w:szCs w:val="24"/>
-                <w:lang w:val="en-US"/>
               </w:rPr>
             </w:r>
             <w:r>
@@ -7982,6 +9714,12 @@
                 <w:szCs w:val="24"/>
               </w:rPr>
             </w:r>
+            <w:r>
+              <w:rPr>
+                <w:sz w:val="24"/>
+                <w:szCs w:val="24"/>
+              </w:rPr>
+            </w:r>
           </w:p>
         </w:tc>
         <w:tc>
@@ -8007,6 +9745,12 @@
                 <w:szCs w:val="24"/>
               </w:rPr>
               <w:t xml:space="preserve">Feedback gegeven op bestaande userstories.</w:t>
+            </w:r>
+            <w:r>
+              <w:rPr>
+                <w:sz w:val="24"/>
+                <w:szCs w:val="24"/>
+              </w:rPr>
             </w:r>
             <w:r>
               <w:rPr>
@@ -8053,6 +9797,12 @@
                 <w:szCs w:val="24"/>
               </w:rPr>
             </w:r>
+            <w:r>
+              <w:rPr>
+                <w:sz w:val="24"/>
+                <w:szCs w:val="24"/>
+              </w:rPr>
+            </w:r>
           </w:p>
         </w:tc>
         <w:tc>
@@ -8087,6 +9837,12 @@
                 <w:szCs w:val="24"/>
               </w:rPr>
             </w:r>
+            <w:r>
+              <w:rPr>
+                <w:sz w:val="24"/>
+                <w:szCs w:val="24"/>
+              </w:rPr>
+            </w:r>
           </w:p>
         </w:tc>
         <w:tc>
@@ -8121,6 +9877,12 @@
                 <w:szCs w:val="24"/>
               </w:rPr>
             </w:r>
+            <w:r>
+              <w:rPr>
+                <w:sz w:val="24"/>
+                <w:szCs w:val="24"/>
+              </w:rPr>
+            </w:r>
           </w:p>
         </w:tc>
         <w:tc>
@@ -8155,6 +9917,12 @@
                 <w:szCs w:val="24"/>
               </w:rPr>
             </w:r>
+            <w:r>
+              <w:rPr>
+                <w:sz w:val="24"/>
+                <w:szCs w:val="24"/>
+              </w:rPr>
+            </w:r>
           </w:p>
         </w:tc>
       </w:tr>
@@ -8169,6 +9937,12 @@
           <w:szCs w:val="24"/>
         </w:rPr>
       </w:pPr>
+      <w:r>
+        <w:rPr>
+          <w:sz w:val="24"/>
+          <w:szCs w:val="24"/>
+        </w:rPr>
+      </w:r>
       <w:r>
         <w:rPr>
           <w:sz w:val="24"/>
@@ -8260,6 +10034,161 @@
     </w:p>
   </w:footnote>
 </w:footnotes>
+</file>
+
+<file path=word/numbering.xml><?xml version="1.0" encoding="utf-8"?>
+<w:numbering xmlns:wpc="http://schemas.microsoft.com/office/word/2010/wordprocessingCanvas" xmlns:mc="http://schemas.openxmlformats.org/markup-compatibility/2006" xmlns:o="urn:schemas-microsoft-com:office:office" xmlns:r="http://schemas.openxmlformats.org/officeDocument/2006/relationships" xmlns:m="http://schemas.openxmlformats.org/officeDocument/2006/math" xmlns:v="urn:schemas-microsoft-com:vml" xmlns:wp14="http://schemas.microsoft.com/office/word/2010/wordprocessingDrawing" xmlns:wp="http://schemas.openxmlformats.org/drawingml/2006/wordprocessingDrawing" xmlns:w10="urn:schemas-microsoft-com:office:word" xmlns:w="http://schemas.openxmlformats.org/wordprocessingml/2006/main" xmlns:w14="http://schemas.microsoft.com/office/word/2010/wordml" xmlns:w15="http://schemas.microsoft.com/office/word/2012/wordml" xmlns:wpg="http://schemas.microsoft.com/office/word/2010/wordprocessingGroup" xmlns:wpi="http://schemas.microsoft.com/office/word/2010/wordprocessingInk" xmlns:wne="http://schemas.microsoft.com/office/word/2006/wordml" xmlns:wps="http://schemas.microsoft.com/office/word/2010/wordprocessingShape" mc:Ignorable="w14 w15 wp14">
+  <w:abstractNum w:abstractNumId="0">
+    <w:nsid w:val="4AB935E3"/>
+    <w:lvl w:ilvl="0">
+      <w:isLgl w:val="false"/>
+      <w:lvlJc w:val="left"/>
+      <w:lvlText w:val="–"/>
+      <w:numFmt w:val="bullet"/>
+      <w:pPr>
+        <w:pBdr/>
+        <w:spacing/>
+        <w:ind w:hanging="360" w:left="709"/>
+      </w:pPr>
+      <w:rPr>
+        <w:rFonts w:hint="default" w:ascii="Arial" w:hAnsi="Arial" w:eastAsia="Arial" w:cs="Arial"/>
+      </w:rPr>
+      <w:start w:val="1"/>
+      <w:suff w:val="tab"/>
+    </w:lvl>
+    <w:lvl w:ilvl="1">
+      <w:isLgl w:val="false"/>
+      <w:lvlJc w:val="left"/>
+      <w:lvlText w:val="o"/>
+      <w:numFmt w:val="bullet"/>
+      <w:pPr>
+        <w:pBdr/>
+        <w:spacing/>
+        <w:ind w:hanging="360" w:left="1429"/>
+      </w:pPr>
+      <w:rPr>
+        <w:rFonts w:hint="default" w:ascii="Courier New" w:hAnsi="Courier New" w:eastAsia="Courier New" w:cs="Courier New"/>
+      </w:rPr>
+      <w:start w:val="1"/>
+      <w:suff w:val="tab"/>
+    </w:lvl>
+    <w:lvl w:ilvl="2">
+      <w:isLgl w:val="false"/>
+      <w:lvlJc w:val="left"/>
+      <w:lvlText w:val="§"/>
+      <w:numFmt w:val="bullet"/>
+      <w:pPr>
+        <w:pBdr/>
+        <w:spacing/>
+        <w:ind w:hanging="360" w:left="2149"/>
+      </w:pPr>
+      <w:rPr>
+        <w:rFonts w:hint="default" w:ascii="Wingdings" w:hAnsi="Wingdings" w:eastAsia="Wingdings" w:cs="Wingdings"/>
+      </w:rPr>
+      <w:start w:val="1"/>
+      <w:suff w:val="tab"/>
+    </w:lvl>
+    <w:lvl w:ilvl="3">
+      <w:isLgl w:val="false"/>
+      <w:lvlJc w:val="left"/>
+      <w:lvlText w:val="·"/>
+      <w:numFmt w:val="bullet"/>
+      <w:pPr>
+        <w:pBdr/>
+        <w:spacing/>
+        <w:ind w:hanging="360" w:left="2869"/>
+      </w:pPr>
+      <w:rPr>
+        <w:rFonts w:hint="default" w:ascii="Symbol" w:hAnsi="Symbol" w:eastAsia="Symbol" w:cs="Symbol"/>
+      </w:rPr>
+      <w:start w:val="1"/>
+      <w:suff w:val="tab"/>
+    </w:lvl>
+    <w:lvl w:ilvl="4">
+      <w:isLgl w:val="false"/>
+      <w:lvlJc w:val="left"/>
+      <w:lvlText w:val="o"/>
+      <w:numFmt w:val="bullet"/>
+      <w:pPr>
+        <w:pBdr/>
+        <w:spacing/>
+        <w:ind w:hanging="360" w:left="3589"/>
+      </w:pPr>
+      <w:rPr>
+        <w:rFonts w:hint="default" w:ascii="Courier New" w:hAnsi="Courier New" w:eastAsia="Courier New" w:cs="Courier New"/>
+      </w:rPr>
+      <w:start w:val="1"/>
+      <w:suff w:val="tab"/>
+    </w:lvl>
+    <w:lvl w:ilvl="5">
+      <w:isLgl w:val="false"/>
+      <w:lvlJc w:val="left"/>
+      <w:lvlText w:val="§"/>
+      <w:numFmt w:val="bullet"/>
+      <w:pPr>
+        <w:pBdr/>
+        <w:spacing/>
+        <w:ind w:hanging="360" w:left="4309"/>
+      </w:pPr>
+      <w:rPr>
+        <w:rFonts w:hint="default" w:ascii="Wingdings" w:hAnsi="Wingdings" w:eastAsia="Wingdings" w:cs="Wingdings"/>
+      </w:rPr>
+      <w:start w:val="1"/>
+      <w:suff w:val="tab"/>
+    </w:lvl>
+    <w:lvl w:ilvl="6">
+      <w:isLgl w:val="false"/>
+      <w:lvlJc w:val="left"/>
+      <w:lvlText w:val="·"/>
+      <w:numFmt w:val="bullet"/>
+      <w:pPr>
+        <w:pBdr/>
+        <w:spacing/>
+        <w:ind w:hanging="360" w:left="5029"/>
+      </w:pPr>
+      <w:rPr>
+        <w:rFonts w:hint="default" w:ascii="Symbol" w:hAnsi="Symbol" w:eastAsia="Symbol" w:cs="Symbol"/>
+      </w:rPr>
+      <w:start w:val="1"/>
+      <w:suff w:val="tab"/>
+    </w:lvl>
+    <w:lvl w:ilvl="7">
+      <w:isLgl w:val="false"/>
+      <w:lvlJc w:val="left"/>
+      <w:lvlText w:val="o"/>
+      <w:numFmt w:val="bullet"/>
+      <w:pPr>
+        <w:pBdr/>
+        <w:spacing/>
+        <w:ind w:hanging="360" w:left="5749"/>
+      </w:pPr>
+      <w:rPr>
+        <w:rFonts w:hint="default" w:ascii="Courier New" w:hAnsi="Courier New" w:eastAsia="Courier New" w:cs="Courier New"/>
+      </w:rPr>
+      <w:start w:val="1"/>
+      <w:suff w:val="tab"/>
+    </w:lvl>
+    <w:lvl w:ilvl="8">
+      <w:isLgl w:val="false"/>
+      <w:lvlJc w:val="left"/>
+      <w:lvlText w:val="§"/>
+      <w:numFmt w:val="bullet"/>
+      <w:pPr>
+        <w:pBdr/>
+        <w:spacing/>
+        <w:ind w:hanging="360" w:left="6469"/>
+      </w:pPr>
+      <w:rPr>
+        <w:rFonts w:hint="default" w:ascii="Wingdings" w:hAnsi="Wingdings" w:eastAsia="Wingdings" w:cs="Wingdings"/>
+      </w:rPr>
+      <w:start w:val="1"/>
+      <w:suff w:val="tab"/>
+    </w:lvl>
+  </w:abstractNum>
+  <w:num w:numId="1">
+    <w:abstractNumId w:val="0"/>
+  </w:num>
+</w:numbering>
 </file>
 
 <file path=word/styles.xml><?xml version="1.0" encoding="utf-8"?>
@@ -8421,7 +10350,7 @@
     <w:lsdException w:name="Bibliography" w:uiPriority="37"/>
     <w:lsdException w:name="TOC Heading" w:uiPriority="39" w:qFormat="1"/>
   </w:latentStyles>
-  <w:style w:type="paragraph" w:styleId="700" w:default="1">
+  <w:style w:type="paragraph" w:styleId="701" w:default="1">
     <w:name w:val="Normal"/>
     <w:qFormat/>
     <w:pPr>
@@ -8430,11 +10359,11 @@
       <w:ind/>
     </w:pPr>
   </w:style>
-  <w:style w:type="paragraph" w:styleId="701">
+  <w:style w:type="paragraph" w:styleId="702">
     <w:name w:val="Heading 1"/>
-    <w:basedOn w:val="700"/>
-    <w:next w:val="700"/>
-    <w:link w:val="885"/>
+    <w:basedOn w:val="701"/>
+    <w:next w:val="701"/>
+    <w:link w:val="886"/>
     <w:uiPriority w:val="9"/>
     <w:qFormat/>
     <w:pPr>
@@ -8452,11 +10381,11 @@
       <w:szCs w:val="40"/>
     </w:rPr>
   </w:style>
-  <w:style w:type="paragraph" w:styleId="702">
+  <w:style w:type="paragraph" w:styleId="703">
     <w:name w:val="Heading 2"/>
-    <w:basedOn w:val="700"/>
-    <w:next w:val="700"/>
-    <w:link w:val="886"/>
+    <w:basedOn w:val="701"/>
+    <w:next w:val="701"/>
+    <w:link w:val="887"/>
     <w:uiPriority w:val="9"/>
     <w:semiHidden/>
     <w:unhideWhenUsed/>
@@ -8476,11 +10405,11 @@
       <w:szCs w:val="32"/>
     </w:rPr>
   </w:style>
-  <w:style w:type="paragraph" w:styleId="703">
+  <w:style w:type="paragraph" w:styleId="704">
     <w:name w:val="Heading 3"/>
-    <w:basedOn w:val="700"/>
-    <w:next w:val="700"/>
-    <w:link w:val="887"/>
+    <w:basedOn w:val="701"/>
+    <w:next w:val="701"/>
+    <w:link w:val="888"/>
     <w:uiPriority w:val="9"/>
     <w:semiHidden/>
     <w:unhideWhenUsed/>
@@ -8500,11 +10429,11 @@
       <w:szCs w:val="28"/>
     </w:rPr>
   </w:style>
-  <w:style w:type="paragraph" w:styleId="704">
+  <w:style w:type="paragraph" w:styleId="705">
     <w:name w:val="Heading 4"/>
-    <w:basedOn w:val="700"/>
-    <w:next w:val="700"/>
-    <w:link w:val="888"/>
+    <w:basedOn w:val="701"/>
+    <w:next w:val="701"/>
+    <w:link w:val="889"/>
     <w:uiPriority w:val="9"/>
     <w:semiHidden/>
     <w:unhideWhenUsed/>
@@ -8524,11 +10453,11 @@
       <w:color w:val="0f4761" w:themeColor="accent1" w:themeShade="BF"/>
     </w:rPr>
   </w:style>
-  <w:style w:type="paragraph" w:styleId="705">
+  <w:style w:type="paragraph" w:styleId="706">
     <w:name w:val="Heading 5"/>
-    <w:basedOn w:val="700"/>
-    <w:next w:val="700"/>
-    <w:link w:val="889"/>
+    <w:basedOn w:val="701"/>
+    <w:next w:val="701"/>
+    <w:link w:val="890"/>
     <w:uiPriority w:val="9"/>
     <w:semiHidden/>
     <w:unhideWhenUsed/>
@@ -8546,11 +10475,11 @@
       <w:color w:val="0f4761" w:themeColor="accent1" w:themeShade="BF"/>
     </w:rPr>
   </w:style>
-  <w:style w:type="paragraph" w:styleId="706">
+  <w:style w:type="paragraph" w:styleId="707">
     <w:name w:val="Heading 6"/>
-    <w:basedOn w:val="700"/>
-    <w:next w:val="700"/>
-    <w:link w:val="890"/>
+    <w:basedOn w:val="701"/>
+    <w:next w:val="701"/>
+    <w:link w:val="891"/>
     <w:uiPriority w:val="9"/>
     <w:semiHidden/>
     <w:unhideWhenUsed/>
@@ -8570,11 +10499,11 @@
       <w:color w:val="595959" w:themeColor="text1" w:themeTint="A6"/>
     </w:rPr>
   </w:style>
-  <w:style w:type="paragraph" w:styleId="707">
+  <w:style w:type="paragraph" w:styleId="708">
     <w:name w:val="Heading 7"/>
-    <w:basedOn w:val="700"/>
-    <w:next w:val="700"/>
-    <w:link w:val="891"/>
+    <w:basedOn w:val="701"/>
+    <w:next w:val="701"/>
+    <w:link w:val="892"/>
     <w:uiPriority w:val="9"/>
     <w:semiHidden/>
     <w:unhideWhenUsed/>
@@ -8592,11 +10521,11 @@
       <w:color w:val="595959" w:themeColor="text1" w:themeTint="A6"/>
     </w:rPr>
   </w:style>
-  <w:style w:type="paragraph" w:styleId="708">
+  <w:style w:type="paragraph" w:styleId="709">
     <w:name w:val="Heading 8"/>
-    <w:basedOn w:val="700"/>
-    <w:next w:val="700"/>
-    <w:link w:val="892"/>
+    <w:basedOn w:val="701"/>
+    <w:next w:val="701"/>
+    <w:link w:val="893"/>
     <w:uiPriority w:val="9"/>
     <w:semiHidden/>
     <w:unhideWhenUsed/>
@@ -8616,11 +10545,11 @@
       <w:color w:val="272727" w:themeColor="text1" w:themeTint="D8"/>
     </w:rPr>
   </w:style>
-  <w:style w:type="paragraph" w:styleId="709">
+  <w:style w:type="paragraph" w:styleId="710">
     <w:name w:val="Heading 9"/>
-    <w:basedOn w:val="700"/>
-    <w:next w:val="700"/>
-    <w:link w:val="893"/>
+    <w:basedOn w:val="701"/>
+    <w:next w:val="701"/>
+    <w:link w:val="894"/>
     <w:uiPriority w:val="9"/>
     <w:semiHidden/>
     <w:unhideWhenUsed/>
@@ -8638,7 +10567,7 @@
       <w:color w:val="272727" w:themeColor="text1" w:themeTint="D8"/>
     </w:rPr>
   </w:style>
-  <w:style w:type="character" w:styleId="710" w:default="1">
+  <w:style w:type="character" w:styleId="711" w:default="1">
     <w:name w:val="Default Paragraph Font"/>
     <w:uiPriority w:val="1"/>
     <w:semiHidden/>
@@ -8649,7 +10578,7 @@
       <w:ind/>
     </w:pPr>
   </w:style>
-  <w:style w:type="table" w:styleId="711" w:default="1">
+  <w:style w:type="table" w:styleId="712" w:default="1">
     <w:name w:val="Normal Table"/>
     <w:uiPriority w:val="99"/>
     <w:semiHidden/>
@@ -8842,7 +10771,7 @@
       </w:tcPr>
     </w:tblStylePr>
   </w:style>
-  <w:style w:type="numbering" w:styleId="712" w:default="1">
+  <w:style w:type="numbering" w:styleId="713" w:default="1">
     <w:name w:val="No List"/>
     <w:uiPriority w:val="99"/>
     <w:semiHidden/>
@@ -8853,19 +10782,9 @@
       <w:ind/>
     </w:pPr>
   </w:style>
-  <w:style w:type="character" w:styleId="713" w:customStyle="1">
+  <w:style w:type="character" w:styleId="714" w:customStyle="1">
     <w:name w:val="Header Char"/>
-    <w:basedOn w:val="710"/>
-    <w:uiPriority w:val="99"/>
-    <w:pPr>
-      <w:pBdr/>
-      <w:spacing/>
-      <w:ind/>
-    </w:pPr>
-  </w:style>
-  <w:style w:type="character" w:styleId="714" w:customStyle="1">
-    <w:name w:val="Footer Char"/>
-    <w:basedOn w:val="710"/>
+    <w:basedOn w:val="711"/>
     <w:uiPriority w:val="99"/>
     <w:pPr>
       <w:pBdr/>
@@ -8874,8 +10793,18 @@
     </w:pPr>
   </w:style>
   <w:style w:type="character" w:styleId="715" w:customStyle="1">
+    <w:name w:val="Footer Char"/>
+    <w:basedOn w:val="711"/>
+    <w:uiPriority w:val="99"/>
+    <w:pPr>
+      <w:pBdr/>
+      <w:spacing/>
+      <w:ind/>
+    </w:pPr>
+  </w:style>
+  <w:style w:type="character" w:styleId="716" w:customStyle="1">
     <w:name w:val="Footnote Text Char"/>
-    <w:basedOn w:val="710"/>
+    <w:basedOn w:val="711"/>
     <w:uiPriority w:val="99"/>
     <w:semiHidden/>
     <w:pPr>
@@ -8888,9 +10817,9 @@
       <w:szCs w:val="20"/>
     </w:rPr>
   </w:style>
-  <w:style w:type="character" w:styleId="716" w:customStyle="1">
+  <w:style w:type="character" w:styleId="717" w:customStyle="1">
     <w:name w:val="Endnote Text Char"/>
-    <w:basedOn w:val="710"/>
+    <w:basedOn w:val="711"/>
     <w:uiPriority w:val="99"/>
     <w:semiHidden/>
     <w:pPr>
@@ -8903,9 +10832,9 @@
       <w:szCs w:val="20"/>
     </w:rPr>
   </w:style>
-  <w:style w:type="table" w:styleId="717" w:customStyle="1">
+  <w:style w:type="table" w:styleId="718" w:customStyle="1">
     <w:name w:val="Table Grid Light"/>
-    <w:basedOn w:val="711"/>
+    <w:basedOn w:val="712"/>
     <w:uiPriority w:val="59"/>
     <w:pPr>
       <w:pBdr/>
@@ -9095,9 +11024,9 @@
       </w:tcPr>
     </w:tblStylePr>
   </w:style>
-  <w:style w:type="table" w:styleId="718">
+  <w:style w:type="table" w:styleId="719">
     <w:name w:val="Plain Table 1"/>
-    <w:basedOn w:val="711"/>
+    <w:basedOn w:val="712"/>
     <w:uiPriority w:val="59"/>
     <w:pPr>
       <w:pBdr/>
@@ -9313,9 +11242,9 @@
       </w:tcPr>
     </w:tblStylePr>
   </w:style>
-  <w:style w:type="table" w:styleId="719">
+  <w:style w:type="table" w:styleId="720">
     <w:name w:val="Plain Table 2"/>
-    <w:basedOn w:val="711"/>
+    <w:basedOn w:val="712"/>
     <w:uiPriority w:val="59"/>
     <w:pPr>
       <w:pBdr/>
@@ -9539,9 +11468,9 @@
       </w:tcPr>
     </w:tblStylePr>
   </w:style>
-  <w:style w:type="table" w:styleId="720">
+  <w:style w:type="table" w:styleId="721">
     <w:name w:val="Plain Table 3"/>
-    <w:basedOn w:val="711"/>
+    <w:basedOn w:val="712"/>
     <w:uiPriority w:val="99"/>
     <w:pPr>
       <w:pBdr/>
@@ -9768,9 +11697,9 @@
       </w:tcPr>
     </w:tblStylePr>
   </w:style>
-  <w:style w:type="table" w:styleId="721">
+  <w:style w:type="table" w:styleId="722">
     <w:name w:val="Plain Table 4"/>
-    <w:basedOn w:val="711"/>
+    <w:basedOn w:val="712"/>
     <w:uiPriority w:val="99"/>
     <w:pPr>
       <w:pBdr/>
@@ -9983,9 +11912,9 @@
       </w:tcPr>
     </w:tblStylePr>
   </w:style>
-  <w:style w:type="table" w:styleId="722">
+  <w:style w:type="table" w:styleId="723">
     <w:name w:val="Plain Table 5"/>
-    <w:basedOn w:val="711"/>
+    <w:basedOn w:val="712"/>
     <w:uiPriority w:val="99"/>
     <w:pPr>
       <w:pBdr/>
@@ -10215,9 +12144,9 @@
       </w:tcPr>
     </w:tblStylePr>
   </w:style>
-  <w:style w:type="table" w:styleId="723">
+  <w:style w:type="table" w:styleId="724">
     <w:name w:val="Grid Table 1 Light"/>
-    <w:basedOn w:val="711"/>
+    <w:basedOn w:val="712"/>
     <w:uiPriority w:val="99"/>
     <w:pPr>
       <w:pBdr/>
@@ -10437,9 +12366,9 @@
       </w:tcPr>
     </w:tblStylePr>
   </w:style>
-  <w:style w:type="table" w:styleId="724" w:customStyle="1">
+  <w:style w:type="table" w:styleId="725" w:customStyle="1">
     <w:name w:val="Grid Table 1 Light - Accent 1"/>
-    <w:basedOn w:val="711"/>
+    <w:basedOn w:val="712"/>
     <w:uiPriority w:val="99"/>
     <w:pPr>
       <w:pBdr/>
@@ -10659,9 +12588,9 @@
       </w:tcPr>
     </w:tblStylePr>
   </w:style>
-  <w:style w:type="table" w:styleId="725" w:customStyle="1">
+  <w:style w:type="table" w:styleId="726" w:customStyle="1">
     <w:name w:val="Grid Table 1 Light - Accent 2"/>
-    <w:basedOn w:val="711"/>
+    <w:basedOn w:val="712"/>
     <w:uiPriority w:val="99"/>
     <w:pPr>
       <w:pBdr/>
@@ -10881,9 +12810,9 @@
       </w:tcPr>
     </w:tblStylePr>
   </w:style>
-  <w:style w:type="table" w:styleId="726" w:customStyle="1">
+  <w:style w:type="table" w:styleId="727" w:customStyle="1">
     <w:name w:val="Grid Table 1 Light - Accent 3"/>
-    <w:basedOn w:val="711"/>
+    <w:basedOn w:val="712"/>
     <w:uiPriority w:val="99"/>
     <w:pPr>
       <w:pBdr/>
@@ -11103,9 +13032,9 @@
       </w:tcPr>
     </w:tblStylePr>
   </w:style>
-  <w:style w:type="table" w:styleId="727" w:customStyle="1">
+  <w:style w:type="table" w:styleId="728" w:customStyle="1">
     <w:name w:val="Grid Table 1 Light - Accent 4"/>
-    <w:basedOn w:val="711"/>
+    <w:basedOn w:val="712"/>
     <w:uiPriority w:val="99"/>
     <w:pPr>
       <w:pBdr/>
@@ -11325,9 +13254,9 @@
       </w:tcPr>
     </w:tblStylePr>
   </w:style>
-  <w:style w:type="table" w:styleId="728" w:customStyle="1">
+  <w:style w:type="table" w:styleId="729" w:customStyle="1">
     <w:name w:val="Grid Table 1 Light - Accent 5"/>
-    <w:basedOn w:val="711"/>
+    <w:basedOn w:val="712"/>
     <w:uiPriority w:val="99"/>
     <w:pPr>
       <w:pBdr/>
@@ -11547,9 +13476,9 @@
       </w:tcPr>
     </w:tblStylePr>
   </w:style>
-  <w:style w:type="table" w:styleId="729" w:customStyle="1">
+  <w:style w:type="table" w:styleId="730" w:customStyle="1">
     <w:name w:val="Grid Table 1 Light - Accent 6"/>
-    <w:basedOn w:val="711"/>
+    <w:basedOn w:val="712"/>
     <w:uiPriority w:val="99"/>
     <w:pPr>
       <w:pBdr/>
@@ -11769,9 +13698,9 @@
       </w:tcPr>
     </w:tblStylePr>
   </w:style>
-  <w:style w:type="table" w:styleId="730">
+  <w:style w:type="table" w:styleId="731">
     <w:name w:val="Grid Table 2"/>
-    <w:basedOn w:val="711"/>
+    <w:basedOn w:val="712"/>
     <w:uiPriority w:val="99"/>
     <w:pPr>
       <w:pBdr/>
@@ -12000,9 +13929,9 @@
       </w:tcPr>
     </w:tblStylePr>
   </w:style>
-  <w:style w:type="table" w:styleId="731" w:customStyle="1">
+  <w:style w:type="table" w:styleId="732" w:customStyle="1">
     <w:name w:val="Grid Table 2 - Accent 1"/>
-    <w:basedOn w:val="711"/>
+    <w:basedOn w:val="712"/>
     <w:uiPriority w:val="99"/>
     <w:pPr>
       <w:pBdr/>
@@ -12231,9 +14160,9 @@
       </w:tcPr>
     </w:tblStylePr>
   </w:style>
-  <w:style w:type="table" w:styleId="732" w:customStyle="1">
+  <w:style w:type="table" w:styleId="733" w:customStyle="1">
     <w:name w:val="Grid Table 2 - Accent 2"/>
-    <w:basedOn w:val="711"/>
+    <w:basedOn w:val="712"/>
     <w:uiPriority w:val="99"/>
     <w:pPr>
       <w:pBdr/>
@@ -12462,9 +14391,9 @@
       </w:tcPr>
     </w:tblStylePr>
   </w:style>
-  <w:style w:type="table" w:styleId="733" w:customStyle="1">
+  <w:style w:type="table" w:styleId="734" w:customStyle="1">
     <w:name w:val="Grid Table 2 - Accent 3"/>
-    <w:basedOn w:val="711"/>
+    <w:basedOn w:val="712"/>
     <w:uiPriority w:val="99"/>
     <w:pPr>
       <w:pBdr/>
@@ -12693,9 +14622,9 @@
       </w:tcPr>
     </w:tblStylePr>
   </w:style>
-  <w:style w:type="table" w:styleId="734" w:customStyle="1">
+  <w:style w:type="table" w:styleId="735" w:customStyle="1">
     <w:name w:val="Grid Table 2 - Accent 4"/>
-    <w:basedOn w:val="711"/>
+    <w:basedOn w:val="712"/>
     <w:uiPriority w:val="99"/>
     <w:pPr>
       <w:pBdr/>
@@ -12924,9 +14853,9 @@
       </w:tcPr>
     </w:tblStylePr>
   </w:style>
-  <w:style w:type="table" w:styleId="735" w:customStyle="1">
+  <w:style w:type="table" w:styleId="736" w:customStyle="1">
     <w:name w:val="Grid Table 2 - Accent 5"/>
-    <w:basedOn w:val="711"/>
+    <w:basedOn w:val="712"/>
     <w:uiPriority w:val="99"/>
     <w:pPr>
       <w:pBdr/>
@@ -13155,9 +15084,9 @@
       </w:tcPr>
     </w:tblStylePr>
   </w:style>
-  <w:style w:type="table" w:styleId="736" w:customStyle="1">
+  <w:style w:type="table" w:styleId="737" w:customStyle="1">
     <w:name w:val="Grid Table 2 - Accent 6"/>
-    <w:basedOn w:val="711"/>
+    <w:basedOn w:val="712"/>
     <w:uiPriority w:val="99"/>
     <w:pPr>
       <w:pBdr/>
@@ -13386,9 +15315,9 @@
       </w:tcPr>
     </w:tblStylePr>
   </w:style>
-  <w:style w:type="table" w:styleId="737">
+  <w:style w:type="table" w:styleId="738">
     <w:name w:val="Grid Table 3"/>
-    <w:basedOn w:val="711"/>
+    <w:basedOn w:val="712"/>
     <w:uiPriority w:val="99"/>
     <w:pPr>
       <w:pBdr/>
@@ -13630,9 +15559,9 @@
       </w:tcPr>
     </w:tblStylePr>
   </w:style>
-  <w:style w:type="table" w:styleId="738" w:customStyle="1">
+  <w:style w:type="table" w:styleId="739" w:customStyle="1">
     <w:name w:val="Grid Table 3 - Accent 1"/>
-    <w:basedOn w:val="711"/>
+    <w:basedOn w:val="712"/>
     <w:uiPriority w:val="99"/>
     <w:pPr>
       <w:pBdr/>
@@ -13874,9 +15803,9 @@
       </w:tcPr>
     </w:tblStylePr>
   </w:style>
-  <w:style w:type="table" w:styleId="739" w:customStyle="1">
+  <w:style w:type="table" w:styleId="740" w:customStyle="1">
     <w:name w:val="Grid Table 3 - Accent 2"/>
-    <w:basedOn w:val="711"/>
+    <w:basedOn w:val="712"/>
     <w:uiPriority w:val="99"/>
     <w:pPr>
       <w:pBdr/>
@@ -14118,9 +16047,9 @@
       </w:tcPr>
     </w:tblStylePr>
   </w:style>
-  <w:style w:type="table" w:styleId="740" w:customStyle="1">
+  <w:style w:type="table" w:styleId="741" w:customStyle="1">
     <w:name w:val="Grid Table 3 - Accent 3"/>
-    <w:basedOn w:val="711"/>
+    <w:basedOn w:val="712"/>
     <w:uiPriority w:val="99"/>
     <w:pPr>
       <w:pBdr/>
@@ -14362,9 +16291,9 @@
       </w:tcPr>
     </w:tblStylePr>
   </w:style>
-  <w:style w:type="table" w:styleId="741" w:customStyle="1">
+  <w:style w:type="table" w:styleId="742" w:customStyle="1">
     <w:name w:val="Grid Table 3 - Accent 4"/>
-    <w:basedOn w:val="711"/>
+    <w:basedOn w:val="712"/>
     <w:uiPriority w:val="99"/>
     <w:pPr>
       <w:pBdr/>
@@ -14606,9 +16535,9 @@
       </w:tcPr>
     </w:tblStylePr>
   </w:style>
-  <w:style w:type="table" w:styleId="742" w:customStyle="1">
+  <w:style w:type="table" w:styleId="743" w:customStyle="1">
     <w:name w:val="Grid Table 3 - Accent 5"/>
-    <w:basedOn w:val="711"/>
+    <w:basedOn w:val="712"/>
     <w:uiPriority w:val="99"/>
     <w:pPr>
       <w:pBdr/>
@@ -14850,9 +16779,9 @@
       </w:tcPr>
     </w:tblStylePr>
   </w:style>
-  <w:style w:type="table" w:styleId="743" w:customStyle="1">
+  <w:style w:type="table" w:styleId="744" w:customStyle="1">
     <w:name w:val="Grid Table 3 - Accent 6"/>
-    <w:basedOn w:val="711"/>
+    <w:basedOn w:val="712"/>
     <w:uiPriority w:val="99"/>
     <w:pPr>
       <w:pBdr/>
@@ -15094,9 +17023,9 @@
       </w:tcPr>
     </w:tblStylePr>
   </w:style>
-  <w:style w:type="table" w:styleId="744">
+  <w:style w:type="table" w:styleId="745">
     <w:name w:val="Grid Table 4"/>
-    <w:basedOn w:val="711"/>
+    <w:basedOn w:val="712"/>
     <w:uiPriority w:val="59"/>
     <w:pPr>
       <w:pBdr/>
@@ -15326,9 +17255,9 @@
       </w:tcPr>
     </w:tblStylePr>
   </w:style>
-  <w:style w:type="table" w:styleId="745" w:customStyle="1">
+  <w:style w:type="table" w:styleId="746" w:customStyle="1">
     <w:name w:val="Grid Table 4 - Accent 1"/>
-    <w:basedOn w:val="711"/>
+    <w:basedOn w:val="712"/>
     <w:uiPriority w:val="59"/>
     <w:pPr>
       <w:pBdr/>
@@ -15558,9 +17487,9 @@
       </w:tcPr>
     </w:tblStylePr>
   </w:style>
-  <w:style w:type="table" w:styleId="746" w:customStyle="1">
+  <w:style w:type="table" w:styleId="747" w:customStyle="1">
     <w:name w:val="Grid Table 4 - Accent 2"/>
-    <w:basedOn w:val="711"/>
+    <w:basedOn w:val="712"/>
     <w:uiPriority w:val="59"/>
     <w:pPr>
       <w:pBdr/>
@@ -15790,9 +17719,9 @@
       </w:tcPr>
     </w:tblStylePr>
   </w:style>
-  <w:style w:type="table" w:styleId="747" w:customStyle="1">
+  <w:style w:type="table" w:styleId="748" w:customStyle="1">
     <w:name w:val="Grid Table 4 - Accent 3"/>
-    <w:basedOn w:val="711"/>
+    <w:basedOn w:val="712"/>
     <w:uiPriority w:val="59"/>
     <w:pPr>
       <w:pBdr/>
@@ -16022,9 +17951,9 @@
       </w:tcPr>
     </w:tblStylePr>
   </w:style>
-  <w:style w:type="table" w:styleId="748" w:customStyle="1">
+  <w:style w:type="table" w:styleId="749" w:customStyle="1">
     <w:name w:val="Grid Table 4 - Accent 4"/>
-    <w:basedOn w:val="711"/>
+    <w:basedOn w:val="712"/>
     <w:uiPriority w:val="59"/>
     <w:pPr>
       <w:pBdr/>
@@ -16254,9 +18183,9 @@
       </w:tcPr>
     </w:tblStylePr>
   </w:style>
-  <w:style w:type="table" w:styleId="749" w:customStyle="1">
+  <w:style w:type="table" w:styleId="750" w:customStyle="1">
     <w:name w:val="Grid Table 4 - Accent 5"/>
-    <w:basedOn w:val="711"/>
+    <w:basedOn w:val="712"/>
     <w:uiPriority w:val="59"/>
     <w:pPr>
       <w:pBdr/>
@@ -16486,9 +18415,9 @@
       </w:tcPr>
     </w:tblStylePr>
   </w:style>
-  <w:style w:type="table" w:styleId="750" w:customStyle="1">
+  <w:style w:type="table" w:styleId="751" w:customStyle="1">
     <w:name w:val="Grid Table 4 - Accent 6"/>
-    <w:basedOn w:val="711"/>
+    <w:basedOn w:val="712"/>
     <w:uiPriority w:val="59"/>
     <w:pPr>
       <w:pBdr/>
@@ -16718,9 +18647,9 @@
       </w:tcPr>
     </w:tblStylePr>
   </w:style>
-  <w:style w:type="table" w:styleId="751">
+  <w:style w:type="table" w:styleId="752">
     <w:name w:val="Grid Table 5 Dark"/>
-    <w:basedOn w:val="711"/>
+    <w:basedOn w:val="712"/>
     <w:uiPriority w:val="99"/>
     <w:pPr>
       <w:pBdr/>
@@ -16945,9 +18874,9 @@
       </w:tcPr>
     </w:tblStylePr>
   </w:style>
-  <w:style w:type="table" w:styleId="752" w:customStyle="1">
+  <w:style w:type="table" w:styleId="753" w:customStyle="1">
     <w:name w:val="Grid Table 5 Dark- Accent 1"/>
-    <w:basedOn w:val="711"/>
+    <w:basedOn w:val="712"/>
     <w:uiPriority w:val="99"/>
     <w:pPr>
       <w:pBdr/>
@@ -17172,9 +19101,9 @@
       </w:tcPr>
     </w:tblStylePr>
   </w:style>
-  <w:style w:type="table" w:styleId="753" w:customStyle="1">
+  <w:style w:type="table" w:styleId="754" w:customStyle="1">
     <w:name w:val="Grid Table 5 Dark - Accent 2"/>
-    <w:basedOn w:val="711"/>
+    <w:basedOn w:val="712"/>
     <w:uiPriority w:val="99"/>
     <w:pPr>
       <w:pBdr/>
@@ -17399,9 +19328,9 @@
       </w:tcPr>
     </w:tblStylePr>
   </w:style>
-  <w:style w:type="table" w:styleId="754" w:customStyle="1">
+  <w:style w:type="table" w:styleId="755" w:customStyle="1">
     <w:name w:val="Grid Table 5 Dark - Accent 3"/>
-    <w:basedOn w:val="711"/>
+    <w:basedOn w:val="712"/>
     <w:uiPriority w:val="99"/>
     <w:pPr>
       <w:pBdr/>
@@ -17626,9 +19555,9 @@
       </w:tcPr>
     </w:tblStylePr>
   </w:style>
-  <w:style w:type="table" w:styleId="755" w:customStyle="1">
+  <w:style w:type="table" w:styleId="756" w:customStyle="1">
     <w:name w:val="Grid Table 5 Dark- Accent 4"/>
-    <w:basedOn w:val="711"/>
+    <w:basedOn w:val="712"/>
     <w:uiPriority w:val="99"/>
     <w:pPr>
       <w:pBdr/>
@@ -17853,9 +19782,9 @@
       </w:tcPr>
     </w:tblStylePr>
   </w:style>
-  <w:style w:type="table" w:styleId="756" w:customStyle="1">
+  <w:style w:type="table" w:styleId="757" w:customStyle="1">
     <w:name w:val="Grid Table 5 Dark - Accent 5"/>
-    <w:basedOn w:val="711"/>
+    <w:basedOn w:val="712"/>
     <w:uiPriority w:val="99"/>
     <w:pPr>
       <w:pBdr/>
@@ -18080,9 +20009,9 @@
       </w:tcPr>
     </w:tblStylePr>
   </w:style>
-  <w:style w:type="table" w:styleId="757" w:customStyle="1">
+  <w:style w:type="table" w:styleId="758" w:customStyle="1">
     <w:name w:val="Grid Table 5 Dark - Accent 6"/>
-    <w:basedOn w:val="711"/>
+    <w:basedOn w:val="712"/>
     <w:uiPriority w:val="99"/>
     <w:pPr>
       <w:pBdr/>
@@ -18307,9 +20236,9 @@
       </w:tcPr>
     </w:tblStylePr>
   </w:style>
-  <w:style w:type="table" w:styleId="758">
+  <w:style w:type="table" w:styleId="759">
     <w:name w:val="Grid Table 6 Colorful"/>
-    <w:basedOn w:val="711"/>
+    <w:basedOn w:val="712"/>
     <w:uiPriority w:val="99"/>
     <w:pPr>
       <w:pBdr/>
@@ -18531,9 +20460,9 @@
       </w:tcPr>
     </w:tblStylePr>
   </w:style>
-  <w:style w:type="table" w:styleId="759" w:customStyle="1">
+  <w:style w:type="table" w:styleId="760" w:customStyle="1">
     <w:name w:val="Grid Table 6 Colorful - Accent 1"/>
-    <w:basedOn w:val="711"/>
+    <w:basedOn w:val="712"/>
     <w:uiPriority w:val="99"/>
     <w:pPr>
       <w:pBdr/>
@@ -18755,9 +20684,9 @@
       </w:tcPr>
     </w:tblStylePr>
   </w:style>
-  <w:style w:type="table" w:styleId="760" w:customStyle="1">
+  <w:style w:type="table" w:styleId="761" w:customStyle="1">
     <w:name w:val="Grid Table 6 Colorful - Accent 2"/>
-    <w:basedOn w:val="711"/>
+    <w:basedOn w:val="712"/>
     <w:uiPriority w:val="99"/>
     <w:pPr>
       <w:pBdr/>
@@ -18979,9 +20908,9 @@
       </w:tcPr>
     </w:tblStylePr>
   </w:style>
-  <w:style w:type="table" w:styleId="761" w:customStyle="1">
+  <w:style w:type="table" w:styleId="762" w:customStyle="1">
     <w:name w:val="Grid Table 6 Colorful - Accent 3"/>
-    <w:basedOn w:val="711"/>
+    <w:basedOn w:val="712"/>
     <w:uiPriority w:val="99"/>
     <w:pPr>
       <w:pBdr/>
@@ -19203,9 +21132,9 @@
       </w:tcPr>
     </w:tblStylePr>
   </w:style>
-  <w:style w:type="table" w:styleId="762" w:customStyle="1">
+  <w:style w:type="table" w:styleId="763" w:customStyle="1">
     <w:name w:val="Grid Table 6 Colorful - Accent 4"/>
-    <w:basedOn w:val="711"/>
+    <w:basedOn w:val="712"/>
     <w:uiPriority w:val="99"/>
     <w:pPr>
       <w:pBdr/>
@@ -19427,9 +21356,9 @@
       </w:tcPr>
     </w:tblStylePr>
   </w:style>
-  <w:style w:type="table" w:styleId="763" w:customStyle="1">
+  <w:style w:type="table" w:styleId="764" w:customStyle="1">
     <w:name w:val="Grid Table 6 Colorful - Accent 5"/>
-    <w:basedOn w:val="711"/>
+    <w:basedOn w:val="712"/>
     <w:uiPriority w:val="99"/>
     <w:pPr>
       <w:pBdr/>
@@ -19651,9 +21580,9 @@
       </w:tcPr>
     </w:tblStylePr>
   </w:style>
-  <w:style w:type="table" w:styleId="764" w:customStyle="1">
+  <w:style w:type="table" w:styleId="765" w:customStyle="1">
     <w:name w:val="Grid Table 6 Colorful - Accent 6"/>
-    <w:basedOn w:val="711"/>
+    <w:basedOn w:val="712"/>
     <w:uiPriority w:val="99"/>
     <w:pPr>
       <w:pBdr/>
@@ -19875,9 +21804,9 @@
       </w:tcPr>
     </w:tblStylePr>
   </w:style>
-  <w:style w:type="table" w:styleId="765">
+  <w:style w:type="table" w:styleId="766">
     <w:name w:val="Grid Table 7 Colorful"/>
-    <w:basedOn w:val="711"/>
+    <w:basedOn w:val="712"/>
     <w:uiPriority w:val="99"/>
     <w:pPr>
       <w:pBdr/>
@@ -20128,9 +22057,9 @@
       </w:tcPr>
     </w:tblStylePr>
   </w:style>
-  <w:style w:type="table" w:styleId="766" w:customStyle="1">
+  <w:style w:type="table" w:styleId="767" w:customStyle="1">
     <w:name w:val="Grid Table 7 Colorful - Accent 1"/>
-    <w:basedOn w:val="711"/>
+    <w:basedOn w:val="712"/>
     <w:uiPriority w:val="99"/>
     <w:pPr>
       <w:pBdr/>
@@ -20381,9 +22310,9 @@
       </w:tcPr>
     </w:tblStylePr>
   </w:style>
-  <w:style w:type="table" w:styleId="767" w:customStyle="1">
+  <w:style w:type="table" w:styleId="768" w:customStyle="1">
     <w:name w:val="Grid Table 7 Colorful - Accent 2"/>
-    <w:basedOn w:val="711"/>
+    <w:basedOn w:val="712"/>
     <w:uiPriority w:val="99"/>
     <w:pPr>
       <w:pBdr/>
@@ -20634,9 +22563,9 @@
       </w:tcPr>
     </w:tblStylePr>
   </w:style>
-  <w:style w:type="table" w:styleId="768" w:customStyle="1">
+  <w:style w:type="table" w:styleId="769" w:customStyle="1">
     <w:name w:val="Grid Table 7 Colorful - Accent 3"/>
-    <w:basedOn w:val="711"/>
+    <w:basedOn w:val="712"/>
     <w:uiPriority w:val="99"/>
     <w:pPr>
       <w:pBdr/>
@@ -20887,9 +22816,9 @@
       </w:tcPr>
     </w:tblStylePr>
   </w:style>
-  <w:style w:type="table" w:styleId="769" w:customStyle="1">
+  <w:style w:type="table" w:styleId="770" w:customStyle="1">
     <w:name w:val="Grid Table 7 Colorful - Accent 4"/>
-    <w:basedOn w:val="711"/>
+    <w:basedOn w:val="712"/>
     <w:uiPriority w:val="99"/>
     <w:pPr>
       <w:pBdr/>
@@ -21140,9 +23069,9 @@
       </w:tcPr>
     </w:tblStylePr>
   </w:style>
-  <w:style w:type="table" w:styleId="770" w:customStyle="1">
+  <w:style w:type="table" w:styleId="771" w:customStyle="1">
     <w:name w:val="Grid Table 7 Colorful - Accent 5"/>
-    <w:basedOn w:val="711"/>
+    <w:basedOn w:val="712"/>
     <w:uiPriority w:val="99"/>
     <w:pPr>
       <w:pBdr/>
@@ -21393,9 +23322,9 @@
       </w:tcPr>
     </w:tblStylePr>
   </w:style>
-  <w:style w:type="table" w:styleId="771" w:customStyle="1">
+  <w:style w:type="table" w:styleId="772" w:customStyle="1">
     <w:name w:val="Grid Table 7 Colorful - Accent 6"/>
-    <w:basedOn w:val="711"/>
+    <w:basedOn w:val="712"/>
     <w:uiPriority w:val="99"/>
     <w:pPr>
       <w:pBdr/>
@@ -21646,9 +23575,9 @@
       </w:tcPr>
     </w:tblStylePr>
   </w:style>
-  <w:style w:type="table" w:styleId="772">
+  <w:style w:type="table" w:styleId="773">
     <w:name w:val="List Table 1 Light"/>
-    <w:basedOn w:val="711"/>
+    <w:basedOn w:val="712"/>
     <w:uiPriority w:val="99"/>
     <w:pPr>
       <w:pBdr/>
@@ -21861,9 +23790,9 @@
       </w:tcPr>
     </w:tblStylePr>
   </w:style>
-  <w:style w:type="table" w:styleId="773" w:customStyle="1">
+  <w:style w:type="table" w:styleId="774" w:customStyle="1">
     <w:name w:val="List Table 1 Light - Accent 1"/>
-    <w:basedOn w:val="711"/>
+    <w:basedOn w:val="712"/>
     <w:uiPriority w:val="99"/>
     <w:pPr>
       <w:pBdr/>
@@ -22076,9 +24005,9 @@
       </w:tcPr>
     </w:tblStylePr>
   </w:style>
-  <w:style w:type="table" w:styleId="774" w:customStyle="1">
+  <w:style w:type="table" w:styleId="775" w:customStyle="1">
     <w:name w:val="List Table 1 Light - Accent 2"/>
-    <w:basedOn w:val="711"/>
+    <w:basedOn w:val="712"/>
     <w:uiPriority w:val="99"/>
     <w:pPr>
       <w:pBdr/>
@@ -22291,9 +24220,9 @@
       </w:tcPr>
     </w:tblStylePr>
   </w:style>
-  <w:style w:type="table" w:styleId="775" w:customStyle="1">
+  <w:style w:type="table" w:styleId="776" w:customStyle="1">
     <w:name w:val="List Table 1 Light - Accent 3"/>
-    <w:basedOn w:val="711"/>
+    <w:basedOn w:val="712"/>
     <w:uiPriority w:val="99"/>
     <w:pPr>
       <w:pBdr/>
@@ -22506,9 +24435,9 @@
       </w:tcPr>
     </w:tblStylePr>
   </w:style>
-  <w:style w:type="table" w:styleId="776" w:customStyle="1">
+  <w:style w:type="table" w:styleId="777" w:customStyle="1">
     <w:name w:val="List Table 1 Light - Accent 4"/>
-    <w:basedOn w:val="711"/>
+    <w:basedOn w:val="712"/>
     <w:uiPriority w:val="99"/>
     <w:pPr>
       <w:pBdr/>
@@ -22721,9 +24650,9 @@
       </w:tcPr>
     </w:tblStylePr>
   </w:style>
-  <w:style w:type="table" w:styleId="777" w:customStyle="1">
+  <w:style w:type="table" w:styleId="778" w:customStyle="1">
     <w:name w:val="List Table 1 Light - Accent 5"/>
-    <w:basedOn w:val="711"/>
+    <w:basedOn w:val="712"/>
     <w:uiPriority w:val="99"/>
     <w:pPr>
       <w:pBdr/>
@@ -22936,9 +24865,9 @@
       </w:tcPr>
     </w:tblStylePr>
   </w:style>
-  <w:style w:type="table" w:styleId="778" w:customStyle="1">
+  <w:style w:type="table" w:styleId="779" w:customStyle="1">
     <w:name w:val="List Table 1 Light - Accent 6"/>
-    <w:basedOn w:val="711"/>
+    <w:basedOn w:val="712"/>
     <w:uiPriority w:val="99"/>
     <w:pPr>
       <w:pBdr/>
@@ -23151,9 +25080,9 @@
       </w:tcPr>
     </w:tblStylePr>
   </w:style>
-  <w:style w:type="table" w:styleId="779">
+  <w:style w:type="table" w:styleId="780">
     <w:name w:val="List Table 2"/>
-    <w:basedOn w:val="711"/>
+    <w:basedOn w:val="712"/>
     <w:uiPriority w:val="99"/>
     <w:pPr>
       <w:pBdr/>
@@ -23388,9 +25317,9 @@
       </w:tcPr>
     </w:tblStylePr>
   </w:style>
-  <w:style w:type="table" w:styleId="780" w:customStyle="1">
+  <w:style w:type="table" w:styleId="781" w:customStyle="1">
     <w:name w:val="List Table 2 - Accent 1"/>
-    <w:basedOn w:val="711"/>
+    <w:basedOn w:val="712"/>
     <w:uiPriority w:val="99"/>
     <w:pPr>
       <w:pBdr/>
@@ -23625,9 +25554,9 @@
       </w:tcPr>
     </w:tblStylePr>
   </w:style>
-  <w:style w:type="table" w:styleId="781" w:customStyle="1">
+  <w:style w:type="table" w:styleId="782" w:customStyle="1">
     <w:name w:val="List Table 2 - Accent 2"/>
-    <w:basedOn w:val="711"/>
+    <w:basedOn w:val="712"/>
     <w:uiPriority w:val="99"/>
     <w:pPr>
       <w:pBdr/>
@@ -23862,9 +25791,9 @@
       </w:tcPr>
     </w:tblStylePr>
   </w:style>
-  <w:style w:type="table" w:styleId="782" w:customStyle="1">
+  <w:style w:type="table" w:styleId="783" w:customStyle="1">
     <w:name w:val="List Table 2 - Accent 3"/>
-    <w:basedOn w:val="711"/>
+    <w:basedOn w:val="712"/>
     <w:uiPriority w:val="99"/>
     <w:pPr>
       <w:pBdr/>
@@ -24099,9 +26028,9 @@
       </w:tcPr>
     </w:tblStylePr>
   </w:style>
-  <w:style w:type="table" w:styleId="783" w:customStyle="1">
+  <w:style w:type="table" w:styleId="784" w:customStyle="1">
     <w:name w:val="List Table 2 - Accent 4"/>
-    <w:basedOn w:val="711"/>
+    <w:basedOn w:val="712"/>
     <w:uiPriority w:val="99"/>
     <w:pPr>
       <w:pBdr/>
@@ -24336,9 +26265,9 @@
       </w:tcPr>
     </w:tblStylePr>
   </w:style>
-  <w:style w:type="table" w:styleId="784" w:customStyle="1">
+  <w:style w:type="table" w:styleId="785" w:customStyle="1">
     <w:name w:val="List Table 2 - Accent 5"/>
-    <w:basedOn w:val="711"/>
+    <w:basedOn w:val="712"/>
     <w:uiPriority w:val="99"/>
     <w:pPr>
       <w:pBdr/>
@@ -24573,9 +26502,9 @@
       </w:tcPr>
     </w:tblStylePr>
   </w:style>
-  <w:style w:type="table" w:styleId="785" w:customStyle="1">
+  <w:style w:type="table" w:styleId="786" w:customStyle="1">
     <w:name w:val="List Table 2 - Accent 6"/>
-    <w:basedOn w:val="711"/>
+    <w:basedOn w:val="712"/>
     <w:uiPriority w:val="99"/>
     <w:pPr>
       <w:pBdr/>
@@ -24810,9 +26739,9 @@
       </w:tcPr>
     </w:tblStylePr>
   </w:style>
-  <w:style w:type="table" w:styleId="786">
+  <w:style w:type="table" w:styleId="787">
     <w:name w:val="List Table 3"/>
-    <w:basedOn w:val="711"/>
+    <w:basedOn w:val="712"/>
     <w:uiPriority w:val="99"/>
     <w:pPr>
       <w:pBdr/>
@@ -25037,9 +26966,9 @@
       </w:tcPr>
     </w:tblStylePr>
   </w:style>
-  <w:style w:type="table" w:styleId="787" w:customStyle="1">
+  <w:style w:type="table" w:styleId="788" w:customStyle="1">
     <w:name w:val="List Table 3 - Accent 1"/>
-    <w:basedOn w:val="711"/>
+    <w:basedOn w:val="712"/>
     <w:uiPriority w:val="99"/>
     <w:pPr>
       <w:pBdr/>
@@ -25264,9 +27193,9 @@
       </w:tcPr>
     </w:tblStylePr>
   </w:style>
-  <w:style w:type="table" w:styleId="788" w:customStyle="1">
+  <w:style w:type="table" w:styleId="789" w:customStyle="1">
     <w:name w:val="List Table 3 - Accent 2"/>
-    <w:basedOn w:val="711"/>
+    <w:basedOn w:val="712"/>
     <w:uiPriority w:val="99"/>
     <w:pPr>
       <w:pBdr/>
@@ -25491,9 +27420,9 @@
       </w:tcPr>
     </w:tblStylePr>
   </w:style>
-  <w:style w:type="table" w:styleId="789" w:customStyle="1">
+  <w:style w:type="table" w:styleId="790" w:customStyle="1">
     <w:name w:val="List Table 3 - Accent 3"/>
-    <w:basedOn w:val="711"/>
+    <w:basedOn w:val="712"/>
     <w:uiPriority w:val="99"/>
     <w:pPr>
       <w:pBdr/>
@@ -25718,9 +27647,9 @@
       </w:tcPr>
     </w:tblStylePr>
   </w:style>
-  <w:style w:type="table" w:styleId="790" w:customStyle="1">
+  <w:style w:type="table" w:styleId="791" w:customStyle="1">
     <w:name w:val="List Table 3 - Accent 4"/>
-    <w:basedOn w:val="711"/>
+    <w:basedOn w:val="712"/>
     <w:uiPriority w:val="99"/>
     <w:pPr>
       <w:pBdr/>
@@ -25945,9 +27874,9 @@
       </w:tcPr>
     </w:tblStylePr>
   </w:style>
-  <w:style w:type="table" w:styleId="791" w:customStyle="1">
+  <w:style w:type="table" w:styleId="792" w:customStyle="1">
     <w:name w:val="List Table 3 - Accent 5"/>
-    <w:basedOn w:val="711"/>
+    <w:basedOn w:val="712"/>
     <w:uiPriority w:val="99"/>
     <w:pPr>
       <w:pBdr/>
@@ -26172,9 +28101,9 @@
       </w:tcPr>
     </w:tblStylePr>
   </w:style>
-  <w:style w:type="table" w:styleId="792" w:customStyle="1">
+  <w:style w:type="table" w:styleId="793" w:customStyle="1">
     <w:name w:val="List Table 3 - Accent 6"/>
-    <w:basedOn w:val="711"/>
+    <w:basedOn w:val="712"/>
     <w:uiPriority w:val="99"/>
     <w:pPr>
       <w:pBdr/>
@@ -26399,9 +28328,9 @@
       </w:tcPr>
     </w:tblStylePr>
   </w:style>
-  <w:style w:type="table" w:styleId="793">
+  <w:style w:type="table" w:styleId="794">
     <w:name w:val="List Table 4"/>
-    <w:basedOn w:val="711"/>
+    <w:basedOn w:val="712"/>
     <w:uiPriority w:val="99"/>
     <w:pPr>
       <w:pBdr/>
@@ -26623,9 +28552,9 @@
       </w:tcPr>
     </w:tblStylePr>
   </w:style>
-  <w:style w:type="table" w:styleId="794" w:customStyle="1">
+  <w:style w:type="table" w:styleId="795" w:customStyle="1">
     <w:name w:val="List Table 4 - Accent 1"/>
-    <w:basedOn w:val="711"/>
+    <w:basedOn w:val="712"/>
     <w:uiPriority w:val="99"/>
     <w:pPr>
       <w:pBdr/>
@@ -26847,9 +28776,9 @@
       </w:tcPr>
     </w:tblStylePr>
   </w:style>
-  <w:style w:type="table" w:styleId="795" w:customStyle="1">
+  <w:style w:type="table" w:styleId="796" w:customStyle="1">
     <w:name w:val="List Table 4 - Accent 2"/>
-    <w:basedOn w:val="711"/>
+    <w:basedOn w:val="712"/>
     <w:uiPriority w:val="99"/>
     <w:pPr>
       <w:pBdr/>
@@ -27071,9 +29000,9 @@
       </w:tcPr>
     </w:tblStylePr>
   </w:style>
-  <w:style w:type="table" w:styleId="796" w:customStyle="1">
+  <w:style w:type="table" w:styleId="797" w:customStyle="1">
     <w:name w:val="List Table 4 - Accent 3"/>
-    <w:basedOn w:val="711"/>
+    <w:basedOn w:val="712"/>
     <w:uiPriority w:val="99"/>
     <w:pPr>
       <w:pBdr/>
@@ -27295,9 +29224,9 @@
       </w:tcPr>
     </w:tblStylePr>
   </w:style>
-  <w:style w:type="table" w:styleId="797" w:customStyle="1">
+  <w:style w:type="table" w:styleId="798" w:customStyle="1">
     <w:name w:val="List Table 4 - Accent 4"/>
-    <w:basedOn w:val="711"/>
+    <w:basedOn w:val="712"/>
     <w:uiPriority w:val="99"/>
     <w:pPr>
       <w:pBdr/>
@@ -27519,9 +29448,9 @@
       </w:tcPr>
     </w:tblStylePr>
   </w:style>
-  <w:style w:type="table" w:styleId="798" w:customStyle="1">
+  <w:style w:type="table" w:styleId="799" w:customStyle="1">
     <w:name w:val="List Table 4 - Accent 5"/>
-    <w:basedOn w:val="711"/>
+    <w:basedOn w:val="712"/>
     <w:uiPriority w:val="99"/>
     <w:pPr>
       <w:pBdr/>
@@ -27743,9 +29672,9 @@
       </w:tcPr>
     </w:tblStylePr>
   </w:style>
-  <w:style w:type="table" w:styleId="799" w:customStyle="1">
+  <w:style w:type="table" w:styleId="800" w:customStyle="1">
     <w:name w:val="List Table 4 - Accent 6"/>
-    <w:basedOn w:val="711"/>
+    <w:basedOn w:val="712"/>
     <w:uiPriority w:val="99"/>
     <w:pPr>
       <w:pBdr/>
@@ -27967,9 +29896,9 @@
       </w:tcPr>
     </w:tblStylePr>
   </w:style>
-  <w:style w:type="table" w:styleId="800">
+  <w:style w:type="table" w:styleId="801">
     <w:name w:val="List Table 5 Dark"/>
-    <w:basedOn w:val="711"/>
+    <w:basedOn w:val="712"/>
     <w:uiPriority w:val="99"/>
     <w:pPr>
       <w:pBdr/>
@@ -28203,9 +30132,9 @@
       </w:tcPr>
     </w:tblStylePr>
   </w:style>
-  <w:style w:type="table" w:styleId="801" w:customStyle="1">
+  <w:style w:type="table" w:styleId="802" w:customStyle="1">
     <w:name w:val="List Table 5 Dark - Accent 1"/>
-    <w:basedOn w:val="711"/>
+    <w:basedOn w:val="712"/>
     <w:uiPriority w:val="99"/>
     <w:pPr>
       <w:pBdr/>
@@ -28439,9 +30368,9 @@
       </w:tcPr>
     </w:tblStylePr>
   </w:style>
-  <w:style w:type="table" w:styleId="802" w:customStyle="1">
+  <w:style w:type="table" w:styleId="803" w:customStyle="1">
     <w:name w:val="List Table 5 Dark - Accent 2"/>
-    <w:basedOn w:val="711"/>
+    <w:basedOn w:val="712"/>
     <w:uiPriority w:val="99"/>
     <w:pPr>
       <w:pBdr/>
@@ -28675,9 +30604,9 @@
       </w:tcPr>
     </w:tblStylePr>
   </w:style>
-  <w:style w:type="table" w:styleId="803" w:customStyle="1">
+  <w:style w:type="table" w:styleId="804" w:customStyle="1">
     <w:name w:val="List Table 5 Dark - Accent 3"/>
-    <w:basedOn w:val="711"/>
+    <w:basedOn w:val="712"/>
     <w:uiPriority w:val="99"/>
     <w:pPr>
       <w:pBdr/>
@@ -28911,9 +30840,9 @@
       </w:tcPr>
     </w:tblStylePr>
   </w:style>
-  <w:style w:type="table" w:styleId="804" w:customStyle="1">
+  <w:style w:type="table" w:styleId="805" w:customStyle="1">
     <w:name w:val="List Table 5 Dark - Accent 4"/>
-    <w:basedOn w:val="711"/>
+    <w:basedOn w:val="712"/>
     <w:uiPriority w:val="99"/>
     <w:pPr>
       <w:pBdr/>
@@ -29147,9 +31076,9 @@
       </w:tcPr>
     </w:tblStylePr>
   </w:style>
-  <w:style w:type="table" w:styleId="805" w:customStyle="1">
+  <w:style w:type="table" w:styleId="806" w:customStyle="1">
     <w:name w:val="List Table 5 Dark - Accent 5"/>
-    <w:basedOn w:val="711"/>
+    <w:basedOn w:val="712"/>
     <w:uiPriority w:val="99"/>
     <w:pPr>
       <w:pBdr/>
@@ -29383,9 +31312,9 @@
       </w:tcPr>
     </w:tblStylePr>
   </w:style>
-  <w:style w:type="table" w:styleId="806" w:customStyle="1">
+  <w:style w:type="table" w:styleId="807" w:customStyle="1">
     <w:name w:val="List Table 5 Dark - Accent 6"/>
-    <w:basedOn w:val="711"/>
+    <w:basedOn w:val="712"/>
     <w:uiPriority w:val="99"/>
     <w:pPr>
       <w:pBdr/>
@@ -29619,9 +31548,9 @@
       </w:tcPr>
     </w:tblStylePr>
   </w:style>
-  <w:style w:type="table" w:styleId="807">
+  <w:style w:type="table" w:styleId="808">
     <w:name w:val="List Table 6 Colorful"/>
-    <w:basedOn w:val="711"/>
+    <w:basedOn w:val="712"/>
     <w:uiPriority w:val="99"/>
     <w:pPr>
       <w:pBdr/>
@@ -29841,9 +31770,9 @@
       </w:tcPr>
     </w:tblStylePr>
   </w:style>
-  <w:style w:type="table" w:styleId="808" w:customStyle="1">
+  <w:style w:type="table" w:styleId="809" w:customStyle="1">
     <w:name w:val="List Table 6 Colorful - Accent 1"/>
-    <w:basedOn w:val="711"/>
+    <w:basedOn w:val="712"/>
     <w:uiPriority w:val="99"/>
     <w:pPr>
       <w:pBdr/>
@@ -30063,9 +31992,9 @@
       </w:tcPr>
     </w:tblStylePr>
   </w:style>
-  <w:style w:type="table" w:styleId="809" w:customStyle="1">
+  <w:style w:type="table" w:styleId="810" w:customStyle="1">
     <w:name w:val="List Table 6 Colorful - Accent 2"/>
-    <w:basedOn w:val="711"/>
+    <w:basedOn w:val="712"/>
     <w:uiPriority w:val="99"/>
     <w:pPr>
       <w:pBdr/>
@@ -30285,9 +32214,9 @@
       </w:tcPr>
     </w:tblStylePr>
   </w:style>
-  <w:style w:type="table" w:styleId="810" w:customStyle="1">
+  <w:style w:type="table" w:styleId="811" w:customStyle="1">
     <w:name w:val="List Table 6 Colorful - Accent 3"/>
-    <w:basedOn w:val="711"/>
+    <w:basedOn w:val="712"/>
     <w:uiPriority w:val="99"/>
     <w:pPr>
       <w:pBdr/>
@@ -30507,9 +32436,9 @@
       </w:tcPr>
     </w:tblStylePr>
   </w:style>
-  <w:style w:type="table" w:styleId="811" w:customStyle="1">
+  <w:style w:type="table" w:styleId="812" w:customStyle="1">
     <w:name w:val="List Table 6 Colorful - Accent 4"/>
-    <w:basedOn w:val="711"/>
+    <w:basedOn w:val="712"/>
     <w:uiPriority w:val="99"/>
     <w:pPr>
       <w:pBdr/>
@@ -30729,9 +32658,9 @@
       </w:tcPr>
     </w:tblStylePr>
   </w:style>
-  <w:style w:type="table" w:styleId="812" w:customStyle="1">
+  <w:style w:type="table" w:styleId="813" w:customStyle="1">
     <w:name w:val="List Table 6 Colorful - Accent 5"/>
-    <w:basedOn w:val="711"/>
+    <w:basedOn w:val="712"/>
     <w:uiPriority w:val="99"/>
     <w:pPr>
       <w:pBdr/>
@@ -30951,9 +32880,9 @@
       </w:tcPr>
     </w:tblStylePr>
   </w:style>
-  <w:style w:type="table" w:styleId="813" w:customStyle="1">
+  <w:style w:type="table" w:styleId="814" w:customStyle="1">
     <w:name w:val="List Table 6 Colorful - Accent 6"/>
-    <w:basedOn w:val="711"/>
+    <w:basedOn w:val="712"/>
     <w:uiPriority w:val="99"/>
     <w:pPr>
       <w:pBdr/>
@@ -31173,9 +33102,9 @@
       </w:tcPr>
     </w:tblStylePr>
   </w:style>
-  <w:style w:type="table" w:styleId="814">
+  <w:style w:type="table" w:styleId="815">
     <w:name w:val="List Table 7 Colorful"/>
-    <w:basedOn w:val="711"/>
+    <w:basedOn w:val="712"/>
     <w:uiPriority w:val="99"/>
     <w:pPr>
       <w:pBdr/>
@@ -31423,9 +33352,9 @@
       </w:tcPr>
     </w:tblStylePr>
   </w:style>
-  <w:style w:type="table" w:styleId="815" w:customStyle="1">
+  <w:style w:type="table" w:styleId="816" w:customStyle="1">
     <w:name w:val="List Table 7 Colorful - Accent 1"/>
-    <w:basedOn w:val="711"/>
+    <w:basedOn w:val="712"/>
     <w:uiPriority w:val="99"/>
     <w:pPr>
       <w:pBdr/>
@@ -31673,9 +33602,9 @@
       </w:tcPr>
     </w:tblStylePr>
   </w:style>
-  <w:style w:type="table" w:styleId="816" w:customStyle="1">
+  <w:style w:type="table" w:styleId="817" w:customStyle="1">
     <w:name w:val="List Table 7 Colorful - Accent 2"/>
-    <w:basedOn w:val="711"/>
+    <w:basedOn w:val="712"/>
     <w:uiPriority w:val="99"/>
     <w:pPr>
       <w:pBdr/>
@@ -31923,9 +33852,9 @@
       </w:tcPr>
     </w:tblStylePr>
   </w:style>
-  <w:style w:type="table" w:styleId="817" w:customStyle="1">
+  <w:style w:type="table" w:styleId="818" w:customStyle="1">
     <w:name w:val="List Table 7 Colorful - Accent 3"/>
-    <w:basedOn w:val="711"/>
+    <w:basedOn w:val="712"/>
     <w:uiPriority w:val="99"/>
     <w:pPr>
       <w:pBdr/>
@@ -32173,9 +34102,9 @@
       </w:tcPr>
     </w:tblStylePr>
   </w:style>
-  <w:style w:type="table" w:styleId="818" w:customStyle="1">
+  <w:style w:type="table" w:styleId="819" w:customStyle="1">
     <w:name w:val="List Table 7 Colorful - Accent 4"/>
-    <w:basedOn w:val="711"/>
+    <w:basedOn w:val="712"/>
     <w:uiPriority w:val="99"/>
     <w:pPr>
       <w:pBdr/>
@@ -32423,9 +34352,9 @@
       </w:tcPr>
     </w:tblStylePr>
   </w:style>
-  <w:style w:type="table" w:styleId="819" w:customStyle="1">
+  <w:style w:type="table" w:styleId="820" w:customStyle="1">
     <w:name w:val="List Table 7 Colorful - Accent 5"/>
-    <w:basedOn w:val="711"/>
+    <w:basedOn w:val="712"/>
     <w:uiPriority w:val="99"/>
     <w:pPr>
       <w:pBdr/>
@@ -32673,9 +34602,9 @@
       </w:tcPr>
     </w:tblStylePr>
   </w:style>
-  <w:style w:type="table" w:styleId="820" w:customStyle="1">
+  <w:style w:type="table" w:styleId="821" w:customStyle="1">
     <w:name w:val="List Table 7 Colorful - Accent 6"/>
-    <w:basedOn w:val="711"/>
+    <w:basedOn w:val="712"/>
     <w:uiPriority w:val="99"/>
     <w:pPr>
       <w:pBdr/>
@@ -32923,9 +34852,9 @@
       </w:tcPr>
     </w:tblStylePr>
   </w:style>
-  <w:style w:type="table" w:styleId="821" w:customStyle="1">
+  <w:style w:type="table" w:styleId="822" w:customStyle="1">
     <w:name w:val="Lined - Accent"/>
-    <w:basedOn w:val="711"/>
+    <w:basedOn w:val="712"/>
     <w:uiPriority w:val="99"/>
     <w:pPr>
       <w:pBdr/>
@@ -33163,9 +35092,9 @@
       </w:tcPr>
     </w:tblStylePr>
   </w:style>
-  <w:style w:type="table" w:styleId="822" w:customStyle="1">
+  <w:style w:type="table" w:styleId="823" w:customStyle="1">
     <w:name w:val="Lined - Accent 1"/>
-    <w:basedOn w:val="711"/>
+    <w:basedOn w:val="712"/>
     <w:uiPriority w:val="99"/>
     <w:pPr>
       <w:pBdr/>
@@ -33403,9 +35332,9 @@
       </w:tcPr>
     </w:tblStylePr>
   </w:style>
-  <w:style w:type="table" w:styleId="823" w:customStyle="1">
+  <w:style w:type="table" w:styleId="824" w:customStyle="1">
     <w:name w:val="Lined - Accent 2"/>
-    <w:basedOn w:val="711"/>
+    <w:basedOn w:val="712"/>
     <w:uiPriority w:val="99"/>
     <w:pPr>
       <w:pBdr/>
@@ -33643,9 +35572,9 @@
       </w:tcPr>
     </w:tblStylePr>
   </w:style>
-  <w:style w:type="table" w:styleId="824" w:customStyle="1">
+  <w:style w:type="table" w:styleId="825" w:customStyle="1">
     <w:name w:val="Lined - Accent 3"/>
-    <w:basedOn w:val="711"/>
+    <w:basedOn w:val="712"/>
     <w:uiPriority w:val="99"/>
     <w:pPr>
       <w:pBdr/>
@@ -33883,9 +35812,9 @@
       </w:tcPr>
     </w:tblStylePr>
   </w:style>
-  <w:style w:type="table" w:styleId="825" w:customStyle="1">
+  <w:style w:type="table" w:styleId="826" w:customStyle="1">
     <w:name w:val="Lined - Accent 4"/>
-    <w:basedOn w:val="711"/>
+    <w:basedOn w:val="712"/>
     <w:uiPriority w:val="99"/>
     <w:pPr>
       <w:pBdr/>
@@ -34123,9 +36052,9 @@
       </w:tcPr>
     </w:tblStylePr>
   </w:style>
-  <w:style w:type="table" w:styleId="826" w:customStyle="1">
+  <w:style w:type="table" w:styleId="827" w:customStyle="1">
     <w:name w:val="Lined - Accent 5"/>
-    <w:basedOn w:val="711"/>
+    <w:basedOn w:val="712"/>
     <w:uiPriority w:val="99"/>
     <w:pPr>
       <w:pBdr/>
@@ -34363,9 +36292,9 @@
       </w:tcPr>
     </w:tblStylePr>
   </w:style>
-  <w:style w:type="table" w:styleId="827" w:customStyle="1">
+  <w:style w:type="table" w:styleId="828" w:customStyle="1">
     <w:name w:val="Lined - Accent 6"/>
-    <w:basedOn w:val="711"/>
+    <w:basedOn w:val="712"/>
     <w:uiPriority w:val="99"/>
     <w:pPr>
       <w:pBdr/>
@@ -34603,9 +36532,9 @@
       </w:tcPr>
     </w:tblStylePr>
   </w:style>
-  <w:style w:type="table" w:styleId="828" w:customStyle="1">
+  <w:style w:type="table" w:styleId="829" w:customStyle="1">
     <w:name w:val="Bordered &amp; Lined - Accent"/>
-    <w:basedOn w:val="711"/>
+    <w:basedOn w:val="712"/>
     <w:uiPriority w:val="99"/>
     <w:pPr>
       <w:pBdr/>
@@ -34850,9 +36779,9 @@
       </w:tcPr>
     </w:tblStylePr>
   </w:style>
-  <w:style w:type="table" w:styleId="829" w:customStyle="1">
+  <w:style w:type="table" w:styleId="830" w:customStyle="1">
     <w:name w:val="Bordered &amp; Lined - Accent 1"/>
-    <w:basedOn w:val="711"/>
+    <w:basedOn w:val="712"/>
     <w:uiPriority w:val="99"/>
     <w:pPr>
       <w:pBdr/>
@@ -35097,9 +37026,9 @@
       </w:tcPr>
     </w:tblStylePr>
   </w:style>
-  <w:style w:type="table" w:styleId="830" w:customStyle="1">
+  <w:style w:type="table" w:styleId="831" w:customStyle="1">
     <w:name w:val="Bordered &amp; Lined - Accent 2"/>
-    <w:basedOn w:val="711"/>
+    <w:basedOn w:val="712"/>
     <w:uiPriority w:val="99"/>
     <w:pPr>
       <w:pBdr/>
@@ -35344,9 +37273,9 @@
       </w:tcPr>
     </w:tblStylePr>
   </w:style>
-  <w:style w:type="table" w:styleId="831" w:customStyle="1">
+  <w:style w:type="table" w:styleId="832" w:customStyle="1">
     <w:name w:val="Bordered &amp; Lined - Accent 3"/>
-    <w:basedOn w:val="711"/>
+    <w:basedOn w:val="712"/>
     <w:uiPriority w:val="99"/>
     <w:pPr>
       <w:pBdr/>
@@ -35591,9 +37520,9 @@
       </w:tcPr>
     </w:tblStylePr>
   </w:style>
-  <w:style w:type="table" w:styleId="832" w:customStyle="1">
+  <w:style w:type="table" w:styleId="833" w:customStyle="1">
     <w:name w:val="Bordered &amp; Lined - Accent 4"/>
-    <w:basedOn w:val="711"/>
+    <w:basedOn w:val="712"/>
     <w:uiPriority w:val="99"/>
     <w:pPr>
       <w:pBdr/>
@@ -35838,9 +37767,9 @@
       </w:tcPr>
     </w:tblStylePr>
   </w:style>
-  <w:style w:type="table" w:styleId="833" w:customStyle="1">
+  <w:style w:type="table" w:styleId="834" w:customStyle="1">
     <w:name w:val="Bordered &amp; Lined - Accent 5"/>
-    <w:basedOn w:val="711"/>
+    <w:basedOn w:val="712"/>
     <w:uiPriority w:val="99"/>
     <w:pPr>
       <w:pBdr/>
@@ -36085,9 +38014,9 @@
       </w:tcPr>
     </w:tblStylePr>
   </w:style>
-  <w:style w:type="table" w:styleId="834" w:customStyle="1">
+  <w:style w:type="table" w:styleId="835" w:customStyle="1">
     <w:name w:val="Bordered &amp; Lined - Accent 6"/>
-    <w:basedOn w:val="711"/>
+    <w:basedOn w:val="712"/>
     <w:uiPriority w:val="99"/>
     <w:pPr>
       <w:pBdr/>
@@ -36332,9 +38261,9 @@
       </w:tcPr>
     </w:tblStylePr>
   </w:style>
-  <w:style w:type="table" w:styleId="835" w:customStyle="1">
+  <w:style w:type="table" w:styleId="836" w:customStyle="1">
     <w:name w:val="Bordered"/>
-    <w:basedOn w:val="711"/>
+    <w:basedOn w:val="712"/>
     <w:uiPriority w:val="99"/>
     <w:pPr>
       <w:pBdr/>
@@ -36562,9 +38491,9 @@
       </w:tcPr>
     </w:tblStylePr>
   </w:style>
-  <w:style w:type="table" w:styleId="836" w:customStyle="1">
+  <w:style w:type="table" w:styleId="837" w:customStyle="1">
     <w:name w:val="Bordered - Accent 1"/>
-    <w:basedOn w:val="711"/>
+    <w:basedOn w:val="712"/>
     <w:uiPriority w:val="99"/>
     <w:pPr>
       <w:pBdr/>
@@ -36792,9 +38721,9 @@
       </w:tcPr>
     </w:tblStylePr>
   </w:style>
-  <w:style w:type="table" w:styleId="837" w:customStyle="1">
+  <w:style w:type="table" w:styleId="838" w:customStyle="1">
     <w:name w:val="Bordered - Accent 2"/>
-    <w:basedOn w:val="711"/>
+    <w:basedOn w:val="712"/>
     <w:uiPriority w:val="99"/>
     <w:pPr>
       <w:pBdr/>
@@ -37022,9 +38951,9 @@
       </w:tcPr>
     </w:tblStylePr>
   </w:style>
-  <w:style w:type="table" w:styleId="838" w:customStyle="1">
+  <w:style w:type="table" w:styleId="839" w:customStyle="1">
     <w:name w:val="Bordered - Accent 3"/>
-    <w:basedOn w:val="711"/>
+    <w:basedOn w:val="712"/>
     <w:uiPriority w:val="99"/>
     <w:pPr>
       <w:pBdr/>
@@ -37252,9 +39181,9 @@
       </w:tcPr>
     </w:tblStylePr>
   </w:style>
-  <w:style w:type="table" w:styleId="839" w:customStyle="1">
+  <w:style w:type="table" w:styleId="840" w:customStyle="1">
     <w:name w:val="Bordered - Accent 4"/>
-    <w:basedOn w:val="711"/>
+    <w:basedOn w:val="712"/>
     <w:uiPriority w:val="99"/>
     <w:pPr>
       <w:pBdr/>
@@ -37482,9 +39411,9 @@
       </w:tcPr>
     </w:tblStylePr>
   </w:style>
-  <w:style w:type="table" w:styleId="840" w:customStyle="1">
+  <w:style w:type="table" w:styleId="841" w:customStyle="1">
     <w:name w:val="Bordered - Accent 5"/>
-    <w:basedOn w:val="711"/>
+    <w:basedOn w:val="712"/>
     <w:uiPriority w:val="99"/>
     <w:pPr>
       <w:pBdr/>
@@ -37712,9 +39641,9 @@
       </w:tcPr>
     </w:tblStylePr>
   </w:style>
-  <w:style w:type="table" w:styleId="841" w:customStyle="1">
+  <w:style w:type="table" w:styleId="842" w:customStyle="1">
     <w:name w:val="Bordered - Accent 6"/>
-    <w:basedOn w:val="711"/>
+    <w:basedOn w:val="712"/>
     <w:uiPriority w:val="99"/>
     <w:pPr>
       <w:pBdr/>
@@ -37942,9 +39871,9 @@
       </w:tcPr>
     </w:tblStylePr>
   </w:style>
-  <w:style w:type="character" w:styleId="842" w:customStyle="1">
+  <w:style w:type="character" w:styleId="843" w:customStyle="1">
     <w:name w:val="Heading 1 Char"/>
-    <w:basedOn w:val="710"/>
+    <w:basedOn w:val="711"/>
     <w:uiPriority w:val="9"/>
     <w:pPr>
       <w:pBdr/>
@@ -37958,9 +39887,9 @@
       <w:szCs w:val="40"/>
     </w:rPr>
   </w:style>
-  <w:style w:type="character" w:styleId="843" w:customStyle="1">
+  <w:style w:type="character" w:styleId="844" w:customStyle="1">
     <w:name w:val="Heading 2 Char"/>
-    <w:basedOn w:val="710"/>
+    <w:basedOn w:val="711"/>
     <w:uiPriority w:val="9"/>
     <w:pPr>
       <w:pBdr/>
@@ -37974,9 +39903,9 @@
       <w:szCs w:val="32"/>
     </w:rPr>
   </w:style>
-  <w:style w:type="character" w:styleId="844" w:customStyle="1">
+  <w:style w:type="character" w:styleId="845" w:customStyle="1">
     <w:name w:val="Heading 3 Char"/>
-    <w:basedOn w:val="710"/>
+    <w:basedOn w:val="711"/>
     <w:uiPriority w:val="9"/>
     <w:pPr>
       <w:pBdr/>
@@ -37990,9 +39919,9 @@
       <w:szCs w:val="28"/>
     </w:rPr>
   </w:style>
-  <w:style w:type="character" w:styleId="845" w:customStyle="1">
+  <w:style w:type="character" w:styleId="846" w:customStyle="1">
     <w:name w:val="Heading 4 Char"/>
-    <w:basedOn w:val="710"/>
+    <w:basedOn w:val="711"/>
     <w:uiPriority w:val="9"/>
     <w:pPr>
       <w:pBdr/>
@@ -38006,9 +39935,9 @@
       <w:color w:val="0f4761" w:themeColor="accent1" w:themeShade="BF"/>
     </w:rPr>
   </w:style>
-  <w:style w:type="character" w:styleId="846" w:customStyle="1">
+  <w:style w:type="character" w:styleId="847" w:customStyle="1">
     <w:name w:val="Heading 5 Char"/>
-    <w:basedOn w:val="710"/>
+    <w:basedOn w:val="711"/>
     <w:uiPriority w:val="9"/>
     <w:pPr>
       <w:pBdr/>
@@ -38020,9 +39949,9 @@
       <w:color w:val="0f4761" w:themeColor="accent1" w:themeShade="BF"/>
     </w:rPr>
   </w:style>
-  <w:style w:type="character" w:styleId="847" w:customStyle="1">
+  <w:style w:type="character" w:styleId="848" w:customStyle="1">
     <w:name w:val="Heading 6 Char"/>
-    <w:basedOn w:val="710"/>
+    <w:basedOn w:val="711"/>
     <w:uiPriority w:val="9"/>
     <w:pPr>
       <w:pBdr/>
@@ -38036,9 +39965,9 @@
       <w:color w:val="595959" w:themeColor="text1" w:themeTint="A6"/>
     </w:rPr>
   </w:style>
-  <w:style w:type="character" w:styleId="848" w:customStyle="1">
+  <w:style w:type="character" w:styleId="849" w:customStyle="1">
     <w:name w:val="Heading 7 Char"/>
-    <w:basedOn w:val="710"/>
+    <w:basedOn w:val="711"/>
     <w:uiPriority w:val="9"/>
     <w:pPr>
       <w:pBdr/>
@@ -38050,25 +39979,9 @@
       <w:color w:val="595959" w:themeColor="text1" w:themeTint="A6"/>
     </w:rPr>
   </w:style>
-  <w:style w:type="character" w:styleId="849" w:customStyle="1">
+  <w:style w:type="character" w:styleId="850" w:customStyle="1">
     <w:name w:val="Heading 8 Char"/>
-    <w:basedOn w:val="710"/>
-    <w:uiPriority w:val="9"/>
-    <w:pPr>
-      <w:pBdr/>
-      <w:spacing/>
-      <w:ind/>
-    </w:pPr>
-    <w:rPr>
-      <w:rFonts w:ascii="Arial" w:hAnsi="Arial" w:eastAsia="Arial" w:cs="Arial"/>
-      <w:i/>
-      <w:iCs/>
-      <w:color w:val="272727" w:themeColor="text1" w:themeTint="D8"/>
-    </w:rPr>
-  </w:style>
-  <w:style w:type="character" w:styleId="850" w:customStyle="1">
-    <w:name w:val="Heading 9 Char"/>
-    <w:basedOn w:val="710"/>
+    <w:basedOn w:val="711"/>
     <w:uiPriority w:val="9"/>
     <w:pPr>
       <w:pBdr/>
@@ -38083,8 +39996,24 @@
     </w:rPr>
   </w:style>
   <w:style w:type="character" w:styleId="851" w:customStyle="1">
+    <w:name w:val="Heading 9 Char"/>
+    <w:basedOn w:val="711"/>
+    <w:uiPriority w:val="9"/>
+    <w:pPr>
+      <w:pBdr/>
+      <w:spacing/>
+      <w:ind/>
+    </w:pPr>
+    <w:rPr>
+      <w:rFonts w:ascii="Arial" w:hAnsi="Arial" w:eastAsia="Arial" w:cs="Arial"/>
+      <w:i/>
+      <w:iCs/>
+      <w:color w:val="272727" w:themeColor="text1" w:themeTint="D8"/>
+    </w:rPr>
+  </w:style>
+  <w:style w:type="character" w:styleId="852" w:customStyle="1">
     <w:name w:val="Title Char"/>
-    <w:basedOn w:val="710"/>
+    <w:basedOn w:val="711"/>
     <w:uiPriority w:val="10"/>
     <w:pPr>
       <w:pBdr/>
@@ -38098,9 +40027,9 @@
       <w:szCs w:val="56"/>
     </w:rPr>
   </w:style>
-  <w:style w:type="character" w:styleId="852" w:customStyle="1">
+  <w:style w:type="character" w:styleId="853" w:customStyle="1">
     <w:name w:val="Subtitle Char"/>
-    <w:basedOn w:val="710"/>
+    <w:basedOn w:val="711"/>
     <w:uiPriority w:val="11"/>
     <w:pPr>
       <w:pBdr/>
@@ -38114,9 +40043,9 @@
       <w:szCs w:val="28"/>
     </w:rPr>
   </w:style>
-  <w:style w:type="character" w:styleId="853" w:customStyle="1">
+  <w:style w:type="character" w:styleId="854" w:customStyle="1">
     <w:name w:val="Quote Char"/>
-    <w:basedOn w:val="710"/>
+    <w:basedOn w:val="711"/>
     <w:uiPriority w:val="29"/>
     <w:pPr>
       <w:pBdr/>
@@ -38129,9 +40058,9 @@
       <w:color w:val="404040" w:themeColor="text1" w:themeTint="BF"/>
     </w:rPr>
   </w:style>
-  <w:style w:type="character" w:styleId="854" w:customStyle="1">
+  <w:style w:type="character" w:styleId="855" w:customStyle="1">
     <w:name w:val="Intense Quote Char"/>
-    <w:basedOn w:val="710"/>
+    <w:basedOn w:val="711"/>
     <w:uiPriority w:val="30"/>
     <w:pPr>
       <w:pBdr/>
@@ -38144,9 +40073,9 @@
       <w:color w:val="0f4761" w:themeColor="accent1" w:themeShade="BF"/>
     </w:rPr>
   </w:style>
-  <w:style w:type="character" w:styleId="855">
+  <w:style w:type="character" w:styleId="856">
     <w:name w:val="Subtle Emphasis"/>
-    <w:basedOn w:val="710"/>
+    <w:basedOn w:val="711"/>
     <w:uiPriority w:val="19"/>
     <w:qFormat/>
     <w:pPr>
@@ -38160,9 +40089,9 @@
       <w:color w:val="404040" w:themeColor="text1" w:themeTint="BF"/>
     </w:rPr>
   </w:style>
-  <w:style w:type="character" w:styleId="856">
+  <w:style w:type="character" w:styleId="857">
     <w:name w:val="Emphasis"/>
-    <w:basedOn w:val="710"/>
+    <w:basedOn w:val="711"/>
     <w:uiPriority w:val="20"/>
     <w:qFormat/>
     <w:pPr>
@@ -38175,9 +40104,9 @@
       <w:iCs/>
     </w:rPr>
   </w:style>
-  <w:style w:type="character" w:styleId="857">
+  <w:style w:type="character" w:styleId="858">
     <w:name w:val="Strong"/>
-    <w:basedOn w:val="710"/>
+    <w:basedOn w:val="711"/>
     <w:uiPriority w:val="22"/>
     <w:qFormat/>
     <w:pPr>
@@ -38190,9 +40119,9 @@
       <w:bCs/>
     </w:rPr>
   </w:style>
-  <w:style w:type="character" w:styleId="858">
+  <w:style w:type="character" w:styleId="859">
     <w:name w:val="Subtle Reference"/>
-    <w:basedOn w:val="710"/>
+    <w:basedOn w:val="711"/>
     <w:uiPriority w:val="31"/>
     <w:qFormat/>
     <w:pPr>
@@ -38205,9 +40134,9 @@
       <w:color w:val="5a5a5a" w:themeColor="text1" w:themeTint="A5"/>
     </w:rPr>
   </w:style>
-  <w:style w:type="character" w:styleId="859">
+  <w:style w:type="character" w:styleId="860">
     <w:name w:val="Book Title"/>
-    <w:basedOn w:val="710"/>
+    <w:basedOn w:val="711"/>
     <w:uiPriority w:val="33"/>
     <w:qFormat/>
     <w:pPr>
@@ -38223,10 +40152,10 @@
       <w:spacing w:val="5"/>
     </w:rPr>
   </w:style>
-  <w:style w:type="paragraph" w:styleId="860">
+  <w:style w:type="paragraph" w:styleId="861">
     <w:name w:val="Header"/>
-    <w:basedOn w:val="700"/>
-    <w:link w:val="861"/>
+    <w:basedOn w:val="701"/>
+    <w:link w:val="862"/>
     <w:uiPriority w:val="99"/>
     <w:unhideWhenUsed/>
     <w:pPr>
@@ -38239,10 +40168,10 @@
       <w:ind/>
     </w:pPr>
   </w:style>
-  <w:style w:type="character" w:styleId="861" w:customStyle="1">
+  <w:style w:type="character" w:styleId="862" w:customStyle="1">
     <w:name w:val="Koptekst Char"/>
-    <w:basedOn w:val="710"/>
-    <w:link w:val="860"/>
+    <w:basedOn w:val="711"/>
+    <w:link w:val="861"/>
     <w:uiPriority w:val="99"/>
     <w:pPr>
       <w:pBdr/>
@@ -38250,10 +40179,10 @@
       <w:ind/>
     </w:pPr>
   </w:style>
-  <w:style w:type="paragraph" w:styleId="862">
+  <w:style w:type="paragraph" w:styleId="863">
     <w:name w:val="Footer"/>
-    <w:basedOn w:val="700"/>
-    <w:link w:val="863"/>
+    <w:basedOn w:val="701"/>
+    <w:link w:val="864"/>
     <w:uiPriority w:val="99"/>
     <w:unhideWhenUsed/>
     <w:pPr>
@@ -38266,10 +40195,10 @@
       <w:ind/>
     </w:pPr>
   </w:style>
-  <w:style w:type="character" w:styleId="863" w:customStyle="1">
+  <w:style w:type="character" w:styleId="864" w:customStyle="1">
     <w:name w:val="Voettekst Char"/>
-    <w:basedOn w:val="710"/>
-    <w:link w:val="862"/>
+    <w:basedOn w:val="711"/>
+    <w:link w:val="863"/>
     <w:uiPriority w:val="99"/>
     <w:pPr>
       <w:pBdr/>
@@ -38277,10 +40206,10 @@
       <w:ind/>
     </w:pPr>
   </w:style>
-  <w:style w:type="paragraph" w:styleId="864">
+  <w:style w:type="paragraph" w:styleId="865">
     <w:name w:val="Caption"/>
-    <w:basedOn w:val="700"/>
-    <w:next w:val="700"/>
+    <w:basedOn w:val="701"/>
+    <w:next w:val="701"/>
     <w:uiPriority w:val="35"/>
     <w:unhideWhenUsed/>
     <w:qFormat/>
@@ -38297,10 +40226,10 @@
       <w:szCs w:val="18"/>
     </w:rPr>
   </w:style>
-  <w:style w:type="paragraph" w:styleId="865">
+  <w:style w:type="paragraph" w:styleId="866">
     <w:name w:val="footnote text"/>
-    <w:basedOn w:val="700"/>
-    <w:link w:val="866"/>
+    <w:basedOn w:val="701"/>
+    <w:link w:val="867"/>
     <w:uiPriority w:val="99"/>
     <w:semiHidden/>
     <w:unhideWhenUsed/>
@@ -38314,10 +40243,10 @@
       <w:szCs w:val="20"/>
     </w:rPr>
   </w:style>
-  <w:style w:type="character" w:styleId="866" w:customStyle="1">
+  <w:style w:type="character" w:styleId="867" w:customStyle="1">
     <w:name w:val="Voetnoottekst Char"/>
-    <w:basedOn w:val="710"/>
-    <w:link w:val="865"/>
+    <w:basedOn w:val="711"/>
+    <w:link w:val="866"/>
     <w:uiPriority w:val="99"/>
     <w:semiHidden/>
     <w:pPr>
@@ -38330,9 +40259,9 @@
       <w:szCs w:val="20"/>
     </w:rPr>
   </w:style>
-  <w:style w:type="character" w:styleId="867">
+  <w:style w:type="character" w:styleId="868">
     <w:name w:val="footnote reference"/>
-    <w:basedOn w:val="710"/>
+    <w:basedOn w:val="711"/>
     <w:uiPriority w:val="99"/>
     <w:semiHidden/>
     <w:unhideWhenUsed/>
@@ -38345,10 +40274,10 @@
       <w:vertAlign w:val="superscript"/>
     </w:rPr>
   </w:style>
-  <w:style w:type="paragraph" w:styleId="868">
+  <w:style w:type="paragraph" w:styleId="869">
     <w:name w:val="endnote text"/>
-    <w:basedOn w:val="700"/>
-    <w:link w:val="869"/>
+    <w:basedOn w:val="701"/>
+    <w:link w:val="870"/>
     <w:uiPriority w:val="99"/>
     <w:semiHidden/>
     <w:unhideWhenUsed/>
@@ -38362,10 +40291,10 @@
       <w:szCs w:val="20"/>
     </w:rPr>
   </w:style>
-  <w:style w:type="character" w:styleId="869" w:customStyle="1">
+  <w:style w:type="character" w:styleId="870" w:customStyle="1">
     <w:name w:val="Eindnoottekst Char"/>
-    <w:basedOn w:val="710"/>
-    <w:link w:val="868"/>
+    <w:basedOn w:val="711"/>
+    <w:link w:val="869"/>
     <w:uiPriority w:val="99"/>
     <w:semiHidden/>
     <w:pPr>
@@ -38378,9 +40307,9 @@
       <w:szCs w:val="20"/>
     </w:rPr>
   </w:style>
-  <w:style w:type="character" w:styleId="870">
+  <w:style w:type="character" w:styleId="871">
     <w:name w:val="endnote reference"/>
-    <w:basedOn w:val="710"/>
+    <w:basedOn w:val="711"/>
     <w:uiPriority w:val="99"/>
     <w:semiHidden/>
     <w:unhideWhenUsed/>
@@ -38393,9 +40322,9 @@
       <w:vertAlign w:val="superscript"/>
     </w:rPr>
   </w:style>
-  <w:style w:type="character" w:styleId="871">
+  <w:style w:type="character" w:styleId="872">
     <w:name w:val="Hyperlink"/>
-    <w:basedOn w:val="710"/>
+    <w:basedOn w:val="711"/>
     <w:uiPriority w:val="99"/>
     <w:unhideWhenUsed/>
     <w:pPr>
@@ -38408,9 +40337,9 @@
       <w:u w:val="single"/>
     </w:rPr>
   </w:style>
-  <w:style w:type="character" w:styleId="872">
+  <w:style w:type="character" w:styleId="873">
     <w:name w:val="FollowedHyperlink"/>
-    <w:basedOn w:val="710"/>
+    <w:basedOn w:val="711"/>
     <w:uiPriority w:val="99"/>
     <w:semiHidden/>
     <w:unhideWhenUsed/>
@@ -38424,10 +40353,10 @@
       <w:u w:val="single"/>
     </w:rPr>
   </w:style>
-  <w:style w:type="paragraph" w:styleId="873">
+  <w:style w:type="paragraph" w:styleId="874">
     <w:name w:val="toc 1"/>
-    <w:basedOn w:val="700"/>
-    <w:next w:val="700"/>
+    <w:basedOn w:val="701"/>
+    <w:next w:val="701"/>
     <w:uiPriority w:val="39"/>
     <w:unhideWhenUsed/>
     <w:pPr>
@@ -38436,10 +40365,10 @@
       <w:ind/>
     </w:pPr>
   </w:style>
-  <w:style w:type="paragraph" w:styleId="874">
+  <w:style w:type="paragraph" w:styleId="875">
     <w:name w:val="toc 2"/>
-    <w:basedOn w:val="700"/>
-    <w:next w:val="700"/>
+    <w:basedOn w:val="701"/>
+    <w:next w:val="701"/>
     <w:uiPriority w:val="39"/>
     <w:unhideWhenUsed/>
     <w:pPr>
@@ -38448,10 +40377,10 @@
       <w:ind w:left="220"/>
     </w:pPr>
   </w:style>
-  <w:style w:type="paragraph" w:styleId="875">
+  <w:style w:type="paragraph" w:styleId="876">
     <w:name w:val="toc 3"/>
-    <w:basedOn w:val="700"/>
-    <w:next w:val="700"/>
+    <w:basedOn w:val="701"/>
+    <w:next w:val="701"/>
     <w:uiPriority w:val="39"/>
     <w:unhideWhenUsed/>
     <w:pPr>
@@ -38460,10 +40389,10 @@
       <w:ind w:left="440"/>
     </w:pPr>
   </w:style>
-  <w:style w:type="paragraph" w:styleId="876">
+  <w:style w:type="paragraph" w:styleId="877">
     <w:name w:val="toc 4"/>
-    <w:basedOn w:val="700"/>
-    <w:next w:val="700"/>
+    <w:basedOn w:val="701"/>
+    <w:next w:val="701"/>
     <w:uiPriority w:val="39"/>
     <w:unhideWhenUsed/>
     <w:pPr>
@@ -38472,10 +40401,10 @@
       <w:ind w:left="660"/>
     </w:pPr>
   </w:style>
-  <w:style w:type="paragraph" w:styleId="877">
+  <w:style w:type="paragraph" w:styleId="878">
     <w:name w:val="toc 5"/>
-    <w:basedOn w:val="700"/>
-    <w:next w:val="700"/>
+    <w:basedOn w:val="701"/>
+    <w:next w:val="701"/>
     <w:uiPriority w:val="39"/>
     <w:unhideWhenUsed/>
     <w:pPr>
@@ -38484,10 +40413,10 @@
       <w:ind w:left="880"/>
     </w:pPr>
   </w:style>
-  <w:style w:type="paragraph" w:styleId="878">
+  <w:style w:type="paragraph" w:styleId="879">
     <w:name w:val="toc 6"/>
-    <w:basedOn w:val="700"/>
-    <w:next w:val="700"/>
+    <w:basedOn w:val="701"/>
+    <w:next w:val="701"/>
     <w:uiPriority w:val="39"/>
     <w:unhideWhenUsed/>
     <w:pPr>
@@ -38496,10 +40425,10 @@
       <w:ind w:left="1100"/>
     </w:pPr>
   </w:style>
-  <w:style w:type="paragraph" w:styleId="879">
+  <w:style w:type="paragraph" w:styleId="880">
     <w:name w:val="toc 7"/>
-    <w:basedOn w:val="700"/>
-    <w:next w:val="700"/>
+    <w:basedOn w:val="701"/>
+    <w:next w:val="701"/>
     <w:uiPriority w:val="39"/>
     <w:unhideWhenUsed/>
     <w:pPr>
@@ -38508,10 +40437,10 @@
       <w:ind w:left="1320"/>
     </w:pPr>
   </w:style>
-  <w:style w:type="paragraph" w:styleId="880">
+  <w:style w:type="paragraph" w:styleId="881">
     <w:name w:val="toc 8"/>
-    <w:basedOn w:val="700"/>
-    <w:next w:val="700"/>
+    <w:basedOn w:val="701"/>
+    <w:next w:val="701"/>
     <w:uiPriority w:val="39"/>
     <w:unhideWhenUsed/>
     <w:pPr>
@@ -38520,10 +40449,10 @@
       <w:ind w:left="1540"/>
     </w:pPr>
   </w:style>
-  <w:style w:type="paragraph" w:styleId="881">
+  <w:style w:type="paragraph" w:styleId="882">
     <w:name w:val="toc 9"/>
-    <w:basedOn w:val="700"/>
-    <w:next w:val="700"/>
+    <w:basedOn w:val="701"/>
+    <w:next w:val="701"/>
     <w:uiPriority w:val="39"/>
     <w:unhideWhenUsed/>
     <w:pPr>
@@ -38532,9 +40461,9 @@
       <w:ind w:left="1760"/>
     </w:pPr>
   </w:style>
-  <w:style w:type="character" w:styleId="882">
+  <w:style w:type="character" w:styleId="883">
     <w:name w:val="Placeholder Text"/>
-    <w:basedOn w:val="710"/>
+    <w:basedOn w:val="711"/>
     <w:uiPriority w:val="99"/>
     <w:semiHidden/>
     <w:pPr>
@@ -38546,7 +40475,7 @@
       <w:color w:val="666666"/>
     </w:rPr>
   </w:style>
-  <w:style w:type="paragraph" w:styleId="883">
+  <w:style w:type="paragraph" w:styleId="884">
     <w:name w:val="TOC Heading"/>
     <w:uiPriority w:val="39"/>
     <w:unhideWhenUsed/>
@@ -38556,10 +40485,10 @@
       <w:ind/>
     </w:pPr>
   </w:style>
-  <w:style w:type="paragraph" w:styleId="884">
+  <w:style w:type="paragraph" w:styleId="885">
     <w:name w:val="table of figures"/>
-    <w:basedOn w:val="700"/>
-    <w:next w:val="700"/>
+    <w:basedOn w:val="701"/>
+    <w:next w:val="701"/>
     <w:uiPriority w:val="99"/>
     <w:unhideWhenUsed/>
     <w:pPr>
@@ -38568,10 +40497,10 @@
       <w:ind/>
     </w:pPr>
   </w:style>
-  <w:style w:type="character" w:styleId="885" w:customStyle="1">
+  <w:style w:type="character" w:styleId="886" w:customStyle="1">
     <w:name w:val="Kop 1 Char"/>
-    <w:basedOn w:val="710"/>
-    <w:link w:val="701"/>
+    <w:basedOn w:val="711"/>
+    <w:link w:val="702"/>
     <w:uiPriority w:val="9"/>
     <w:pPr>
       <w:pBdr/>
@@ -38585,10 +40514,10 @@
       <w:szCs w:val="40"/>
     </w:rPr>
   </w:style>
-  <w:style w:type="character" w:styleId="886" w:customStyle="1">
+  <w:style w:type="character" w:styleId="887" w:customStyle="1">
     <w:name w:val="Kop 2 Char"/>
-    <w:basedOn w:val="710"/>
-    <w:link w:val="702"/>
+    <w:basedOn w:val="711"/>
+    <w:link w:val="703"/>
     <w:uiPriority w:val="9"/>
     <w:semiHidden/>
     <w:pPr>
@@ -38603,10 +40532,10 @@
       <w:szCs w:val="32"/>
     </w:rPr>
   </w:style>
-  <w:style w:type="character" w:styleId="887" w:customStyle="1">
+  <w:style w:type="character" w:styleId="888" w:customStyle="1">
     <w:name w:val="Kop 3 Char"/>
-    <w:basedOn w:val="710"/>
-    <w:link w:val="703"/>
+    <w:basedOn w:val="711"/>
+    <w:link w:val="704"/>
     <w:uiPriority w:val="9"/>
     <w:semiHidden/>
     <w:pPr>
@@ -38621,10 +40550,10 @@
       <w:szCs w:val="28"/>
     </w:rPr>
   </w:style>
-  <w:style w:type="character" w:styleId="888" w:customStyle="1">
+  <w:style w:type="character" w:styleId="889" w:customStyle="1">
     <w:name w:val="Kop 4 Char"/>
-    <w:basedOn w:val="710"/>
-    <w:link w:val="704"/>
+    <w:basedOn w:val="711"/>
+    <w:link w:val="705"/>
     <w:uiPriority w:val="9"/>
     <w:semiHidden/>
     <w:pPr>
@@ -38639,10 +40568,10 @@
       <w:color w:val="0f4761" w:themeColor="accent1" w:themeShade="BF"/>
     </w:rPr>
   </w:style>
-  <w:style w:type="character" w:styleId="889" w:customStyle="1">
+  <w:style w:type="character" w:styleId="890" w:customStyle="1">
     <w:name w:val="Kop 5 Char"/>
-    <w:basedOn w:val="710"/>
-    <w:link w:val="705"/>
+    <w:basedOn w:val="711"/>
+    <w:link w:val="706"/>
     <w:uiPriority w:val="9"/>
     <w:semiHidden/>
     <w:pPr>
@@ -38655,10 +40584,10 @@
       <w:color w:val="0f4761" w:themeColor="accent1" w:themeShade="BF"/>
     </w:rPr>
   </w:style>
-  <w:style w:type="character" w:styleId="890" w:customStyle="1">
+  <w:style w:type="character" w:styleId="891" w:customStyle="1">
     <w:name w:val="Kop 6 Char"/>
-    <w:basedOn w:val="710"/>
-    <w:link w:val="706"/>
+    <w:basedOn w:val="711"/>
+    <w:link w:val="707"/>
     <w:uiPriority w:val="9"/>
     <w:semiHidden/>
     <w:pPr>
@@ -38673,10 +40602,10 @@
       <w:color w:val="595959" w:themeColor="text1" w:themeTint="A6"/>
     </w:rPr>
   </w:style>
-  <w:style w:type="character" w:styleId="891" w:customStyle="1">
+  <w:style w:type="character" w:styleId="892" w:customStyle="1">
     <w:name w:val="Kop 7 Char"/>
-    <w:basedOn w:val="710"/>
-    <w:link w:val="707"/>
+    <w:basedOn w:val="711"/>
+    <w:link w:val="708"/>
     <w:uiPriority w:val="9"/>
     <w:semiHidden/>
     <w:pPr>
@@ -38689,10 +40618,10 @@
       <w:color w:val="595959" w:themeColor="text1" w:themeTint="A6"/>
     </w:rPr>
   </w:style>
-  <w:style w:type="character" w:styleId="892" w:customStyle="1">
+  <w:style w:type="character" w:styleId="893" w:customStyle="1">
     <w:name w:val="Kop 8 Char"/>
-    <w:basedOn w:val="710"/>
-    <w:link w:val="708"/>
+    <w:basedOn w:val="711"/>
+    <w:link w:val="709"/>
     <w:uiPriority w:val="9"/>
     <w:semiHidden/>
     <w:pPr>
@@ -38707,10 +40636,10 @@
       <w:color w:val="272727" w:themeColor="text1" w:themeTint="D8"/>
     </w:rPr>
   </w:style>
-  <w:style w:type="character" w:styleId="893" w:customStyle="1">
+  <w:style w:type="character" w:styleId="894" w:customStyle="1">
     <w:name w:val="Kop 9 Char"/>
-    <w:basedOn w:val="710"/>
-    <w:link w:val="709"/>
+    <w:basedOn w:val="711"/>
+    <w:link w:val="710"/>
     <w:uiPriority w:val="9"/>
     <w:semiHidden/>
     <w:pPr>
@@ -38723,11 +40652,11 @@
       <w:color w:val="272727" w:themeColor="text1" w:themeTint="D8"/>
     </w:rPr>
   </w:style>
-  <w:style w:type="paragraph" w:styleId="894">
+  <w:style w:type="paragraph" w:styleId="895">
     <w:name w:val="Title"/>
-    <w:basedOn w:val="700"/>
-    <w:next w:val="700"/>
-    <w:link w:val="895"/>
+    <w:basedOn w:val="701"/>
+    <w:next w:val="701"/>
+    <w:link w:val="896"/>
     <w:uiPriority w:val="10"/>
     <w:qFormat/>
     <w:pPr>
@@ -38743,10 +40672,10 @@
       <w:szCs w:val="56"/>
     </w:rPr>
   </w:style>
-  <w:style w:type="character" w:styleId="895" w:customStyle="1">
+  <w:style w:type="character" w:styleId="896" w:customStyle="1">
     <w:name w:val="Titel Char"/>
-    <w:basedOn w:val="710"/>
-    <w:link w:val="894"/>
+    <w:basedOn w:val="711"/>
+    <w:link w:val="895"/>
     <w:uiPriority w:val="10"/>
     <w:pPr>
       <w:pBdr/>
@@ -38760,11 +40689,11 @@
       <w:szCs w:val="56"/>
     </w:rPr>
   </w:style>
-  <w:style w:type="paragraph" w:styleId="896">
+  <w:style w:type="paragraph" w:styleId="897">
     <w:name w:val="Subtitle"/>
-    <w:basedOn w:val="700"/>
-    <w:next w:val="700"/>
-    <w:link w:val="897"/>
+    <w:basedOn w:val="701"/>
+    <w:next w:val="701"/>
+    <w:link w:val="898"/>
     <w:uiPriority w:val="11"/>
     <w:qFormat/>
     <w:pPr>
@@ -38783,10 +40712,10 @@
       <w:szCs w:val="28"/>
     </w:rPr>
   </w:style>
-  <w:style w:type="character" w:styleId="897" w:customStyle="1">
+  <w:style w:type="character" w:styleId="898" w:customStyle="1">
     <w:name w:val="Ondertitel Char"/>
-    <w:basedOn w:val="710"/>
-    <w:link w:val="896"/>
+    <w:basedOn w:val="711"/>
+    <w:link w:val="897"/>
     <w:uiPriority w:val="11"/>
     <w:pPr>
       <w:pBdr/>
@@ -38801,11 +40730,11 @@
       <w:szCs w:val="28"/>
     </w:rPr>
   </w:style>
-  <w:style w:type="paragraph" w:styleId="898">
+  <w:style w:type="paragraph" w:styleId="899">
     <w:name w:val="Quote"/>
-    <w:basedOn w:val="700"/>
-    <w:next w:val="700"/>
-    <w:link w:val="899"/>
+    <w:basedOn w:val="701"/>
+    <w:next w:val="701"/>
+    <w:link w:val="900"/>
     <w:uiPriority w:val="29"/>
     <w:qFormat/>
     <w:pPr>
@@ -38820,10 +40749,10 @@
       <w:color w:val="404040" w:themeColor="text1" w:themeTint="BF"/>
     </w:rPr>
   </w:style>
-  <w:style w:type="character" w:styleId="899" w:customStyle="1">
+  <w:style w:type="character" w:styleId="900" w:customStyle="1">
     <w:name w:val="Citaat Char"/>
-    <w:basedOn w:val="710"/>
-    <w:link w:val="898"/>
+    <w:basedOn w:val="711"/>
+    <w:link w:val="899"/>
     <w:uiPriority w:val="29"/>
     <w:pPr>
       <w:pBdr/>
@@ -38836,9 +40765,9 @@
       <w:color w:val="404040" w:themeColor="text1" w:themeTint="BF"/>
     </w:rPr>
   </w:style>
-  <w:style w:type="paragraph" w:styleId="900">
+  <w:style w:type="paragraph" w:styleId="901">
     <w:name w:val="List Paragraph"/>
-    <w:basedOn w:val="700"/>
+    <w:basedOn w:val="701"/>
     <w:uiPriority w:val="34"/>
     <w:qFormat/>
     <w:pPr>
@@ -38848,9 +40777,9 @@
       <w:contextualSpacing w:val="true"/>
     </w:pPr>
   </w:style>
-  <w:style w:type="character" w:styleId="901">
+  <w:style w:type="character" w:styleId="902">
     <w:name w:val="Intense Emphasis"/>
-    <w:basedOn w:val="710"/>
+    <w:basedOn w:val="711"/>
     <w:uiPriority w:val="21"/>
     <w:qFormat/>
     <w:pPr>
@@ -38864,11 +40793,11 @@
       <w:color w:val="0f4761" w:themeColor="accent1" w:themeShade="BF"/>
     </w:rPr>
   </w:style>
-  <w:style w:type="paragraph" w:styleId="902">
+  <w:style w:type="paragraph" w:styleId="903">
     <w:name w:val="Intense Quote"/>
-    <w:basedOn w:val="700"/>
-    <w:next w:val="700"/>
-    <w:link w:val="903"/>
+    <w:basedOn w:val="701"/>
+    <w:next w:val="701"/>
+    <w:link w:val="904"/>
     <w:uiPriority w:val="30"/>
     <w:qFormat/>
     <w:pPr>
@@ -38886,10 +40815,10 @@
       <w:color w:val="0f4761" w:themeColor="accent1" w:themeShade="BF"/>
     </w:rPr>
   </w:style>
-  <w:style w:type="character" w:styleId="903" w:customStyle="1">
+  <w:style w:type="character" w:styleId="904" w:customStyle="1">
     <w:name w:val="Duidelijk citaat Char"/>
-    <w:basedOn w:val="710"/>
-    <w:link w:val="902"/>
+    <w:basedOn w:val="711"/>
+    <w:link w:val="903"/>
     <w:uiPriority w:val="30"/>
     <w:pPr>
       <w:pBdr/>
@@ -38902,9 +40831,9 @@
       <w:color w:val="0f4761" w:themeColor="accent1" w:themeShade="BF"/>
     </w:rPr>
   </w:style>
-  <w:style w:type="character" w:styleId="904">
+  <w:style w:type="character" w:styleId="905">
     <w:name w:val="Intense Reference"/>
-    <w:basedOn w:val="710"/>
+    <w:basedOn w:val="711"/>
     <w:uiPriority w:val="32"/>
     <w:qFormat/>
     <w:pPr>
@@ -38920,9 +40849,9 @@
       <w:spacing w:val="5"/>
     </w:rPr>
   </w:style>
-  <w:style w:type="table" w:styleId="905">
+  <w:style w:type="table" w:styleId="906">
     <w:name w:val="Table Grid"/>
-    <w:basedOn w:val="711"/>
+    <w:basedOn w:val="712"/>
     <w:uiPriority w:val="39"/>
     <w:pPr>
       <w:pBdr/>
@@ -39112,9 +41041,9 @@
       </w:tcPr>
     </w:tblStylePr>
   </w:style>
-  <w:style w:type="paragraph" w:styleId="906">
+  <w:style w:type="paragraph" w:styleId="907">
     <w:name w:val="No Spacing"/>
-    <w:link w:val="907"/>
+    <w:link w:val="908"/>
     <w:uiPriority w:val="1"/>
     <w:qFormat/>
     <w:pPr>
@@ -39128,10 +41057,10 @@
       <w14:ligatures w14:val="none"/>
     </w:rPr>
   </w:style>
-  <w:style w:type="character" w:styleId="907" w:customStyle="1">
+  <w:style w:type="character" w:styleId="908" w:customStyle="1">
     <w:name w:val="Geen afstand Char"/>
-    <w:basedOn w:val="710"/>
-    <w:link w:val="906"/>
+    <w:basedOn w:val="711"/>
+    <w:link w:val="907"/>
     <w:uiPriority w:val="1"/>
     <w:pPr>
       <w:pBdr/>

--- a/Documentatie/Manage&Control/Product backlog.docx
+++ b/Documentatie/Manage&Control/Product backlog.docx
@@ -2027,6 +2027,7 @@
               <w:rPr>
                 <w:sz w:val="24"/>
                 <w:szCs w:val="24"/>
+                <w:highlight w:val="none"/>
                 <w:lang w:val="nl-NL"/>
               </w:rPr>
             </w:pPr>
@@ -2037,7 +2038,25 @@
                 <w:szCs w:val="24"/>
                 <w:lang w:val="nl-NL"/>
               </w:rPr>
-              <w:t xml:space="preserve">1.2.1 </w:t>
+              <w:t xml:space="preserve">1.2.</w:t>
+            </w:r>
+            <w:r>
+              <w:rPr>
+                <w:bCs/>
+                <w:sz w:val="24"/>
+                <w:szCs w:val="24"/>
+                <w:lang w:val="en-US"/>
+              </w:rPr>
+              <w:t xml:space="preserve">1</w:t>
+            </w:r>
+            <w:r>
+              <w:rPr>
+                <w:bCs/>
+                <w:sz w:val="24"/>
+                <w:szCs w:val="24"/>
+                <w:lang w:val="nl-NL"/>
+              </w:rPr>
+              <w:t xml:space="preserve"> </w:t>
             </w:r>
             <w:r>
               <w:rPr>
@@ -2144,7 +2163,25 @@
                 <w:szCs w:val="24"/>
                 <w:lang w:val="nl-NL"/>
               </w:rPr>
-              <w:t xml:space="preserve">1.2.2 kart laten sturen als lijn buiten de grens is</w:t>
+              <w:t xml:space="preserve">1.2.</w:t>
+            </w:r>
+            <w:r>
+              <w:rPr>
+                <w:bCs/>
+                <w:sz w:val="24"/>
+                <w:szCs w:val="24"/>
+                <w:lang w:val="en-US"/>
+              </w:rPr>
+              <w:t xml:space="preserve">2</w:t>
+            </w:r>
+            <w:r>
+              <w:rPr>
+                <w:bCs/>
+                <w:sz w:val="24"/>
+                <w:szCs w:val="24"/>
+                <w:lang w:val="nl-NL"/>
+              </w:rPr>
+              <w:t xml:space="preserve"> kart laten sturen als lijn buiten de grens is</w:t>
             </w:r>
             <w:r>
               <w:rPr>
@@ -3642,51 +3679,7 @@
                 <w:sz w:val="24"/>
                 <w:szCs w:val="24"/>
                 <w:highlight w:val="none"/>
-                <w:lang w:val="nl-NL"/>
-              </w:rPr>
-            </w:r>
-            <w:r>
-              <w:rPr>
-                <w:sz w:val="24"/>
-                <w:szCs w:val="24"/>
-                <w:lang w:val="nl-NL" w:bidi="nl-NL"/>
-              </w:rPr>
-            </w:r>
-            <w:r>
-              <w:rPr>
-                <w:sz w:val="24"/>
-                <w:szCs w:val="24"/>
-                <w:lang w:val="nl-NL"/>
-              </w:rPr>
-            </w:r>
-            <w:r>
-              <w:rPr>
-                <w:sz w:val="24"/>
-                <w:szCs w:val="24"/>
-                <w:lang w:val="nl-NL"/>
-              </w:rPr>
-            </w:r>
-            <w:r>
-              <w:rPr>
-                <w:sz w:val="24"/>
-                <w:szCs w:val="24"/>
-                <w:highlight w:val="none"/>
                 <w:lang w:val="en-US"/>
-              </w:rPr>
-            </w:r>
-            <w:r>
-              <w:rPr>
-                <w:sz w:val="24"/>
-                <w:szCs w:val="24"/>
-                <w:highlight w:val="none"/>
-                <w:lang w:val="nl-NL"/>
-              </w:rPr>
-            </w:r>
-            <w:r>
-              <w:rPr>
-                <w:sz w:val="24"/>
-                <w:szCs w:val="24"/>
-                <w:lang w:val="nl-NL"/>
               </w:rPr>
             </w:r>
             <w:r>
@@ -4297,11 +4290,49 @@
               <w:spacing/>
               <w:ind/>
               <w:rPr>
+                <w:sz w:val="24"/>
+                <w:szCs w:val="24"/>
+                <w:highlight w:val="none"/>
+                <w:lang w:val="nl-NL"/>
+              </w:rPr>
+            </w:pPr>
+            <w:r>
+              <w:rPr>
+                <w:sz w:val="24"/>
+                <w:szCs w:val="24"/>
+                <w:highlight w:val="none"/>
+                <w:lang w:val="en-US"/>
+              </w:rPr>
+              <w:t xml:space="preserve">4 De kart moet na het herkennen van een verkeersbord de bijbehorende actie uitvoeren.</w:t>
+            </w:r>
+            <w:r>
+              <w:rPr>
+                <w:sz w:val="24"/>
+                <w:szCs w:val="24"/>
+                <w:highlight w:val="none"/>
+                <w:lang w:val="nl-NL"/>
+              </w:rPr>
+            </w:r>
+            <w:r>
+              <w:rPr>
+                <w:sz w:val="24"/>
+                <w:szCs w:val="24"/>
+                <w:highlight w:val="none"/>
+                <w:lang w:val="nl-NL"/>
+              </w:rPr>
+            </w:r>
+          </w:p>
+          <w:p>
+            <w:pPr>
+              <w:pBdr/>
+              <w:spacing/>
+              <w:ind/>
+              <w:rPr>
                 <w:i/>
                 <w:iCs/>
                 <w:sz w:val="24"/>
                 <w:szCs w:val="24"/>
-                <w:lang w:val="nl-NL"/>
+                <w:lang w:val="nl-NL" w:bidi="nl-NL"/>
               </w:rPr>
             </w:pPr>
             <w:r>
@@ -4319,7 +4350,7 @@
                 <w:iCs/>
                 <w:sz w:val="24"/>
                 <w:szCs w:val="24"/>
-                <w:lang w:val="nl-NL"/>
+                <w:lang w:val="nl-NL" w:bidi="nl-NL"/>
               </w:rPr>
             </w:r>
             <w:r>
@@ -4328,7 +4359,7 @@
                 <w:iCs/>
                 <w:sz w:val="24"/>
                 <w:szCs w:val="24"/>
-                <w:lang w:val="nl-NL"/>
+                <w:lang w:val="nl-NL" w:bidi="nl-NL"/>
               </w:rPr>
             </w:r>
           </w:p>
@@ -4356,9 +4387,33 @@
               <w:rPr>
                 <w:sz w:val="24"/>
                 <w:szCs w:val="24"/>
-                <w:lang w:val="nl-NL"/>
-              </w:rPr>
-              <w:t xml:space="preserve">3.3 Wij willen dat de kart de bijhorende actie uitvoert zodra hij een verkeersbord ziet, zodat de kart zich aan de verkeersregels kan houden.</w:t>
+                <w:lang w:val="en-US"/>
+              </w:rPr>
+              <w:t xml:space="preserve">4</w:t>
+            </w:r>
+            <w:r>
+              <w:rPr>
+                <w:sz w:val="24"/>
+                <w:szCs w:val="24"/>
+                <w:lang w:val="nl-NL"/>
+              </w:rPr>
+              <w:t xml:space="preserve">.</w:t>
+            </w:r>
+            <w:r>
+              <w:rPr>
+                <w:sz w:val="24"/>
+                <w:szCs w:val="24"/>
+                <w:lang w:val="en-US"/>
+              </w:rPr>
+              <w:t xml:space="preserve">1</w:t>
+            </w:r>
+            <w:r>
+              <w:rPr>
+                <w:sz w:val="24"/>
+                <w:szCs w:val="24"/>
+                <w:lang w:val="nl-NL"/>
+              </w:rPr>
+              <w:t xml:space="preserve"> Wij willen dat de kart de bijhorende actie uitvoert zodra hij een verkeersbord ziet, zodat de kart zich aan de verkeersregels kan houden.</w:t>
             </w:r>
             <w:r>
               <w:rPr>
@@ -4381,8 +4436,6 @@
               <w:spacing/>
               <w:ind/>
               <w:rPr>
-                <w:i/>
-                <w:iCs/>
                 <w:sz w:val="24"/>
                 <w:szCs w:val="24"/>
                 <w:lang w:val="nl-NL"/>
@@ -4390,26 +4443,20 @@
             </w:pPr>
             <w:r>
               <w:rPr>
-                <w:i/>
-                <w:iCs/>
-                <w:sz w:val="24"/>
-                <w:szCs w:val="24"/>
-                <w:lang w:val="nl-NL" w:bidi="nl-NL"/>
-              </w:rPr>
-            </w:r>
-            <w:r>
-              <w:rPr>
-                <w:i/>
-                <w:iCs/>
-                <w:sz w:val="24"/>
-                <w:szCs w:val="24"/>
-                <w:lang w:val="nl-NL"/>
-              </w:rPr>
-            </w:r>
-            <w:r>
-              <w:rPr>
-                <w:i/>
-                <w:iCs/>
+                <w:sz w:val="24"/>
+                <w:szCs w:val="24"/>
+                <w:lang w:val="nl-NL"/>
+              </w:rPr>
+            </w:r>
+            <w:r>
+              <w:rPr>
+                <w:sz w:val="24"/>
+                <w:szCs w:val="24"/>
+                <w:lang w:val="nl-NL"/>
+              </w:rPr>
+            </w:r>
+            <w:r>
+              <w:rPr>
                 <w:sz w:val="24"/>
                 <w:szCs w:val="24"/>
                 <w:lang w:val="nl-NL"/>
@@ -4433,7 +4480,7 @@
               <w:rPr>
                 <w:sz w:val="24"/>
                 <w:szCs w:val="24"/>
-                <w:lang w:val="nl-NL"/>
+                <w:lang w:val="nl-NL" w:bidi="nl-NL"/>
               </w:rPr>
             </w:pPr>
             <w:r>
@@ -4447,14 +4494,14 @@
               <w:rPr>
                 <w:sz w:val="24"/>
                 <w:szCs w:val="24"/>
-                <w:lang w:val="nl-NL"/>
-              </w:rPr>
-            </w:r>
-            <w:r>
-              <w:rPr>
-                <w:sz w:val="24"/>
-                <w:szCs w:val="24"/>
-                <w:lang w:val="nl-NL"/>
+                <w:lang w:val="nl-NL" w:bidi="nl-NL"/>
+              </w:rPr>
+            </w:r>
+            <w:r>
+              <w:rPr>
+                <w:sz w:val="24"/>
+                <w:szCs w:val="24"/>
+                <w:lang w:val="nl-NL" w:bidi="nl-NL"/>
               </w:rPr>
             </w:r>
           </w:p>
@@ -4475,7 +4522,7 @@
               <w:rPr>
                 <w:sz w:val="24"/>
                 <w:szCs w:val="24"/>
-                <w:lang w:val="nl-NL"/>
+                <w:lang w:val="nl-NL" w:bidi="nl-NL"/>
               </w:rPr>
             </w:pPr>
             <w:r>
@@ -4489,14 +4536,14 @@
               <w:rPr>
                 <w:sz w:val="24"/>
                 <w:szCs w:val="24"/>
-                <w:lang w:val="nl-NL"/>
-              </w:rPr>
-            </w:r>
-            <w:r>
-              <w:rPr>
-                <w:sz w:val="24"/>
-                <w:szCs w:val="24"/>
-                <w:lang w:val="nl-NL"/>
+                <w:lang w:val="nl-NL" w:bidi="nl-NL"/>
+              </w:rPr>
+            </w:r>
+            <w:r>
+              <w:rPr>
+                <w:sz w:val="24"/>
+                <w:szCs w:val="24"/>
+                <w:lang w:val="nl-NL" w:bidi="nl-NL"/>
               </w:rPr>
             </w:r>
           </w:p>
@@ -4517,7 +4564,7 @@
               <w:rPr>
                 <w:sz w:val="24"/>
                 <w:szCs w:val="24"/>
-                <w:lang w:val="nl-NL"/>
+                <w:lang w:val="nl-NL" w:bidi="nl-NL"/>
               </w:rPr>
             </w:pPr>
             <w:r>
@@ -4531,14 +4578,14 @@
               <w:rPr>
                 <w:sz w:val="24"/>
                 <w:szCs w:val="24"/>
-                <w:lang w:val="nl-NL"/>
-              </w:rPr>
-            </w:r>
-            <w:r>
-              <w:rPr>
-                <w:sz w:val="24"/>
-                <w:szCs w:val="24"/>
-                <w:lang w:val="nl-NL"/>
+                <w:lang w:val="nl-NL" w:bidi="nl-NL"/>
+              </w:rPr>
+            </w:r>
+            <w:r>
+              <w:rPr>
+                <w:sz w:val="24"/>
+                <w:szCs w:val="24"/>
+                <w:lang w:val="nl-NL" w:bidi="nl-NL"/>
               </w:rPr>
             </w:r>
           </w:p>
@@ -4548,6 +4595,328 @@
             <w:tcBorders/>
             <w:tcW w:w="1717" w:type="dxa"/>
             <w:vMerge w:val="restart"/>
+            <w:textDirection w:val="lrTb"/>
+            <w:noWrap w:val="false"/>
+          </w:tcPr>
+          <w:p>
+            <w:pPr>
+              <w:pBdr/>
+              <w:spacing/>
+              <w:ind/>
+              <w:rPr>
+                <w:sz w:val="24"/>
+                <w:szCs w:val="24"/>
+                <w:lang w:val="nl-NL" w:bidi="nl-NL"/>
+              </w:rPr>
+            </w:pPr>
+            <w:r>
+              <w:rPr>
+                <w:sz w:val="24"/>
+                <w:szCs w:val="24"/>
+                <w:lang w:val="nl-NL" w:bidi="nl-NL"/>
+              </w:rPr>
+            </w:r>
+            <w:r>
+              <w:rPr>
+                <w:sz w:val="24"/>
+                <w:szCs w:val="24"/>
+                <w:lang w:val="nl-NL" w:bidi="nl-NL"/>
+              </w:rPr>
+            </w:r>
+            <w:r>
+              <w:rPr>
+                <w:sz w:val="24"/>
+                <w:szCs w:val="24"/>
+                <w:lang w:val="nl-NL" w:bidi="nl-NL"/>
+              </w:rPr>
+            </w:r>
+          </w:p>
+        </w:tc>
+      </w:tr>
+      <w:tr>
+        <w:trPr/>
+        <w:tc>
+          <w:tcPr>
+            <w:tcBorders/>
+            <w:tcW w:w="3107" w:type="dxa"/>
+            <w:textDirection w:val="lrTb"/>
+            <w:noWrap w:val="false"/>
+          </w:tcPr>
+          <w:p>
+            <w:pPr>
+              <w:pBdr/>
+              <w:spacing/>
+              <w:ind/>
+              <w:rPr>
+                <w:sz w:val="24"/>
+                <w:szCs w:val="24"/>
+                <w:highlight w:val="none"/>
+                <w:lang w:val="nl-NL"/>
+              </w:rPr>
+            </w:pPr>
+            <w:r>
+              <w:rPr>
+                <w:bCs/>
+                <w:sz w:val="24"/>
+                <w:szCs w:val="24"/>
+                <w:lang w:val="en-US"/>
+              </w:rPr>
+              <w:t xml:space="preserve">5</w:t>
+            </w:r>
+            <w:r>
+              <w:rPr>
+                <w:bCs/>
+                <w:sz w:val="24"/>
+                <w:szCs w:val="24"/>
+                <w:lang w:val="nl-NL"/>
+              </w:rPr>
+              <w:t xml:space="preserve"> De kart moet een stilstaand voertuig kunnen detecteren.</w:t>
+            </w:r>
+            <w:r>
+              <w:rPr>
+                <w:sz w:val="24"/>
+                <w:szCs w:val="24"/>
+                <w:highlight w:val="none"/>
+                <w:lang w:val="nl-NL"/>
+              </w:rPr>
+            </w:r>
+            <w:r>
+              <w:rPr>
+                <w:sz w:val="24"/>
+                <w:szCs w:val="24"/>
+                <w:highlight w:val="none"/>
+                <w:lang w:val="nl-NL"/>
+              </w:rPr>
+            </w:r>
+          </w:p>
+        </w:tc>
+        <w:tc>
+          <w:tcPr>
+            <w:tcBorders/>
+            <w:tcW w:w="2646" w:type="dxa"/>
+            <w:textDirection w:val="lrTb"/>
+            <w:noWrap w:val="false"/>
+          </w:tcPr>
+          <w:p>
+            <w:pPr>
+              <w:pBdr/>
+              <w:spacing/>
+              <w:ind/>
+              <w:rPr>
+                <w:sz w:val="24"/>
+                <w:szCs w:val="24"/>
+                <w:lang w:val="nl-NL"/>
+              </w:rPr>
+            </w:pPr>
+            <w:r>
+              <w:rPr>
+                <w:sz w:val="24"/>
+                <w:szCs w:val="24"/>
+                <w:lang w:val="en-US"/>
+              </w:rPr>
+              <w:t xml:space="preserve">5</w:t>
+            </w:r>
+            <w:r>
+              <w:rPr>
+                <w:sz w:val="24"/>
+                <w:szCs w:val="24"/>
+                <w:lang w:val="nl-NL"/>
+              </w:rPr>
+              <w:t xml:space="preserve">.1 Wij willen data van de lidar sensor uitgelezen kan worden, zodat de kart dit kan gebruiken om objecten te detecteren</w:t>
+            </w:r>
+            <w:r>
+              <w:rPr>
+                <w:sz w:val="24"/>
+                <w:szCs w:val="24"/>
+                <w:lang w:val="nl-NL"/>
+              </w:rPr>
+            </w:r>
+            <w:r>
+              <w:rPr>
+                <w:sz w:val="24"/>
+                <w:szCs w:val="24"/>
+                <w:lang w:val="nl-NL"/>
+              </w:rPr>
+            </w:r>
+          </w:p>
+          <w:p>
+            <w:pPr>
+              <w:pBdr/>
+              <w:spacing/>
+              <w:ind/>
+              <w:rPr>
+                <w:bCs/>
+                <w:i/>
+                <w:sz w:val="24"/>
+                <w:szCs w:val="24"/>
+                <w:lang w:val="nl-NL"/>
+              </w:rPr>
+            </w:pPr>
+            <w:r>
+              <w:rPr>
+                <w:bCs/>
+                <w:i/>
+                <w:sz w:val="24"/>
+                <w:szCs w:val="24"/>
+                <w:lang w:val="nl-NL" w:bidi="nl-NL"/>
+              </w:rPr>
+            </w:r>
+            <w:r>
+              <w:rPr>
+                <w:bCs/>
+                <w:i/>
+                <w:sz w:val="24"/>
+                <w:szCs w:val="24"/>
+                <w:lang w:val="nl-NL"/>
+              </w:rPr>
+            </w:r>
+            <w:r>
+              <w:rPr>
+                <w:bCs/>
+                <w:i/>
+                <w:sz w:val="24"/>
+                <w:szCs w:val="24"/>
+                <w:lang w:val="nl-NL"/>
+              </w:rPr>
+            </w:r>
+          </w:p>
+        </w:tc>
+        <w:tc>
+          <w:tcPr>
+            <w:tcBorders/>
+            <w:tcW w:w="3599" w:type="dxa"/>
+            <w:textDirection w:val="lrTb"/>
+            <w:noWrap w:val="false"/>
+          </w:tcPr>
+          <w:p>
+            <w:pPr>
+              <w:pBdr/>
+              <w:spacing/>
+              <w:ind/>
+              <w:rPr>
+                <w:bCs/>
+                <w:i/>
+                <w:sz w:val="24"/>
+                <w:szCs w:val="24"/>
+                <w:lang w:val="nl-NL"/>
+              </w:rPr>
+            </w:pPr>
+            <w:r>
+              <w:rPr>
+                <w:i/>
+                <w:iCs/>
+                <w:sz w:val="24"/>
+                <w:szCs w:val="24"/>
+                <w:lang w:val="nl-NL"/>
+              </w:rPr>
+              <w:t xml:space="preserve">Onderzoek hoe de lidar sensor werkt</w:t>
+            </w:r>
+            <w:r>
+              <w:rPr>
+                <w:bCs/>
+                <w:i/>
+                <w:sz w:val="24"/>
+                <w:szCs w:val="24"/>
+                <w:lang w:val="nl-NL"/>
+              </w:rPr>
+            </w:r>
+            <w:r>
+              <w:rPr>
+                <w:bCs/>
+                <w:i/>
+                <w:sz w:val="24"/>
+                <w:szCs w:val="24"/>
+                <w:lang w:val="nl-NL"/>
+              </w:rPr>
+            </w:r>
+          </w:p>
+        </w:tc>
+        <w:tc>
+          <w:tcPr>
+            <w:tcBorders/>
+            <w:tcW w:w="2969" w:type="dxa"/>
+            <w:textDirection w:val="lrTb"/>
+            <w:noWrap w:val="false"/>
+          </w:tcPr>
+          <w:p>
+            <w:pPr>
+              <w:pBdr/>
+              <w:spacing/>
+              <w:ind/>
+              <w:rPr>
+                <w:sz w:val="24"/>
+                <w:szCs w:val="24"/>
+                <w:lang w:val="nl-NL"/>
+              </w:rPr>
+            </w:pPr>
+            <w:r>
+              <w:rPr>
+                <w:sz w:val="24"/>
+                <w:szCs w:val="24"/>
+                <w:lang w:val="nl-NL" w:bidi="nl-NL"/>
+              </w:rPr>
+            </w:r>
+            <w:r>
+              <w:rPr>
+                <w:sz w:val="24"/>
+                <w:szCs w:val="24"/>
+                <w:lang w:val="nl-NL"/>
+              </w:rPr>
+            </w:r>
+            <w:r>
+              <w:rPr>
+                <w:sz w:val="24"/>
+                <w:szCs w:val="24"/>
+                <w:lang w:val="nl-NL"/>
+              </w:rPr>
+            </w:r>
+          </w:p>
+        </w:tc>
+        <w:tc>
+          <w:tcPr>
+            <w:tcBorders/>
+            <w:tcW w:w="1350" w:type="dxa"/>
+            <w:textDirection w:val="lrTb"/>
+            <w:noWrap w:val="false"/>
+          </w:tcPr>
+          <w:p>
+            <w:pPr>
+              <w:pBdr/>
+              <w:spacing/>
+              <w:ind/>
+              <w:rPr>
+                <w:sz w:val="24"/>
+                <w:szCs w:val="24"/>
+                <w:lang w:val="nl-NL"/>
+              </w:rPr>
+            </w:pPr>
+            <w:r>
+              <w:rPr>
+                <w:sz w:val="24"/>
+                <w:szCs w:val="24"/>
+                <w:lang w:val="nl-NL" w:bidi="nl-NL"/>
+              </w:rPr>
+            </w:r>
+            <w:r>
+              <w:rPr>
+                <w:sz w:val="24"/>
+                <w:szCs w:val="24"/>
+                <w:lang w:val="nl-NL"/>
+              </w:rPr>
+            </w:r>
+            <w:r>
+              <w:rPr>
+                <w:sz w:val="24"/>
+                <w:szCs w:val="24"/>
+                <w:lang w:val="nl-NL"/>
+              </w:rPr>
+            </w:r>
+          </w:p>
+        </w:tc>
+        <w:tc>
+          <w:tcPr>
+            <w:tcBorders/>
+            <w:tcW w:w="1717" w:type="dxa"/>
             <w:textDirection w:val="lrTb"/>
             <w:noWrap w:val="false"/>
           </w:tcPr>
@@ -4604,67 +4973,34 @@
               <w:spacing/>
               <w:ind/>
               <w:rPr>
-                <w:sz w:val="24"/>
-                <w:szCs w:val="24"/>
-                <w:highlight w:val="none"/>
+                <w:bCs/>
+                <w:sz w:val="24"/>
+                <w:szCs w:val="24"/>
                 <w:lang w:val="nl-NL"/>
               </w:rPr>
             </w:pPr>
             <w:r>
               <w:rPr>
-                <w:sz w:val="24"/>
-                <w:szCs w:val="24"/>
-                <w:highlight w:val="none"/>
-                <w:lang w:val="en-US"/>
-              </w:rPr>
-              <w:t xml:space="preserve">4 De kart moet na het herkennen van een verkeersbord de bijbehorende actie uitvoeren.</w:t>
-            </w:r>
-            <w:r>
-              <w:rPr>
-                <w:sz w:val="24"/>
-                <w:szCs w:val="24"/>
-                <w:highlight w:val="none"/>
-                <w:lang w:val="nl-NL"/>
-              </w:rPr>
-            </w:r>
-            <w:r>
-              <w:rPr>
-                <w:sz w:val="24"/>
-                <w:szCs w:val="24"/>
-                <w:highlight w:val="none"/>
-                <w:lang w:val="nl-NL"/>
-              </w:rPr>
-            </w:r>
-          </w:p>
-          <w:p>
-            <w:pPr>
-              <w:pBdr/>
-              <w:spacing/>
-              <w:ind/>
-              <w:rPr>
-                <w:i/>
-                <w:iCs/>
+                <w:bCs/>
                 <w:sz w:val="24"/>
                 <w:szCs w:val="24"/>
                 <w:lang w:val="nl-NL" w:bidi="nl-NL"/>
               </w:rPr>
-            </w:pPr>
-            <w:r>
-              <w:rPr>
-                <w:i/>
-                <w:iCs/>
-                <w:sz w:val="24"/>
-                <w:szCs w:val="24"/>
-                <w:lang w:val="nl-NL" w:bidi="nl-NL"/>
-              </w:rPr>
-            </w:r>
-            <w:r>
-              <w:rPr>
-                <w:i/>
-                <w:iCs/>
-                <w:sz w:val="24"/>
-                <w:szCs w:val="24"/>
-                <w:lang w:val="nl-NL" w:bidi="nl-NL"/>
+            </w:r>
+            <w:r>
+              <w:rPr>
+                <w:bCs/>
+                <w:sz w:val="24"/>
+                <w:szCs w:val="24"/>
+                <w:lang w:val="nl-NL"/>
+              </w:rPr>
+            </w:r>
+            <w:r>
+              <w:rPr>
+                <w:bCs/>
+                <w:sz w:val="24"/>
+                <w:szCs w:val="24"/>
+                <w:lang w:val="nl-NL"/>
               </w:rPr>
             </w:r>
           </w:p>
@@ -4692,11 +5028,68 @@
               <w:rPr>
                 <w:sz w:val="24"/>
                 <w:szCs w:val="24"/>
-                <w:lang w:val="nl-NL"/>
-              </w:rPr>
-            </w:r>
-            <w:r>
-              <w:rPr>
+                <w:lang w:val="en-US"/>
+              </w:rPr>
+              <w:t xml:space="preserve">5</w:t>
+            </w:r>
+            <w:r>
+              <w:rPr>
+                <w:sz w:val="24"/>
+                <w:szCs w:val="24"/>
+                <w:lang w:val="nl-NL"/>
+              </w:rPr>
+              <w:t xml:space="preserve">.2 Wij willen de gekregen data van de lidar sensor gebruiken om obstakels te herkennen, zodat de kart weet dat er een obstakel voor zich is.</w:t>
+            </w:r>
+            <w:r>
+              <w:rPr>
+                <w:sz w:val="24"/>
+                <w:szCs w:val="24"/>
+                <w:lang w:val="nl-NL"/>
+              </w:rPr>
+            </w:r>
+            <w:r>
+              <w:rPr>
+                <w:sz w:val="24"/>
+                <w:szCs w:val="24"/>
+                <w:lang w:val="nl-NL"/>
+              </w:rPr>
+            </w:r>
+          </w:p>
+          <w:p>
+            <w:pPr>
+              <w:pBdr/>
+              <w:spacing/>
+              <w:ind/>
+              <w:rPr>
+                <w:i/>
+                <w:iCs/>
+                <w:sz w:val="24"/>
+                <w:szCs w:val="24"/>
+                <w:lang w:val="nl-NL"/>
+              </w:rPr>
+            </w:pPr>
+            <w:r>
+              <w:rPr>
+                <w:i/>
+                <w:iCs/>
+                <w:sz w:val="24"/>
+                <w:szCs w:val="24"/>
+                <w:lang w:val="nl-NL" w:bidi="nl-NL"/>
+              </w:rPr>
+            </w:r>
+            <w:r>
+              <w:rPr>
+                <w:i/>
+                <w:iCs/>
+                <w:sz w:val="24"/>
+                <w:szCs w:val="24"/>
+                <w:lang w:val="nl-NL"/>
+              </w:rPr>
+            </w:r>
+            <w:r>
+              <w:rPr>
+                <w:i/>
+                <w:iCs/>
                 <w:sz w:val="24"/>
                 <w:szCs w:val="24"/>
                 <w:lang w:val="nl-NL"/>
@@ -4718,23 +5111,38 @@
               <w:spacing/>
               <w:ind/>
               <w:rPr>
+                <w:i/>
+                <w:iCs/>
+                <w:sz w:val="24"/>
+                <w:szCs w:val="24"/>
+                <w:lang w:val="nl-NL"/>
+              </w:rPr>
+            </w:pPr>
+            <w:r>
+              <w:rPr>
+                <w:i/>
+                <w:iCs/>
                 <w:sz w:val="24"/>
                 <w:szCs w:val="24"/>
                 <w:lang w:val="nl-NL" w:bidi="nl-NL"/>
               </w:rPr>
-            </w:pPr>
-            <w:r>
-              <w:rPr>
-                <w:sz w:val="24"/>
-                <w:szCs w:val="24"/>
-                <w:lang w:val="nl-NL" w:bidi="nl-NL"/>
-              </w:rPr>
-            </w:r>
-            <w:r>
-              <w:rPr>
-                <w:sz w:val="24"/>
-                <w:szCs w:val="24"/>
-                <w:lang w:val="nl-NL" w:bidi="nl-NL"/>
+            </w:r>
+            <w:r>
+              <w:rPr>
+                <w:i/>
+                <w:iCs/>
+                <w:sz w:val="24"/>
+                <w:szCs w:val="24"/>
+                <w:lang w:val="nl-NL"/>
+              </w:rPr>
+            </w:r>
+            <w:r>
+              <w:rPr>
+                <w:i/>
+                <w:iCs/>
+                <w:sz w:val="24"/>
+                <w:szCs w:val="24"/>
+                <w:lang w:val="nl-NL"/>
               </w:rPr>
             </w:r>
           </w:p>
@@ -4755,21 +5163,28 @@
               <w:rPr>
                 <w:sz w:val="24"/>
                 <w:szCs w:val="24"/>
+                <w:lang w:val="nl-NL"/>
+              </w:rPr>
+            </w:pPr>
+            <w:r>
+              <w:rPr>
+                <w:sz w:val="24"/>
+                <w:szCs w:val="24"/>
                 <w:lang w:val="nl-NL" w:bidi="nl-NL"/>
               </w:rPr>
-            </w:pPr>
-            <w:r>
-              <w:rPr>
-                <w:sz w:val="24"/>
-                <w:szCs w:val="24"/>
-                <w:lang w:val="nl-NL" w:bidi="nl-NL"/>
-              </w:rPr>
-            </w:r>
-            <w:r>
-              <w:rPr>
-                <w:sz w:val="24"/>
-                <w:szCs w:val="24"/>
-                <w:lang w:val="nl-NL" w:bidi="nl-NL"/>
+            </w:r>
+            <w:r>
+              <w:rPr>
+                <w:sz w:val="24"/>
+                <w:szCs w:val="24"/>
+                <w:lang w:val="nl-NL"/>
+              </w:rPr>
+            </w:r>
+            <w:r>
+              <w:rPr>
+                <w:sz w:val="24"/>
+                <w:szCs w:val="24"/>
+                <w:lang w:val="nl-NL"/>
               </w:rPr>
             </w:r>
           </w:p>
@@ -4790,21 +5205,28 @@
               <w:rPr>
                 <w:sz w:val="24"/>
                 <w:szCs w:val="24"/>
+                <w:lang w:val="nl-NL"/>
+              </w:rPr>
+            </w:pPr>
+            <w:r>
+              <w:rPr>
+                <w:sz w:val="24"/>
+                <w:szCs w:val="24"/>
                 <w:lang w:val="nl-NL" w:bidi="nl-NL"/>
               </w:rPr>
-            </w:pPr>
-            <w:r>
-              <w:rPr>
-                <w:sz w:val="24"/>
-                <w:szCs w:val="24"/>
-                <w:lang w:val="nl-NL" w:bidi="nl-NL"/>
-              </w:rPr>
-            </w:r>
-            <w:r>
-              <w:rPr>
-                <w:sz w:val="24"/>
-                <w:szCs w:val="24"/>
-                <w:lang w:val="nl-NL" w:bidi="nl-NL"/>
+            </w:r>
+            <w:r>
+              <w:rPr>
+                <w:sz w:val="24"/>
+                <w:szCs w:val="24"/>
+                <w:lang w:val="nl-NL"/>
+              </w:rPr>
+            </w:r>
+            <w:r>
+              <w:rPr>
+                <w:sz w:val="24"/>
+                <w:szCs w:val="24"/>
+                <w:lang w:val="nl-NL"/>
               </w:rPr>
             </w:r>
           </w:p>
@@ -4814,320 +5236,6 @@
             <w:tcBorders/>
             <w:tcW w:w="1717" w:type="dxa"/>
             <w:vMerge w:val="restart"/>
-            <w:textDirection w:val="lrTb"/>
-            <w:noWrap w:val="false"/>
-          </w:tcPr>
-          <w:p>
-            <w:pPr>
-              <w:pBdr/>
-              <w:spacing/>
-              <w:ind/>
-              <w:rPr>
-                <w:sz w:val="24"/>
-                <w:szCs w:val="24"/>
-                <w:lang w:val="nl-NL" w:bidi="nl-NL"/>
-              </w:rPr>
-            </w:pPr>
-            <w:r>
-              <w:rPr>
-                <w:sz w:val="24"/>
-                <w:szCs w:val="24"/>
-                <w:lang w:val="nl-NL" w:bidi="nl-NL"/>
-              </w:rPr>
-            </w:r>
-            <w:r>
-              <w:rPr>
-                <w:sz w:val="24"/>
-                <w:szCs w:val="24"/>
-                <w:lang w:val="nl-NL" w:bidi="nl-NL"/>
-              </w:rPr>
-            </w:r>
-          </w:p>
-        </w:tc>
-      </w:tr>
-      <w:tr>
-        <w:trPr/>
-        <w:tc>
-          <w:tcPr>
-            <w:tcBorders/>
-            <w:tcW w:w="3107" w:type="dxa"/>
-            <w:textDirection w:val="lrTb"/>
-            <w:noWrap w:val="false"/>
-          </w:tcPr>
-          <w:p>
-            <w:pPr>
-              <w:pBdr/>
-              <w:spacing/>
-              <w:ind/>
-              <w:rPr>
-                <w:sz w:val="24"/>
-                <w:szCs w:val="24"/>
-                <w:highlight w:val="none"/>
-                <w:lang w:val="nl-NL"/>
-              </w:rPr>
-            </w:pPr>
-            <w:r>
-              <w:rPr>
-                <w:bCs/>
-                <w:sz w:val="24"/>
-                <w:szCs w:val="24"/>
-                <w:lang w:val="en-US"/>
-              </w:rPr>
-              <w:t xml:space="preserve">5</w:t>
-            </w:r>
-            <w:r>
-              <w:rPr>
-                <w:bCs/>
-                <w:sz w:val="24"/>
-                <w:szCs w:val="24"/>
-                <w:lang w:val="nl-NL"/>
-              </w:rPr>
-              <w:t xml:space="preserve"> De kart moet een stilstaand voertuig kunnen detecteren.</w:t>
-            </w:r>
-            <w:r>
-              <w:rPr>
-                <w:sz w:val="24"/>
-                <w:szCs w:val="24"/>
-                <w:lang w:val="nl-NL"/>
-              </w:rPr>
-            </w:r>
-            <w:r>
-              <w:rPr>
-                <w:sz w:val="24"/>
-                <w:szCs w:val="24"/>
-                <w:highlight w:val="none"/>
-                <w:lang w:val="nl-NL"/>
-              </w:rPr>
-            </w:r>
-          </w:p>
-        </w:tc>
-        <w:tc>
-          <w:tcPr>
-            <w:tcBorders/>
-            <w:tcW w:w="2646" w:type="dxa"/>
-            <w:textDirection w:val="lrTb"/>
-            <w:noWrap w:val="false"/>
-          </w:tcPr>
-          <w:p>
-            <w:pPr>
-              <w:pBdr/>
-              <w:spacing/>
-              <w:ind/>
-              <w:rPr>
-                <w:sz w:val="24"/>
-                <w:szCs w:val="24"/>
-                <w:lang w:val="nl-NL"/>
-              </w:rPr>
-            </w:pPr>
-            <w:r>
-              <w:rPr>
-                <w:sz w:val="24"/>
-                <w:szCs w:val="24"/>
-                <w:lang w:val="en-US"/>
-              </w:rPr>
-              <w:t xml:space="preserve">5</w:t>
-            </w:r>
-            <w:r>
-              <w:rPr>
-                <w:sz w:val="24"/>
-                <w:szCs w:val="24"/>
-                <w:lang w:val="nl-NL"/>
-              </w:rPr>
-              <w:t xml:space="preserve">.1 Wij willen data van de lidar sensor uitgelezen kan worden, zodat de kart dit kan gebruiken om objecten te detecteren</w:t>
-            </w:r>
-            <w:r>
-              <w:rPr>
-                <w:sz w:val="24"/>
-                <w:szCs w:val="24"/>
-                <w:lang w:val="nl-NL"/>
-              </w:rPr>
-            </w:r>
-            <w:r>
-              <w:rPr>
-                <w:sz w:val="24"/>
-                <w:szCs w:val="24"/>
-                <w:lang w:val="nl-NL"/>
-              </w:rPr>
-            </w:r>
-          </w:p>
-          <w:p>
-            <w:pPr>
-              <w:pBdr/>
-              <w:spacing/>
-              <w:ind/>
-              <w:rPr>
-                <w:bCs/>
-                <w:i/>
-                <w:sz w:val="24"/>
-                <w:szCs w:val="24"/>
-                <w:lang w:val="nl-NL"/>
-              </w:rPr>
-            </w:pPr>
-            <w:r>
-              <w:rPr>
-                <w:bCs/>
-                <w:i/>
-                <w:sz w:val="24"/>
-                <w:szCs w:val="24"/>
-                <w:lang w:val="nl-NL" w:bidi="nl-NL"/>
-              </w:rPr>
-            </w:r>
-            <w:r>
-              <w:rPr>
-                <w:bCs/>
-                <w:i/>
-                <w:sz w:val="24"/>
-                <w:szCs w:val="24"/>
-                <w:lang w:val="nl-NL"/>
-              </w:rPr>
-            </w:r>
-            <w:r>
-              <w:rPr>
-                <w:bCs/>
-                <w:i/>
-                <w:sz w:val="24"/>
-                <w:szCs w:val="24"/>
-                <w:lang w:val="nl-NL"/>
-              </w:rPr>
-            </w:r>
-          </w:p>
-        </w:tc>
-        <w:tc>
-          <w:tcPr>
-            <w:tcBorders/>
-            <w:tcW w:w="3599" w:type="dxa"/>
-            <w:textDirection w:val="lrTb"/>
-            <w:noWrap w:val="false"/>
-          </w:tcPr>
-          <w:p>
-            <w:pPr>
-              <w:pBdr/>
-              <w:spacing/>
-              <w:ind/>
-              <w:rPr>
-                <w:bCs/>
-                <w:i/>
-                <w:sz w:val="24"/>
-                <w:szCs w:val="24"/>
-                <w:lang w:val="nl-NL"/>
-              </w:rPr>
-            </w:pPr>
-            <w:r>
-              <w:rPr>
-                <w:i/>
-                <w:iCs/>
-                <w:sz w:val="24"/>
-                <w:szCs w:val="24"/>
-                <w:lang w:val="nl-NL"/>
-              </w:rPr>
-              <w:t xml:space="preserve">Onderzoek hoe de lidar sensor werkt</w:t>
-            </w:r>
-            <w:r>
-              <w:rPr>
-                <w:bCs/>
-                <w:i/>
-                <w:sz w:val="24"/>
-                <w:szCs w:val="24"/>
-                <w:lang w:val="nl-NL"/>
-              </w:rPr>
-            </w:r>
-            <w:r>
-              <w:rPr>
-                <w:bCs/>
-                <w:i/>
-                <w:sz w:val="24"/>
-                <w:szCs w:val="24"/>
-                <w:lang w:val="nl-NL"/>
-              </w:rPr>
-            </w:r>
-          </w:p>
-        </w:tc>
-        <w:tc>
-          <w:tcPr>
-            <w:tcBorders/>
-            <w:tcW w:w="2969" w:type="dxa"/>
-            <w:textDirection w:val="lrTb"/>
-            <w:noWrap w:val="false"/>
-          </w:tcPr>
-          <w:p>
-            <w:pPr>
-              <w:pBdr/>
-              <w:spacing/>
-              <w:ind/>
-              <w:rPr>
-                <w:sz w:val="24"/>
-                <w:szCs w:val="24"/>
-                <w:lang w:val="nl-NL"/>
-              </w:rPr>
-            </w:pPr>
-            <w:r>
-              <w:rPr>
-                <w:sz w:val="24"/>
-                <w:szCs w:val="24"/>
-                <w:lang w:val="nl-NL" w:bidi="nl-NL"/>
-              </w:rPr>
-            </w:r>
-            <w:r>
-              <w:rPr>
-                <w:sz w:val="24"/>
-                <w:szCs w:val="24"/>
-                <w:lang w:val="nl-NL"/>
-              </w:rPr>
-            </w:r>
-            <w:r>
-              <w:rPr>
-                <w:sz w:val="24"/>
-                <w:szCs w:val="24"/>
-                <w:lang w:val="nl-NL"/>
-              </w:rPr>
-            </w:r>
-          </w:p>
-        </w:tc>
-        <w:tc>
-          <w:tcPr>
-            <w:tcBorders/>
-            <w:tcW w:w="1350" w:type="dxa"/>
-            <w:textDirection w:val="lrTb"/>
-            <w:noWrap w:val="false"/>
-          </w:tcPr>
-          <w:p>
-            <w:pPr>
-              <w:pBdr/>
-              <w:spacing/>
-              <w:ind/>
-              <w:rPr>
-                <w:sz w:val="24"/>
-                <w:szCs w:val="24"/>
-                <w:lang w:val="nl-NL"/>
-              </w:rPr>
-            </w:pPr>
-            <w:r>
-              <w:rPr>
-                <w:sz w:val="24"/>
-                <w:szCs w:val="24"/>
-                <w:lang w:val="nl-NL" w:bidi="nl-NL"/>
-              </w:rPr>
-            </w:r>
-            <w:r>
-              <w:rPr>
-                <w:sz w:val="24"/>
-                <w:szCs w:val="24"/>
-                <w:lang w:val="nl-NL"/>
-              </w:rPr>
-            </w:r>
-            <w:r>
-              <w:rPr>
-                <w:sz w:val="24"/>
-                <w:szCs w:val="24"/>
-                <w:lang w:val="nl-NL"/>
-              </w:rPr>
-            </w:r>
-          </w:p>
-        </w:tc>
-        <w:tc>
-          <w:tcPr>
-            <w:tcBorders/>
-            <w:tcW w:w="1717" w:type="dxa"/>
             <w:textDirection w:val="lrTb"/>
             <w:noWrap w:val="false"/>
           </w:tcPr>
@@ -5184,10 +5292,46 @@
               <w:spacing/>
               <w:ind/>
               <w:rPr>
+                <w:sz w:val="24"/>
+                <w:szCs w:val="24"/>
+                <w:lang w:val="nl-NL"/>
+              </w:rPr>
+            </w:pPr>
+            <w:r>
+              <w:rPr>
                 <w:bCs/>
                 <w:sz w:val="24"/>
                 <w:szCs w:val="24"/>
-                <w:lang w:val="nl-NL"/>
+                <w:highlight w:val="none"/>
+                <w:lang w:val="en-US"/>
+              </w:rPr>
+              <w:t xml:space="preserve">6 De kart moet een stilstaand voertuig kunnen ontwijken.</w:t>
+            </w:r>
+            <w:r>
+              <w:rPr>
+                <w:sz w:val="24"/>
+                <w:szCs w:val="24"/>
+                <w:lang w:val="nl-NL"/>
+              </w:rPr>
+            </w:r>
+            <w:r>
+              <w:rPr>
+                <w:sz w:val="24"/>
+                <w:szCs w:val="24"/>
+                <w:lang w:val="nl-NL"/>
+              </w:rPr>
+            </w:r>
+          </w:p>
+          <w:p>
+            <w:pPr>
+              <w:pBdr/>
+              <w:spacing/>
+              <w:ind/>
+              <w:rPr>
+                <w:bCs/>
+                <w:sz w:val="24"/>
+                <w:szCs w:val="24"/>
+                <w:lang w:val="nl-NL" w:bidi="nl-NL"/>
               </w:rPr>
             </w:pPr>
             <w:r>
@@ -5203,7 +5347,7 @@
                 <w:bCs/>
                 <w:sz w:val="24"/>
                 <w:szCs w:val="24"/>
-                <w:lang w:val="nl-NL"/>
+                <w:lang w:val="nl-NL" w:bidi="nl-NL"/>
               </w:rPr>
             </w:r>
             <w:r>
@@ -5211,7 +5355,7 @@
                 <w:bCs/>
                 <w:sz w:val="24"/>
                 <w:szCs w:val="24"/>
-                <w:lang w:val="nl-NL"/>
+                <w:lang w:val="nl-NL" w:bidi="nl-NL"/>
               </w:rPr>
             </w:r>
           </w:p>
@@ -5241,15 +5385,31 @@
                 <w:szCs w:val="24"/>
                 <w:lang w:val="en-US"/>
               </w:rPr>
-              <w:t xml:space="preserve">5</w:t>
-            </w:r>
-            <w:r>
-              <w:rPr>
-                <w:sz w:val="24"/>
-                <w:szCs w:val="24"/>
-                <w:lang w:val="nl-NL"/>
-              </w:rPr>
-              <w:t xml:space="preserve">.2 Wij willen de gekregen data van de lidar sensor gebruiken om obstakels te herkennen, zodat de kart weet dat er een obstakel voor zich is.</w:t>
+              <w:t xml:space="preserve">6</w:t>
+            </w:r>
+            <w:r>
+              <w:rPr>
+                <w:sz w:val="24"/>
+                <w:szCs w:val="24"/>
+                <w:lang w:val="nl-NL"/>
+              </w:rPr>
+              <w:t xml:space="preserve">.</w:t>
+            </w:r>
+            <w:r>
+              <w:rPr>
+                <w:sz w:val="24"/>
+                <w:szCs w:val="24"/>
+                <w:lang w:val="en-US"/>
+              </w:rPr>
+              <w:t xml:space="preserve">1</w:t>
+            </w:r>
+            <w:r>
+              <w:rPr>
+                <w:sz w:val="24"/>
+                <w:szCs w:val="24"/>
+                <w:lang w:val="nl-NL"/>
+              </w:rPr>
+              <w:t xml:space="preserve"> Wij willen dat de kart weet waar het obstakel is en daarvoor afremt, zodat hij er niet tegenaan gaat rijden.</w:t>
             </w:r>
             <w:r>
               <w:rPr>
@@ -5272,8 +5432,6 @@
               <w:spacing/>
               <w:ind/>
               <w:rPr>
-                <w:i/>
-                <w:iCs/>
                 <w:sz w:val="24"/>
                 <w:szCs w:val="24"/>
                 <w:lang w:val="nl-NL"/>
@@ -5281,26 +5439,20 @@
             </w:pPr>
             <w:r>
               <w:rPr>
-                <w:i/>
-                <w:iCs/>
-                <w:sz w:val="24"/>
-                <w:szCs w:val="24"/>
-                <w:lang w:val="nl-NL" w:bidi="nl-NL"/>
-              </w:rPr>
-            </w:r>
-            <w:r>
-              <w:rPr>
-                <w:i/>
-                <w:iCs/>
-                <w:sz w:val="24"/>
-                <w:szCs w:val="24"/>
-                <w:lang w:val="nl-NL"/>
-              </w:rPr>
-            </w:r>
-            <w:r>
-              <w:rPr>
-                <w:i/>
-                <w:iCs/>
+                <w:sz w:val="24"/>
+                <w:szCs w:val="24"/>
+                <w:lang w:val="nl-NL"/>
+              </w:rPr>
+            </w:r>
+            <w:r>
+              <w:rPr>
+                <w:sz w:val="24"/>
+                <w:szCs w:val="24"/>
+                <w:lang w:val="nl-NL"/>
+              </w:rPr>
+            </w:r>
+            <w:r>
+              <w:rPr>
                 <w:sz w:val="24"/>
                 <w:szCs w:val="24"/>
                 <w:lang w:val="nl-NL"/>
@@ -5326,7 +5478,7 @@
                 <w:iCs/>
                 <w:sz w:val="24"/>
                 <w:szCs w:val="24"/>
-                <w:lang w:val="nl-NL"/>
+                <w:lang w:val="nl-NL" w:bidi="nl-NL"/>
               </w:rPr>
             </w:pPr>
             <w:r>
@@ -5344,7 +5496,7 @@
                 <w:iCs/>
                 <w:sz w:val="24"/>
                 <w:szCs w:val="24"/>
-                <w:lang w:val="nl-NL"/>
+                <w:lang w:val="nl-NL" w:bidi="nl-NL"/>
               </w:rPr>
             </w:r>
             <w:r>
@@ -5353,7 +5505,7 @@
                 <w:iCs/>
                 <w:sz w:val="24"/>
                 <w:szCs w:val="24"/>
-                <w:lang w:val="nl-NL"/>
+                <w:lang w:val="nl-NL" w:bidi="nl-NL"/>
               </w:rPr>
             </w:r>
           </w:p>
@@ -5374,7 +5526,7 @@
               <w:rPr>
                 <w:sz w:val="24"/>
                 <w:szCs w:val="24"/>
-                <w:lang w:val="nl-NL"/>
+                <w:lang w:val="nl-NL" w:bidi="nl-NL"/>
               </w:rPr>
             </w:pPr>
             <w:r>
@@ -5388,14 +5540,14 @@
               <w:rPr>
                 <w:sz w:val="24"/>
                 <w:szCs w:val="24"/>
-                <w:lang w:val="nl-NL"/>
-              </w:rPr>
-            </w:r>
-            <w:r>
-              <w:rPr>
-                <w:sz w:val="24"/>
-                <w:szCs w:val="24"/>
-                <w:lang w:val="nl-NL"/>
+                <w:lang w:val="nl-NL" w:bidi="nl-NL"/>
+              </w:rPr>
+            </w:r>
+            <w:r>
+              <w:rPr>
+                <w:sz w:val="24"/>
+                <w:szCs w:val="24"/>
+                <w:lang w:val="nl-NL" w:bidi="nl-NL"/>
               </w:rPr>
             </w:r>
           </w:p>
@@ -5416,7 +5568,7 @@
               <w:rPr>
                 <w:sz w:val="24"/>
                 <w:szCs w:val="24"/>
-                <w:lang w:val="nl-NL"/>
+                <w:lang w:val="nl-NL" w:bidi="nl-NL"/>
               </w:rPr>
             </w:pPr>
             <w:r>
@@ -5430,14 +5582,14 @@
               <w:rPr>
                 <w:sz w:val="24"/>
                 <w:szCs w:val="24"/>
-                <w:lang w:val="nl-NL"/>
-              </w:rPr>
-            </w:r>
-            <w:r>
-              <w:rPr>
-                <w:sz w:val="24"/>
-                <w:szCs w:val="24"/>
-                <w:lang w:val="nl-NL"/>
+                <w:lang w:val="nl-NL" w:bidi="nl-NL"/>
+              </w:rPr>
+            </w:r>
+            <w:r>
+              <w:rPr>
+                <w:sz w:val="24"/>
+                <w:szCs w:val="24"/>
+                <w:lang w:val="nl-NL" w:bidi="nl-NL"/>
               </w:rPr>
             </w:r>
           </w:p>
@@ -5458,7 +5610,7 @@
               <w:rPr>
                 <w:sz w:val="24"/>
                 <w:szCs w:val="24"/>
-                <w:lang w:val="nl-NL"/>
+                <w:lang w:val="nl-NL" w:bidi="nl-NL"/>
               </w:rPr>
             </w:pPr>
             <w:r>
@@ -5472,14 +5624,14 @@
               <w:rPr>
                 <w:sz w:val="24"/>
                 <w:szCs w:val="24"/>
-                <w:lang w:val="nl-NL"/>
-              </w:rPr>
-            </w:r>
-            <w:r>
-              <w:rPr>
-                <w:sz w:val="24"/>
-                <w:szCs w:val="24"/>
-                <w:lang w:val="nl-NL"/>
+                <w:lang w:val="nl-NL" w:bidi="nl-NL"/>
+              </w:rPr>
+            </w:r>
+            <w:r>
+              <w:rPr>
+                <w:sz w:val="24"/>
+                <w:szCs w:val="24"/>
+                <w:lang w:val="nl-NL" w:bidi="nl-NL"/>
               </w:rPr>
             </w:r>
           </w:p>
@@ -5506,7 +5658,8 @@
                 <w:bCs/>
                 <w:sz w:val="24"/>
                 <w:szCs w:val="24"/>
-                <w:lang w:val="nl-NL"/>
+                <w:highlight w:val="none"/>
+                <w:lang w:val="en-US"/>
               </w:rPr>
             </w:pPr>
             <w:r>
@@ -5514,7 +5667,8 @@
                 <w:bCs/>
                 <w:sz w:val="24"/>
                 <w:szCs w:val="24"/>
-                <w:lang w:val="nl-NL" w:bidi="nl-NL"/>
+                <w:highlight w:val="none"/>
+                <w:lang w:val="en-US"/>
               </w:rPr>
             </w:r>
             <w:r>
@@ -5522,15 +5676,8 @@
                 <w:bCs/>
                 <w:sz w:val="24"/>
                 <w:szCs w:val="24"/>
-                <w:lang w:val="nl-NL"/>
-              </w:rPr>
-            </w:r>
-            <w:r>
-              <w:rPr>
-                <w:bCs/>
-                <w:sz w:val="24"/>
-                <w:szCs w:val="24"/>
-                <w:lang w:val="nl-NL"/>
+                <w:highlight w:val="none"/>
+                <w:lang w:val="en-US"/>
               </w:rPr>
             </w:r>
           </w:p>
@@ -5551,6 +5698,7 @@
               <w:rPr>
                 <w:sz w:val="24"/>
                 <w:szCs w:val="24"/>
+                <w:highlight w:val="green"/>
                 <w:lang w:val="nl-NL"/>
               </w:rPr>
             </w:pPr>
@@ -5560,27 +5708,53 @@
                 <w:szCs w:val="24"/>
                 <w:lang w:val="en-US"/>
               </w:rPr>
-              <w:t xml:space="preserve">5</w:t>
-            </w:r>
-            <w:r>
-              <w:rPr>
-                <w:sz w:val="24"/>
-                <w:szCs w:val="24"/>
-                <w:lang w:val="nl-NL"/>
-              </w:rPr>
-              <w:t xml:space="preserve">.3 Wij willen dat de kart weet waar het obstakel is en daarvoor afremt, zodat hij er niet tegenaan gaat rijden.</w:t>
-            </w:r>
-            <w:r>
-              <w:rPr>
-                <w:sz w:val="24"/>
-                <w:szCs w:val="24"/>
-                <w:lang w:val="nl-NL"/>
-              </w:rPr>
-            </w:r>
-            <w:r>
-              <w:rPr>
-                <w:sz w:val="24"/>
-                <w:szCs w:val="24"/>
+              <w:t xml:space="preserve">6</w:t>
+            </w:r>
+            <w:r>
+              <w:rPr>
+                <w:sz w:val="24"/>
+                <w:szCs w:val="24"/>
+                <w:lang w:val="nl-NL"/>
+              </w:rPr>
+              <w:t xml:space="preserve">.</w:t>
+            </w:r>
+            <w:r>
+              <w:rPr>
+                <w:sz w:val="24"/>
+                <w:szCs w:val="24"/>
+                <w:lang w:val="en-US"/>
+              </w:rPr>
+              <w:t xml:space="preserve">2</w:t>
+            </w:r>
+            <w:r>
+              <w:rPr>
+                <w:sz w:val="24"/>
+                <w:szCs w:val="24"/>
+                <w:lang w:val="nl-NL"/>
+              </w:rPr>
+              <w:t xml:space="preserve"> Wij willen dat de lidar en camera samenwerken om een </w:t>
+            </w:r>
+            <w:r>
+              <w:rPr>
+                <w:sz w:val="24"/>
+                <w:szCs w:val="24"/>
+                <w:lang w:val="nl-NL"/>
+              </w:rPr>
+              <w:t xml:space="preserve">obstakel te detecteren, zodat de kart correct van baan wisselt en het obstakel vermijdt.</w:t>
+            </w:r>
+            <w:r>
+              <w:rPr>
+                <w:sz w:val="24"/>
+                <w:szCs w:val="24"/>
+                <w:highlight w:val="green"/>
+                <w:lang w:val="nl-NL"/>
+              </w:rPr>
+            </w:r>
+            <w:r>
+              <w:rPr>
+                <w:sz w:val="24"/>
+                <w:szCs w:val="24"/>
+                <w:highlight w:val="green"/>
                 <w:lang w:val="nl-NL"/>
               </w:rPr>
             </w:r>
@@ -5591,38 +5765,23 @@
               <w:spacing/>
               <w:ind/>
               <w:rPr>
-                <w:b/>
-                <w:bCs/>
-                <w:sz w:val="24"/>
-                <w:szCs w:val="24"/>
-                <w:lang w:val="nl-NL"/>
+                <w:sz w:val="24"/>
+                <w:szCs w:val="24"/>
+                <w:lang w:val="en-US"/>
               </w:rPr>
             </w:pPr>
             <w:r>
               <w:rPr>
-                <w:b/>
-                <w:bCs/>
-                <w:sz w:val="24"/>
-                <w:szCs w:val="24"/>
-                <w:lang w:val="nl-NL" w:bidi="nl-NL"/>
-              </w:rPr>
-            </w:r>
-            <w:r>
-              <w:rPr>
-                <w:b/>
-                <w:bCs/>
-                <w:sz w:val="24"/>
-                <w:szCs w:val="24"/>
-                <w:lang w:val="nl-NL"/>
-              </w:rPr>
-            </w:r>
-            <w:r>
-              <w:rPr>
-                <w:b/>
-                <w:bCs/>
-                <w:sz w:val="24"/>
-                <w:szCs w:val="24"/>
-                <w:lang w:val="nl-NL"/>
+                <w:sz w:val="24"/>
+                <w:szCs w:val="24"/>
+                <w:lang w:val="en-US"/>
+              </w:rPr>
+            </w:r>
+            <w:r>
+              <w:rPr>
+                <w:sz w:val="24"/>
+                <w:szCs w:val="24"/>
+                <w:lang w:val="en-US"/>
               </w:rPr>
             </w:r>
           </w:p>
@@ -5645,7 +5804,7 @@
                 <w:iCs/>
                 <w:sz w:val="24"/>
                 <w:szCs w:val="24"/>
-                <w:lang w:val="nl-NL"/>
+                <w:lang w:val="nl-NL" w:bidi="nl-NL"/>
               </w:rPr>
             </w:pPr>
             <w:r>
@@ -5663,16 +5822,7 @@
                 <w:iCs/>
                 <w:sz w:val="24"/>
                 <w:szCs w:val="24"/>
-                <w:lang w:val="nl-NL"/>
-              </w:rPr>
-            </w:r>
-            <w:r>
-              <w:rPr>
-                <w:i/>
-                <w:iCs/>
-                <w:sz w:val="24"/>
-                <w:szCs w:val="24"/>
-                <w:lang w:val="nl-NL"/>
+                <w:lang w:val="nl-NL" w:bidi="nl-NL"/>
               </w:rPr>
             </w:r>
           </w:p>
@@ -5693,7 +5843,7 @@
               <w:rPr>
                 <w:sz w:val="24"/>
                 <w:szCs w:val="24"/>
-                <w:lang w:val="nl-NL"/>
+                <w:lang w:val="nl-NL" w:bidi="nl-NL"/>
               </w:rPr>
             </w:pPr>
             <w:r>
@@ -5707,14 +5857,7 @@
               <w:rPr>
                 <w:sz w:val="24"/>
                 <w:szCs w:val="24"/>
-                <w:lang w:val="nl-NL"/>
-              </w:rPr>
-            </w:r>
-            <w:r>
-              <w:rPr>
-                <w:sz w:val="24"/>
-                <w:szCs w:val="24"/>
-                <w:lang w:val="nl-NL"/>
+                <w:lang w:val="nl-NL" w:bidi="nl-NL"/>
               </w:rPr>
             </w:r>
           </w:p>
@@ -5735,7 +5878,7 @@
               <w:rPr>
                 <w:sz w:val="24"/>
                 <w:szCs w:val="24"/>
-                <w:lang w:val="nl-NL"/>
+                <w:lang w:val="nl-NL" w:bidi="nl-NL"/>
               </w:rPr>
             </w:pPr>
             <w:r>
@@ -5749,14 +5892,7 @@
               <w:rPr>
                 <w:sz w:val="24"/>
                 <w:szCs w:val="24"/>
-                <w:lang w:val="nl-NL"/>
-              </w:rPr>
-            </w:r>
-            <w:r>
-              <w:rPr>
-                <w:sz w:val="24"/>
-                <w:szCs w:val="24"/>
-                <w:lang w:val="nl-NL"/>
+                <w:lang w:val="nl-NL" w:bidi="nl-NL"/>
               </w:rPr>
             </w:r>
           </w:p>
@@ -5777,7 +5913,7 @@
               <w:rPr>
                 <w:sz w:val="24"/>
                 <w:szCs w:val="24"/>
-                <w:lang w:val="nl-NL"/>
+                <w:lang w:val="nl-NL" w:bidi="nl-NL"/>
               </w:rPr>
             </w:pPr>
             <w:r>
@@ -5791,23 +5927,14 @@
               <w:rPr>
                 <w:sz w:val="24"/>
                 <w:szCs w:val="24"/>
-                <w:lang w:val="nl-NL"/>
-              </w:rPr>
-            </w:r>
-            <w:r>
-              <w:rPr>
-                <w:sz w:val="24"/>
-                <w:szCs w:val="24"/>
-                <w:lang w:val="nl-NL"/>
+                <w:lang w:val="nl-NL" w:bidi="nl-NL"/>
               </w:rPr>
             </w:r>
           </w:p>
         </w:tc>
       </w:tr>
       <w:tr>
-        <w:trPr>
-          <w:trHeight w:val="293"/>
-        </w:trPr>
+        <w:trPr/>
         <w:tc>
           <w:tcPr>
             <w:tcBorders/>
@@ -5821,33 +5948,41 @@
               <w:spacing/>
               <w:ind/>
               <w:rPr>
-                <w:bCs/>
-                <w:sz w:val="24"/>
-                <w:szCs w:val="24"/>
+                <w:sz w:val="24"/>
+                <w:szCs w:val="24"/>
+                <w:highlight w:val="none"/>
                 <w:lang w:val="nl-NL"/>
               </w:rPr>
             </w:pPr>
             <w:r>
               <w:rPr>
-                <w:bCs/>
-                <w:sz w:val="24"/>
-                <w:szCs w:val="24"/>
-                <w:lang w:val="nl-NL" w:bidi="nl-NL"/>
-              </w:rPr>
-            </w:r>
-            <w:r>
-              <w:rPr>
-                <w:bCs/>
-                <w:sz w:val="24"/>
-                <w:szCs w:val="24"/>
-                <w:lang w:val="nl-NL"/>
-              </w:rPr>
-            </w:r>
-            <w:r>
-              <w:rPr>
-                <w:bCs/>
-                <w:sz w:val="24"/>
-                <w:szCs w:val="24"/>
+                <w:sz w:val="24"/>
+                <w:szCs w:val="24"/>
+                <w:lang w:val="en-US"/>
+              </w:rPr>
+              <w:t xml:space="preserve">7</w:t>
+            </w:r>
+            <w:r>
+              <w:rPr>
+                <w:sz w:val="24"/>
+                <w:szCs w:val="24"/>
+                <w:lang w:val="nl-NL"/>
+              </w:rPr>
+              <w:t xml:space="preserve"> De kart moet een voetganger kunnen detecteren.</w:t>
+            </w:r>
+            <w:r>
+              <w:rPr>
+                <w:sz w:val="24"/>
+                <w:szCs w:val="24"/>
+                <w:highlight w:val="none"/>
+                <w:lang w:val="nl-NL"/>
+              </w:rPr>
+            </w:r>
+            <w:r>
+              <w:rPr>
+                <w:sz w:val="24"/>
+                <w:szCs w:val="24"/>
+                <w:highlight w:val="none"/>
                 <w:lang w:val="nl-NL"/>
               </w:rPr>
             </w:r>
@@ -5868,7 +6003,6 @@
               <w:rPr>
                 <w:sz w:val="24"/>
                 <w:szCs w:val="24"/>
-                <w:highlight w:val="green"/>
                 <w:lang w:val="nl-NL"/>
               </w:rPr>
             </w:pPr>
@@ -5878,37 +6012,27 @@
                 <w:szCs w:val="24"/>
                 <w:lang w:val="en-US"/>
               </w:rPr>
-              <w:t xml:space="preserve">5</w:t>
-            </w:r>
-            <w:r>
-              <w:rPr>
-                <w:sz w:val="24"/>
-                <w:szCs w:val="24"/>
-                <w:lang w:val="nl-NL"/>
-              </w:rPr>
-              <w:t xml:space="preserve">.4 Wij willen dat de lidar en camera samenwerken om een </w:t>
-            </w:r>
-            <w:r>
-              <w:rPr>
-                <w:sz w:val="24"/>
-                <w:szCs w:val="24"/>
-                <w:lang w:val="nl-NL"/>
-              </w:rPr>
-              <w:t xml:space="preserve">obstakel te detecteren, zodat de kart correct van baan wisselt en het obstakel vermijdt.</w:t>
-            </w:r>
-            <w:r>
-              <w:rPr>
-                <w:sz w:val="24"/>
-                <w:szCs w:val="24"/>
-                <w:highlight w:val="green"/>
-                <w:lang w:val="nl-NL"/>
-              </w:rPr>
-            </w:r>
-            <w:r>
-              <w:rPr>
-                <w:sz w:val="24"/>
-                <w:szCs w:val="24"/>
-                <w:highlight w:val="green"/>
+              <w:t xml:space="preserve">7</w:t>
+            </w:r>
+            <w:r>
+              <w:rPr>
+                <w:sz w:val="24"/>
+                <w:szCs w:val="24"/>
+                <w:lang w:val="nl-NL"/>
+              </w:rPr>
+              <w:t xml:space="preserve">.1 Wij willen dat de camera een persoon kan detecteren die op of langs de baan staat, zodat de kart kan herkennen dat er iemand wilt oversteken.</w:t>
+            </w:r>
+            <w:r>
+              <w:rPr>
+                <w:sz w:val="24"/>
+                <w:szCs w:val="24"/>
+                <w:lang w:val="nl-NL"/>
+              </w:rPr>
+            </w:r>
+            <w:r>
+              <w:rPr>
+                <w:sz w:val="24"/>
+                <w:szCs w:val="24"/>
                 <w:lang w:val="nl-NL"/>
               </w:rPr>
             </w:r>
@@ -5919,45 +6043,21 @@
               <w:spacing/>
               <w:ind/>
               <w:rPr>
-                <w:b/>
-                <w:bCs/>
-                <w:i/>
-                <w:iCs/>
-                <w:sz w:val="24"/>
-                <w:szCs w:val="24"/>
                 <w:lang w:val="nl-NL"/>
               </w:rPr>
             </w:pPr>
             <w:r>
               <w:rPr>
-                <w:b/>
-                <w:bCs/>
-                <w:i/>
-                <w:iCs/>
-                <w:sz w:val="24"/>
-                <w:szCs w:val="24"/>
                 <w:lang w:val="nl-NL" w:bidi="nl-NL"/>
               </w:rPr>
             </w:r>
             <w:r>
               <w:rPr>
-                <w:b/>
-                <w:bCs/>
-                <w:i/>
-                <w:iCs/>
-                <w:sz w:val="24"/>
-                <w:szCs w:val="24"/>
-                <w:lang w:val="nl-NL"/>
-              </w:rPr>
-            </w:r>
-            <w:r>
-              <w:rPr>
-                <w:b/>
-                <w:bCs/>
-                <w:i/>
-                <w:iCs/>
-                <w:sz w:val="24"/>
-                <w:szCs w:val="24"/>
+                <w:lang w:val="nl-NL"/>
+              </w:rPr>
+            </w:r>
+            <w:r>
+              <w:rPr>
                 <w:lang w:val="nl-NL"/>
               </w:rPr>
             </w:r>
@@ -5976,8 +6076,8 @@
               <w:spacing/>
               <w:ind/>
               <w:rPr>
+                <w:bCs/>
                 <w:i/>
-                <w:iCs/>
                 <w:sz w:val="24"/>
                 <w:szCs w:val="24"/>
                 <w:lang w:val="nl-NL"/>
@@ -5985,8 +6085,8 @@
             </w:pPr>
             <w:r>
               <w:rPr>
+                <w:bCs/>
                 <w:i/>
-                <w:iCs/>
                 <w:sz w:val="24"/>
                 <w:szCs w:val="24"/>
                 <w:lang w:val="nl-NL" w:bidi="nl-NL"/>
@@ -5994,17 +6094,332 @@
             </w:r>
             <w:r>
               <w:rPr>
+                <w:bCs/>
                 <w:i/>
-                <w:iCs/>
-                <w:sz w:val="24"/>
-                <w:szCs w:val="24"/>
-                <w:lang w:val="nl-NL"/>
-              </w:rPr>
-            </w:r>
-            <w:r>
-              <w:rPr>
+                <w:sz w:val="24"/>
+                <w:szCs w:val="24"/>
+                <w:lang w:val="nl-NL"/>
+              </w:rPr>
+            </w:r>
+            <w:r>
+              <w:rPr>
+                <w:bCs/>
                 <w:i/>
-                <w:iCs/>
+                <w:sz w:val="24"/>
+                <w:szCs w:val="24"/>
+                <w:lang w:val="nl-NL"/>
+              </w:rPr>
+            </w:r>
+          </w:p>
+        </w:tc>
+        <w:tc>
+          <w:tcPr>
+            <w:tcBorders/>
+            <w:tcW w:w="2969" w:type="dxa"/>
+            <w:textDirection w:val="lrTb"/>
+            <w:noWrap w:val="false"/>
+          </w:tcPr>
+          <w:p>
+            <w:pPr>
+              <w:pBdr/>
+              <w:spacing/>
+              <w:ind/>
+              <w:rPr>
+                <w:sz w:val="24"/>
+                <w:szCs w:val="24"/>
+                <w:lang w:val="nl-NL"/>
+              </w:rPr>
+            </w:pPr>
+            <w:r>
+              <w:rPr>
+                <w:sz w:val="24"/>
+                <w:szCs w:val="24"/>
+                <w:lang w:val="nl-NL" w:bidi="nl-NL"/>
+              </w:rPr>
+            </w:r>
+            <w:r>
+              <w:rPr>
+                <w:sz w:val="24"/>
+                <w:szCs w:val="24"/>
+                <w:lang w:val="nl-NL"/>
+              </w:rPr>
+            </w:r>
+            <w:r>
+              <w:rPr>
+                <w:sz w:val="24"/>
+                <w:szCs w:val="24"/>
+                <w:lang w:val="nl-NL"/>
+              </w:rPr>
+            </w:r>
+          </w:p>
+        </w:tc>
+        <w:tc>
+          <w:tcPr>
+            <w:tcBorders/>
+            <w:tcW w:w="1350" w:type="dxa"/>
+            <w:textDirection w:val="lrTb"/>
+            <w:noWrap w:val="false"/>
+          </w:tcPr>
+          <w:p>
+            <w:pPr>
+              <w:pBdr/>
+              <w:spacing/>
+              <w:ind/>
+              <w:rPr>
+                <w:sz w:val="24"/>
+                <w:szCs w:val="24"/>
+                <w:lang w:val="nl-NL"/>
+              </w:rPr>
+            </w:pPr>
+            <w:r>
+              <w:rPr>
+                <w:sz w:val="24"/>
+                <w:szCs w:val="24"/>
+                <w:lang w:val="nl-NL" w:bidi="nl-NL"/>
+              </w:rPr>
+            </w:r>
+            <w:r>
+              <w:rPr>
+                <w:sz w:val="24"/>
+                <w:szCs w:val="24"/>
+                <w:lang w:val="nl-NL"/>
+              </w:rPr>
+            </w:r>
+            <w:r>
+              <w:rPr>
+                <w:sz w:val="24"/>
+                <w:szCs w:val="24"/>
+                <w:lang w:val="nl-NL"/>
+              </w:rPr>
+            </w:r>
+          </w:p>
+        </w:tc>
+        <w:tc>
+          <w:tcPr>
+            <w:tcBorders/>
+            <w:tcW w:w="1717" w:type="dxa"/>
+            <w:textDirection w:val="lrTb"/>
+            <w:noWrap w:val="false"/>
+          </w:tcPr>
+          <w:p>
+            <w:pPr>
+              <w:pBdr/>
+              <w:spacing/>
+              <w:ind/>
+              <w:rPr>
+                <w:sz w:val="24"/>
+                <w:szCs w:val="24"/>
+                <w:lang w:val="nl-NL"/>
+              </w:rPr>
+            </w:pPr>
+            <w:r>
+              <w:rPr>
+                <w:sz w:val="24"/>
+                <w:szCs w:val="24"/>
+                <w:lang w:val="nl-NL" w:bidi="nl-NL"/>
+              </w:rPr>
+            </w:r>
+            <w:r>
+              <w:rPr>
+                <w:sz w:val="24"/>
+                <w:szCs w:val="24"/>
+                <w:lang w:val="nl-NL"/>
+              </w:rPr>
+            </w:r>
+            <w:r>
+              <w:rPr>
+                <w:sz w:val="24"/>
+                <w:szCs w:val="24"/>
+                <w:lang w:val="nl-NL"/>
+              </w:rPr>
+            </w:r>
+          </w:p>
+        </w:tc>
+      </w:tr>
+      <w:tr>
+        <w:trPr/>
+        <w:tc>
+          <w:tcPr>
+            <w:tcBorders/>
+            <w:tcW w:w="3107" w:type="dxa"/>
+            <w:textDirection w:val="lrTb"/>
+            <w:noWrap w:val="false"/>
+          </w:tcPr>
+          <w:p>
+            <w:pPr>
+              <w:pBdr/>
+              <w:spacing/>
+              <w:ind/>
+              <w:rPr>
+                <w:bCs/>
+                <w:i/>
+                <w:sz w:val="24"/>
+                <w:szCs w:val="24"/>
+                <w:lang w:val="nl-NL"/>
+              </w:rPr>
+            </w:pPr>
+            <w:r>
+              <w:rPr>
+                <w:bCs/>
+                <w:i/>
+                <w:sz w:val="24"/>
+                <w:szCs w:val="24"/>
+                <w:lang w:val="nl-NL" w:bidi="nl-NL"/>
+              </w:rPr>
+            </w:r>
+            <w:r>
+              <w:rPr>
+                <w:bCs/>
+                <w:i/>
+                <w:sz w:val="24"/>
+                <w:szCs w:val="24"/>
+                <w:lang w:val="nl-NL"/>
+              </w:rPr>
+            </w:r>
+            <w:r>
+              <w:rPr>
+                <w:bCs/>
+                <w:i/>
+                <w:sz w:val="24"/>
+                <w:szCs w:val="24"/>
+                <w:lang w:val="nl-NL"/>
+              </w:rPr>
+            </w:r>
+          </w:p>
+        </w:tc>
+        <w:tc>
+          <w:tcPr>
+            <w:tcBorders/>
+            <w:tcW w:w="2646" w:type="dxa"/>
+            <w:textDirection w:val="lrTb"/>
+            <w:noWrap w:val="false"/>
+          </w:tcPr>
+          <w:p>
+            <w:pPr>
+              <w:pBdr/>
+              <w:spacing/>
+              <w:ind/>
+              <w:rPr>
+                <w:sz w:val="24"/>
+                <w:szCs w:val="24"/>
+                <w:lang w:val="nl-NL"/>
+              </w:rPr>
+            </w:pPr>
+            <w:r>
+              <w:rPr>
+                <w:sz w:val="24"/>
+                <w:szCs w:val="24"/>
+                <w:lang w:val="en-US"/>
+              </w:rPr>
+              <w:t xml:space="preserve">7</w:t>
+            </w:r>
+            <w:r>
+              <w:rPr>
+                <w:sz w:val="24"/>
+                <w:szCs w:val="24"/>
+                <w:lang w:val="nl-NL"/>
+              </w:rPr>
+              <w:t xml:space="preserve">.2 Wij willen dat de camera een zebrapad kan detecteren, zodat de kart weet waar er mogelijk een voetganger wilt oversteken.</w:t>
+            </w:r>
+            <w:r>
+              <w:rPr>
+                <w:sz w:val="24"/>
+                <w:szCs w:val="24"/>
+                <w:lang w:val="nl-NL"/>
+              </w:rPr>
+            </w:r>
+            <w:r>
+              <w:rPr>
+                <w:sz w:val="24"/>
+                <w:szCs w:val="24"/>
+                <w:lang w:val="nl-NL"/>
+              </w:rPr>
+            </w:r>
+          </w:p>
+          <w:p>
+            <w:pPr>
+              <w:pBdr/>
+              <w:spacing/>
+              <w:ind/>
+              <w:rPr>
+                <w:bCs/>
+                <w:i/>
+                <w:sz w:val="24"/>
+                <w:szCs w:val="24"/>
+                <w:lang w:val="nl-NL"/>
+              </w:rPr>
+            </w:pPr>
+            <w:r>
+              <w:rPr>
+                <w:bCs/>
+                <w:i/>
+                <w:sz w:val="24"/>
+                <w:szCs w:val="24"/>
+                <w:lang w:val="nl-NL" w:bidi="nl-NL"/>
+              </w:rPr>
+            </w:r>
+            <w:r>
+              <w:rPr>
+                <w:bCs/>
+                <w:i/>
+                <w:sz w:val="24"/>
+                <w:szCs w:val="24"/>
+                <w:lang w:val="nl-NL"/>
+              </w:rPr>
+            </w:r>
+            <w:r>
+              <w:rPr>
+                <w:bCs/>
+                <w:i/>
+                <w:sz w:val="24"/>
+                <w:szCs w:val="24"/>
+                <w:lang w:val="nl-NL"/>
+              </w:rPr>
+            </w:r>
+          </w:p>
+        </w:tc>
+        <w:tc>
+          <w:tcPr>
+            <w:tcBorders/>
+            <w:tcW w:w="3599" w:type="dxa"/>
+            <w:textDirection w:val="lrTb"/>
+            <w:noWrap w:val="false"/>
+          </w:tcPr>
+          <w:p>
+            <w:pPr>
+              <w:pBdr/>
+              <w:spacing/>
+              <w:ind/>
+              <w:rPr>
+                <w:bCs/>
+                <w:i/>
+                <w:sz w:val="24"/>
+                <w:szCs w:val="24"/>
+                <w:lang w:val="nl-NL"/>
+              </w:rPr>
+            </w:pPr>
+            <w:r>
+              <w:rPr>
+                <w:bCs/>
+                <w:i/>
+                <w:sz w:val="24"/>
+                <w:szCs w:val="24"/>
+                <w:lang w:val="nl-NL" w:bidi="nl-NL"/>
+              </w:rPr>
+            </w:r>
+            <w:r>
+              <w:rPr>
+                <w:bCs/>
+                <w:i/>
+                <w:sz w:val="24"/>
+                <w:szCs w:val="24"/>
+                <w:lang w:val="nl-NL"/>
+              </w:rPr>
+            </w:r>
+            <w:r>
+              <w:rPr>
+                <w:bCs/>
+                <w:i/>
                 <w:sz w:val="24"/>
                 <w:szCs w:val="24"/>
                 <w:lang w:val="nl-NL"/>
@@ -6161,13 +6576,11 @@
             </w:pPr>
             <w:r>
               <w:rPr>
-                <w:bCs/>
-                <w:sz w:val="24"/>
-                <w:szCs w:val="24"/>
-                <w:highlight w:val="none"/>
+                <w:sz w:val="24"/>
+                <w:szCs w:val="24"/>
                 <w:lang w:val="en-US"/>
               </w:rPr>
-              <w:t xml:space="preserve">6 De kart moet een stilstaand voertuig kunnen ontwijken.</w:t>
+              <w:t xml:space="preserve">8 De kart moet stoppen als een persoon over het zebrapad loopt.</w:t>
             </w:r>
             <w:r>
               <w:rPr>
@@ -6190,7 +6603,8 @@
               <w:spacing/>
               <w:ind/>
               <w:rPr>
-                <w:bCs/>
+                <w:i/>
+                <w:iCs/>
                 <w:sz w:val="24"/>
                 <w:szCs w:val="24"/>
                 <w:lang w:val="nl-NL" w:bidi="nl-NL"/>
@@ -6198,7 +6612,8 @@
             </w:pPr>
             <w:r>
               <w:rPr>
-                <w:bCs/>
+                <w:i/>
+                <w:iCs/>
                 <w:sz w:val="24"/>
                 <w:szCs w:val="24"/>
                 <w:lang w:val="nl-NL" w:bidi="nl-NL"/>
@@ -6206,7 +6621,17 @@
             </w:r>
             <w:r>
               <w:rPr>
-                <w:bCs/>
+                <w:i/>
+                <w:iCs/>
+                <w:sz w:val="24"/>
+                <w:szCs w:val="24"/>
+                <w:lang w:val="nl-NL" w:bidi="nl-NL"/>
+              </w:rPr>
+            </w:r>
+            <w:r>
+              <w:rPr>
+                <w:i/>
+                <w:iCs/>
                 <w:sz w:val="24"/>
                 <w:szCs w:val="24"/>
                 <w:lang w:val="nl-NL" w:bidi="nl-NL"/>
@@ -6237,6 +6662,55 @@
               <w:rPr>
                 <w:sz w:val="24"/>
                 <w:szCs w:val="24"/>
+                <w:lang w:val="en-US"/>
+              </w:rPr>
+              <w:t xml:space="preserve">8.1</w:t>
+            </w:r>
+            <w:r>
+              <w:rPr>
+                <w:sz w:val="24"/>
+                <w:szCs w:val="24"/>
+                <w:lang w:val="nl-NL"/>
+              </w:rPr>
+              <w:t xml:space="preserve"> Wij willen dat wanneer de kart een persoon en een zebrapad detecteert de kart tot stilstand komt voor het zebrapad, zodat er geen ongelukken veroorzaakt gaan worden.</w:t>
+            </w:r>
+            <w:r>
+              <w:rPr>
+                <w:sz w:val="24"/>
+                <w:szCs w:val="24"/>
+                <w:lang w:val="nl-NL"/>
+              </w:rPr>
+            </w:r>
+            <w:r>
+              <w:rPr>
+                <w:sz w:val="24"/>
+                <w:szCs w:val="24"/>
+                <w:lang w:val="nl-NL"/>
+              </w:rPr>
+            </w:r>
+          </w:p>
+          <w:p>
+            <w:pPr>
+              <w:pBdr/>
+              <w:spacing/>
+              <w:ind/>
+              <w:rPr>
+                <w:sz w:val="24"/>
+                <w:szCs w:val="24"/>
+                <w:lang w:val="nl-NL"/>
+              </w:rPr>
+            </w:pPr>
+            <w:r>
+              <w:rPr>
+                <w:sz w:val="24"/>
+                <w:szCs w:val="24"/>
+                <w:lang w:val="nl-NL"/>
+              </w:rPr>
+            </w:r>
+            <w:r>
+              <w:rPr>
+                <w:sz w:val="24"/>
+                <w:szCs w:val="24"/>
                 <w:lang w:val="nl-NL"/>
               </w:rPr>
             </w:r>
@@ -6288,6 +6762,15 @@
                 <w:lang w:val="nl-NL" w:bidi="nl-NL"/>
               </w:rPr>
             </w:r>
+            <w:r>
+              <w:rPr>
+                <w:i/>
+                <w:iCs/>
+                <w:sz w:val="24"/>
+                <w:szCs w:val="24"/>
+                <w:lang w:val="nl-NL" w:bidi="nl-NL"/>
+              </w:rPr>
+            </w:r>
           </w:p>
         </w:tc>
         <w:tc>
@@ -6323,6 +6806,13 @@
                 <w:lang w:val="nl-NL" w:bidi="nl-NL"/>
               </w:rPr>
             </w:r>
+            <w:r>
+              <w:rPr>
+                <w:sz w:val="24"/>
+                <w:szCs w:val="24"/>
+                <w:lang w:val="nl-NL" w:bidi="nl-NL"/>
+              </w:rPr>
+            </w:r>
           </w:p>
         </w:tc>
         <w:tc>
@@ -6358,6 +6848,13 @@
                 <w:lang w:val="nl-NL" w:bidi="nl-NL"/>
               </w:rPr>
             </w:r>
+            <w:r>
+              <w:rPr>
+                <w:sz w:val="24"/>
+                <w:szCs w:val="24"/>
+                <w:lang w:val="nl-NL" w:bidi="nl-NL"/>
+              </w:rPr>
+            </w:r>
           </w:p>
         </w:tc>
         <w:tc>
@@ -6393,943 +6890,11 @@
                 <w:lang w:val="nl-NL" w:bidi="nl-NL"/>
               </w:rPr>
             </w:r>
-          </w:p>
-        </w:tc>
-      </w:tr>
-      <w:tr>
-        <w:trPr/>
-        <w:tc>
-          <w:tcPr>
-            <w:tcBorders/>
-            <w:tcW w:w="3107" w:type="dxa"/>
-            <w:textDirection w:val="lrTb"/>
-            <w:noWrap w:val="false"/>
-          </w:tcPr>
-          <w:p>
-            <w:pPr>
-              <w:pBdr/>
-              <w:spacing/>
-              <w:ind/>
-              <w:rPr>
-                <w:sz w:val="24"/>
-                <w:szCs w:val="24"/>
-                <w:highlight w:val="none"/>
-                <w:lang w:val="nl-NL"/>
-              </w:rPr>
-            </w:pPr>
-            <w:r>
-              <w:rPr>
-                <w:sz w:val="24"/>
-                <w:szCs w:val="24"/>
-                <w:lang w:val="en-US"/>
-              </w:rPr>
-              <w:t xml:space="preserve">7</w:t>
-            </w:r>
-            <w:r>
-              <w:rPr>
-                <w:sz w:val="24"/>
-                <w:szCs w:val="24"/>
-                <w:lang w:val="nl-NL"/>
-              </w:rPr>
-              <w:t xml:space="preserve"> De kart moet een voetganger kunnen detecteren.</w:t>
-            </w:r>
-            <w:r>
-              <w:rPr>
-                <w:sz w:val="24"/>
-                <w:szCs w:val="24"/>
-                <w:lang w:val="en-US"/>
-              </w:rPr>
-            </w:r>
-            <w:r>
-              <w:rPr>
-                <w:sz w:val="24"/>
-                <w:szCs w:val="24"/>
-                <w:lang w:val="nl-NL"/>
-              </w:rPr>
-            </w:r>
-            <w:r>
-              <w:rPr>
-                <w:sz w:val="24"/>
-                <w:szCs w:val="24"/>
-                <w:highlight w:val="none"/>
-                <w:lang w:val="nl-NL"/>
-              </w:rPr>
-            </w:r>
-          </w:p>
-        </w:tc>
-        <w:tc>
-          <w:tcPr>
-            <w:tcBorders/>
-            <w:tcW w:w="2646" w:type="dxa"/>
-            <w:textDirection w:val="lrTb"/>
-            <w:noWrap w:val="false"/>
-          </w:tcPr>
-          <w:p>
-            <w:pPr>
-              <w:pBdr/>
-              <w:spacing/>
-              <w:ind/>
-              <w:rPr>
-                <w:sz w:val="24"/>
-                <w:szCs w:val="24"/>
-                <w:lang w:val="nl-NL"/>
-              </w:rPr>
-            </w:pPr>
-            <w:r>
-              <w:rPr>
-                <w:sz w:val="24"/>
-                <w:szCs w:val="24"/>
-                <w:lang w:val="en-US"/>
-              </w:rPr>
-              <w:t xml:space="preserve">7</w:t>
-            </w:r>
-            <w:r>
-              <w:rPr>
-                <w:sz w:val="24"/>
-                <w:szCs w:val="24"/>
-                <w:lang w:val="nl-NL"/>
-              </w:rPr>
-              <w:t xml:space="preserve">.1 Wij willen dat de camera een persoon kan detecteren die op of langs de baan staat, zodat de kart kan herkennen dat er iemand wilt oversteken.</w:t>
-            </w:r>
-            <w:r>
-              <w:rPr>
-                <w:sz w:val="24"/>
-                <w:szCs w:val="24"/>
-                <w:lang w:val="nl-NL"/>
-              </w:rPr>
-            </w:r>
-            <w:r>
-              <w:rPr>
-                <w:sz w:val="24"/>
-                <w:szCs w:val="24"/>
-                <w:lang w:val="nl-NL"/>
-              </w:rPr>
-            </w:r>
-          </w:p>
-          <w:p>
-            <w:pPr>
-              <w:pBdr/>
-              <w:spacing/>
-              <w:ind/>
-              <w:rPr>
-                <w:lang w:val="nl-NL"/>
-              </w:rPr>
-            </w:pPr>
-            <w:r>
-              <w:rPr>
+            <w:r>
+              <w:rPr>
+                <w:sz w:val="24"/>
+                <w:szCs w:val="24"/>
                 <w:lang w:val="nl-NL" w:bidi="nl-NL"/>
-              </w:rPr>
-            </w:r>
-            <w:r>
-              <w:rPr>
-                <w:lang w:val="nl-NL"/>
-              </w:rPr>
-            </w:r>
-            <w:r>
-              <w:rPr>
-                <w:lang w:val="nl-NL"/>
-              </w:rPr>
-            </w:r>
-          </w:p>
-        </w:tc>
-        <w:tc>
-          <w:tcPr>
-            <w:tcBorders/>
-            <w:tcW w:w="3599" w:type="dxa"/>
-            <w:textDirection w:val="lrTb"/>
-            <w:noWrap w:val="false"/>
-          </w:tcPr>
-          <w:p>
-            <w:pPr>
-              <w:pBdr/>
-              <w:spacing/>
-              <w:ind/>
-              <w:rPr>
-                <w:bCs/>
-                <w:i/>
-                <w:sz w:val="24"/>
-                <w:szCs w:val="24"/>
-                <w:lang w:val="nl-NL"/>
-              </w:rPr>
-            </w:pPr>
-            <w:r>
-              <w:rPr>
-                <w:bCs/>
-                <w:i/>
-                <w:sz w:val="24"/>
-                <w:szCs w:val="24"/>
-                <w:lang w:val="nl-NL" w:bidi="nl-NL"/>
-              </w:rPr>
-            </w:r>
-            <w:r>
-              <w:rPr>
-                <w:bCs/>
-                <w:i/>
-                <w:sz w:val="24"/>
-                <w:szCs w:val="24"/>
-                <w:lang w:val="nl-NL"/>
-              </w:rPr>
-            </w:r>
-            <w:r>
-              <w:rPr>
-                <w:bCs/>
-                <w:i/>
-                <w:sz w:val="24"/>
-                <w:szCs w:val="24"/>
-                <w:lang w:val="nl-NL"/>
-              </w:rPr>
-            </w:r>
-          </w:p>
-        </w:tc>
-        <w:tc>
-          <w:tcPr>
-            <w:tcBorders/>
-            <w:tcW w:w="2969" w:type="dxa"/>
-            <w:textDirection w:val="lrTb"/>
-            <w:noWrap w:val="false"/>
-          </w:tcPr>
-          <w:p>
-            <w:pPr>
-              <w:pBdr/>
-              <w:spacing/>
-              <w:ind/>
-              <w:rPr>
-                <w:sz w:val="24"/>
-                <w:szCs w:val="24"/>
-                <w:lang w:val="nl-NL"/>
-              </w:rPr>
-            </w:pPr>
-            <w:r>
-              <w:rPr>
-                <w:sz w:val="24"/>
-                <w:szCs w:val="24"/>
-                <w:lang w:val="nl-NL" w:bidi="nl-NL"/>
-              </w:rPr>
-            </w:r>
-            <w:r>
-              <w:rPr>
-                <w:sz w:val="24"/>
-                <w:szCs w:val="24"/>
-                <w:lang w:val="nl-NL"/>
-              </w:rPr>
-            </w:r>
-            <w:r>
-              <w:rPr>
-                <w:sz w:val="24"/>
-                <w:szCs w:val="24"/>
-                <w:lang w:val="nl-NL"/>
-              </w:rPr>
-            </w:r>
-          </w:p>
-        </w:tc>
-        <w:tc>
-          <w:tcPr>
-            <w:tcBorders/>
-            <w:tcW w:w="1350" w:type="dxa"/>
-            <w:textDirection w:val="lrTb"/>
-            <w:noWrap w:val="false"/>
-          </w:tcPr>
-          <w:p>
-            <w:pPr>
-              <w:pBdr/>
-              <w:spacing/>
-              <w:ind/>
-              <w:rPr>
-                <w:sz w:val="24"/>
-                <w:szCs w:val="24"/>
-                <w:lang w:val="nl-NL"/>
-              </w:rPr>
-            </w:pPr>
-            <w:r>
-              <w:rPr>
-                <w:sz w:val="24"/>
-                <w:szCs w:val="24"/>
-                <w:lang w:val="nl-NL" w:bidi="nl-NL"/>
-              </w:rPr>
-            </w:r>
-            <w:r>
-              <w:rPr>
-                <w:sz w:val="24"/>
-                <w:szCs w:val="24"/>
-                <w:lang w:val="nl-NL"/>
-              </w:rPr>
-            </w:r>
-            <w:r>
-              <w:rPr>
-                <w:sz w:val="24"/>
-                <w:szCs w:val="24"/>
-                <w:lang w:val="nl-NL"/>
-              </w:rPr>
-            </w:r>
-          </w:p>
-        </w:tc>
-        <w:tc>
-          <w:tcPr>
-            <w:tcBorders/>
-            <w:tcW w:w="1717" w:type="dxa"/>
-            <w:textDirection w:val="lrTb"/>
-            <w:noWrap w:val="false"/>
-          </w:tcPr>
-          <w:p>
-            <w:pPr>
-              <w:pBdr/>
-              <w:spacing/>
-              <w:ind/>
-              <w:rPr>
-                <w:sz w:val="24"/>
-                <w:szCs w:val="24"/>
-                <w:lang w:val="nl-NL"/>
-              </w:rPr>
-            </w:pPr>
-            <w:r>
-              <w:rPr>
-                <w:sz w:val="24"/>
-                <w:szCs w:val="24"/>
-                <w:lang w:val="nl-NL" w:bidi="nl-NL"/>
-              </w:rPr>
-            </w:r>
-            <w:r>
-              <w:rPr>
-                <w:sz w:val="24"/>
-                <w:szCs w:val="24"/>
-                <w:lang w:val="nl-NL"/>
-              </w:rPr>
-            </w:r>
-            <w:r>
-              <w:rPr>
-                <w:sz w:val="24"/>
-                <w:szCs w:val="24"/>
-                <w:lang w:val="nl-NL"/>
-              </w:rPr>
-            </w:r>
-          </w:p>
-        </w:tc>
-      </w:tr>
-      <w:tr>
-        <w:trPr/>
-        <w:tc>
-          <w:tcPr>
-            <w:tcBorders/>
-            <w:tcW w:w="3107" w:type="dxa"/>
-            <w:textDirection w:val="lrTb"/>
-            <w:noWrap w:val="false"/>
-          </w:tcPr>
-          <w:p>
-            <w:pPr>
-              <w:pBdr/>
-              <w:spacing/>
-              <w:ind/>
-              <w:rPr>
-                <w:bCs/>
-                <w:i/>
-                <w:sz w:val="24"/>
-                <w:szCs w:val="24"/>
-                <w:lang w:val="nl-NL"/>
-              </w:rPr>
-            </w:pPr>
-            <w:r>
-              <w:rPr>
-                <w:bCs/>
-                <w:i/>
-                <w:sz w:val="24"/>
-                <w:szCs w:val="24"/>
-                <w:lang w:val="nl-NL" w:bidi="nl-NL"/>
-              </w:rPr>
-            </w:r>
-            <w:r>
-              <w:rPr>
-                <w:bCs/>
-                <w:i/>
-                <w:sz w:val="24"/>
-                <w:szCs w:val="24"/>
-                <w:lang w:val="nl-NL"/>
-              </w:rPr>
-            </w:r>
-            <w:r>
-              <w:rPr>
-                <w:bCs/>
-                <w:i/>
-                <w:sz w:val="24"/>
-                <w:szCs w:val="24"/>
-                <w:lang w:val="nl-NL"/>
-              </w:rPr>
-            </w:r>
-          </w:p>
-        </w:tc>
-        <w:tc>
-          <w:tcPr>
-            <w:tcBorders/>
-            <w:tcW w:w="2646" w:type="dxa"/>
-            <w:textDirection w:val="lrTb"/>
-            <w:noWrap w:val="false"/>
-          </w:tcPr>
-          <w:p>
-            <w:pPr>
-              <w:pBdr/>
-              <w:spacing/>
-              <w:ind/>
-              <w:rPr>
-                <w:sz w:val="24"/>
-                <w:szCs w:val="24"/>
-                <w:lang w:val="nl-NL"/>
-              </w:rPr>
-            </w:pPr>
-            <w:r>
-              <w:rPr>
-                <w:sz w:val="24"/>
-                <w:szCs w:val="24"/>
-                <w:lang w:val="en-US"/>
-              </w:rPr>
-              <w:t xml:space="preserve">7</w:t>
-            </w:r>
-            <w:r>
-              <w:rPr>
-                <w:sz w:val="24"/>
-                <w:szCs w:val="24"/>
-                <w:lang w:val="nl-NL"/>
-              </w:rPr>
-              <w:t xml:space="preserve">.2 Wij willen dat de camera een zebrapad kan detecteren, zodat de kart weet waar er mogelijk een voetganger wilt oversteken.</w:t>
-            </w:r>
-            <w:r>
-              <w:rPr>
-                <w:sz w:val="24"/>
-                <w:szCs w:val="24"/>
-                <w:lang w:val="nl-NL"/>
-              </w:rPr>
-            </w:r>
-            <w:r>
-              <w:rPr>
-                <w:sz w:val="24"/>
-                <w:szCs w:val="24"/>
-                <w:lang w:val="nl-NL"/>
-              </w:rPr>
-            </w:r>
-          </w:p>
-          <w:p>
-            <w:pPr>
-              <w:pBdr/>
-              <w:spacing/>
-              <w:ind/>
-              <w:rPr>
-                <w:bCs/>
-                <w:i/>
-                <w:sz w:val="24"/>
-                <w:szCs w:val="24"/>
-                <w:lang w:val="nl-NL"/>
-              </w:rPr>
-            </w:pPr>
-            <w:r>
-              <w:rPr>
-                <w:bCs/>
-                <w:i/>
-                <w:sz w:val="24"/>
-                <w:szCs w:val="24"/>
-                <w:lang w:val="nl-NL" w:bidi="nl-NL"/>
-              </w:rPr>
-            </w:r>
-            <w:r>
-              <w:rPr>
-                <w:bCs/>
-                <w:i/>
-                <w:sz w:val="24"/>
-                <w:szCs w:val="24"/>
-                <w:lang w:val="nl-NL"/>
-              </w:rPr>
-            </w:r>
-            <w:r>
-              <w:rPr>
-                <w:bCs/>
-                <w:i/>
-                <w:sz w:val="24"/>
-                <w:szCs w:val="24"/>
-                <w:lang w:val="nl-NL"/>
-              </w:rPr>
-            </w:r>
-          </w:p>
-        </w:tc>
-        <w:tc>
-          <w:tcPr>
-            <w:tcBorders/>
-            <w:tcW w:w="3599" w:type="dxa"/>
-            <w:textDirection w:val="lrTb"/>
-            <w:noWrap w:val="false"/>
-          </w:tcPr>
-          <w:p>
-            <w:pPr>
-              <w:pBdr/>
-              <w:spacing/>
-              <w:ind/>
-              <w:rPr>
-                <w:bCs/>
-                <w:i/>
-                <w:sz w:val="24"/>
-                <w:szCs w:val="24"/>
-                <w:lang w:val="nl-NL"/>
-              </w:rPr>
-            </w:pPr>
-            <w:r>
-              <w:rPr>
-                <w:bCs/>
-                <w:i/>
-                <w:sz w:val="24"/>
-                <w:szCs w:val="24"/>
-                <w:lang w:val="nl-NL" w:bidi="nl-NL"/>
-              </w:rPr>
-            </w:r>
-            <w:r>
-              <w:rPr>
-                <w:bCs/>
-                <w:i/>
-                <w:sz w:val="24"/>
-                <w:szCs w:val="24"/>
-                <w:lang w:val="nl-NL"/>
-              </w:rPr>
-            </w:r>
-            <w:r>
-              <w:rPr>
-                <w:bCs/>
-                <w:i/>
-                <w:sz w:val="24"/>
-                <w:szCs w:val="24"/>
-                <w:lang w:val="nl-NL"/>
-              </w:rPr>
-            </w:r>
-          </w:p>
-        </w:tc>
-        <w:tc>
-          <w:tcPr>
-            <w:tcBorders/>
-            <w:tcW w:w="2969" w:type="dxa"/>
-            <w:textDirection w:val="lrTb"/>
-            <w:noWrap w:val="false"/>
-          </w:tcPr>
-          <w:p>
-            <w:pPr>
-              <w:pBdr/>
-              <w:spacing/>
-              <w:ind/>
-              <w:rPr>
-                <w:sz w:val="24"/>
-                <w:szCs w:val="24"/>
-                <w:lang w:val="nl-NL"/>
-              </w:rPr>
-            </w:pPr>
-            <w:r>
-              <w:rPr>
-                <w:sz w:val="24"/>
-                <w:szCs w:val="24"/>
-                <w:lang w:val="nl-NL" w:bidi="nl-NL"/>
-              </w:rPr>
-            </w:r>
-            <w:r>
-              <w:rPr>
-                <w:sz w:val="24"/>
-                <w:szCs w:val="24"/>
-                <w:lang w:val="nl-NL"/>
-              </w:rPr>
-            </w:r>
-            <w:r>
-              <w:rPr>
-                <w:sz w:val="24"/>
-                <w:szCs w:val="24"/>
-                <w:lang w:val="nl-NL"/>
-              </w:rPr>
-            </w:r>
-          </w:p>
-        </w:tc>
-        <w:tc>
-          <w:tcPr>
-            <w:tcBorders/>
-            <w:tcW w:w="1350" w:type="dxa"/>
-            <w:textDirection w:val="lrTb"/>
-            <w:noWrap w:val="false"/>
-          </w:tcPr>
-          <w:p>
-            <w:pPr>
-              <w:pBdr/>
-              <w:spacing/>
-              <w:ind/>
-              <w:rPr>
-                <w:sz w:val="24"/>
-                <w:szCs w:val="24"/>
-                <w:lang w:val="nl-NL"/>
-              </w:rPr>
-            </w:pPr>
-            <w:r>
-              <w:rPr>
-                <w:sz w:val="24"/>
-                <w:szCs w:val="24"/>
-                <w:lang w:val="nl-NL" w:bidi="nl-NL"/>
-              </w:rPr>
-            </w:r>
-            <w:r>
-              <w:rPr>
-                <w:sz w:val="24"/>
-                <w:szCs w:val="24"/>
-                <w:lang w:val="nl-NL"/>
-              </w:rPr>
-            </w:r>
-            <w:r>
-              <w:rPr>
-                <w:sz w:val="24"/>
-                <w:szCs w:val="24"/>
-                <w:lang w:val="nl-NL"/>
-              </w:rPr>
-            </w:r>
-          </w:p>
-        </w:tc>
-        <w:tc>
-          <w:tcPr>
-            <w:tcBorders/>
-            <w:tcW w:w="1717" w:type="dxa"/>
-            <w:textDirection w:val="lrTb"/>
-            <w:noWrap w:val="false"/>
-          </w:tcPr>
-          <w:p>
-            <w:pPr>
-              <w:pBdr/>
-              <w:spacing/>
-              <w:ind/>
-              <w:rPr>
-                <w:sz w:val="24"/>
-                <w:szCs w:val="24"/>
-                <w:lang w:val="nl-NL"/>
-              </w:rPr>
-            </w:pPr>
-            <w:r>
-              <w:rPr>
-                <w:sz w:val="24"/>
-                <w:szCs w:val="24"/>
-                <w:lang w:val="nl-NL" w:bidi="nl-NL"/>
-              </w:rPr>
-            </w:r>
-            <w:r>
-              <w:rPr>
-                <w:sz w:val="24"/>
-                <w:szCs w:val="24"/>
-                <w:lang w:val="nl-NL"/>
-              </w:rPr>
-            </w:r>
-            <w:r>
-              <w:rPr>
-                <w:sz w:val="24"/>
-                <w:szCs w:val="24"/>
-                <w:lang w:val="nl-NL"/>
-              </w:rPr>
-            </w:r>
-          </w:p>
-        </w:tc>
-      </w:tr>
-      <w:tr>
-        <w:trPr/>
-        <w:tc>
-          <w:tcPr>
-            <w:tcBorders/>
-            <w:tcW w:w="3107" w:type="dxa"/>
-            <w:textDirection w:val="lrTb"/>
-            <w:noWrap w:val="false"/>
-          </w:tcPr>
-          <w:p>
-            <w:pPr>
-              <w:pBdr/>
-              <w:spacing/>
-              <w:ind/>
-              <w:rPr>
-                <w:bCs/>
-                <w:i/>
-                <w:sz w:val="24"/>
-                <w:szCs w:val="24"/>
-                <w:lang w:val="nl-NL"/>
-              </w:rPr>
-            </w:pPr>
-            <w:r>
-              <w:rPr>
-                <w:bCs/>
-                <w:i/>
-                <w:sz w:val="24"/>
-                <w:szCs w:val="24"/>
-                <w:lang w:val="nl-NL" w:bidi="nl-NL"/>
-              </w:rPr>
-            </w:r>
-            <w:r>
-              <w:rPr>
-                <w:bCs/>
-                <w:i/>
-                <w:sz w:val="24"/>
-                <w:szCs w:val="24"/>
-                <w:lang w:val="nl-NL"/>
-              </w:rPr>
-            </w:r>
-            <w:r>
-              <w:rPr>
-                <w:bCs/>
-                <w:i/>
-                <w:sz w:val="24"/>
-                <w:szCs w:val="24"/>
-                <w:lang w:val="nl-NL"/>
-              </w:rPr>
-            </w:r>
-          </w:p>
-        </w:tc>
-        <w:tc>
-          <w:tcPr>
-            <w:tcBorders/>
-            <w:tcW w:w="2646" w:type="dxa"/>
-            <w:textDirection w:val="lrTb"/>
-            <w:noWrap w:val="false"/>
-          </w:tcPr>
-          <w:p>
-            <w:pPr>
-              <w:pBdr/>
-              <w:spacing/>
-              <w:ind/>
-              <w:rPr>
-                <w:sz w:val="24"/>
-                <w:szCs w:val="24"/>
-                <w:lang w:val="nl-NL"/>
-              </w:rPr>
-            </w:pPr>
-            <w:r>
-              <w:rPr>
-                <w:sz w:val="24"/>
-                <w:szCs w:val="24"/>
-                <w:lang w:val="en-US"/>
-              </w:rPr>
-              <w:t xml:space="preserve">7</w:t>
-            </w:r>
-            <w:r>
-              <w:rPr>
-                <w:sz w:val="24"/>
-                <w:szCs w:val="24"/>
-                <w:lang w:val="nl-NL"/>
-              </w:rPr>
-              <w:t xml:space="preserve">.3 Wij willen dat wanneer de kart een persoon en een zebrapad detecteert de kart tot stilstand komt voor het zebrapad, zodat er geen ongelukken veroorzaakt gaan worden.</w:t>
-            </w:r>
-            <w:r>
-              <w:rPr>
-                <w:sz w:val="24"/>
-                <w:szCs w:val="24"/>
-                <w:lang w:val="nl-NL"/>
-              </w:rPr>
-            </w:r>
-            <w:r>
-              <w:rPr>
-                <w:sz w:val="24"/>
-                <w:szCs w:val="24"/>
-                <w:lang w:val="nl-NL"/>
-              </w:rPr>
-            </w:r>
-          </w:p>
-          <w:p>
-            <w:pPr>
-              <w:pBdr/>
-              <w:spacing/>
-              <w:ind/>
-              <w:rPr>
-                <w:bCs/>
-                <w:i/>
-                <w:sz w:val="24"/>
-                <w:szCs w:val="24"/>
-                <w:lang w:val="nl-NL"/>
-              </w:rPr>
-            </w:pPr>
-            <w:r>
-              <w:rPr>
-                <w:bCs/>
-                <w:i/>
-                <w:sz w:val="24"/>
-                <w:szCs w:val="24"/>
-                <w:lang w:val="nl-NL" w:bidi="nl-NL"/>
-              </w:rPr>
-            </w:r>
-            <w:r>
-              <w:rPr>
-                <w:bCs/>
-                <w:i/>
-                <w:sz w:val="24"/>
-                <w:szCs w:val="24"/>
-                <w:lang w:val="nl-NL"/>
-              </w:rPr>
-            </w:r>
-            <w:r>
-              <w:rPr>
-                <w:bCs/>
-                <w:i/>
-                <w:sz w:val="24"/>
-                <w:szCs w:val="24"/>
-                <w:lang w:val="nl-NL"/>
-              </w:rPr>
-            </w:r>
-          </w:p>
-        </w:tc>
-        <w:tc>
-          <w:tcPr>
-            <w:tcBorders/>
-            <w:tcW w:w="3599" w:type="dxa"/>
-            <w:textDirection w:val="lrTb"/>
-            <w:noWrap w:val="false"/>
-          </w:tcPr>
-          <w:p>
-            <w:pPr>
-              <w:pBdr/>
-              <w:spacing/>
-              <w:ind/>
-              <w:rPr>
-                <w:bCs/>
-                <w:i/>
-                <w:sz w:val="24"/>
-                <w:szCs w:val="24"/>
-                <w:lang w:val="nl-NL"/>
-              </w:rPr>
-            </w:pPr>
-            <w:r>
-              <w:rPr>
-                <w:bCs/>
-                <w:i/>
-                <w:sz w:val="24"/>
-                <w:szCs w:val="24"/>
-                <w:lang w:val="nl-NL" w:bidi="nl-NL"/>
-              </w:rPr>
-            </w:r>
-            <w:r>
-              <w:rPr>
-                <w:bCs/>
-                <w:i/>
-                <w:sz w:val="24"/>
-                <w:szCs w:val="24"/>
-                <w:lang w:val="nl-NL"/>
-              </w:rPr>
-            </w:r>
-            <w:r>
-              <w:rPr>
-                <w:bCs/>
-                <w:i/>
-                <w:sz w:val="24"/>
-                <w:szCs w:val="24"/>
-                <w:lang w:val="nl-NL"/>
-              </w:rPr>
-            </w:r>
-          </w:p>
-        </w:tc>
-        <w:tc>
-          <w:tcPr>
-            <w:tcBorders/>
-            <w:tcW w:w="2969" w:type="dxa"/>
-            <w:textDirection w:val="lrTb"/>
-            <w:noWrap w:val="false"/>
-          </w:tcPr>
-          <w:p>
-            <w:pPr>
-              <w:pBdr/>
-              <w:spacing/>
-              <w:ind/>
-              <w:rPr>
-                <w:sz w:val="24"/>
-                <w:szCs w:val="24"/>
-                <w:lang w:val="nl-NL"/>
-              </w:rPr>
-            </w:pPr>
-            <w:r>
-              <w:rPr>
-                <w:sz w:val="24"/>
-                <w:szCs w:val="24"/>
-                <w:lang w:val="nl-NL" w:bidi="nl-NL"/>
-              </w:rPr>
-            </w:r>
-            <w:r>
-              <w:rPr>
-                <w:sz w:val="24"/>
-                <w:szCs w:val="24"/>
-                <w:lang w:val="nl-NL"/>
-              </w:rPr>
-            </w:r>
-            <w:r>
-              <w:rPr>
-                <w:sz w:val="24"/>
-                <w:szCs w:val="24"/>
-                <w:lang w:val="nl-NL"/>
-              </w:rPr>
-            </w:r>
-          </w:p>
-        </w:tc>
-        <w:tc>
-          <w:tcPr>
-            <w:tcBorders/>
-            <w:tcW w:w="1350" w:type="dxa"/>
-            <w:textDirection w:val="lrTb"/>
-            <w:noWrap w:val="false"/>
-          </w:tcPr>
-          <w:p>
-            <w:pPr>
-              <w:pBdr/>
-              <w:spacing/>
-              <w:ind/>
-              <w:rPr>
-                <w:sz w:val="24"/>
-                <w:szCs w:val="24"/>
-                <w:lang w:val="nl-NL"/>
-              </w:rPr>
-            </w:pPr>
-            <w:r>
-              <w:rPr>
-                <w:sz w:val="24"/>
-                <w:szCs w:val="24"/>
-                <w:lang w:val="nl-NL" w:bidi="nl-NL"/>
-              </w:rPr>
-            </w:r>
-            <w:r>
-              <w:rPr>
-                <w:sz w:val="24"/>
-                <w:szCs w:val="24"/>
-                <w:lang w:val="nl-NL"/>
-              </w:rPr>
-            </w:r>
-            <w:r>
-              <w:rPr>
-                <w:sz w:val="24"/>
-                <w:szCs w:val="24"/>
-                <w:lang w:val="nl-NL"/>
-              </w:rPr>
-            </w:r>
-          </w:p>
-        </w:tc>
-        <w:tc>
-          <w:tcPr>
-            <w:tcBorders/>
-            <w:tcW w:w="1717" w:type="dxa"/>
-            <w:textDirection w:val="lrTb"/>
-            <w:noWrap w:val="false"/>
-          </w:tcPr>
-          <w:p>
-            <w:pPr>
-              <w:pBdr/>
-              <w:spacing/>
-              <w:ind/>
-              <w:rPr>
-                <w:sz w:val="24"/>
-                <w:szCs w:val="24"/>
-                <w:lang w:val="nl-NL"/>
-              </w:rPr>
-            </w:pPr>
-            <w:r>
-              <w:rPr>
-                <w:sz w:val="24"/>
-                <w:szCs w:val="24"/>
-                <w:lang w:val="nl-NL" w:bidi="nl-NL"/>
-              </w:rPr>
-            </w:r>
-            <w:r>
-              <w:rPr>
-                <w:sz w:val="24"/>
-                <w:szCs w:val="24"/>
-                <w:lang w:val="nl-NL"/>
-              </w:rPr>
-            </w:r>
-            <w:r>
-              <w:rPr>
-                <w:sz w:val="24"/>
-                <w:szCs w:val="24"/>
-                <w:lang w:val="nl-NL"/>
               </w:rPr>
             </w:r>
           </w:p>
@@ -7353,38 +6918,23 @@
               <w:spacing/>
               <w:ind/>
               <w:rPr>
-                <w:i/>
-                <w:iCs/>
-                <w:sz w:val="24"/>
-                <w:szCs w:val="24"/>
-                <w:lang w:val="nl-NL"/>
+                <w:sz w:val="24"/>
+                <w:szCs w:val="24"/>
+                <w:lang w:val="en-US"/>
               </w:rPr>
             </w:pPr>
             <w:r>
               <w:rPr>
-                <w:i/>
-                <w:iCs/>
-                <w:sz w:val="24"/>
-                <w:szCs w:val="24"/>
-                <w:lang w:val="nl-NL" w:bidi="nl-NL"/>
-              </w:rPr>
-            </w:r>
-            <w:r>
-              <w:rPr>
-                <w:i/>
-                <w:iCs/>
-                <w:sz w:val="24"/>
-                <w:szCs w:val="24"/>
-                <w:lang w:val="nl-NL"/>
-              </w:rPr>
-            </w:r>
-            <w:r>
-              <w:rPr>
-                <w:i/>
-                <w:iCs/>
-                <w:sz w:val="24"/>
-                <w:szCs w:val="24"/>
-                <w:lang w:val="nl-NL"/>
+                <w:sz w:val="24"/>
+                <w:szCs w:val="24"/>
+                <w:lang w:val="en-US"/>
+              </w:rPr>
+            </w:r>
+            <w:r>
+              <w:rPr>
+                <w:sz w:val="24"/>
+                <w:szCs w:val="24"/>
+                <w:lang w:val="en-US"/>
               </w:rPr>
             </w:r>
           </w:p>
@@ -7414,15 +6964,7 @@
                 <w:szCs w:val="24"/>
                 <w:lang w:val="en-US"/>
               </w:rPr>
-              <w:t xml:space="preserve">7</w:t>
-            </w:r>
-            <w:r>
-              <w:rPr>
-                <w:sz w:val="24"/>
-                <w:szCs w:val="24"/>
-                <w:lang w:val="nl-NL"/>
-              </w:rPr>
-              <w:t xml:space="preserve">.4</w:t>
+              <w:t xml:space="preserve">8.2</w:t>
             </w:r>
             <w:r>
               <w:rPr>
@@ -7469,38 +7011,23 @@
               <w:spacing/>
               <w:ind/>
               <w:rPr>
-                <w:i/>
-                <w:iCs/>
-                <w:sz w:val="24"/>
-                <w:szCs w:val="24"/>
-                <w:lang w:val="nl-NL"/>
+                <w:sz w:val="24"/>
+                <w:szCs w:val="24"/>
+                <w:lang w:val="en-US"/>
               </w:rPr>
             </w:pPr>
             <w:r>
               <w:rPr>
-                <w:i/>
-                <w:iCs/>
-                <w:sz w:val="24"/>
-                <w:szCs w:val="24"/>
-                <w:lang w:val="nl-NL" w:bidi="nl-NL"/>
-              </w:rPr>
-            </w:r>
-            <w:r>
-              <w:rPr>
-                <w:i/>
-                <w:iCs/>
-                <w:sz w:val="24"/>
-                <w:szCs w:val="24"/>
-                <w:lang w:val="nl-NL"/>
-              </w:rPr>
-            </w:r>
-            <w:r>
-              <w:rPr>
-                <w:i/>
-                <w:iCs/>
-                <w:sz w:val="24"/>
-                <w:szCs w:val="24"/>
-                <w:lang w:val="nl-NL"/>
+                <w:sz w:val="24"/>
+                <w:szCs w:val="24"/>
+                <w:lang w:val="en-US"/>
+              </w:rPr>
+            </w:r>
+            <w:r>
+              <w:rPr>
+                <w:sz w:val="24"/>
+                <w:szCs w:val="24"/>
+                <w:lang w:val="en-US"/>
               </w:rPr>
             </w:r>
           </w:p>
@@ -7523,7 +7050,7 @@
                 <w:iCs/>
                 <w:sz w:val="24"/>
                 <w:szCs w:val="24"/>
-                <w:lang w:val="nl-NL"/>
+                <w:lang w:val="nl-NL" w:bidi="nl-NL"/>
               </w:rPr>
             </w:pPr>
             <w:r>
@@ -7541,16 +7068,7 @@
                 <w:iCs/>
                 <w:sz w:val="24"/>
                 <w:szCs w:val="24"/>
-                <w:lang w:val="nl-NL"/>
-              </w:rPr>
-            </w:r>
-            <w:r>
-              <w:rPr>
-                <w:i/>
-                <w:iCs/>
-                <w:sz w:val="24"/>
-                <w:szCs w:val="24"/>
-                <w:lang w:val="nl-NL"/>
+                <w:lang w:val="nl-NL" w:bidi="nl-NL"/>
               </w:rPr>
             </w:r>
           </w:p>
@@ -7571,7 +7089,7 @@
               <w:rPr>
                 <w:sz w:val="24"/>
                 <w:szCs w:val="24"/>
-                <w:lang w:val="nl-NL"/>
+                <w:lang w:val="nl-NL" w:bidi="nl-NL"/>
               </w:rPr>
             </w:pPr>
             <w:r>
@@ -7585,14 +7103,7 @@
               <w:rPr>
                 <w:sz w:val="24"/>
                 <w:szCs w:val="24"/>
-                <w:lang w:val="nl-NL"/>
-              </w:rPr>
-            </w:r>
-            <w:r>
-              <w:rPr>
-                <w:sz w:val="24"/>
-                <w:szCs w:val="24"/>
-                <w:lang w:val="nl-NL"/>
+                <w:lang w:val="nl-NL" w:bidi="nl-NL"/>
               </w:rPr>
             </w:r>
           </w:p>
@@ -7613,7 +7124,7 @@
               <w:rPr>
                 <w:sz w:val="24"/>
                 <w:szCs w:val="24"/>
-                <w:lang w:val="nl-NL"/>
+                <w:lang w:val="nl-NL" w:bidi="nl-NL"/>
               </w:rPr>
             </w:pPr>
             <w:r>
@@ -7627,14 +7138,7 @@
               <w:rPr>
                 <w:sz w:val="24"/>
                 <w:szCs w:val="24"/>
-                <w:lang w:val="nl-NL"/>
-              </w:rPr>
-            </w:r>
-            <w:r>
-              <w:rPr>
-                <w:sz w:val="24"/>
-                <w:szCs w:val="24"/>
-                <w:lang w:val="nl-NL"/>
+                <w:lang w:val="nl-NL" w:bidi="nl-NL"/>
               </w:rPr>
             </w:r>
           </w:p>
@@ -7644,6 +7148,318 @@
             <w:tcBorders/>
             <w:tcW w:w="1717" w:type="dxa"/>
             <w:vMerge w:val="restart"/>
+            <w:textDirection w:val="lrTb"/>
+            <w:noWrap w:val="false"/>
+          </w:tcPr>
+          <w:p>
+            <w:pPr>
+              <w:pBdr/>
+              <w:spacing/>
+              <w:ind/>
+              <w:rPr>
+                <w:sz w:val="24"/>
+                <w:szCs w:val="24"/>
+                <w:lang w:val="nl-NL" w:bidi="nl-NL"/>
+              </w:rPr>
+            </w:pPr>
+            <w:r>
+              <w:rPr>
+                <w:sz w:val="24"/>
+                <w:szCs w:val="24"/>
+                <w:lang w:val="nl-NL" w:bidi="nl-NL"/>
+              </w:rPr>
+            </w:r>
+            <w:r>
+              <w:rPr>
+                <w:sz w:val="24"/>
+                <w:szCs w:val="24"/>
+                <w:lang w:val="nl-NL" w:bidi="nl-NL"/>
+              </w:rPr>
+            </w:r>
+          </w:p>
+        </w:tc>
+      </w:tr>
+      <w:tr>
+        <w:trPr/>
+        <w:tc>
+          <w:tcPr>
+            <w:tcBorders/>
+            <w:tcW w:w="3107" w:type="dxa"/>
+            <w:textDirection w:val="lrTb"/>
+            <w:noWrap w:val="false"/>
+          </w:tcPr>
+          <w:p>
+            <w:pPr>
+              <w:pBdr/>
+              <w:spacing/>
+              <w:ind/>
+              <w:rPr>
+                <w:sz w:val="24"/>
+                <w:szCs w:val="24"/>
+                <w:highlight w:val="none"/>
+                <w:lang w:val="nl-NL"/>
+              </w:rPr>
+            </w:pPr>
+            <w:r>
+              <w:rPr>
+                <w:sz w:val="24"/>
+                <w:szCs w:val="24"/>
+                <w:lang w:val="en-US"/>
+              </w:rPr>
+              <w:t xml:space="preserve">9</w:t>
+            </w:r>
+            <w:r>
+              <w:rPr>
+                <w:sz w:val="24"/>
+                <w:szCs w:val="24"/>
+                <w:lang w:val="nl-NL"/>
+              </w:rPr>
+              <w:t xml:space="preserve"> De kart moet een route kunnen aanmaken/opnemen.</w:t>
+            </w:r>
+            <w:r>
+              <w:rPr>
+                <w:sz w:val="24"/>
+                <w:szCs w:val="24"/>
+                <w:highlight w:val="none"/>
+                <w:lang w:val="nl-NL"/>
+              </w:rPr>
+            </w:r>
+            <w:r>
+              <w:rPr>
+                <w:sz w:val="24"/>
+                <w:szCs w:val="24"/>
+                <w:highlight w:val="none"/>
+                <w:lang w:val="nl-NL"/>
+              </w:rPr>
+            </w:r>
+          </w:p>
+        </w:tc>
+        <w:tc>
+          <w:tcPr>
+            <w:tcBorders/>
+            <w:tcW w:w="2646" w:type="dxa"/>
+            <w:textDirection w:val="lrTb"/>
+            <w:noWrap w:val="false"/>
+          </w:tcPr>
+          <w:p>
+            <w:pPr>
+              <w:pBdr/>
+              <w:spacing/>
+              <w:ind/>
+              <w:rPr>
+                <w:sz w:val="24"/>
+                <w:szCs w:val="24"/>
+                <w:lang w:val="nl-NL"/>
+              </w:rPr>
+            </w:pPr>
+            <w:r>
+              <w:rPr>
+                <w:sz w:val="24"/>
+                <w:szCs w:val="24"/>
+                <w:lang w:val="en-US"/>
+              </w:rPr>
+              <w:t xml:space="preserve">9</w:t>
+            </w:r>
+            <w:r>
+              <w:rPr>
+                <w:sz w:val="24"/>
+                <w:szCs w:val="24"/>
+                <w:lang w:val="nl-NL"/>
+              </w:rPr>
+              <w:t xml:space="preserve">.1 Wij willen onderzoeken of de kart een GPS module heeft en hoe deze gebruikt kan worden, zodat wij een route voor de kart kunnen tekenen.</w:t>
+            </w:r>
+            <w:r>
+              <w:rPr>
+                <w:sz w:val="24"/>
+                <w:szCs w:val="24"/>
+                <w:lang w:val="nl-NL"/>
+              </w:rPr>
+            </w:r>
+            <w:r>
+              <w:rPr>
+                <w:sz w:val="24"/>
+                <w:szCs w:val="24"/>
+                <w:lang w:val="nl-NL"/>
+              </w:rPr>
+            </w:r>
+          </w:p>
+          <w:p>
+            <w:pPr>
+              <w:pBdr/>
+              <w:spacing/>
+              <w:ind/>
+              <w:rPr>
+                <w:bCs/>
+                <w:i/>
+                <w:sz w:val="24"/>
+                <w:szCs w:val="24"/>
+                <w:lang w:val="nl-NL"/>
+              </w:rPr>
+            </w:pPr>
+            <w:r>
+              <w:rPr>
+                <w:bCs/>
+                <w:i/>
+                <w:sz w:val="24"/>
+                <w:szCs w:val="24"/>
+                <w:lang w:val="nl-NL" w:bidi="nl-NL"/>
+              </w:rPr>
+            </w:r>
+            <w:r>
+              <w:rPr>
+                <w:bCs/>
+                <w:i/>
+                <w:sz w:val="24"/>
+                <w:szCs w:val="24"/>
+                <w:lang w:val="nl-NL"/>
+              </w:rPr>
+            </w:r>
+            <w:r>
+              <w:rPr>
+                <w:bCs/>
+                <w:i/>
+                <w:sz w:val="24"/>
+                <w:szCs w:val="24"/>
+                <w:lang w:val="nl-NL"/>
+              </w:rPr>
+            </w:r>
+          </w:p>
+        </w:tc>
+        <w:tc>
+          <w:tcPr>
+            <w:tcBorders/>
+            <w:tcW w:w="3599" w:type="dxa"/>
+            <w:textDirection w:val="lrTb"/>
+            <w:noWrap w:val="false"/>
+          </w:tcPr>
+          <w:p>
+            <w:pPr>
+              <w:pBdr/>
+              <w:spacing/>
+              <w:ind/>
+              <w:rPr>
+                <w:bCs/>
+                <w:i/>
+                <w:sz w:val="24"/>
+                <w:szCs w:val="24"/>
+                <w:lang w:val="nl-NL"/>
+              </w:rPr>
+            </w:pPr>
+            <w:r>
+              <w:rPr>
+                <w:bCs/>
+                <w:i/>
+                <w:sz w:val="24"/>
+                <w:szCs w:val="24"/>
+                <w:lang w:val="nl-NL" w:bidi="nl-NL"/>
+              </w:rPr>
+            </w:r>
+            <w:r>
+              <w:rPr>
+                <w:bCs/>
+                <w:i/>
+                <w:sz w:val="24"/>
+                <w:szCs w:val="24"/>
+                <w:lang w:val="nl-NL"/>
+              </w:rPr>
+            </w:r>
+            <w:r>
+              <w:rPr>
+                <w:bCs/>
+                <w:i/>
+                <w:sz w:val="24"/>
+                <w:szCs w:val="24"/>
+                <w:lang w:val="nl-NL"/>
+              </w:rPr>
+            </w:r>
+          </w:p>
+        </w:tc>
+        <w:tc>
+          <w:tcPr>
+            <w:tcBorders/>
+            <w:tcW w:w="2969" w:type="dxa"/>
+            <w:textDirection w:val="lrTb"/>
+            <w:noWrap w:val="false"/>
+          </w:tcPr>
+          <w:p>
+            <w:pPr>
+              <w:pBdr/>
+              <w:spacing/>
+              <w:ind/>
+              <w:rPr>
+                <w:sz w:val="24"/>
+                <w:szCs w:val="24"/>
+                <w:lang w:val="nl-NL"/>
+              </w:rPr>
+            </w:pPr>
+            <w:r>
+              <w:rPr>
+                <w:sz w:val="24"/>
+                <w:szCs w:val="24"/>
+                <w:lang w:val="nl-NL" w:bidi="nl-NL"/>
+              </w:rPr>
+            </w:r>
+            <w:r>
+              <w:rPr>
+                <w:sz w:val="24"/>
+                <w:szCs w:val="24"/>
+                <w:lang w:val="nl-NL"/>
+              </w:rPr>
+            </w:r>
+            <w:r>
+              <w:rPr>
+                <w:sz w:val="24"/>
+                <w:szCs w:val="24"/>
+                <w:lang w:val="nl-NL"/>
+              </w:rPr>
+            </w:r>
+          </w:p>
+        </w:tc>
+        <w:tc>
+          <w:tcPr>
+            <w:tcBorders/>
+            <w:tcW w:w="1350" w:type="dxa"/>
+            <w:textDirection w:val="lrTb"/>
+            <w:noWrap w:val="false"/>
+          </w:tcPr>
+          <w:p>
+            <w:pPr>
+              <w:pBdr/>
+              <w:spacing/>
+              <w:ind/>
+              <w:rPr>
+                <w:sz w:val="24"/>
+                <w:szCs w:val="24"/>
+                <w:lang w:val="nl-NL"/>
+              </w:rPr>
+            </w:pPr>
+            <w:r>
+              <w:rPr>
+                <w:sz w:val="24"/>
+                <w:szCs w:val="24"/>
+                <w:lang w:val="nl-NL" w:bidi="nl-NL"/>
+              </w:rPr>
+            </w:r>
+            <w:r>
+              <w:rPr>
+                <w:sz w:val="24"/>
+                <w:szCs w:val="24"/>
+                <w:lang w:val="nl-NL"/>
+              </w:rPr>
+            </w:r>
+            <w:r>
+              <w:rPr>
+                <w:sz w:val="24"/>
+                <w:szCs w:val="24"/>
+                <w:lang w:val="nl-NL"/>
+              </w:rPr>
+            </w:r>
+          </w:p>
+        </w:tc>
+        <w:tc>
+          <w:tcPr>
+            <w:tcBorders/>
+            <w:tcW w:w="1717" w:type="dxa"/>
             <w:textDirection w:val="lrTb"/>
             <w:noWrap w:val="false"/>
           </w:tcPr>
@@ -7700,45 +7516,11 @@
               <w:spacing/>
               <w:ind/>
               <w:rPr>
-                <w:sz w:val="24"/>
-                <w:szCs w:val="24"/>
-                <w:lang w:val="nl-NL"/>
-              </w:rPr>
-            </w:pPr>
-            <w:r>
-              <w:rPr>
-                <w:sz w:val="24"/>
-                <w:szCs w:val="24"/>
-                <w:lang w:val="en-US"/>
-              </w:rPr>
-              <w:t xml:space="preserve">8 De kart moet stoppen als een persoon over het zebrapad loopt.</w:t>
-            </w:r>
-            <w:r>
-              <w:rPr>
-                <w:sz w:val="24"/>
-                <w:szCs w:val="24"/>
-                <w:lang w:val="nl-NL"/>
-              </w:rPr>
-            </w:r>
-            <w:r>
-              <w:rPr>
-                <w:sz w:val="24"/>
-                <w:szCs w:val="24"/>
-                <w:lang w:val="nl-NL"/>
-              </w:rPr>
-            </w:r>
-          </w:p>
-          <w:p>
-            <w:pPr>
-              <w:pBdr/>
-              <w:spacing/>
-              <w:ind/>
-              <w:rPr>
                 <w:i/>
                 <w:iCs/>
                 <w:sz w:val="24"/>
                 <w:szCs w:val="24"/>
-                <w:lang w:val="nl-NL" w:bidi="nl-NL"/>
+                <w:lang w:val="nl-NL"/>
               </w:rPr>
             </w:pPr>
             <w:r>
@@ -7756,7 +7538,16 @@
                 <w:iCs/>
                 <w:sz w:val="24"/>
                 <w:szCs w:val="24"/>
-                <w:lang w:val="nl-NL" w:bidi="nl-NL"/>
+                <w:lang w:val="nl-NL"/>
+              </w:rPr>
+            </w:r>
+            <w:r>
+              <w:rPr>
+                <w:i/>
+                <w:iCs/>
+                <w:sz w:val="24"/>
+                <w:szCs w:val="24"/>
+                <w:lang w:val="nl-NL"/>
               </w:rPr>
             </w:r>
           </w:p>
@@ -7784,11 +7575,68 @@
               <w:rPr>
                 <w:sz w:val="24"/>
                 <w:szCs w:val="24"/>
-                <w:lang w:val="nl-NL"/>
-              </w:rPr>
-            </w:r>
-            <w:r>
-              <w:rPr>
+                <w:lang w:val="en-US"/>
+              </w:rPr>
+              <w:t xml:space="preserve">9</w:t>
+            </w:r>
+            <w:r>
+              <w:rPr>
+                <w:sz w:val="24"/>
+                <w:szCs w:val="24"/>
+                <w:lang w:val="nl-NL"/>
+              </w:rPr>
+              <w:t xml:space="preserve">.2 Wij willen een route kunnen tekenen met de kart op de baan, zodat de kart een vaste route heeft om te rijden.</w:t>
+            </w:r>
+            <w:r>
+              <w:rPr>
+                <w:sz w:val="24"/>
+                <w:szCs w:val="24"/>
+                <w:lang w:val="nl-NL"/>
+              </w:rPr>
+            </w:r>
+            <w:r>
+              <w:rPr>
+                <w:sz w:val="24"/>
+                <w:szCs w:val="24"/>
+                <w:lang w:val="nl-NL"/>
+              </w:rPr>
+            </w:r>
+          </w:p>
+          <w:p>
+            <w:pPr>
+              <w:pBdr/>
+              <w:spacing/>
+              <w:ind/>
+              <w:rPr>
+                <w:i/>
+                <w:iCs/>
+                <w:sz w:val="24"/>
+                <w:szCs w:val="24"/>
+                <w:lang w:val="nl-NL"/>
+              </w:rPr>
+            </w:pPr>
+            <w:r>
+              <w:rPr>
+                <w:i/>
+                <w:iCs/>
+                <w:sz w:val="24"/>
+                <w:szCs w:val="24"/>
+                <w:lang w:val="nl-NL" w:bidi="nl-NL"/>
+              </w:rPr>
+            </w:r>
+            <w:r>
+              <w:rPr>
+                <w:i/>
+                <w:iCs/>
+                <w:sz w:val="24"/>
+                <w:szCs w:val="24"/>
+                <w:lang w:val="nl-NL"/>
+              </w:rPr>
+            </w:r>
+            <w:r>
+              <w:rPr>
+                <w:i/>
+                <w:iCs/>
                 <w:sz w:val="24"/>
                 <w:szCs w:val="24"/>
                 <w:lang w:val="nl-NL"/>
@@ -7814,7 +7662,7 @@
                 <w:iCs/>
                 <w:sz w:val="24"/>
                 <w:szCs w:val="24"/>
-                <w:lang w:val="nl-NL" w:bidi="nl-NL"/>
+                <w:lang w:val="nl-NL"/>
               </w:rPr>
             </w:pPr>
             <w:r>
@@ -7832,7 +7680,16 @@
                 <w:iCs/>
                 <w:sz w:val="24"/>
                 <w:szCs w:val="24"/>
-                <w:lang w:val="nl-NL" w:bidi="nl-NL"/>
+                <w:lang w:val="nl-NL"/>
+              </w:rPr>
+            </w:r>
+            <w:r>
+              <w:rPr>
+                <w:i/>
+                <w:iCs/>
+                <w:sz w:val="24"/>
+                <w:szCs w:val="24"/>
+                <w:lang w:val="nl-NL"/>
               </w:rPr>
             </w:r>
           </w:p>
@@ -7853,21 +7710,28 @@
               <w:rPr>
                 <w:sz w:val="24"/>
                 <w:szCs w:val="24"/>
+                <w:lang w:val="nl-NL"/>
+              </w:rPr>
+            </w:pPr>
+            <w:r>
+              <w:rPr>
+                <w:sz w:val="24"/>
+                <w:szCs w:val="24"/>
                 <w:lang w:val="nl-NL" w:bidi="nl-NL"/>
               </w:rPr>
-            </w:pPr>
-            <w:r>
-              <w:rPr>
-                <w:sz w:val="24"/>
-                <w:szCs w:val="24"/>
-                <w:lang w:val="nl-NL" w:bidi="nl-NL"/>
-              </w:rPr>
-            </w:r>
-            <w:r>
-              <w:rPr>
-                <w:sz w:val="24"/>
-                <w:szCs w:val="24"/>
-                <w:lang w:val="nl-NL" w:bidi="nl-NL"/>
+            </w:r>
+            <w:r>
+              <w:rPr>
+                <w:sz w:val="24"/>
+                <w:szCs w:val="24"/>
+                <w:lang w:val="nl-NL"/>
+              </w:rPr>
+            </w:r>
+            <w:r>
+              <w:rPr>
+                <w:sz w:val="24"/>
+                <w:szCs w:val="24"/>
+                <w:lang w:val="nl-NL"/>
               </w:rPr>
             </w:r>
           </w:p>
@@ -7888,21 +7752,28 @@
               <w:rPr>
                 <w:sz w:val="24"/>
                 <w:szCs w:val="24"/>
+                <w:lang w:val="nl-NL"/>
+              </w:rPr>
+            </w:pPr>
+            <w:r>
+              <w:rPr>
+                <w:sz w:val="24"/>
+                <w:szCs w:val="24"/>
                 <w:lang w:val="nl-NL" w:bidi="nl-NL"/>
               </w:rPr>
-            </w:pPr>
-            <w:r>
-              <w:rPr>
-                <w:sz w:val="24"/>
-                <w:szCs w:val="24"/>
-                <w:lang w:val="nl-NL" w:bidi="nl-NL"/>
-              </w:rPr>
-            </w:r>
-            <w:r>
-              <w:rPr>
-                <w:sz w:val="24"/>
-                <w:szCs w:val="24"/>
-                <w:lang w:val="nl-NL" w:bidi="nl-NL"/>
+            </w:r>
+            <w:r>
+              <w:rPr>
+                <w:sz w:val="24"/>
+                <w:szCs w:val="24"/>
+                <w:lang w:val="nl-NL"/>
+              </w:rPr>
+            </w:r>
+            <w:r>
+              <w:rPr>
+                <w:sz w:val="24"/>
+                <w:szCs w:val="24"/>
+                <w:lang w:val="nl-NL"/>
               </w:rPr>
             </w:r>
           </w:p>
@@ -7912,318 +7783,6 @@
             <w:tcBorders/>
             <w:tcW w:w="1717" w:type="dxa"/>
             <w:vMerge w:val="restart"/>
-            <w:textDirection w:val="lrTb"/>
-            <w:noWrap w:val="false"/>
-          </w:tcPr>
-          <w:p>
-            <w:pPr>
-              <w:pBdr/>
-              <w:spacing/>
-              <w:ind/>
-              <w:rPr>
-                <w:sz w:val="24"/>
-                <w:szCs w:val="24"/>
-                <w:lang w:val="nl-NL" w:bidi="nl-NL"/>
-              </w:rPr>
-            </w:pPr>
-            <w:r>
-              <w:rPr>
-                <w:sz w:val="24"/>
-                <w:szCs w:val="24"/>
-                <w:lang w:val="nl-NL" w:bidi="nl-NL"/>
-              </w:rPr>
-            </w:r>
-            <w:r>
-              <w:rPr>
-                <w:sz w:val="24"/>
-                <w:szCs w:val="24"/>
-                <w:lang w:val="nl-NL" w:bidi="nl-NL"/>
-              </w:rPr>
-            </w:r>
-          </w:p>
-        </w:tc>
-      </w:tr>
-      <w:tr>
-        <w:trPr/>
-        <w:tc>
-          <w:tcPr>
-            <w:tcBorders/>
-            <w:tcW w:w="3107" w:type="dxa"/>
-            <w:textDirection w:val="lrTb"/>
-            <w:noWrap w:val="false"/>
-          </w:tcPr>
-          <w:p>
-            <w:pPr>
-              <w:pBdr/>
-              <w:spacing/>
-              <w:ind/>
-              <w:rPr>
-                <w:sz w:val="24"/>
-                <w:szCs w:val="24"/>
-                <w:highlight w:val="none"/>
-                <w:lang w:val="nl-NL"/>
-              </w:rPr>
-            </w:pPr>
-            <w:r>
-              <w:rPr>
-                <w:sz w:val="24"/>
-                <w:szCs w:val="24"/>
-                <w:lang w:val="en-US"/>
-              </w:rPr>
-              <w:t xml:space="preserve">9</w:t>
-            </w:r>
-            <w:r>
-              <w:rPr>
-                <w:sz w:val="24"/>
-                <w:szCs w:val="24"/>
-                <w:lang w:val="nl-NL"/>
-              </w:rPr>
-              <w:t xml:space="preserve"> De kart moet een route kunnen aanmaken/opnemen.</w:t>
-            </w:r>
-            <w:r>
-              <w:rPr>
-                <w:sz w:val="24"/>
-                <w:szCs w:val="24"/>
-                <w:highlight w:val="none"/>
-                <w:lang w:val="nl-NL"/>
-              </w:rPr>
-            </w:r>
-            <w:r>
-              <w:rPr>
-                <w:sz w:val="24"/>
-                <w:szCs w:val="24"/>
-                <w:highlight w:val="none"/>
-                <w:lang w:val="nl-NL"/>
-              </w:rPr>
-            </w:r>
-          </w:p>
-        </w:tc>
-        <w:tc>
-          <w:tcPr>
-            <w:tcBorders/>
-            <w:tcW w:w="2646" w:type="dxa"/>
-            <w:textDirection w:val="lrTb"/>
-            <w:noWrap w:val="false"/>
-          </w:tcPr>
-          <w:p>
-            <w:pPr>
-              <w:pBdr/>
-              <w:spacing/>
-              <w:ind/>
-              <w:rPr>
-                <w:sz w:val="24"/>
-                <w:szCs w:val="24"/>
-                <w:lang w:val="nl-NL"/>
-              </w:rPr>
-            </w:pPr>
-            <w:r>
-              <w:rPr>
-                <w:sz w:val="24"/>
-                <w:szCs w:val="24"/>
-                <w:lang w:val="en-US"/>
-              </w:rPr>
-              <w:t xml:space="preserve">9</w:t>
-            </w:r>
-            <w:r>
-              <w:rPr>
-                <w:sz w:val="24"/>
-                <w:szCs w:val="24"/>
-                <w:lang w:val="nl-NL"/>
-              </w:rPr>
-              <w:t xml:space="preserve">.1 Wij willen onderzoeken of de kart een GPS module heeft en hoe deze gebruikt kan worden, zodat wij een route voor de kart kunnen tekenen.</w:t>
-            </w:r>
-            <w:r>
-              <w:rPr>
-                <w:sz w:val="24"/>
-                <w:szCs w:val="24"/>
-                <w:lang w:val="nl-NL"/>
-              </w:rPr>
-            </w:r>
-            <w:r>
-              <w:rPr>
-                <w:sz w:val="24"/>
-                <w:szCs w:val="24"/>
-                <w:lang w:val="nl-NL"/>
-              </w:rPr>
-            </w:r>
-          </w:p>
-          <w:p>
-            <w:pPr>
-              <w:pBdr/>
-              <w:spacing/>
-              <w:ind/>
-              <w:rPr>
-                <w:bCs/>
-                <w:i/>
-                <w:sz w:val="24"/>
-                <w:szCs w:val="24"/>
-                <w:lang w:val="nl-NL"/>
-              </w:rPr>
-            </w:pPr>
-            <w:r>
-              <w:rPr>
-                <w:bCs/>
-                <w:i/>
-                <w:sz w:val="24"/>
-                <w:szCs w:val="24"/>
-                <w:lang w:val="nl-NL" w:bidi="nl-NL"/>
-              </w:rPr>
-            </w:r>
-            <w:r>
-              <w:rPr>
-                <w:bCs/>
-                <w:i/>
-                <w:sz w:val="24"/>
-                <w:szCs w:val="24"/>
-                <w:lang w:val="nl-NL"/>
-              </w:rPr>
-            </w:r>
-            <w:r>
-              <w:rPr>
-                <w:bCs/>
-                <w:i/>
-                <w:sz w:val="24"/>
-                <w:szCs w:val="24"/>
-                <w:lang w:val="nl-NL"/>
-              </w:rPr>
-            </w:r>
-          </w:p>
-        </w:tc>
-        <w:tc>
-          <w:tcPr>
-            <w:tcBorders/>
-            <w:tcW w:w="3599" w:type="dxa"/>
-            <w:textDirection w:val="lrTb"/>
-            <w:noWrap w:val="false"/>
-          </w:tcPr>
-          <w:p>
-            <w:pPr>
-              <w:pBdr/>
-              <w:spacing/>
-              <w:ind/>
-              <w:rPr>
-                <w:bCs/>
-                <w:i/>
-                <w:sz w:val="24"/>
-                <w:szCs w:val="24"/>
-                <w:lang w:val="nl-NL"/>
-              </w:rPr>
-            </w:pPr>
-            <w:r>
-              <w:rPr>
-                <w:bCs/>
-                <w:i/>
-                <w:sz w:val="24"/>
-                <w:szCs w:val="24"/>
-                <w:lang w:val="nl-NL" w:bidi="nl-NL"/>
-              </w:rPr>
-            </w:r>
-            <w:r>
-              <w:rPr>
-                <w:bCs/>
-                <w:i/>
-                <w:sz w:val="24"/>
-                <w:szCs w:val="24"/>
-                <w:lang w:val="nl-NL"/>
-              </w:rPr>
-            </w:r>
-            <w:r>
-              <w:rPr>
-                <w:bCs/>
-                <w:i/>
-                <w:sz w:val="24"/>
-                <w:szCs w:val="24"/>
-                <w:lang w:val="nl-NL"/>
-              </w:rPr>
-            </w:r>
-          </w:p>
-        </w:tc>
-        <w:tc>
-          <w:tcPr>
-            <w:tcBorders/>
-            <w:tcW w:w="2969" w:type="dxa"/>
-            <w:textDirection w:val="lrTb"/>
-            <w:noWrap w:val="false"/>
-          </w:tcPr>
-          <w:p>
-            <w:pPr>
-              <w:pBdr/>
-              <w:spacing/>
-              <w:ind/>
-              <w:rPr>
-                <w:sz w:val="24"/>
-                <w:szCs w:val="24"/>
-                <w:lang w:val="nl-NL"/>
-              </w:rPr>
-            </w:pPr>
-            <w:r>
-              <w:rPr>
-                <w:sz w:val="24"/>
-                <w:szCs w:val="24"/>
-                <w:lang w:val="nl-NL" w:bidi="nl-NL"/>
-              </w:rPr>
-            </w:r>
-            <w:r>
-              <w:rPr>
-                <w:sz w:val="24"/>
-                <w:szCs w:val="24"/>
-                <w:lang w:val="nl-NL"/>
-              </w:rPr>
-            </w:r>
-            <w:r>
-              <w:rPr>
-                <w:sz w:val="24"/>
-                <w:szCs w:val="24"/>
-                <w:lang w:val="nl-NL"/>
-              </w:rPr>
-            </w:r>
-          </w:p>
-        </w:tc>
-        <w:tc>
-          <w:tcPr>
-            <w:tcBorders/>
-            <w:tcW w:w="1350" w:type="dxa"/>
-            <w:textDirection w:val="lrTb"/>
-            <w:noWrap w:val="false"/>
-          </w:tcPr>
-          <w:p>
-            <w:pPr>
-              <w:pBdr/>
-              <w:spacing/>
-              <w:ind/>
-              <w:rPr>
-                <w:sz w:val="24"/>
-                <w:szCs w:val="24"/>
-                <w:lang w:val="nl-NL"/>
-              </w:rPr>
-            </w:pPr>
-            <w:r>
-              <w:rPr>
-                <w:sz w:val="24"/>
-                <w:szCs w:val="24"/>
-                <w:lang w:val="nl-NL" w:bidi="nl-NL"/>
-              </w:rPr>
-            </w:r>
-            <w:r>
-              <w:rPr>
-                <w:sz w:val="24"/>
-                <w:szCs w:val="24"/>
-                <w:lang w:val="nl-NL"/>
-              </w:rPr>
-            </w:r>
-            <w:r>
-              <w:rPr>
-                <w:sz w:val="24"/>
-                <w:szCs w:val="24"/>
-                <w:lang w:val="nl-NL"/>
-              </w:rPr>
-            </w:r>
-          </w:p>
-        </w:tc>
-        <w:tc>
-          <w:tcPr>
-            <w:tcBorders/>
-            <w:tcW w:w="1717" w:type="dxa"/>
             <w:textDirection w:val="lrTb"/>
             <w:noWrap w:val="false"/>
           </w:tcPr>
@@ -8280,11 +7839,49 @@
               <w:spacing/>
               <w:ind/>
               <w:rPr>
+                <w:sz w:val="24"/>
+                <w:szCs w:val="24"/>
+                <w:highlight w:val="none"/>
+                <w:lang w:val="nl-NL"/>
+              </w:rPr>
+            </w:pPr>
+            <w:r>
+              <w:rPr>
+                <w:sz w:val="24"/>
+                <w:szCs w:val="24"/>
+                <w:highlight w:val="none"/>
+                <w:lang w:val="en-US"/>
+              </w:rPr>
+              <w:t xml:space="preserve">10 De kart moet een route kunnen volgen.</w:t>
+            </w:r>
+            <w:r>
+              <w:rPr>
+                <w:sz w:val="24"/>
+                <w:szCs w:val="24"/>
+                <w:highlight w:val="none"/>
+                <w:lang w:val="nl-NL"/>
+              </w:rPr>
+            </w:r>
+            <w:r>
+              <w:rPr>
+                <w:sz w:val="24"/>
+                <w:szCs w:val="24"/>
+                <w:highlight w:val="none"/>
+                <w:lang w:val="nl-NL"/>
+              </w:rPr>
+            </w:r>
+          </w:p>
+          <w:p>
+            <w:pPr>
+              <w:pBdr/>
+              <w:spacing/>
+              <w:ind/>
+              <w:rPr>
                 <w:i/>
                 <w:iCs/>
                 <w:sz w:val="24"/>
                 <w:szCs w:val="24"/>
-                <w:lang w:val="nl-NL"/>
+                <w:lang w:val="nl-NL" w:bidi="nl-NL"/>
               </w:rPr>
             </w:pPr>
             <w:r>
@@ -8302,7 +7899,7 @@
                 <w:iCs/>
                 <w:sz w:val="24"/>
                 <w:szCs w:val="24"/>
-                <w:lang w:val="nl-NL"/>
+                <w:lang w:val="nl-NL" w:bidi="nl-NL"/>
               </w:rPr>
             </w:r>
             <w:r>
@@ -8311,7 +7908,7 @@
                 <w:iCs/>
                 <w:sz w:val="24"/>
                 <w:szCs w:val="24"/>
-                <w:lang w:val="nl-NL"/>
+                <w:lang w:val="nl-NL" w:bidi="nl-NL"/>
               </w:rPr>
             </w:r>
           </w:p>
@@ -8337,19 +7934,21 @@
             </w:pPr>
             <w:r>
               <w:rPr>
+                <w:bCs/>
                 <w:sz w:val="24"/>
                 <w:szCs w:val="24"/>
                 <w:lang w:val="en-US"/>
               </w:rPr>
-              <w:t xml:space="preserve">9</w:t>
-            </w:r>
-            <w:r>
-              <w:rPr>
-                <w:sz w:val="24"/>
-                <w:szCs w:val="24"/>
-                <w:lang w:val="nl-NL"/>
-              </w:rPr>
-              <w:t xml:space="preserve">.2 Wij willen een route kunnen tekenen met de kart op de baan, zodat de kart een vaste route heeft om te rijden.</w:t>
+              <w:t xml:space="preserve">10.1</w:t>
+            </w:r>
+            <w:r>
+              <w:rPr>
+                <w:bCs/>
+                <w:sz w:val="24"/>
+                <w:szCs w:val="24"/>
+                <w:lang w:val="nl-NL"/>
+              </w:rPr>
+              <w:t xml:space="preserve"> Wij willen dat de kart een bestaande route kan volgen, zodat de kart waar hij zich op de baan moet bevinden.</w:t>
             </w:r>
             <w:r>
               <w:rPr>
@@ -8372,8 +7971,6 @@
               <w:spacing/>
               <w:ind/>
               <w:rPr>
-                <w:i/>
-                <w:iCs/>
                 <w:sz w:val="24"/>
                 <w:szCs w:val="24"/>
                 <w:lang w:val="nl-NL"/>
@@ -8381,26 +7978,20 @@
             </w:pPr>
             <w:r>
               <w:rPr>
-                <w:i/>
-                <w:iCs/>
-                <w:sz w:val="24"/>
-                <w:szCs w:val="24"/>
-                <w:lang w:val="nl-NL" w:bidi="nl-NL"/>
-              </w:rPr>
-            </w:r>
-            <w:r>
-              <w:rPr>
-                <w:i/>
-                <w:iCs/>
-                <w:sz w:val="24"/>
-                <w:szCs w:val="24"/>
-                <w:lang w:val="nl-NL"/>
-              </w:rPr>
-            </w:r>
-            <w:r>
-              <w:rPr>
-                <w:i/>
-                <w:iCs/>
+                <w:sz w:val="24"/>
+                <w:szCs w:val="24"/>
+                <w:lang w:val="nl-NL"/>
+              </w:rPr>
+            </w:r>
+            <w:r>
+              <w:rPr>
+                <w:sz w:val="24"/>
+                <w:szCs w:val="24"/>
+                <w:lang w:val="nl-NL"/>
+              </w:rPr>
+            </w:r>
+            <w:r>
+              <w:rPr>
                 <w:sz w:val="24"/>
                 <w:szCs w:val="24"/>
                 <w:lang w:val="nl-NL"/>
@@ -8426,7 +8017,7 @@
                 <w:iCs/>
                 <w:sz w:val="24"/>
                 <w:szCs w:val="24"/>
-                <w:lang w:val="nl-NL"/>
+                <w:lang w:val="nl-NL" w:bidi="nl-NL"/>
               </w:rPr>
             </w:pPr>
             <w:r>
@@ -8444,7 +8035,7 @@
                 <w:iCs/>
                 <w:sz w:val="24"/>
                 <w:szCs w:val="24"/>
-                <w:lang w:val="nl-NL"/>
+                <w:lang w:val="nl-NL" w:bidi="nl-NL"/>
               </w:rPr>
             </w:r>
             <w:r>
@@ -8453,7 +8044,7 @@
                 <w:iCs/>
                 <w:sz w:val="24"/>
                 <w:szCs w:val="24"/>
-                <w:lang w:val="nl-NL"/>
+                <w:lang w:val="nl-NL" w:bidi="nl-NL"/>
               </w:rPr>
             </w:r>
           </w:p>
@@ -8474,7 +8065,7 @@
               <w:rPr>
                 <w:sz w:val="24"/>
                 <w:szCs w:val="24"/>
-                <w:lang w:val="nl-NL"/>
+                <w:lang w:val="nl-NL" w:bidi="nl-NL"/>
               </w:rPr>
             </w:pPr>
             <w:r>
@@ -8488,14 +8079,14 @@
               <w:rPr>
                 <w:sz w:val="24"/>
                 <w:szCs w:val="24"/>
-                <w:lang w:val="nl-NL"/>
-              </w:rPr>
-            </w:r>
-            <w:r>
-              <w:rPr>
-                <w:sz w:val="24"/>
-                <w:szCs w:val="24"/>
-                <w:lang w:val="nl-NL"/>
+                <w:lang w:val="nl-NL" w:bidi="nl-NL"/>
+              </w:rPr>
+            </w:r>
+            <w:r>
+              <w:rPr>
+                <w:sz w:val="24"/>
+                <w:szCs w:val="24"/>
+                <w:lang w:val="nl-NL" w:bidi="nl-NL"/>
               </w:rPr>
             </w:r>
           </w:p>
@@ -8516,7 +8107,7 @@
               <w:rPr>
                 <w:sz w:val="24"/>
                 <w:szCs w:val="24"/>
-                <w:lang w:val="nl-NL"/>
+                <w:lang w:val="nl-NL" w:bidi="nl-NL"/>
               </w:rPr>
             </w:pPr>
             <w:r>
@@ -8530,14 +8121,14 @@
               <w:rPr>
                 <w:sz w:val="24"/>
                 <w:szCs w:val="24"/>
-                <w:lang w:val="nl-NL"/>
-              </w:rPr>
-            </w:r>
-            <w:r>
-              <w:rPr>
-                <w:sz w:val="24"/>
-                <w:szCs w:val="24"/>
-                <w:lang w:val="nl-NL"/>
+                <w:lang w:val="nl-NL" w:bidi="nl-NL"/>
+              </w:rPr>
+            </w:r>
+            <w:r>
+              <w:rPr>
+                <w:sz w:val="24"/>
+                <w:szCs w:val="24"/>
+                <w:lang w:val="nl-NL" w:bidi="nl-NL"/>
               </w:rPr>
             </w:r>
           </w:p>
@@ -8558,7 +8149,7 @@
               <w:rPr>
                 <w:sz w:val="24"/>
                 <w:szCs w:val="24"/>
-                <w:lang w:val="nl-NL"/>
+                <w:lang w:val="nl-NL" w:bidi="nl-NL"/>
               </w:rPr>
             </w:pPr>
             <w:r>
@@ -8572,14 +8163,14 @@
               <w:rPr>
                 <w:sz w:val="24"/>
                 <w:szCs w:val="24"/>
-                <w:lang w:val="nl-NL"/>
-              </w:rPr>
-            </w:r>
-            <w:r>
-              <w:rPr>
-                <w:sz w:val="24"/>
-                <w:szCs w:val="24"/>
-                <w:lang w:val="nl-NL"/>
+                <w:lang w:val="nl-NL" w:bidi="nl-NL"/>
+              </w:rPr>
+            </w:r>
+            <w:r>
+              <w:rPr>
+                <w:sz w:val="24"/>
+                <w:szCs w:val="24"/>
+                <w:lang w:val="nl-NL" w:bidi="nl-NL"/>
               </w:rPr>
             </w:r>
           </w:p>
@@ -8603,38 +8194,26 @@
               <w:spacing/>
               <w:ind/>
               <w:rPr>
-                <w:i/>
-                <w:iCs/>
-                <w:sz w:val="24"/>
-                <w:szCs w:val="24"/>
-                <w:lang w:val="nl-NL"/>
+                <w:sz w:val="24"/>
+                <w:szCs w:val="24"/>
+                <w:highlight w:val="none"/>
+                <w:lang w:val="en-US"/>
               </w:rPr>
             </w:pPr>
             <w:r>
               <w:rPr>
-                <w:i/>
-                <w:iCs/>
-                <w:sz w:val="24"/>
-                <w:szCs w:val="24"/>
-                <w:lang w:val="nl-NL" w:bidi="nl-NL"/>
-              </w:rPr>
-            </w:r>
-            <w:r>
-              <w:rPr>
-                <w:i/>
-                <w:iCs/>
-                <w:sz w:val="24"/>
-                <w:szCs w:val="24"/>
-                <w:lang w:val="nl-NL"/>
-              </w:rPr>
-            </w:r>
-            <w:r>
-              <w:rPr>
-                <w:i/>
-                <w:iCs/>
-                <w:sz w:val="24"/>
-                <w:szCs w:val="24"/>
-                <w:lang w:val="nl-NL"/>
+                <w:sz w:val="24"/>
+                <w:szCs w:val="24"/>
+                <w:highlight w:val="none"/>
+                <w:lang w:val="en-US"/>
+              </w:rPr>
+            </w:r>
+            <w:r>
+              <w:rPr>
+                <w:sz w:val="24"/>
+                <w:szCs w:val="24"/>
+                <w:highlight w:val="none"/>
+                <w:lang w:val="en-US"/>
               </w:rPr>
             </w:r>
           </w:p>
@@ -8660,21 +8239,19 @@
             </w:pPr>
             <w:r>
               <w:rPr>
-                <w:bCs/>
                 <w:sz w:val="24"/>
                 <w:szCs w:val="24"/>
                 <w:lang w:val="en-US"/>
               </w:rPr>
-              <w:t xml:space="preserve">9</w:t>
-            </w:r>
-            <w:r>
-              <w:rPr>
-                <w:bCs/>
-                <w:sz w:val="24"/>
-                <w:szCs w:val="24"/>
-                <w:lang w:val="nl-NL"/>
-              </w:rPr>
-              <w:t xml:space="preserve">.3 Wij willen dat de kart een bestaande route kan volgen, zodat de kart waar hij zich op de baan moet bevinden.</w:t>
+              <w:t xml:space="preserve">10.2</w:t>
+            </w:r>
+            <w:r>
+              <w:rPr>
+                <w:sz w:val="24"/>
+                <w:szCs w:val="24"/>
+                <w:lang w:val="nl-NL"/>
+              </w:rPr>
+              <w:t xml:space="preserve"> Wij willen dat de kart de route kan aanpassen op de situatie, zodat de kart de verkeersregels volgt.</w:t>
             </w:r>
             <w:r>
               <w:rPr>
@@ -8697,38 +8274,26 @@
               <w:spacing/>
               <w:ind/>
               <w:rPr>
-                <w:i/>
-                <w:iCs/>
-                <w:sz w:val="24"/>
-                <w:szCs w:val="24"/>
-                <w:lang w:val="nl-NL"/>
+                <w:bCs/>
+                <w:sz w:val="24"/>
+                <w:szCs w:val="24"/>
+                <w:lang w:val="en-US"/>
               </w:rPr>
             </w:pPr>
             <w:r>
               <w:rPr>
-                <w:i/>
-                <w:iCs/>
-                <w:sz w:val="24"/>
-                <w:szCs w:val="24"/>
-                <w:lang w:val="nl-NL" w:bidi="nl-NL"/>
-              </w:rPr>
-            </w:r>
-            <w:r>
-              <w:rPr>
-                <w:i/>
-                <w:iCs/>
-                <w:sz w:val="24"/>
-                <w:szCs w:val="24"/>
-                <w:lang w:val="nl-NL"/>
-              </w:rPr>
-            </w:r>
-            <w:r>
-              <w:rPr>
-                <w:i/>
-                <w:iCs/>
-                <w:sz w:val="24"/>
-                <w:szCs w:val="24"/>
-                <w:lang w:val="nl-NL"/>
+                <w:bCs/>
+                <w:sz w:val="24"/>
+                <w:szCs w:val="24"/>
+                <w:lang w:val="en-US"/>
+              </w:rPr>
+            </w:r>
+            <w:r>
+              <w:rPr>
+                <w:bCs/>
+                <w:sz w:val="24"/>
+                <w:szCs w:val="24"/>
+                <w:lang w:val="en-US"/>
               </w:rPr>
             </w:r>
           </w:p>
@@ -8751,7 +8316,7 @@
                 <w:iCs/>
                 <w:sz w:val="24"/>
                 <w:szCs w:val="24"/>
-                <w:lang w:val="nl-NL"/>
+                <w:lang w:val="nl-NL" w:bidi="nl-NL"/>
               </w:rPr>
             </w:pPr>
             <w:r>
@@ -8769,16 +8334,7 @@
                 <w:iCs/>
                 <w:sz w:val="24"/>
                 <w:szCs w:val="24"/>
-                <w:lang w:val="nl-NL"/>
-              </w:rPr>
-            </w:r>
-            <w:r>
-              <w:rPr>
-                <w:i/>
-                <w:iCs/>
-                <w:sz w:val="24"/>
-                <w:szCs w:val="24"/>
-                <w:lang w:val="nl-NL"/>
+                <w:lang w:val="nl-NL" w:bidi="nl-NL"/>
               </w:rPr>
             </w:r>
           </w:p>
@@ -8799,7 +8355,7 @@
               <w:rPr>
                 <w:sz w:val="24"/>
                 <w:szCs w:val="24"/>
-                <w:lang w:val="nl-NL"/>
+                <w:lang w:val="nl-NL" w:bidi="nl-NL"/>
               </w:rPr>
             </w:pPr>
             <w:r>
@@ -8813,14 +8369,7 @@
               <w:rPr>
                 <w:sz w:val="24"/>
                 <w:szCs w:val="24"/>
-                <w:lang w:val="nl-NL"/>
-              </w:rPr>
-            </w:r>
-            <w:r>
-              <w:rPr>
-                <w:sz w:val="24"/>
-                <w:szCs w:val="24"/>
-                <w:lang w:val="nl-NL"/>
+                <w:lang w:val="nl-NL" w:bidi="nl-NL"/>
               </w:rPr>
             </w:r>
           </w:p>
@@ -8841,7 +8390,7 @@
               <w:rPr>
                 <w:sz w:val="24"/>
                 <w:szCs w:val="24"/>
-                <w:lang w:val="nl-NL"/>
+                <w:lang w:val="nl-NL" w:bidi="nl-NL"/>
               </w:rPr>
             </w:pPr>
             <w:r>
@@ -8855,14 +8404,7 @@
               <w:rPr>
                 <w:sz w:val="24"/>
                 <w:szCs w:val="24"/>
-                <w:lang w:val="nl-NL"/>
-              </w:rPr>
-            </w:r>
-            <w:r>
-              <w:rPr>
-                <w:sz w:val="24"/>
-                <w:szCs w:val="24"/>
-                <w:lang w:val="nl-NL"/>
+                <w:lang w:val="nl-NL" w:bidi="nl-NL"/>
               </w:rPr>
             </w:r>
           </w:p>
@@ -8883,7 +8425,7 @@
               <w:rPr>
                 <w:sz w:val="24"/>
                 <w:szCs w:val="24"/>
-                <w:lang w:val="nl-NL"/>
+                <w:lang w:val="nl-NL" w:bidi="nl-NL"/>
               </w:rPr>
             </w:pPr>
             <w:r>
@@ -8897,28 +8439,18 @@
               <w:rPr>
                 <w:sz w:val="24"/>
                 <w:szCs w:val="24"/>
-                <w:lang w:val="nl-NL"/>
-              </w:rPr>
-            </w:r>
-            <w:r>
-              <w:rPr>
-                <w:sz w:val="24"/>
-                <w:szCs w:val="24"/>
-                <w:lang w:val="nl-NL"/>
+                <w:lang w:val="nl-NL" w:bidi="nl-NL"/>
               </w:rPr>
             </w:r>
           </w:p>
         </w:tc>
       </w:tr>
       <w:tr>
-        <w:trPr>
-          <w:trHeight w:val="1953"/>
-        </w:trPr>
+        <w:trPr/>
         <w:tc>
           <w:tcPr>
             <w:tcBorders/>
             <w:tcW w:w="3107" w:type="dxa"/>
-            <w:vMerge w:val="restart"/>
             <w:textDirection w:val="lrTb"/>
             <w:noWrap w:val="false"/>
           </w:tcPr>
@@ -8928,38 +8460,50 @@
               <w:spacing/>
               <w:ind/>
               <w:rPr>
-                <w:i/>
-                <w:iCs/>
-                <w:sz w:val="24"/>
-                <w:szCs w:val="24"/>
-                <w:lang w:val="nl-NL"/>
+                <w:sz w:val="24"/>
+                <w:szCs w:val="24"/>
+                <w:highlight w:val="none"/>
+                <w:lang w:val="en-US"/>
               </w:rPr>
             </w:pPr>
             <w:r>
               <w:rPr>
-                <w:i/>
-                <w:iCs/>
-                <w:sz w:val="24"/>
-                <w:szCs w:val="24"/>
-                <w:lang w:val="nl-NL" w:bidi="nl-NL"/>
-              </w:rPr>
-            </w:r>
-            <w:r>
-              <w:rPr>
-                <w:i/>
-                <w:iCs/>
-                <w:sz w:val="24"/>
-                <w:szCs w:val="24"/>
-                <w:lang w:val="nl-NL"/>
-              </w:rPr>
-            </w:r>
-            <w:r>
-              <w:rPr>
-                <w:i/>
-                <w:iCs/>
-                <w:sz w:val="24"/>
-                <w:szCs w:val="24"/>
-                <w:lang w:val="nl-NL"/>
+                <w:sz w:val="24"/>
+                <w:szCs w:val="24"/>
+                <w:lang w:val="en-US"/>
+              </w:rPr>
+              <w:t xml:space="preserve">11</w:t>
+            </w:r>
+            <w:r>
+              <w:rPr>
+                <w:sz w:val="24"/>
+                <w:szCs w:val="24"/>
+                <w:lang w:val="nl-NL"/>
+              </w:rPr>
+              <w:t xml:space="preserve"> De kart moet </w:t>
+            </w:r>
+            <w:r>
+              <w:rPr>
+                <w:sz w:val="24"/>
+                <w:szCs w:val="24"/>
+                <w:lang w:val="en-US"/>
+              </w:rPr>
+              <w:t xml:space="preserve">volgens de regels in de requirement analyse over een kruispunt kunnen gaan.</w:t>
+            </w:r>
+            <w:r>
+              <w:rPr>
+                <w:sz w:val="24"/>
+                <w:szCs w:val="24"/>
+                <w:highlight w:val="none"/>
+                <w:lang w:val="nl-NL"/>
+              </w:rPr>
+            </w:r>
+            <w:r>
+              <w:rPr>
+                <w:sz w:val="24"/>
+                <w:szCs w:val="24"/>
+                <w:highlight w:val="none"/>
+                <w:lang w:val="en-US"/>
               </w:rPr>
             </w:r>
           </w:p>
@@ -8968,7 +8512,6 @@
           <w:tcPr>
             <w:tcBorders/>
             <w:tcW w:w="2646" w:type="dxa"/>
-            <w:vMerge w:val="restart"/>
             <w:textDirection w:val="lrTb"/>
             <w:noWrap w:val="false"/>
           </w:tcPr>
@@ -8989,15 +8532,15 @@
                 <w:szCs w:val="24"/>
                 <w:lang w:val="en-US"/>
               </w:rPr>
-              <w:t xml:space="preserve">9</w:t>
-            </w:r>
-            <w:r>
-              <w:rPr>
-                <w:sz w:val="24"/>
-                <w:szCs w:val="24"/>
-                <w:lang w:val="nl-NL"/>
-              </w:rPr>
-              <w:t xml:space="preserve">.4 Wij willen dat de kart de route kan aanpassen op de situatie, zodat de kart de verkeersregels volgt.</w:t>
+              <w:t xml:space="preserve">11</w:t>
+            </w:r>
+            <w:r>
+              <w:rPr>
+                <w:sz w:val="24"/>
+                <w:szCs w:val="24"/>
+                <w:lang w:val="nl-NL"/>
+              </w:rPr>
+              <w:t xml:space="preserve">.1 Wij willen dat de camera een kruispunt kan herkennen, zodat de kart voorbereidt is om een handeling uit te voeren.</w:t>
             </w:r>
             <w:r>
               <w:rPr>
@@ -9020,8 +8563,8 @@
               <w:spacing/>
               <w:ind/>
               <w:rPr>
+                <w:bCs/>
                 <w:i/>
-                <w:iCs/>
                 <w:sz w:val="24"/>
                 <w:szCs w:val="24"/>
                 <w:lang w:val="nl-NL"/>
@@ -9029,8 +8572,8 @@
             </w:pPr>
             <w:r>
               <w:rPr>
+                <w:bCs/>
                 <w:i/>
-                <w:iCs/>
                 <w:sz w:val="24"/>
                 <w:szCs w:val="24"/>
                 <w:lang w:val="nl-NL" w:bidi="nl-NL"/>
@@ -9038,17 +8581,17 @@
             </w:r>
             <w:r>
               <w:rPr>
+                <w:bCs/>
                 <w:i/>
-                <w:iCs/>
-                <w:sz w:val="24"/>
-                <w:szCs w:val="24"/>
-                <w:lang w:val="nl-NL"/>
-              </w:rPr>
-            </w:r>
-            <w:r>
-              <w:rPr>
+                <w:sz w:val="24"/>
+                <w:szCs w:val="24"/>
+                <w:lang w:val="nl-NL"/>
+              </w:rPr>
+            </w:r>
+            <w:r>
+              <w:rPr>
+                <w:bCs/>
                 <w:i/>
-                <w:iCs/>
                 <w:sz w:val="24"/>
                 <w:szCs w:val="24"/>
                 <w:lang w:val="nl-NL"/>
@@ -9060,7 +8603,6 @@
           <w:tcPr>
             <w:tcBorders/>
             <w:tcW w:w="3599" w:type="dxa"/>
-            <w:vMerge w:val="restart"/>
             <w:textDirection w:val="lrTb"/>
             <w:noWrap w:val="false"/>
           </w:tcPr>
@@ -9070,8 +8612,8 @@
               <w:spacing/>
               <w:ind/>
               <w:rPr>
+                <w:bCs/>
                 <w:i/>
-                <w:iCs/>
                 <w:sz w:val="24"/>
                 <w:szCs w:val="24"/>
                 <w:lang w:val="nl-NL"/>
@@ -9079,8 +8621,8 @@
             </w:pPr>
             <w:r>
               <w:rPr>
+                <w:bCs/>
                 <w:i/>
-                <w:iCs/>
                 <w:sz w:val="24"/>
                 <w:szCs w:val="24"/>
                 <w:lang w:val="nl-NL" w:bidi="nl-NL"/>
@@ -9088,17 +8630,17 @@
             </w:r>
             <w:r>
               <w:rPr>
+                <w:bCs/>
                 <w:i/>
-                <w:iCs/>
-                <w:sz w:val="24"/>
-                <w:szCs w:val="24"/>
-                <w:lang w:val="nl-NL"/>
-              </w:rPr>
-            </w:r>
-            <w:r>
-              <w:rPr>
+                <w:sz w:val="24"/>
+                <w:szCs w:val="24"/>
+                <w:lang w:val="nl-NL"/>
+              </w:rPr>
+            </w:r>
+            <w:r>
+              <w:rPr>
+                <w:bCs/>
                 <w:i/>
-                <w:iCs/>
                 <w:sz w:val="24"/>
                 <w:szCs w:val="24"/>
                 <w:lang w:val="nl-NL"/>
@@ -9110,7 +8652,6 @@
           <w:tcPr>
             <w:tcBorders/>
             <w:tcW w:w="2969" w:type="dxa"/>
-            <w:vMerge w:val="restart"/>
             <w:textDirection w:val="lrTb"/>
             <w:noWrap w:val="false"/>
           </w:tcPr>
@@ -9152,7 +8693,6 @@
           <w:tcPr>
             <w:tcBorders/>
             <w:tcW w:w="1350" w:type="dxa"/>
-            <w:vMerge w:val="restart"/>
             <w:textDirection w:val="lrTb"/>
             <w:noWrap w:val="false"/>
           </w:tcPr>
@@ -9194,7 +8734,6 @@
           <w:tcPr>
             <w:tcBorders/>
             <w:tcW w:w="1717" w:type="dxa"/>
-            <w:vMerge w:val="restart"/>
             <w:textDirection w:val="lrTb"/>
             <w:noWrap w:val="false"/>
           </w:tcPr>
@@ -9253,7 +8792,6 @@
               <w:rPr>
                 <w:sz w:val="24"/>
                 <w:szCs w:val="24"/>
-                <w:highlight w:val="none"/>
                 <w:lang w:val="nl-NL"/>
               </w:rPr>
             </w:pPr>
@@ -9261,57 +8799,21 @@
               <w:rPr>
                 <w:sz w:val="24"/>
                 <w:szCs w:val="24"/>
-                <w:highlight w:val="none"/>
-                <w:lang w:val="en-US"/>
-              </w:rPr>
-              <w:t xml:space="preserve">10 De kart moet een route kunnen volgen.</w:t>
-            </w:r>
-            <w:r>
-              <w:rPr>
-                <w:sz w:val="24"/>
-                <w:szCs w:val="24"/>
-                <w:highlight w:val="none"/>
-                <w:lang w:val="nl-NL"/>
-              </w:rPr>
-            </w:r>
-            <w:r>
-              <w:rPr>
-                <w:sz w:val="24"/>
-                <w:szCs w:val="24"/>
-                <w:highlight w:val="none"/>
-                <w:lang w:val="nl-NL"/>
-              </w:rPr>
-            </w:r>
-          </w:p>
-          <w:p>
-            <w:pPr>
-              <w:pBdr/>
-              <w:spacing/>
-              <w:ind/>
-              <w:rPr>
-                <w:i/>
-                <w:iCs/>
-                <w:sz w:val="24"/>
-                <w:szCs w:val="24"/>
                 <w:lang w:val="nl-NL" w:bidi="nl-NL"/>
               </w:rPr>
-            </w:pPr>
-            <w:r>
-              <w:rPr>
-                <w:i/>
-                <w:iCs/>
-                <w:sz w:val="24"/>
-                <w:szCs w:val="24"/>
-                <w:lang w:val="nl-NL" w:bidi="nl-NL"/>
-              </w:rPr>
-            </w:r>
-            <w:r>
-              <w:rPr>
-                <w:i/>
-                <w:iCs/>
-                <w:sz w:val="24"/>
-                <w:szCs w:val="24"/>
-                <w:lang w:val="nl-NL" w:bidi="nl-NL"/>
+            </w:r>
+            <w:r>
+              <w:rPr>
+                <w:sz w:val="24"/>
+                <w:szCs w:val="24"/>
+                <w:lang w:val="nl-NL"/>
+              </w:rPr>
+            </w:r>
+            <w:r>
+              <w:rPr>
+                <w:sz w:val="24"/>
+                <w:szCs w:val="24"/>
+                <w:lang w:val="nl-NL"/>
               </w:rPr>
             </w:r>
           </w:p>
@@ -9339,6 +8841,55 @@
               <w:rPr>
                 <w:sz w:val="24"/>
                 <w:szCs w:val="24"/>
+                <w:lang w:val="en-US"/>
+              </w:rPr>
+              <w:t xml:space="preserve">11</w:t>
+            </w:r>
+            <w:r>
+              <w:rPr>
+                <w:sz w:val="24"/>
+                <w:szCs w:val="24"/>
+                <w:lang w:val="nl-NL"/>
+              </w:rPr>
+              <w:t xml:space="preserve">.2 Wij willen dat de kart op de juiste weghelft blijft als hij over het kruispunt gaat, zodat de kart zich aan de verkeersregels houdt.</w:t>
+            </w:r>
+            <w:r>
+              <w:rPr>
+                <w:sz w:val="24"/>
+                <w:szCs w:val="24"/>
+                <w:lang w:val="nl-NL"/>
+              </w:rPr>
+            </w:r>
+            <w:r>
+              <w:rPr>
+                <w:sz w:val="24"/>
+                <w:szCs w:val="24"/>
+                <w:lang w:val="nl-NL"/>
+              </w:rPr>
+            </w:r>
+          </w:p>
+          <w:p>
+            <w:pPr>
+              <w:pBdr/>
+              <w:spacing/>
+              <w:ind/>
+              <w:rPr>
+                <w:sz w:val="24"/>
+                <w:szCs w:val="24"/>
+                <w:lang w:val="nl-NL"/>
+              </w:rPr>
+            </w:pPr>
+            <w:r>
+              <w:rPr>
+                <w:sz w:val="24"/>
+                <w:szCs w:val="24"/>
+                <w:lang w:val="nl-NL" w:bidi="nl-NL"/>
+              </w:rPr>
+            </w:r>
+            <w:r>
+              <w:rPr>
+                <w:sz w:val="24"/>
+                <w:szCs w:val="24"/>
                 <w:lang w:val="nl-NL"/>
               </w:rPr>
             </w:r>
@@ -9365,29 +8916,38 @@
               <w:spacing/>
               <w:ind/>
               <w:rPr>
+                <w:bCs/>
                 <w:i/>
-                <w:iCs/>
+                <w:sz w:val="24"/>
+                <w:szCs w:val="24"/>
+                <w:lang w:val="nl-NL"/>
+              </w:rPr>
+            </w:pPr>
+            <w:r>
+              <w:rPr>
+                <w:bCs/>
+                <w:i/>
                 <w:sz w:val="24"/>
                 <w:szCs w:val="24"/>
                 <w:lang w:val="nl-NL" w:bidi="nl-NL"/>
               </w:rPr>
-            </w:pPr>
-            <w:r>
-              <w:rPr>
+            </w:r>
+            <w:r>
+              <w:rPr>
+                <w:bCs/>
                 <w:i/>
-                <w:iCs/>
-                <w:sz w:val="24"/>
-                <w:szCs w:val="24"/>
-                <w:lang w:val="nl-NL" w:bidi="nl-NL"/>
-              </w:rPr>
-            </w:r>
-            <w:r>
-              <w:rPr>
+                <w:sz w:val="24"/>
+                <w:szCs w:val="24"/>
+                <w:lang w:val="nl-NL"/>
+              </w:rPr>
+            </w:r>
+            <w:r>
+              <w:rPr>
+                <w:bCs/>
                 <w:i/>
-                <w:iCs/>
-                <w:sz w:val="24"/>
-                <w:szCs w:val="24"/>
-                <w:lang w:val="nl-NL" w:bidi="nl-NL"/>
+                <w:sz w:val="24"/>
+                <w:szCs w:val="24"/>
+                <w:lang w:val="nl-NL"/>
               </w:rPr>
             </w:r>
           </w:p>
@@ -9408,21 +8968,28 @@
               <w:rPr>
                 <w:sz w:val="24"/>
                 <w:szCs w:val="24"/>
+                <w:lang w:val="nl-NL"/>
+              </w:rPr>
+            </w:pPr>
+            <w:r>
+              <w:rPr>
+                <w:sz w:val="24"/>
+                <w:szCs w:val="24"/>
                 <w:lang w:val="nl-NL" w:bidi="nl-NL"/>
               </w:rPr>
-            </w:pPr>
-            <w:r>
-              <w:rPr>
-                <w:sz w:val="24"/>
-                <w:szCs w:val="24"/>
-                <w:lang w:val="nl-NL" w:bidi="nl-NL"/>
-              </w:rPr>
-            </w:r>
-            <w:r>
-              <w:rPr>
-                <w:sz w:val="24"/>
-                <w:szCs w:val="24"/>
-                <w:lang w:val="nl-NL" w:bidi="nl-NL"/>
+            </w:r>
+            <w:r>
+              <w:rPr>
+                <w:sz w:val="24"/>
+                <w:szCs w:val="24"/>
+                <w:lang w:val="nl-NL"/>
+              </w:rPr>
+            </w:r>
+            <w:r>
+              <w:rPr>
+                <w:sz w:val="24"/>
+                <w:szCs w:val="24"/>
+                <w:lang w:val="nl-NL"/>
               </w:rPr>
             </w:r>
           </w:p>
@@ -9443,21 +9010,28 @@
               <w:rPr>
                 <w:sz w:val="24"/>
                 <w:szCs w:val="24"/>
+                <w:lang w:val="nl-NL"/>
+              </w:rPr>
+            </w:pPr>
+            <w:r>
+              <w:rPr>
+                <w:sz w:val="24"/>
+                <w:szCs w:val="24"/>
                 <w:lang w:val="nl-NL" w:bidi="nl-NL"/>
               </w:rPr>
-            </w:pPr>
-            <w:r>
-              <w:rPr>
-                <w:sz w:val="24"/>
-                <w:szCs w:val="24"/>
-                <w:lang w:val="nl-NL" w:bidi="nl-NL"/>
-              </w:rPr>
-            </w:r>
-            <w:r>
-              <w:rPr>
-                <w:sz w:val="24"/>
-                <w:szCs w:val="24"/>
-                <w:lang w:val="nl-NL" w:bidi="nl-NL"/>
+            </w:r>
+            <w:r>
+              <w:rPr>
+                <w:sz w:val="24"/>
+                <w:szCs w:val="24"/>
+                <w:lang w:val="nl-NL"/>
+              </w:rPr>
+            </w:r>
+            <w:r>
+              <w:rPr>
+                <w:sz w:val="24"/>
+                <w:szCs w:val="24"/>
+                <w:lang w:val="nl-NL"/>
               </w:rPr>
             </w:r>
           </w:p>
@@ -9467,325 +9041,6 @@
             <w:tcBorders/>
             <w:tcW w:w="1717" w:type="dxa"/>
             <w:vMerge w:val="restart"/>
-            <w:textDirection w:val="lrTb"/>
-            <w:noWrap w:val="false"/>
-          </w:tcPr>
-          <w:p>
-            <w:pPr>
-              <w:pBdr/>
-              <w:spacing/>
-              <w:ind/>
-              <w:rPr>
-                <w:sz w:val="24"/>
-                <w:szCs w:val="24"/>
-                <w:lang w:val="nl-NL" w:bidi="nl-NL"/>
-              </w:rPr>
-            </w:pPr>
-            <w:r>
-              <w:rPr>
-                <w:sz w:val="24"/>
-                <w:szCs w:val="24"/>
-                <w:lang w:val="nl-NL" w:bidi="nl-NL"/>
-              </w:rPr>
-            </w:r>
-            <w:r>
-              <w:rPr>
-                <w:sz w:val="24"/>
-                <w:szCs w:val="24"/>
-                <w:lang w:val="nl-NL" w:bidi="nl-NL"/>
-              </w:rPr>
-            </w:r>
-          </w:p>
-        </w:tc>
-      </w:tr>
-      <w:tr>
-        <w:trPr/>
-        <w:tc>
-          <w:tcPr>
-            <w:tcBorders/>
-            <w:tcW w:w="3107" w:type="dxa"/>
-            <w:textDirection w:val="lrTb"/>
-            <w:noWrap w:val="false"/>
-          </w:tcPr>
-          <w:p>
-            <w:pPr>
-              <w:pBdr/>
-              <w:spacing/>
-              <w:ind/>
-              <w:rPr>
-                <w:sz w:val="24"/>
-                <w:szCs w:val="24"/>
-                <w:highlight w:val="none"/>
-                <w:lang w:val="en-US"/>
-              </w:rPr>
-            </w:pPr>
-            <w:r>
-              <w:rPr>
-                <w:sz w:val="24"/>
-                <w:szCs w:val="24"/>
-                <w:lang w:val="en-US"/>
-              </w:rPr>
-              <w:t xml:space="preserve">11</w:t>
-            </w:r>
-            <w:r>
-              <w:rPr>
-                <w:sz w:val="24"/>
-                <w:szCs w:val="24"/>
-                <w:lang w:val="nl-NL"/>
-              </w:rPr>
-              <w:t xml:space="preserve"> De kart moet </w:t>
-            </w:r>
-            <w:r>
-              <w:rPr>
-                <w:sz w:val="24"/>
-                <w:szCs w:val="24"/>
-                <w:lang w:val="en-US"/>
-              </w:rPr>
-              <w:t xml:space="preserve">volgens de regels in de requirement analyse over een kruispunt kunnen gaan.</w:t>
-            </w:r>
-            <w:r>
-              <w:rPr>
-                <w:sz w:val="24"/>
-                <w:szCs w:val="24"/>
-                <w:lang w:val="en-US"/>
-              </w:rPr>
-            </w:r>
-            <w:r>
-              <w:rPr>
-                <w:sz w:val="24"/>
-                <w:szCs w:val="24"/>
-                <w:highlight w:val="none"/>
-                <w:lang w:val="nl-NL"/>
-              </w:rPr>
-            </w:r>
-          </w:p>
-        </w:tc>
-        <w:tc>
-          <w:tcPr>
-            <w:tcBorders/>
-            <w:tcW w:w="2646" w:type="dxa"/>
-            <w:textDirection w:val="lrTb"/>
-            <w:noWrap w:val="false"/>
-          </w:tcPr>
-          <w:p>
-            <w:pPr>
-              <w:pBdr/>
-              <w:spacing/>
-              <w:ind/>
-              <w:rPr>
-                <w:sz w:val="24"/>
-                <w:szCs w:val="24"/>
-                <w:lang w:val="nl-NL"/>
-              </w:rPr>
-            </w:pPr>
-            <w:r>
-              <w:rPr>
-                <w:sz w:val="24"/>
-                <w:szCs w:val="24"/>
-                <w:lang w:val="en-US"/>
-              </w:rPr>
-              <w:t xml:space="preserve">11</w:t>
-            </w:r>
-            <w:r>
-              <w:rPr>
-                <w:sz w:val="24"/>
-                <w:szCs w:val="24"/>
-                <w:lang w:val="nl-NL"/>
-              </w:rPr>
-              <w:t xml:space="preserve">.1 Wij willen dat de camera een kruispunt kan herkennen, zodat de kart voorbereidt is om een handeling uit te voeren.</w:t>
-            </w:r>
-            <w:r>
-              <w:rPr>
-                <w:sz w:val="24"/>
-                <w:szCs w:val="24"/>
-                <w:lang w:val="nl-NL"/>
-              </w:rPr>
-            </w:r>
-            <w:r>
-              <w:rPr>
-                <w:sz w:val="24"/>
-                <w:szCs w:val="24"/>
-                <w:lang w:val="nl-NL"/>
-              </w:rPr>
-            </w:r>
-          </w:p>
-          <w:p>
-            <w:pPr>
-              <w:pBdr/>
-              <w:spacing/>
-              <w:ind/>
-              <w:rPr>
-                <w:bCs/>
-                <w:i/>
-                <w:sz w:val="24"/>
-                <w:szCs w:val="24"/>
-                <w:lang w:val="nl-NL"/>
-              </w:rPr>
-            </w:pPr>
-            <w:r>
-              <w:rPr>
-                <w:bCs/>
-                <w:i/>
-                <w:sz w:val="24"/>
-                <w:szCs w:val="24"/>
-                <w:lang w:val="nl-NL" w:bidi="nl-NL"/>
-              </w:rPr>
-            </w:r>
-            <w:r>
-              <w:rPr>
-                <w:bCs/>
-                <w:i/>
-                <w:sz w:val="24"/>
-                <w:szCs w:val="24"/>
-                <w:lang w:val="nl-NL"/>
-              </w:rPr>
-            </w:r>
-            <w:r>
-              <w:rPr>
-                <w:bCs/>
-                <w:i/>
-                <w:sz w:val="24"/>
-                <w:szCs w:val="24"/>
-                <w:lang w:val="nl-NL"/>
-              </w:rPr>
-            </w:r>
-          </w:p>
-        </w:tc>
-        <w:tc>
-          <w:tcPr>
-            <w:tcBorders/>
-            <w:tcW w:w="3599" w:type="dxa"/>
-            <w:textDirection w:val="lrTb"/>
-            <w:noWrap w:val="false"/>
-          </w:tcPr>
-          <w:p>
-            <w:pPr>
-              <w:pBdr/>
-              <w:spacing/>
-              <w:ind/>
-              <w:rPr>
-                <w:bCs/>
-                <w:i/>
-                <w:sz w:val="24"/>
-                <w:szCs w:val="24"/>
-                <w:lang w:val="nl-NL"/>
-              </w:rPr>
-            </w:pPr>
-            <w:r>
-              <w:rPr>
-                <w:bCs/>
-                <w:i/>
-                <w:sz w:val="24"/>
-                <w:szCs w:val="24"/>
-                <w:lang w:val="nl-NL" w:bidi="nl-NL"/>
-              </w:rPr>
-            </w:r>
-            <w:r>
-              <w:rPr>
-                <w:bCs/>
-                <w:i/>
-                <w:sz w:val="24"/>
-                <w:szCs w:val="24"/>
-                <w:lang w:val="nl-NL"/>
-              </w:rPr>
-            </w:r>
-            <w:r>
-              <w:rPr>
-                <w:bCs/>
-                <w:i/>
-                <w:sz w:val="24"/>
-                <w:szCs w:val="24"/>
-                <w:lang w:val="nl-NL"/>
-              </w:rPr>
-            </w:r>
-          </w:p>
-        </w:tc>
-        <w:tc>
-          <w:tcPr>
-            <w:tcBorders/>
-            <w:tcW w:w="2969" w:type="dxa"/>
-            <w:textDirection w:val="lrTb"/>
-            <w:noWrap w:val="false"/>
-          </w:tcPr>
-          <w:p>
-            <w:pPr>
-              <w:pBdr/>
-              <w:spacing/>
-              <w:ind/>
-              <w:rPr>
-                <w:sz w:val="24"/>
-                <w:szCs w:val="24"/>
-                <w:lang w:val="nl-NL"/>
-              </w:rPr>
-            </w:pPr>
-            <w:r>
-              <w:rPr>
-                <w:sz w:val="24"/>
-                <w:szCs w:val="24"/>
-                <w:lang w:val="nl-NL" w:bidi="nl-NL"/>
-              </w:rPr>
-            </w:r>
-            <w:r>
-              <w:rPr>
-                <w:sz w:val="24"/>
-                <w:szCs w:val="24"/>
-                <w:lang w:val="nl-NL"/>
-              </w:rPr>
-            </w:r>
-            <w:r>
-              <w:rPr>
-                <w:sz w:val="24"/>
-                <w:szCs w:val="24"/>
-                <w:lang w:val="nl-NL"/>
-              </w:rPr>
-            </w:r>
-          </w:p>
-        </w:tc>
-        <w:tc>
-          <w:tcPr>
-            <w:tcBorders/>
-            <w:tcW w:w="1350" w:type="dxa"/>
-            <w:textDirection w:val="lrTb"/>
-            <w:noWrap w:val="false"/>
-          </w:tcPr>
-          <w:p>
-            <w:pPr>
-              <w:pBdr/>
-              <w:spacing/>
-              <w:ind/>
-              <w:rPr>
-                <w:sz w:val="24"/>
-                <w:szCs w:val="24"/>
-                <w:lang w:val="nl-NL"/>
-              </w:rPr>
-            </w:pPr>
-            <w:r>
-              <w:rPr>
-                <w:sz w:val="24"/>
-                <w:szCs w:val="24"/>
-                <w:lang w:val="nl-NL" w:bidi="nl-NL"/>
-              </w:rPr>
-            </w:r>
-            <w:r>
-              <w:rPr>
-                <w:sz w:val="24"/>
-                <w:szCs w:val="24"/>
-                <w:lang w:val="nl-NL"/>
-              </w:rPr>
-            </w:r>
-            <w:r>
-              <w:rPr>
-                <w:sz w:val="24"/>
-                <w:szCs w:val="24"/>
-                <w:lang w:val="nl-NL"/>
-              </w:rPr>
-            </w:r>
-          </w:p>
-        </w:tc>
-        <w:tc>
-          <w:tcPr>
-            <w:tcBorders/>
-            <w:tcW w:w="1717" w:type="dxa"/>
             <w:textDirection w:val="lrTb"/>
             <w:noWrap w:val="false"/>
           </w:tcPr>
@@ -9842,6 +9097,7 @@
               <w:spacing/>
               <w:ind/>
               <w:rPr>
+                <w:iCs/>
                 <w:sz w:val="24"/>
                 <w:szCs w:val="24"/>
                 <w:lang w:val="nl-NL"/>
@@ -9851,18 +9107,29 @@
               <w:rPr>
                 <w:sz w:val="24"/>
                 <w:szCs w:val="24"/>
-                <w:lang w:val="nl-NL" w:bidi="nl-NL"/>
-              </w:rPr>
-            </w:r>
-            <w:r>
-              <w:rPr>
-                <w:sz w:val="24"/>
-                <w:szCs w:val="24"/>
-                <w:lang w:val="nl-NL"/>
-              </w:rPr>
-            </w:r>
-            <w:r>
-              <w:rPr>
+                <w:lang w:val="en-US"/>
+              </w:rPr>
+              <w:t xml:space="preserve">12</w:t>
+            </w:r>
+            <w:r>
+              <w:rPr>
+                <w:sz w:val="24"/>
+                <w:szCs w:val="24"/>
+                <w:lang w:val="nl-NL"/>
+              </w:rPr>
+              <w:t xml:space="preserve"> De kart moet met een Xbox Controller bestuurd kunnen worden</w:t>
+            </w:r>
+            <w:r>
+              <w:rPr>
+                <w:iCs/>
+                <w:sz w:val="24"/>
+                <w:szCs w:val="24"/>
+                <w:lang w:val="nl-NL"/>
+              </w:rPr>
+            </w:r>
+            <w:r>
+              <w:rPr>
+                <w:iCs/>
                 <w:sz w:val="24"/>
                 <w:szCs w:val="24"/>
                 <w:lang w:val="nl-NL"/>
@@ -9891,19 +9158,21 @@
             </w:pPr>
             <w:r>
               <w:rPr>
+                <w:bCs/>
                 <w:sz w:val="24"/>
                 <w:szCs w:val="24"/>
                 <w:lang w:val="en-US"/>
               </w:rPr>
-              <w:t xml:space="preserve">11</w:t>
-            </w:r>
-            <w:r>
-              <w:rPr>
-                <w:sz w:val="24"/>
-                <w:szCs w:val="24"/>
-                <w:lang w:val="nl-NL"/>
-              </w:rPr>
-              <w:t xml:space="preserve">.2 Wij willen dat de kart op de juiste weghelft blijft als hij over het kruispunt gaat, zodat de kart zich aan de verkeersregels houdt.</w:t>
+              <w:t xml:space="preserve">12</w:t>
+            </w:r>
+            <w:r>
+              <w:rPr>
+                <w:bCs/>
+                <w:sz w:val="24"/>
+                <w:szCs w:val="24"/>
+                <w:lang w:val="nl-NL"/>
+              </w:rPr>
+              <w:t xml:space="preserve">.1 Wij willen onderzoeken hoe de controller met de kart kan communiceren, zodat de kart bestuurd kan worden doormiddel van de controller.</w:t>
             </w:r>
             <w:r>
               <w:rPr>
@@ -9926,6 +9195,8 @@
               <w:spacing/>
               <w:ind/>
               <w:rPr>
+                <w:bCs/>
+                <w:i/>
                 <w:sz w:val="24"/>
                 <w:szCs w:val="24"/>
                 <w:lang w:val="nl-NL"/>
@@ -9933,6 +9204,8 @@
             </w:pPr>
             <w:r>
               <w:rPr>
+                <w:bCs/>
+                <w:i/>
                 <w:sz w:val="24"/>
                 <w:szCs w:val="24"/>
                 <w:lang w:val="nl-NL" w:bidi="nl-NL"/>
@@ -9940,13 +9213,17 @@
             </w:r>
             <w:r>
               <w:rPr>
-                <w:sz w:val="24"/>
-                <w:szCs w:val="24"/>
-                <w:lang w:val="nl-NL"/>
-              </w:rPr>
-            </w:r>
-            <w:r>
-              <w:rPr>
+                <w:bCs/>
+                <w:i/>
+                <w:sz w:val="24"/>
+                <w:szCs w:val="24"/>
+                <w:lang w:val="nl-NL"/>
+              </w:rPr>
+            </w:r>
+            <w:r>
+              <w:rPr>
+                <w:bCs/>
+                <w:i/>
                 <w:sz w:val="24"/>
                 <w:szCs w:val="24"/>
                 <w:lang w:val="nl-NL"/>
@@ -9968,8 +9245,8 @@
               <w:spacing/>
               <w:ind/>
               <w:rPr>
-                <w:bCs/>
                 <w:i/>
+                <w:iCs/>
                 <w:sz w:val="24"/>
                 <w:szCs w:val="24"/>
                 <w:lang w:val="nl-NL"/>
@@ -9977,8 +9254,8 @@
             </w:pPr>
             <w:r>
               <w:rPr>
-                <w:bCs/>
                 <w:i/>
+                <w:iCs/>
                 <w:sz w:val="24"/>
                 <w:szCs w:val="24"/>
                 <w:lang w:val="nl-NL" w:bidi="nl-NL"/>
@@ -9986,17 +9263,17 @@
             </w:r>
             <w:r>
               <w:rPr>
-                <w:bCs/>
                 <w:i/>
-                <w:sz w:val="24"/>
-                <w:szCs w:val="24"/>
-                <w:lang w:val="nl-NL"/>
-              </w:rPr>
-            </w:r>
-            <w:r>
-              <w:rPr>
-                <w:bCs/>
+                <w:iCs/>
+                <w:sz w:val="24"/>
+                <w:szCs w:val="24"/>
+                <w:lang w:val="nl-NL"/>
+              </w:rPr>
+            </w:r>
+            <w:r>
+              <w:rPr>
                 <w:i/>
+                <w:iCs/>
                 <w:sz w:val="24"/>
                 <w:szCs w:val="24"/>
                 <w:lang w:val="nl-NL"/>
@@ -10149,7 +9426,6 @@
               <w:spacing/>
               <w:ind/>
               <w:rPr>
-                <w:iCs/>
                 <w:sz w:val="24"/>
                 <w:szCs w:val="24"/>
                 <w:lang w:val="nl-NL"/>
@@ -10159,29 +9435,18 @@
               <w:rPr>
                 <w:sz w:val="24"/>
                 <w:szCs w:val="24"/>
-                <w:lang w:val="en-US"/>
-              </w:rPr>
-              <w:t xml:space="preserve">12</w:t>
-            </w:r>
-            <w:r>
-              <w:rPr>
-                <w:sz w:val="24"/>
-                <w:szCs w:val="24"/>
-                <w:lang w:val="nl-NL"/>
-              </w:rPr>
-              <w:t xml:space="preserve"> De kart moet met een Xbox Controller bestuurd kunnen worden</w:t>
-            </w:r>
-            <w:r>
-              <w:rPr>
-                <w:iCs/>
-                <w:sz w:val="24"/>
-                <w:szCs w:val="24"/>
-                <w:lang w:val="nl-NL"/>
-              </w:rPr>
-            </w:r>
-            <w:r>
-              <w:rPr>
-                <w:iCs/>
+                <w:lang w:val="nl-NL" w:bidi="nl-NL"/>
+              </w:rPr>
+            </w:r>
+            <w:r>
+              <w:rPr>
+                <w:sz w:val="24"/>
+                <w:szCs w:val="24"/>
+                <w:lang w:val="nl-NL"/>
+              </w:rPr>
+            </w:r>
+            <w:r>
+              <w:rPr>
                 <w:sz w:val="24"/>
                 <w:szCs w:val="24"/>
                 <w:lang w:val="nl-NL"/>
@@ -10224,58 +9489,17 @@
                 <w:szCs w:val="24"/>
                 <w:lang w:val="nl-NL"/>
               </w:rPr>
-              <w:t xml:space="preserve">.1 Wij willen onderzoeken hoe de controller met de kart kan communiceren, zodat de kart bestuurd kan worden doormiddel van de controller.</w:t>
-            </w:r>
-            <w:r>
-              <w:rPr>
-                <w:sz w:val="24"/>
-                <w:szCs w:val="24"/>
-                <w:lang w:val="nl-NL"/>
-              </w:rPr>
-            </w:r>
-            <w:r>
-              <w:rPr>
-                <w:sz w:val="24"/>
-                <w:szCs w:val="24"/>
-                <w:lang w:val="nl-NL"/>
-              </w:rPr>
-            </w:r>
-          </w:p>
-          <w:p>
-            <w:pPr>
-              <w:pBdr/>
-              <w:spacing/>
-              <w:ind/>
-              <w:rPr>
-                <w:bCs/>
-                <w:i/>
-                <w:sz w:val="24"/>
-                <w:szCs w:val="24"/>
-                <w:lang w:val="nl-NL"/>
-              </w:rPr>
-            </w:pPr>
-            <w:r>
-              <w:rPr>
-                <w:bCs/>
-                <w:i/>
-                <w:sz w:val="24"/>
-                <w:szCs w:val="24"/>
-                <w:lang w:val="nl-NL" w:bidi="nl-NL"/>
-              </w:rPr>
-            </w:r>
-            <w:r>
-              <w:rPr>
-                <w:bCs/>
-                <w:i/>
-                <w:sz w:val="24"/>
-                <w:szCs w:val="24"/>
-                <w:lang w:val="nl-NL"/>
-              </w:rPr>
-            </w:r>
-            <w:r>
-              <w:rPr>
-                <w:bCs/>
-                <w:i/>
+              <w:t xml:space="preserve">.2 Wij willen dat de kart overgenomen kan worden door de controller, zodat wij controle hebben over de kart.</w:t>
+            </w:r>
+            <w:r>
+              <w:rPr>
+                <w:sz w:val="24"/>
+                <w:szCs w:val="24"/>
+                <w:lang w:val="nl-NL"/>
+              </w:rPr>
+            </w:r>
+            <w:r>
+              <w:rPr>
                 <w:sz w:val="24"/>
                 <w:szCs w:val="24"/>
                 <w:lang w:val="nl-NL"/>
@@ -10487,8 +9711,25 @@
               <w:rPr>
                 <w:sz w:val="24"/>
                 <w:szCs w:val="24"/>
-                <w:lang w:val="nl-NL" w:bidi="nl-NL"/>
-              </w:rPr>
+                <w:lang w:val="en-US"/>
+              </w:rPr>
+              <w:t xml:space="preserve">13</w:t>
+            </w:r>
+            <w:r>
+              <w:rPr>
+                <w:sz w:val="24"/>
+                <w:szCs w:val="24"/>
+                <w:lang w:val="nl-NL"/>
+              </w:rPr>
+              <w:t xml:space="preserve"> De kart heeft een AI model nodig om stoplichten, verkeersborden en </w:t>
+            </w:r>
+            <w:r>
+              <w:rPr>
+                <w:sz w:val="24"/>
+                <w:szCs w:val="24"/>
+                <w:lang w:val="nl-NL"/>
+              </w:rPr>
+              <w:t xml:space="preserve">personen te kunnen herkennen</w:t>
             </w:r>
             <w:r>
               <w:rPr>
@@ -10520,6 +9761,7 @@
               <w:spacing/>
               <w:ind/>
               <w:rPr>
+                <w:bCs/>
                 <w:sz w:val="24"/>
                 <w:szCs w:val="24"/>
                 <w:lang w:val="nl-NL"/>
@@ -10532,7 +9774,7 @@
                 <w:szCs w:val="24"/>
                 <w:lang w:val="en-US"/>
               </w:rPr>
-              <w:t xml:space="preserve">12</w:t>
+              <w:t xml:space="preserve">13</w:t>
             </w:r>
             <w:r>
               <w:rPr>
@@ -10541,17 +9783,28 @@
                 <w:szCs w:val="24"/>
                 <w:lang w:val="nl-NL"/>
               </w:rPr>
-              <w:t xml:space="preserve">.2 Wij willen dat de kart overgenomen kan worden door de controller, zodat wij controle hebben over de kart.</w:t>
-            </w:r>
-            <w:r>
-              <w:rPr>
-                <w:sz w:val="24"/>
-                <w:szCs w:val="24"/>
-                <w:lang w:val="nl-NL"/>
-              </w:rPr>
-            </w:r>
-            <w:r>
-              <w:rPr>
+              <w:t xml:space="preserve">.1 Wij willen onderzoeken welk AI model het beste is voor onze hardware, zodat </w:t>
+            </w:r>
+            <w:r>
+              <w:rPr>
+                <w:bCs/>
+                <w:sz w:val="24"/>
+                <w:szCs w:val="24"/>
+                <w:lang w:val="nl-NL"/>
+              </w:rPr>
+              <w:t xml:space="preserve">de code niet stil komt te staan.</w:t>
+            </w:r>
+            <w:r>
+              <w:rPr>
+                <w:bCs/>
+                <w:sz w:val="24"/>
+                <w:szCs w:val="24"/>
+                <w:lang w:val="nl-NL"/>
+              </w:rPr>
+            </w:r>
+            <w:r>
+              <w:rPr>
+                <w:bCs/>
                 <w:sz w:val="24"/>
                 <w:szCs w:val="24"/>
                 <w:lang w:val="nl-NL"/>
@@ -10724,311 +9977,6 @@
                 <w:sz w:val="24"/>
                 <w:szCs w:val="24"/>
                 <w:lang w:val="nl-NL"/>
-              </w:rPr>
-            </w:r>
-            <w:r>
-              <w:rPr>
-                <w:sz w:val="24"/>
-                <w:szCs w:val="24"/>
-                <w:lang w:val="nl-NL"/>
-              </w:rPr>
-            </w:r>
-          </w:p>
-        </w:tc>
-      </w:tr>
-      <w:tr>
-        <w:trPr>
-          <w:trHeight w:val="293"/>
-        </w:trPr>
-        <w:tc>
-          <w:tcPr>
-            <w:tcBorders/>
-            <w:tcW w:w="3107" w:type="dxa"/>
-            <w:vMerge w:val="restart"/>
-            <w:textDirection w:val="lrTb"/>
-            <w:noWrap w:val="false"/>
-          </w:tcPr>
-          <w:p>
-            <w:pPr>
-              <w:pBdr/>
-              <w:spacing/>
-              <w:ind/>
-              <w:rPr>
-                <w:sz w:val="24"/>
-                <w:szCs w:val="24"/>
-                <w:lang w:val="nl-NL"/>
-              </w:rPr>
-            </w:pPr>
-            <w:r>
-              <w:rPr>
-                <w:sz w:val="24"/>
-                <w:szCs w:val="24"/>
-                <w:lang w:val="en-US"/>
-              </w:rPr>
-              <w:t xml:space="preserve">13</w:t>
-            </w:r>
-            <w:r>
-              <w:rPr>
-                <w:sz w:val="24"/>
-                <w:szCs w:val="24"/>
-                <w:lang w:val="nl-NL"/>
-              </w:rPr>
-              <w:t xml:space="preserve"> De kart heeft een AI model nodig om stoplichten, verkeersborden en </w:t>
-            </w:r>
-            <w:r>
-              <w:rPr>
-                <w:sz w:val="24"/>
-                <w:szCs w:val="24"/>
-                <w:lang w:val="nl-NL"/>
-              </w:rPr>
-              <w:t xml:space="preserve">personen te kunnen herkennen</w:t>
-            </w:r>
-            <w:r>
-              <w:rPr>
-                <w:sz w:val="24"/>
-                <w:szCs w:val="24"/>
-                <w:lang w:val="nl-NL" w:bidi="nl-NL"/>
-              </w:rPr>
-            </w:r>
-            <w:r>
-              <w:rPr>
-                <w:sz w:val="24"/>
-                <w:szCs w:val="24"/>
-                <w:lang w:val="nl-NL"/>
-              </w:rPr>
-            </w:r>
-          </w:p>
-        </w:tc>
-        <w:tc>
-          <w:tcPr>
-            <w:tcBorders/>
-            <w:tcW w:w="2646" w:type="dxa"/>
-            <w:vMerge w:val="restart"/>
-            <w:textDirection w:val="lrTb"/>
-            <w:noWrap w:val="false"/>
-          </w:tcPr>
-          <w:p>
-            <w:pPr>
-              <w:pBdr/>
-              <w:spacing/>
-              <w:ind/>
-              <w:rPr>
-                <w:bCs/>
-                <w:sz w:val="24"/>
-                <w:szCs w:val="24"/>
-                <w:lang w:val="nl-NL"/>
-              </w:rPr>
-            </w:pPr>
-            <w:r>
-              <w:rPr>
-                <w:bCs/>
-                <w:sz w:val="24"/>
-                <w:szCs w:val="24"/>
-                <w:lang w:val="en-US"/>
-              </w:rPr>
-              <w:t xml:space="preserve">13</w:t>
-            </w:r>
-            <w:r>
-              <w:rPr>
-                <w:bCs/>
-                <w:sz w:val="24"/>
-                <w:szCs w:val="24"/>
-                <w:lang w:val="nl-NL"/>
-              </w:rPr>
-              <w:t xml:space="preserve">.1 Wij willen onderzoeken welk AI model het beste is voor onze hardware, zodat </w:t>
-            </w:r>
-            <w:r>
-              <w:rPr>
-                <w:bCs/>
-                <w:sz w:val="24"/>
-                <w:szCs w:val="24"/>
-                <w:lang w:val="nl-NL"/>
-              </w:rPr>
-              <w:t xml:space="preserve">de code niet stil komt te staan.</w:t>
-            </w:r>
-            <w:r>
-              <w:rPr>
-                <w:bCs/>
-                <w:sz w:val="24"/>
-                <w:szCs w:val="24"/>
-                <w:lang w:val="nl-NL"/>
-              </w:rPr>
-            </w:r>
-            <w:r>
-              <w:rPr>
-                <w:bCs/>
-                <w:sz w:val="24"/>
-                <w:szCs w:val="24"/>
-                <w:lang w:val="nl-NL"/>
-              </w:rPr>
-            </w:r>
-          </w:p>
-        </w:tc>
-        <w:tc>
-          <w:tcPr>
-            <w:tcBorders/>
-            <w:tcW w:w="3599" w:type="dxa"/>
-            <w:vMerge w:val="restart"/>
-            <w:textDirection w:val="lrTb"/>
-            <w:noWrap w:val="false"/>
-          </w:tcPr>
-          <w:p>
-            <w:pPr>
-              <w:pBdr/>
-              <w:spacing/>
-              <w:ind/>
-              <w:rPr>
-                <w:i/>
-                <w:iCs/>
-                <w:sz w:val="24"/>
-                <w:szCs w:val="24"/>
-                <w:lang w:val="nl-NL"/>
-              </w:rPr>
-            </w:pPr>
-            <w:r>
-              <w:rPr>
-                <w:i/>
-                <w:iCs/>
-                <w:sz w:val="24"/>
-                <w:szCs w:val="24"/>
-                <w:lang w:val="nl-NL" w:bidi="nl-NL"/>
-              </w:rPr>
-            </w:r>
-            <w:r>
-              <w:rPr>
-                <w:i/>
-                <w:iCs/>
-                <w:sz w:val="24"/>
-                <w:szCs w:val="24"/>
-                <w:lang w:val="nl-NL" w:bidi="nl-NL"/>
-              </w:rPr>
-            </w:r>
-            <w:r>
-              <w:rPr>
-                <w:i/>
-                <w:iCs/>
-                <w:sz w:val="24"/>
-                <w:szCs w:val="24"/>
-                <w:lang w:val="nl-NL"/>
-              </w:rPr>
-            </w:r>
-          </w:p>
-        </w:tc>
-        <w:tc>
-          <w:tcPr>
-            <w:tcBorders/>
-            <w:tcW w:w="2969" w:type="dxa"/>
-            <w:vMerge w:val="restart"/>
-            <w:textDirection w:val="lrTb"/>
-            <w:noWrap w:val="false"/>
-          </w:tcPr>
-          <w:p>
-            <w:pPr>
-              <w:pBdr/>
-              <w:spacing/>
-              <w:ind/>
-              <w:rPr>
-                <w:sz w:val="24"/>
-                <w:szCs w:val="24"/>
-                <w:lang w:val="nl-NL"/>
-              </w:rPr>
-            </w:pPr>
-            <w:r>
-              <w:rPr>
-                <w:sz w:val="24"/>
-                <w:szCs w:val="24"/>
-                <w:lang w:val="nl-NL" w:bidi="nl-NL"/>
-              </w:rPr>
-            </w:r>
-            <w:r>
-              <w:rPr>
-                <w:sz w:val="24"/>
-                <w:szCs w:val="24"/>
-                <w:lang w:val="nl-NL" w:bidi="nl-NL"/>
-              </w:rPr>
-            </w:r>
-            <w:r>
-              <w:rPr>
-                <w:sz w:val="24"/>
-                <w:szCs w:val="24"/>
-                <w:lang w:val="nl-NL"/>
-              </w:rPr>
-            </w:r>
-          </w:p>
-        </w:tc>
-        <w:tc>
-          <w:tcPr>
-            <w:tcBorders/>
-            <w:tcW w:w="1350" w:type="dxa"/>
-            <w:vMerge w:val="restart"/>
-            <w:textDirection w:val="lrTb"/>
-            <w:noWrap w:val="false"/>
-          </w:tcPr>
-          <w:p>
-            <w:pPr>
-              <w:pBdr/>
-              <w:spacing/>
-              <w:ind/>
-              <w:rPr>
-                <w:sz w:val="24"/>
-                <w:szCs w:val="24"/>
-                <w:lang w:val="nl-NL"/>
-              </w:rPr>
-            </w:pPr>
-            <w:r>
-              <w:rPr>
-                <w:sz w:val="24"/>
-                <w:szCs w:val="24"/>
-                <w:lang w:val="nl-NL" w:bidi="nl-NL"/>
-              </w:rPr>
-            </w:r>
-            <w:r>
-              <w:rPr>
-                <w:sz w:val="24"/>
-                <w:szCs w:val="24"/>
-                <w:lang w:val="nl-NL" w:bidi="nl-NL"/>
-              </w:rPr>
-            </w:r>
-            <w:r>
-              <w:rPr>
-                <w:sz w:val="24"/>
-                <w:szCs w:val="24"/>
-                <w:lang w:val="nl-NL"/>
-              </w:rPr>
-            </w:r>
-          </w:p>
-        </w:tc>
-        <w:tc>
-          <w:tcPr>
-            <w:tcBorders/>
-            <w:tcW w:w="1717" w:type="dxa"/>
-            <w:vMerge w:val="restart"/>
-            <w:textDirection w:val="lrTb"/>
-            <w:noWrap w:val="false"/>
-          </w:tcPr>
-          <w:p>
-            <w:pPr>
-              <w:pBdr/>
-              <w:spacing/>
-              <w:ind/>
-              <w:rPr>
-                <w:sz w:val="24"/>
-                <w:szCs w:val="24"/>
-                <w:lang w:val="nl-NL"/>
-              </w:rPr>
-            </w:pPr>
-            <w:r>
-              <w:rPr>
-                <w:sz w:val="24"/>
-                <w:szCs w:val="24"/>
-                <w:lang w:val="nl-NL" w:bidi="nl-NL"/>
-              </w:rPr>
-            </w:r>
-            <w:r>
-              <w:rPr>
-                <w:sz w:val="24"/>
-                <w:szCs w:val="24"/>
-                <w:lang w:val="nl-NL" w:bidi="nl-NL"/>
               </w:rPr>
             </w:r>
             <w:r>
@@ -11179,7 +10127,7 @@
                 <w:iCs/>
                 <w:sz w:val="24"/>
                 <w:szCs w:val="24"/>
-                <w:lang w:val="nl-NL" w:bidi="nl-NL"/>
+                <w:lang w:val="nl-NL"/>
               </w:rPr>
             </w:r>
             <w:r>
@@ -11223,7 +10171,7 @@
               <w:rPr>
                 <w:sz w:val="24"/>
                 <w:szCs w:val="24"/>
-                <w:lang w:val="nl-NL" w:bidi="nl-NL"/>
+                <w:lang w:val="nl-NL"/>
               </w:rPr>
             </w:r>
             <w:r>
@@ -11265,7 +10213,7 @@
               <w:rPr>
                 <w:sz w:val="24"/>
                 <w:szCs w:val="24"/>
-                <w:lang w:val="nl-NL" w:bidi="nl-NL"/>
+                <w:lang w:val="nl-NL"/>
               </w:rPr>
             </w:r>
             <w:r>
@@ -11307,7 +10255,7 @@
               <w:rPr>
                 <w:sz w:val="24"/>
                 <w:szCs w:val="24"/>
-                <w:lang w:val="nl-NL" w:bidi="nl-NL"/>
+                <w:lang w:val="nl-NL"/>
               </w:rPr>
             </w:r>
             <w:r>
@@ -11590,7 +10538,7 @@
                 <w:iCs/>
                 <w:sz w:val="24"/>
                 <w:szCs w:val="24"/>
-                <w:lang w:val="nl-NL" w:bidi="nl-NL"/>
+                <w:lang w:val="nl-NL"/>
               </w:rPr>
             </w:r>
             <w:r>
@@ -11633,7 +10581,7 @@
               <w:rPr>
                 <w:sz w:val="24"/>
                 <w:szCs w:val="24"/>
-                <w:lang w:val="nl-NL" w:bidi="nl-NL"/>
+                <w:lang w:val="nl-NL"/>
               </w:rPr>
             </w:r>
             <w:r>
@@ -11674,7 +10622,7 @@
               <w:rPr>
                 <w:sz w:val="24"/>
                 <w:szCs w:val="24"/>
-                <w:lang w:val="nl-NL" w:bidi="nl-NL"/>
+                <w:lang w:val="nl-NL"/>
               </w:rPr>
             </w:r>
             <w:r>
@@ -11715,7 +10663,7 @@
               <w:rPr>
                 <w:sz w:val="24"/>
                 <w:szCs w:val="24"/>
-                <w:lang w:val="nl-NL" w:bidi="nl-NL"/>
+                <w:lang w:val="nl-NL"/>
               </w:rPr>
             </w:r>
             <w:r>

--- a/Documentatie/Manage&Control/Product backlog.docx
+++ b/Documentatie/Manage&Control/Product backlog.docx
@@ -112,7 +112,7 @@
                               <w:txbxContent>
                                 <w:p>
                                   <w:pPr>
-                                    <w:pStyle w:val="Geenafstand"/>
+                                    <w:pStyle w:val="NoSpacing"/>
                                     <w:rPr>
                                       <w:color w:val="FFFFFF" w:themeColor="background1"/>
                                       <w:sz w:val="96"/>
@@ -153,7 +153,7 @@
                               <w:txbxContent>
                                 <w:p>
                                   <w:pPr>
-                                    <w:pStyle w:val="Geenafstand"/>
+                                    <w:pStyle w:val="NoSpacing"/>
                                     <w:spacing w:line="276" w:lineRule="auto"/>
                                     <w:rPr>
                                       <w:b/>
@@ -176,7 +176,7 @@
                                 </w:p>
                                 <w:p>
                                   <w:pPr>
-                                    <w:pStyle w:val="Geenafstand"/>
+                                    <w:pStyle w:val="NoSpacing"/>
                                     <w:spacing w:line="276" w:lineRule="auto"/>
                                     <w:rPr>
                                       <w:b/>
@@ -199,7 +199,7 @@
                                 </w:p>
                                 <w:p>
                                   <w:pPr>
-                                    <w:pStyle w:val="Geenafstand"/>
+                                    <w:pStyle w:val="NoSpacing"/>
                                     <w:spacing w:line="276" w:lineRule="auto"/>
                                     <w:rPr>
                                       <w:b/>
@@ -222,7 +222,7 @@
                                 </w:p>
                                 <w:p>
                                   <w:pPr>
-                                    <w:pStyle w:val="Geenafstand"/>
+                                    <w:pStyle w:val="NoSpacing"/>
                                     <w:spacing w:line="276" w:lineRule="auto"/>
                                     <w:rPr>
                                       <w:b/>
@@ -245,7 +245,7 @@
                                 </w:p>
                                 <w:p>
                                   <w:pPr>
-                                    <w:pStyle w:val="Geenafstand"/>
+                                    <w:pStyle w:val="NoSpacing"/>
                                     <w:spacing w:line="276" w:lineRule="auto"/>
                                     <w:rPr>
                                       <w:b/>
@@ -268,7 +268,7 @@
                                 </w:p>
                                 <w:p>
                                   <w:pPr>
-                                    <w:pStyle w:val="Geenafstand"/>
+                                    <w:pStyle w:val="NoSpacing"/>
                                     <w:spacing w:line="276" w:lineRule="auto"/>
                                     <w:rPr>
                                       <w:b/>
@@ -291,7 +291,7 @@
                                 </w:p>
                                 <w:p>
                                   <w:pPr>
-                                    <w:pStyle w:val="Geenafstand"/>
+                                    <w:pStyle w:val="NoSpacing"/>
                                     <w:spacing w:line="276" w:lineRule="auto"/>
                                     <w:rPr>
                                       <w:b/>
@@ -594,7 +594,7 @@
                             <w:txbxContent>
                               <w:p>
                                 <w:pPr>
-                                  <w:pStyle w:val="Geenafstand"/>
+                                  <w:pStyle w:val="NoSpacing"/>
                                   <w:jc w:val="right"/>
                                   <w:rPr>
                                     <w:color w:val="FFFFFF" w:themeColor="background1"/>
@@ -668,7 +668,7 @@
     </w:sdt>
     <w:tbl>
       <w:tblPr>
-        <w:tblStyle w:val="Tabelraster"/>
+        <w:tblStyle w:val="TableGrid"/>
         <w:tblW w:w="0" w:type="auto"/>
         <w:tblLayout w:type="fixed"/>
         <w:tblLook w:val="04A0" w:firstRow="1" w:lastRow="0" w:firstColumn="1" w:lastColumn="0" w:noHBand="0" w:noVBand="1"/>
@@ -827,7 +827,7 @@
           </w:p>
           <w:p>
             <w:pPr>
-              <w:pStyle w:val="Lijstalinea"/>
+              <w:pStyle w:val="ListParagraph"/>
               <w:numPr>
                 <w:ilvl w:val="0"/>
                 <w:numId w:val="5"/>
@@ -847,7 +847,7 @@
           </w:p>
           <w:p>
             <w:pPr>
-              <w:pStyle w:val="Lijstalinea"/>
+              <w:pStyle w:val="ListParagraph"/>
               <w:numPr>
                 <w:ilvl w:val="0"/>
                 <w:numId w:val="5"/>
@@ -867,7 +867,7 @@
           </w:p>
           <w:p>
             <w:pPr>
-              <w:pStyle w:val="Lijstalinea"/>
+              <w:pStyle w:val="ListParagraph"/>
               <w:numPr>
                 <w:ilvl w:val="0"/>
                 <w:numId w:val="5"/>
@@ -1018,7 +1018,7 @@
     </w:p>
     <w:tbl>
       <w:tblPr>
-        <w:tblStyle w:val="Tabelraster"/>
+        <w:tblStyle w:val="TableGrid"/>
         <w:tblW w:w="0" w:type="auto"/>
         <w:tblLayout w:type="fixed"/>
         <w:tblLook w:val="04A0" w:firstRow="1" w:lastRow="0" w:firstColumn="1" w:lastColumn="0" w:noHBand="0" w:noVBand="1"/>
@@ -5701,7 +5701,21 @@
                 <w:sz w:val="24"/>
                 <w:szCs w:val="24"/>
               </w:rPr>
-              <w:t>11 De kart moet volgens de regels in de requirement analyse over een kruispunt kunnen gaan.</w:t>
+              <w:t xml:space="preserve">11 De kart moet volgens de </w:t>
+            </w:r>
+            <w:r>
+              <w:rPr>
+                <w:sz w:val="24"/>
+                <w:szCs w:val="24"/>
+              </w:rPr>
+              <w:t>verkeersregels en aangegeven richting</w:t>
+            </w:r>
+            <w:r>
+              <w:rPr>
+                <w:sz w:val="24"/>
+                <w:szCs w:val="24"/>
+              </w:rPr>
+              <w:t xml:space="preserve"> over een kruispunt kunnen gaan.</w:t>
             </w:r>
           </w:p>
         </w:tc>
@@ -6817,7 +6831,7 @@
     </w:p>
     <w:tbl>
       <w:tblPr>
-        <w:tblStyle w:val="Tabelraster"/>
+        <w:tblStyle w:val="TableGrid"/>
         <w:tblW w:w="0" w:type="auto"/>
         <w:tblLook w:val="04A0" w:firstRow="1" w:lastRow="0" w:firstColumn="1" w:lastColumn="0" w:noHBand="0" w:noVBand="1"/>
       </w:tblPr>
@@ -7132,7 +7146,7 @@
     </w:p>
     <w:tbl>
       <w:tblPr>
-        <w:tblStyle w:val="Tabelraster"/>
+        <w:tblStyle w:val="TableGrid"/>
         <w:tblW w:w="0" w:type="auto"/>
         <w:tblLook w:val="04A0" w:firstRow="1" w:lastRow="0" w:firstColumn="1" w:lastColumn="0" w:noHBand="0" w:noVBand="1"/>
       </w:tblPr>
@@ -8851,15 +8865,15 @@
     <w:lsdException w:name="Unresolved Mention" w:semiHidden="1" w:unhideWhenUsed="1"/>
     <w:lsdException w:name="Smart Link" w:semiHidden="1" w:unhideWhenUsed="1"/>
   </w:latentStyles>
-  <w:style w:type="paragraph" w:default="1" w:styleId="Standaard">
+  <w:style w:type="paragraph" w:default="1" w:styleId="Normal">
     <w:name w:val="Normal"/>
     <w:qFormat/>
   </w:style>
-  <w:style w:type="paragraph" w:styleId="Kop1">
+  <w:style w:type="paragraph" w:styleId="Heading1">
     <w:name w:val="heading 1"/>
-    <w:basedOn w:val="Standaard"/>
-    <w:next w:val="Standaard"/>
-    <w:link w:val="Kop1Char"/>
+    <w:basedOn w:val="Normal"/>
+    <w:next w:val="Normal"/>
+    <w:link w:val="Heading1Char1"/>
     <w:uiPriority w:val="9"/>
     <w:qFormat/>
     <w:pPr>
@@ -8875,11 +8889,11 @@
       <w:szCs w:val="40"/>
     </w:rPr>
   </w:style>
-  <w:style w:type="paragraph" w:styleId="Kop2">
+  <w:style w:type="paragraph" w:styleId="Heading2">
     <w:name w:val="heading 2"/>
-    <w:basedOn w:val="Standaard"/>
-    <w:next w:val="Standaard"/>
-    <w:link w:val="Kop2Char"/>
+    <w:basedOn w:val="Normal"/>
+    <w:next w:val="Normal"/>
+    <w:link w:val="Heading2Char1"/>
     <w:uiPriority w:val="9"/>
     <w:semiHidden/>
     <w:unhideWhenUsed/>
@@ -8897,11 +8911,11 @@
       <w:szCs w:val="32"/>
     </w:rPr>
   </w:style>
-  <w:style w:type="paragraph" w:styleId="Kop3">
+  <w:style w:type="paragraph" w:styleId="Heading3">
     <w:name w:val="heading 3"/>
-    <w:basedOn w:val="Standaard"/>
-    <w:next w:val="Standaard"/>
-    <w:link w:val="Kop3Char"/>
+    <w:basedOn w:val="Normal"/>
+    <w:next w:val="Normal"/>
+    <w:link w:val="Heading3Char1"/>
     <w:uiPriority w:val="9"/>
     <w:semiHidden/>
     <w:unhideWhenUsed/>
@@ -8919,11 +8933,11 @@
       <w:szCs w:val="28"/>
     </w:rPr>
   </w:style>
-  <w:style w:type="paragraph" w:styleId="Kop4">
+  <w:style w:type="paragraph" w:styleId="Heading4">
     <w:name w:val="heading 4"/>
-    <w:basedOn w:val="Standaard"/>
-    <w:next w:val="Standaard"/>
-    <w:link w:val="Kop4Char"/>
+    <w:basedOn w:val="Normal"/>
+    <w:next w:val="Normal"/>
+    <w:link w:val="Heading4Char1"/>
     <w:uiPriority w:val="9"/>
     <w:semiHidden/>
     <w:unhideWhenUsed/>
@@ -8941,11 +8955,11 @@
       <w:color w:val="0F4761" w:themeColor="accent1" w:themeShade="BF"/>
     </w:rPr>
   </w:style>
-  <w:style w:type="paragraph" w:styleId="Kop5">
+  <w:style w:type="paragraph" w:styleId="Heading5">
     <w:name w:val="heading 5"/>
-    <w:basedOn w:val="Standaard"/>
-    <w:next w:val="Standaard"/>
-    <w:link w:val="Kop5Char"/>
+    <w:basedOn w:val="Normal"/>
+    <w:next w:val="Normal"/>
+    <w:link w:val="Heading5Char1"/>
     <w:uiPriority w:val="9"/>
     <w:semiHidden/>
     <w:unhideWhenUsed/>
@@ -8961,11 +8975,11 @@
       <w:color w:val="0F4761" w:themeColor="accent1" w:themeShade="BF"/>
     </w:rPr>
   </w:style>
-  <w:style w:type="paragraph" w:styleId="Kop6">
+  <w:style w:type="paragraph" w:styleId="Heading6">
     <w:name w:val="heading 6"/>
-    <w:basedOn w:val="Standaard"/>
-    <w:next w:val="Standaard"/>
-    <w:link w:val="Kop6Char"/>
+    <w:basedOn w:val="Normal"/>
+    <w:next w:val="Normal"/>
+    <w:link w:val="Heading6Char1"/>
     <w:uiPriority w:val="9"/>
     <w:semiHidden/>
     <w:unhideWhenUsed/>
@@ -8983,11 +8997,11 @@
       <w:color w:val="595959" w:themeColor="text1" w:themeTint="A6"/>
     </w:rPr>
   </w:style>
-  <w:style w:type="paragraph" w:styleId="Kop7">
+  <w:style w:type="paragraph" w:styleId="Heading7">
     <w:name w:val="heading 7"/>
-    <w:basedOn w:val="Standaard"/>
-    <w:next w:val="Standaard"/>
-    <w:link w:val="Kop7Char"/>
+    <w:basedOn w:val="Normal"/>
+    <w:next w:val="Normal"/>
+    <w:link w:val="Heading7Char1"/>
     <w:uiPriority w:val="9"/>
     <w:semiHidden/>
     <w:unhideWhenUsed/>
@@ -9003,11 +9017,11 @@
       <w:color w:val="595959" w:themeColor="text1" w:themeTint="A6"/>
     </w:rPr>
   </w:style>
-  <w:style w:type="paragraph" w:styleId="Kop8">
+  <w:style w:type="paragraph" w:styleId="Heading8">
     <w:name w:val="heading 8"/>
-    <w:basedOn w:val="Standaard"/>
-    <w:next w:val="Standaard"/>
-    <w:link w:val="Kop8Char"/>
+    <w:basedOn w:val="Normal"/>
+    <w:next w:val="Normal"/>
+    <w:link w:val="Heading8Char1"/>
     <w:uiPriority w:val="9"/>
     <w:semiHidden/>
     <w:unhideWhenUsed/>
@@ -9025,11 +9039,11 @@
       <w:color w:val="272727" w:themeColor="text1" w:themeTint="D8"/>
     </w:rPr>
   </w:style>
-  <w:style w:type="paragraph" w:styleId="Kop9">
+  <w:style w:type="paragraph" w:styleId="Heading9">
     <w:name w:val="heading 9"/>
-    <w:basedOn w:val="Standaard"/>
-    <w:next w:val="Standaard"/>
-    <w:link w:val="Kop9Char"/>
+    <w:basedOn w:val="Normal"/>
+    <w:next w:val="Normal"/>
+    <w:link w:val="Heading9Char1"/>
     <w:uiPriority w:val="9"/>
     <w:semiHidden/>
     <w:unhideWhenUsed/>
@@ -9045,13 +9059,13 @@
       <w:color w:val="272727" w:themeColor="text1" w:themeTint="D8"/>
     </w:rPr>
   </w:style>
-  <w:style w:type="character" w:default="1" w:styleId="Standaardalinea-lettertype">
+  <w:style w:type="character" w:default="1" w:styleId="DefaultParagraphFont">
     <w:name w:val="Default Paragraph Font"/>
     <w:uiPriority w:val="1"/>
     <w:semiHidden/>
     <w:unhideWhenUsed/>
   </w:style>
-  <w:style w:type="table" w:default="1" w:styleId="Standaardtabel">
+  <w:style w:type="table" w:default="1" w:styleId="TableNormal">
     <w:name w:val="Normal Table"/>
     <w:uiPriority w:val="99"/>
     <w:semiHidden/>
@@ -9066,15 +9080,15 @@
       </w:tblCellMar>
     </w:tblPr>
   </w:style>
-  <w:style w:type="numbering" w:default="1" w:styleId="Geenlijst">
+  <w:style w:type="numbering" w:default="1" w:styleId="NoList">
     <w:name w:val="No List"/>
     <w:uiPriority w:val="99"/>
     <w:semiHidden/>
     <w:unhideWhenUsed/>
   </w:style>
-  <w:style w:type="table" w:customStyle="1" w:styleId="TableGridLight">
-    <w:name w:val="Table Grid Light"/>
-    <w:basedOn w:val="Standaardtabel"/>
+  <w:style w:type="table" w:customStyle="1" w:styleId="TableGridLight1">
+    <w:name w:val="Table Grid Light1"/>
+    <w:basedOn w:val="TableNormal"/>
     <w:uiPriority w:val="59"/>
     <w:pPr>
       <w:spacing w:after="0" w:line="240" w:lineRule="auto"/>
@@ -9090,9 +9104,9 @@
       </w:tblBorders>
     </w:tblPr>
   </w:style>
-  <w:style w:type="table" w:customStyle="1" w:styleId="GridTable1Light-Accent1">
-    <w:name w:val="Grid Table 1 Light - Accent 1"/>
-    <w:basedOn w:val="Standaardtabel"/>
+  <w:style w:type="table" w:customStyle="1" w:styleId="GridTable1Light-Accent11">
+    <w:name w:val="Grid Table 1 Light - Accent 11"/>
+    <w:basedOn w:val="TableNormal"/>
     <w:uiPriority w:val="99"/>
     <w:pPr>
       <w:spacing w:after="0" w:line="240" w:lineRule="auto"/>
@@ -9156,9 +9170,9 @@
       </w:tcPr>
     </w:tblStylePr>
   </w:style>
-  <w:style w:type="table" w:customStyle="1" w:styleId="GridTable1Light-Accent2">
-    <w:name w:val="Grid Table 1 Light - Accent 2"/>
-    <w:basedOn w:val="Standaardtabel"/>
+  <w:style w:type="table" w:customStyle="1" w:styleId="GridTable1Light-Accent21">
+    <w:name w:val="Grid Table 1 Light - Accent 21"/>
+    <w:basedOn w:val="TableNormal"/>
     <w:uiPriority w:val="99"/>
     <w:pPr>
       <w:spacing w:after="0" w:line="240" w:lineRule="auto"/>
@@ -9222,9 +9236,9 @@
       </w:tcPr>
     </w:tblStylePr>
   </w:style>
-  <w:style w:type="table" w:customStyle="1" w:styleId="GridTable1Light-Accent3">
-    <w:name w:val="Grid Table 1 Light - Accent 3"/>
-    <w:basedOn w:val="Standaardtabel"/>
+  <w:style w:type="table" w:customStyle="1" w:styleId="GridTable1Light-Accent31">
+    <w:name w:val="Grid Table 1 Light - Accent 31"/>
+    <w:basedOn w:val="TableNormal"/>
     <w:uiPriority w:val="99"/>
     <w:pPr>
       <w:spacing w:after="0" w:line="240" w:lineRule="auto"/>
@@ -9288,9 +9302,9 @@
       </w:tcPr>
     </w:tblStylePr>
   </w:style>
-  <w:style w:type="table" w:customStyle="1" w:styleId="GridTable1Light-Accent4">
-    <w:name w:val="Grid Table 1 Light - Accent 4"/>
-    <w:basedOn w:val="Standaardtabel"/>
+  <w:style w:type="table" w:customStyle="1" w:styleId="GridTable1Light-Accent41">
+    <w:name w:val="Grid Table 1 Light - Accent 41"/>
+    <w:basedOn w:val="TableNormal"/>
     <w:uiPriority w:val="99"/>
     <w:pPr>
       <w:spacing w:after="0" w:line="240" w:lineRule="auto"/>
@@ -9354,9 +9368,9 @@
       </w:tcPr>
     </w:tblStylePr>
   </w:style>
-  <w:style w:type="table" w:customStyle="1" w:styleId="GridTable1Light-Accent5">
-    <w:name w:val="Grid Table 1 Light - Accent 5"/>
-    <w:basedOn w:val="Standaardtabel"/>
+  <w:style w:type="table" w:customStyle="1" w:styleId="GridTable1Light-Accent51">
+    <w:name w:val="Grid Table 1 Light - Accent 51"/>
+    <w:basedOn w:val="TableNormal"/>
     <w:uiPriority w:val="99"/>
     <w:pPr>
       <w:spacing w:after="0" w:line="240" w:lineRule="auto"/>
@@ -9420,9 +9434,9 @@
       </w:tcPr>
     </w:tblStylePr>
   </w:style>
-  <w:style w:type="table" w:customStyle="1" w:styleId="GridTable1Light-Accent6">
-    <w:name w:val="Grid Table 1 Light - Accent 6"/>
-    <w:basedOn w:val="Standaardtabel"/>
+  <w:style w:type="table" w:customStyle="1" w:styleId="GridTable1Light-Accent61">
+    <w:name w:val="Grid Table 1 Light - Accent 61"/>
+    <w:basedOn w:val="TableNormal"/>
     <w:uiPriority w:val="99"/>
     <w:pPr>
       <w:spacing w:after="0" w:line="240" w:lineRule="auto"/>
@@ -9486,9 +9500,9 @@
       </w:tcPr>
     </w:tblStylePr>
   </w:style>
-  <w:style w:type="table" w:customStyle="1" w:styleId="GridTable2-Accent1">
-    <w:name w:val="Grid Table 2 - Accent 1"/>
-    <w:basedOn w:val="Standaardtabel"/>
+  <w:style w:type="table" w:customStyle="1" w:styleId="GridTable2-Accent11">
+    <w:name w:val="Grid Table 2 - Accent 11"/>
+    <w:basedOn w:val="TableNormal"/>
     <w:uiPriority w:val="99"/>
     <w:pPr>
       <w:spacing w:after="0" w:line="240" w:lineRule="auto"/>
@@ -9569,9 +9583,9 @@
       </w:tcPr>
     </w:tblStylePr>
   </w:style>
-  <w:style w:type="table" w:customStyle="1" w:styleId="GridTable2-Accent2">
-    <w:name w:val="Grid Table 2 - Accent 2"/>
-    <w:basedOn w:val="Standaardtabel"/>
+  <w:style w:type="table" w:customStyle="1" w:styleId="GridTable2-Accent21">
+    <w:name w:val="Grid Table 2 - Accent 21"/>
+    <w:basedOn w:val="TableNormal"/>
     <w:uiPriority w:val="99"/>
     <w:pPr>
       <w:spacing w:after="0" w:line="240" w:lineRule="auto"/>
@@ -9652,9 +9666,9 @@
       </w:tcPr>
     </w:tblStylePr>
   </w:style>
-  <w:style w:type="table" w:customStyle="1" w:styleId="GridTable2-Accent3">
-    <w:name w:val="Grid Table 2 - Accent 3"/>
-    <w:basedOn w:val="Standaardtabel"/>
+  <w:style w:type="table" w:customStyle="1" w:styleId="GridTable2-Accent31">
+    <w:name w:val="Grid Table 2 - Accent 31"/>
+    <w:basedOn w:val="TableNormal"/>
     <w:uiPriority w:val="99"/>
     <w:pPr>
       <w:spacing w:after="0" w:line="240" w:lineRule="auto"/>
@@ -9735,9 +9749,9 @@
       </w:tcPr>
     </w:tblStylePr>
   </w:style>
-  <w:style w:type="table" w:customStyle="1" w:styleId="GridTable2-Accent4">
-    <w:name w:val="Grid Table 2 - Accent 4"/>
-    <w:basedOn w:val="Standaardtabel"/>
+  <w:style w:type="table" w:customStyle="1" w:styleId="GridTable2-Accent41">
+    <w:name w:val="Grid Table 2 - Accent 41"/>
+    <w:basedOn w:val="TableNormal"/>
     <w:uiPriority w:val="99"/>
     <w:pPr>
       <w:spacing w:after="0" w:line="240" w:lineRule="auto"/>
@@ -9818,9 +9832,9 @@
       </w:tcPr>
     </w:tblStylePr>
   </w:style>
-  <w:style w:type="table" w:customStyle="1" w:styleId="GridTable2-Accent5">
-    <w:name w:val="Grid Table 2 - Accent 5"/>
-    <w:basedOn w:val="Standaardtabel"/>
+  <w:style w:type="table" w:customStyle="1" w:styleId="GridTable2-Accent51">
+    <w:name w:val="Grid Table 2 - Accent 51"/>
+    <w:basedOn w:val="TableNormal"/>
     <w:uiPriority w:val="99"/>
     <w:pPr>
       <w:spacing w:after="0" w:line="240" w:lineRule="auto"/>
@@ -9901,9 +9915,9 @@
       </w:tcPr>
     </w:tblStylePr>
   </w:style>
-  <w:style w:type="table" w:customStyle="1" w:styleId="GridTable2-Accent6">
-    <w:name w:val="Grid Table 2 - Accent 6"/>
-    <w:basedOn w:val="Standaardtabel"/>
+  <w:style w:type="table" w:customStyle="1" w:styleId="GridTable2-Accent61">
+    <w:name w:val="Grid Table 2 - Accent 61"/>
+    <w:basedOn w:val="TableNormal"/>
     <w:uiPriority w:val="99"/>
     <w:pPr>
       <w:spacing w:after="0" w:line="240" w:lineRule="auto"/>
@@ -9984,9 +9998,9 @@
       </w:tcPr>
     </w:tblStylePr>
   </w:style>
-  <w:style w:type="table" w:customStyle="1" w:styleId="GridTable3-Accent1">
-    <w:name w:val="Grid Table 3 - Accent 1"/>
-    <w:basedOn w:val="Standaardtabel"/>
+  <w:style w:type="table" w:customStyle="1" w:styleId="GridTable3-Accent11">
+    <w:name w:val="Grid Table 3 - Accent 11"/>
+    <w:basedOn w:val="TableNormal"/>
     <w:uiPriority w:val="99"/>
     <w:pPr>
       <w:spacing w:after="0" w:line="240" w:lineRule="auto"/>
@@ -10090,9 +10104,9 @@
       </w:tcPr>
     </w:tblStylePr>
   </w:style>
-  <w:style w:type="table" w:customStyle="1" w:styleId="GridTable3-Accent2">
-    <w:name w:val="Grid Table 3 - Accent 2"/>
-    <w:basedOn w:val="Standaardtabel"/>
+  <w:style w:type="table" w:customStyle="1" w:styleId="GridTable3-Accent21">
+    <w:name w:val="Grid Table 3 - Accent 21"/>
+    <w:basedOn w:val="TableNormal"/>
     <w:uiPriority w:val="99"/>
     <w:pPr>
       <w:spacing w:after="0" w:line="240" w:lineRule="auto"/>
@@ -10196,9 +10210,9 @@
       </w:tcPr>
     </w:tblStylePr>
   </w:style>
-  <w:style w:type="table" w:customStyle="1" w:styleId="GridTable3-Accent3">
-    <w:name w:val="Grid Table 3 - Accent 3"/>
-    <w:basedOn w:val="Standaardtabel"/>
+  <w:style w:type="table" w:customStyle="1" w:styleId="GridTable3-Accent31">
+    <w:name w:val="Grid Table 3 - Accent 31"/>
+    <w:basedOn w:val="TableNormal"/>
     <w:uiPriority w:val="99"/>
     <w:pPr>
       <w:spacing w:after="0" w:line="240" w:lineRule="auto"/>
@@ -10302,9 +10316,9 @@
       </w:tcPr>
     </w:tblStylePr>
   </w:style>
-  <w:style w:type="table" w:customStyle="1" w:styleId="GridTable3-Accent4">
-    <w:name w:val="Grid Table 3 - Accent 4"/>
-    <w:basedOn w:val="Standaardtabel"/>
+  <w:style w:type="table" w:customStyle="1" w:styleId="GridTable3-Accent41">
+    <w:name w:val="Grid Table 3 - Accent 41"/>
+    <w:basedOn w:val="TableNormal"/>
     <w:uiPriority w:val="99"/>
     <w:pPr>
       <w:spacing w:after="0" w:line="240" w:lineRule="auto"/>
@@ -10408,9 +10422,9 @@
       </w:tcPr>
     </w:tblStylePr>
   </w:style>
-  <w:style w:type="table" w:customStyle="1" w:styleId="GridTable3-Accent5">
-    <w:name w:val="Grid Table 3 - Accent 5"/>
-    <w:basedOn w:val="Standaardtabel"/>
+  <w:style w:type="table" w:customStyle="1" w:styleId="GridTable3-Accent51">
+    <w:name w:val="Grid Table 3 - Accent 51"/>
+    <w:basedOn w:val="TableNormal"/>
     <w:uiPriority w:val="99"/>
     <w:pPr>
       <w:spacing w:after="0" w:line="240" w:lineRule="auto"/>
@@ -10514,9 +10528,9 @@
       </w:tcPr>
     </w:tblStylePr>
   </w:style>
-  <w:style w:type="table" w:customStyle="1" w:styleId="GridTable3-Accent6">
-    <w:name w:val="Grid Table 3 - Accent 6"/>
-    <w:basedOn w:val="Standaardtabel"/>
+  <w:style w:type="table" w:customStyle="1" w:styleId="GridTable3-Accent61">
+    <w:name w:val="Grid Table 3 - Accent 61"/>
+    <w:basedOn w:val="TableNormal"/>
     <w:uiPriority w:val="99"/>
     <w:pPr>
       <w:spacing w:after="0" w:line="240" w:lineRule="auto"/>
@@ -10620,9 +10634,9 @@
       </w:tcPr>
     </w:tblStylePr>
   </w:style>
-  <w:style w:type="table" w:customStyle="1" w:styleId="GridTable4-Accent1">
-    <w:name w:val="Grid Table 4 - Accent 1"/>
-    <w:basedOn w:val="Standaardtabel"/>
+  <w:style w:type="table" w:customStyle="1" w:styleId="GridTable4-Accent11">
+    <w:name w:val="Grid Table 4 - Accent 11"/>
+    <w:basedOn w:val="TableNormal"/>
     <w:uiPriority w:val="59"/>
     <w:pPr>
       <w:spacing w:after="0" w:line="240" w:lineRule="auto"/>
@@ -10704,9 +10718,9 @@
       </w:tcPr>
     </w:tblStylePr>
   </w:style>
-  <w:style w:type="table" w:customStyle="1" w:styleId="GridTable4-Accent2">
-    <w:name w:val="Grid Table 4 - Accent 2"/>
-    <w:basedOn w:val="Standaardtabel"/>
+  <w:style w:type="table" w:customStyle="1" w:styleId="GridTable4-Accent21">
+    <w:name w:val="Grid Table 4 - Accent 21"/>
+    <w:basedOn w:val="TableNormal"/>
     <w:uiPriority w:val="59"/>
     <w:pPr>
       <w:spacing w:after="0" w:line="240" w:lineRule="auto"/>
@@ -10788,9 +10802,9 @@
       </w:tcPr>
     </w:tblStylePr>
   </w:style>
-  <w:style w:type="table" w:customStyle="1" w:styleId="GridTable4-Accent3">
-    <w:name w:val="Grid Table 4 - Accent 3"/>
-    <w:basedOn w:val="Standaardtabel"/>
+  <w:style w:type="table" w:customStyle="1" w:styleId="GridTable4-Accent31">
+    <w:name w:val="Grid Table 4 - Accent 31"/>
+    <w:basedOn w:val="TableNormal"/>
     <w:uiPriority w:val="59"/>
     <w:pPr>
       <w:spacing w:after="0" w:line="240" w:lineRule="auto"/>
@@ -10872,9 +10886,9 @@
       </w:tcPr>
     </w:tblStylePr>
   </w:style>
-  <w:style w:type="table" w:customStyle="1" w:styleId="GridTable4-Accent4">
-    <w:name w:val="Grid Table 4 - Accent 4"/>
-    <w:basedOn w:val="Standaardtabel"/>
+  <w:style w:type="table" w:customStyle="1" w:styleId="GridTable4-Accent41">
+    <w:name w:val="Grid Table 4 - Accent 41"/>
+    <w:basedOn w:val="TableNormal"/>
     <w:uiPriority w:val="59"/>
     <w:pPr>
       <w:spacing w:after="0" w:line="240" w:lineRule="auto"/>
@@ -10956,9 +10970,9 @@
       </w:tcPr>
     </w:tblStylePr>
   </w:style>
-  <w:style w:type="table" w:customStyle="1" w:styleId="GridTable4-Accent5">
-    <w:name w:val="Grid Table 4 - Accent 5"/>
-    <w:basedOn w:val="Standaardtabel"/>
+  <w:style w:type="table" w:customStyle="1" w:styleId="GridTable4-Accent51">
+    <w:name w:val="Grid Table 4 - Accent 51"/>
+    <w:basedOn w:val="TableNormal"/>
     <w:uiPriority w:val="59"/>
     <w:pPr>
       <w:spacing w:after="0" w:line="240" w:lineRule="auto"/>
@@ -11040,9 +11054,9 @@
       </w:tcPr>
     </w:tblStylePr>
   </w:style>
-  <w:style w:type="table" w:customStyle="1" w:styleId="GridTable4-Accent6">
-    <w:name w:val="Grid Table 4 - Accent 6"/>
-    <w:basedOn w:val="Standaardtabel"/>
+  <w:style w:type="table" w:customStyle="1" w:styleId="GridTable4-Accent61">
+    <w:name w:val="Grid Table 4 - Accent 61"/>
+    <w:basedOn w:val="TableNormal"/>
     <w:uiPriority w:val="59"/>
     <w:pPr>
       <w:spacing w:after="0" w:line="240" w:lineRule="auto"/>
@@ -11124,9 +11138,9 @@
       </w:tcPr>
     </w:tblStylePr>
   </w:style>
-  <w:style w:type="table" w:customStyle="1" w:styleId="GridTable5Dark-Accent2">
-    <w:name w:val="Grid Table 5 Dark - Accent 2"/>
-    <w:basedOn w:val="Standaardtabel"/>
+  <w:style w:type="table" w:customStyle="1" w:styleId="GridTable5Dark-Accent21">
+    <w:name w:val="Grid Table 5 Dark - Accent 21"/>
+    <w:basedOn w:val="TableNormal"/>
     <w:uiPriority w:val="99"/>
     <w:pPr>
       <w:spacing w:after="0" w:line="240" w:lineRule="auto"/>
@@ -11208,9 +11222,9 @@
       </w:tcPr>
     </w:tblStylePr>
   </w:style>
-  <w:style w:type="table" w:customStyle="1" w:styleId="GridTable5Dark-Accent3">
-    <w:name w:val="Grid Table 5 Dark - Accent 3"/>
-    <w:basedOn w:val="Standaardtabel"/>
+  <w:style w:type="table" w:customStyle="1" w:styleId="GridTable5Dark-Accent31">
+    <w:name w:val="Grid Table 5 Dark - Accent 31"/>
+    <w:basedOn w:val="TableNormal"/>
     <w:uiPriority w:val="99"/>
     <w:pPr>
       <w:spacing w:after="0" w:line="240" w:lineRule="auto"/>
@@ -11292,9 +11306,9 @@
       </w:tcPr>
     </w:tblStylePr>
   </w:style>
-  <w:style w:type="table" w:customStyle="1" w:styleId="GridTable5Dark-Accent5">
-    <w:name w:val="Grid Table 5 Dark - Accent 5"/>
-    <w:basedOn w:val="Standaardtabel"/>
+  <w:style w:type="table" w:customStyle="1" w:styleId="GridTable5Dark-Accent51">
+    <w:name w:val="Grid Table 5 Dark - Accent 51"/>
+    <w:basedOn w:val="TableNormal"/>
     <w:uiPriority w:val="99"/>
     <w:pPr>
       <w:spacing w:after="0" w:line="240" w:lineRule="auto"/>
@@ -11376,9 +11390,9 @@
       </w:tcPr>
     </w:tblStylePr>
   </w:style>
-  <w:style w:type="table" w:customStyle="1" w:styleId="GridTable5Dark-Accent6">
-    <w:name w:val="Grid Table 5 Dark - Accent 6"/>
-    <w:basedOn w:val="Standaardtabel"/>
+  <w:style w:type="table" w:customStyle="1" w:styleId="GridTable5Dark-Accent61">
+    <w:name w:val="Grid Table 5 Dark - Accent 61"/>
+    <w:basedOn w:val="TableNormal"/>
     <w:uiPriority w:val="99"/>
     <w:pPr>
       <w:spacing w:after="0" w:line="240" w:lineRule="auto"/>
@@ -11460,9 +11474,9 @@
       </w:tcPr>
     </w:tblStylePr>
   </w:style>
-  <w:style w:type="table" w:customStyle="1" w:styleId="GridTable6Colorful-Accent1">
-    <w:name w:val="Grid Table 6 Colorful - Accent 1"/>
-    <w:basedOn w:val="Standaardtabel"/>
+  <w:style w:type="table" w:customStyle="1" w:styleId="GridTable6Colorful-Accent11">
+    <w:name w:val="Grid Table 6 Colorful - Accent 11"/>
+    <w:basedOn w:val="TableNormal"/>
     <w:uiPriority w:val="99"/>
     <w:pPr>
       <w:spacing w:after="0" w:line="240" w:lineRule="auto"/>
@@ -11534,9 +11548,9 @@
       </w:rPr>
     </w:tblStylePr>
   </w:style>
-  <w:style w:type="table" w:customStyle="1" w:styleId="GridTable6Colorful-Accent2">
-    <w:name w:val="Grid Table 6 Colorful - Accent 2"/>
-    <w:basedOn w:val="Standaardtabel"/>
+  <w:style w:type="table" w:customStyle="1" w:styleId="GridTable6Colorful-Accent21">
+    <w:name w:val="Grid Table 6 Colorful - Accent 21"/>
+    <w:basedOn w:val="TableNormal"/>
     <w:uiPriority w:val="99"/>
     <w:pPr>
       <w:spacing w:after="0" w:line="240" w:lineRule="auto"/>
@@ -11608,9 +11622,9 @@
       </w:rPr>
     </w:tblStylePr>
   </w:style>
-  <w:style w:type="table" w:customStyle="1" w:styleId="GridTable6Colorful-Accent3">
-    <w:name w:val="Grid Table 6 Colorful - Accent 3"/>
-    <w:basedOn w:val="Standaardtabel"/>
+  <w:style w:type="table" w:customStyle="1" w:styleId="GridTable6Colorful-Accent31">
+    <w:name w:val="Grid Table 6 Colorful - Accent 31"/>
+    <w:basedOn w:val="TableNormal"/>
     <w:uiPriority w:val="99"/>
     <w:pPr>
       <w:spacing w:after="0" w:line="240" w:lineRule="auto"/>
@@ -11682,9 +11696,9 @@
       </w:rPr>
     </w:tblStylePr>
   </w:style>
-  <w:style w:type="table" w:customStyle="1" w:styleId="GridTable6Colorful-Accent4">
-    <w:name w:val="Grid Table 6 Colorful - Accent 4"/>
-    <w:basedOn w:val="Standaardtabel"/>
+  <w:style w:type="table" w:customStyle="1" w:styleId="GridTable6Colorful-Accent41">
+    <w:name w:val="Grid Table 6 Colorful - Accent 41"/>
+    <w:basedOn w:val="TableNormal"/>
     <w:uiPriority w:val="99"/>
     <w:pPr>
       <w:spacing w:after="0" w:line="240" w:lineRule="auto"/>
@@ -11756,9 +11770,9 @@
       </w:rPr>
     </w:tblStylePr>
   </w:style>
-  <w:style w:type="table" w:customStyle="1" w:styleId="GridTable6Colorful-Accent5">
-    <w:name w:val="Grid Table 6 Colorful - Accent 5"/>
-    <w:basedOn w:val="Standaardtabel"/>
+  <w:style w:type="table" w:customStyle="1" w:styleId="GridTable6Colorful-Accent51">
+    <w:name w:val="Grid Table 6 Colorful - Accent 51"/>
+    <w:basedOn w:val="TableNormal"/>
     <w:uiPriority w:val="99"/>
     <w:pPr>
       <w:spacing w:after="0" w:line="240" w:lineRule="auto"/>
@@ -11830,9 +11844,9 @@
       </w:rPr>
     </w:tblStylePr>
   </w:style>
-  <w:style w:type="table" w:customStyle="1" w:styleId="GridTable6Colorful-Accent6">
-    <w:name w:val="Grid Table 6 Colorful - Accent 6"/>
-    <w:basedOn w:val="Standaardtabel"/>
+  <w:style w:type="table" w:customStyle="1" w:styleId="GridTable6Colorful-Accent61">
+    <w:name w:val="Grid Table 6 Colorful - Accent 61"/>
+    <w:basedOn w:val="TableNormal"/>
     <w:uiPriority w:val="99"/>
     <w:pPr>
       <w:spacing w:after="0" w:line="240" w:lineRule="auto"/>
@@ -11904,9 +11918,9 @@
       </w:rPr>
     </w:tblStylePr>
   </w:style>
-  <w:style w:type="table" w:customStyle="1" w:styleId="GridTable7Colorful-Accent1">
-    <w:name w:val="Grid Table 7 Colorful - Accent 1"/>
-    <w:basedOn w:val="Standaardtabel"/>
+  <w:style w:type="table" w:customStyle="1" w:styleId="GridTable7Colorful-Accent11">
+    <w:name w:val="Grid Table 7 Colorful - Accent 11"/>
+    <w:basedOn w:val="TableNormal"/>
     <w:uiPriority w:val="99"/>
     <w:pPr>
       <w:spacing w:after="0" w:line="240" w:lineRule="auto"/>
@@ -12021,9 +12035,9 @@
       </w:rPr>
     </w:tblStylePr>
   </w:style>
-  <w:style w:type="table" w:customStyle="1" w:styleId="GridTable7Colorful-Accent2">
-    <w:name w:val="Grid Table 7 Colorful - Accent 2"/>
-    <w:basedOn w:val="Standaardtabel"/>
+  <w:style w:type="table" w:customStyle="1" w:styleId="GridTable7Colorful-Accent21">
+    <w:name w:val="Grid Table 7 Colorful - Accent 21"/>
+    <w:basedOn w:val="TableNormal"/>
     <w:uiPriority w:val="99"/>
     <w:pPr>
       <w:spacing w:after="0" w:line="240" w:lineRule="auto"/>
@@ -12138,9 +12152,9 @@
       </w:rPr>
     </w:tblStylePr>
   </w:style>
-  <w:style w:type="table" w:customStyle="1" w:styleId="GridTable7Colorful-Accent3">
-    <w:name w:val="Grid Table 7 Colorful - Accent 3"/>
-    <w:basedOn w:val="Standaardtabel"/>
+  <w:style w:type="table" w:customStyle="1" w:styleId="GridTable7Colorful-Accent31">
+    <w:name w:val="Grid Table 7 Colorful - Accent 31"/>
+    <w:basedOn w:val="TableNormal"/>
     <w:uiPriority w:val="99"/>
     <w:pPr>
       <w:spacing w:after="0" w:line="240" w:lineRule="auto"/>
@@ -12255,9 +12269,9 @@
       </w:rPr>
     </w:tblStylePr>
   </w:style>
-  <w:style w:type="table" w:customStyle="1" w:styleId="GridTable7Colorful-Accent4">
-    <w:name w:val="Grid Table 7 Colorful - Accent 4"/>
-    <w:basedOn w:val="Standaardtabel"/>
+  <w:style w:type="table" w:customStyle="1" w:styleId="GridTable7Colorful-Accent41">
+    <w:name w:val="Grid Table 7 Colorful - Accent 41"/>
+    <w:basedOn w:val="TableNormal"/>
     <w:uiPriority w:val="99"/>
     <w:pPr>
       <w:spacing w:after="0" w:line="240" w:lineRule="auto"/>
@@ -12372,9 +12386,9 @@
       </w:rPr>
     </w:tblStylePr>
   </w:style>
-  <w:style w:type="table" w:customStyle="1" w:styleId="GridTable7Colorful-Accent5">
-    <w:name w:val="Grid Table 7 Colorful - Accent 5"/>
-    <w:basedOn w:val="Standaardtabel"/>
+  <w:style w:type="table" w:customStyle="1" w:styleId="GridTable7Colorful-Accent51">
+    <w:name w:val="Grid Table 7 Colorful - Accent 51"/>
+    <w:basedOn w:val="TableNormal"/>
     <w:uiPriority w:val="99"/>
     <w:pPr>
       <w:spacing w:after="0" w:line="240" w:lineRule="auto"/>
@@ -12489,9 +12503,9 @@
       </w:rPr>
     </w:tblStylePr>
   </w:style>
-  <w:style w:type="table" w:customStyle="1" w:styleId="GridTable7Colorful-Accent6">
-    <w:name w:val="Grid Table 7 Colorful - Accent 6"/>
-    <w:basedOn w:val="Standaardtabel"/>
+  <w:style w:type="table" w:customStyle="1" w:styleId="GridTable7Colorful-Accent61">
+    <w:name w:val="Grid Table 7 Colorful - Accent 61"/>
+    <w:basedOn w:val="TableNormal"/>
     <w:uiPriority w:val="99"/>
     <w:pPr>
       <w:spacing w:after="0" w:line="240" w:lineRule="auto"/>
@@ -12606,9 +12620,9 @@
       </w:rPr>
     </w:tblStylePr>
   </w:style>
-  <w:style w:type="table" w:customStyle="1" w:styleId="ListTable1Light-Accent1">
-    <w:name w:val="List Table 1 Light - Accent 1"/>
-    <w:basedOn w:val="Standaardtabel"/>
+  <w:style w:type="table" w:customStyle="1" w:styleId="ListTable1Light-Accent11">
+    <w:name w:val="List Table 1 Light - Accent 11"/>
+    <w:basedOn w:val="TableNormal"/>
     <w:uiPriority w:val="99"/>
     <w:pPr>
       <w:spacing w:after="0" w:line="240" w:lineRule="auto"/>
@@ -12672,9 +12686,9 @@
       </w:tcPr>
     </w:tblStylePr>
   </w:style>
-  <w:style w:type="table" w:customStyle="1" w:styleId="ListTable1Light-Accent2">
-    <w:name w:val="List Table 1 Light - Accent 2"/>
-    <w:basedOn w:val="Standaardtabel"/>
+  <w:style w:type="table" w:customStyle="1" w:styleId="ListTable1Light-Accent21">
+    <w:name w:val="List Table 1 Light - Accent 21"/>
+    <w:basedOn w:val="TableNormal"/>
     <w:uiPriority w:val="99"/>
     <w:pPr>
       <w:spacing w:after="0" w:line="240" w:lineRule="auto"/>
@@ -12738,9 +12752,9 @@
       </w:tcPr>
     </w:tblStylePr>
   </w:style>
-  <w:style w:type="table" w:customStyle="1" w:styleId="ListTable1Light-Accent3">
-    <w:name w:val="List Table 1 Light - Accent 3"/>
-    <w:basedOn w:val="Standaardtabel"/>
+  <w:style w:type="table" w:customStyle="1" w:styleId="ListTable1Light-Accent31">
+    <w:name w:val="List Table 1 Light - Accent 31"/>
+    <w:basedOn w:val="TableNormal"/>
     <w:uiPriority w:val="99"/>
     <w:pPr>
       <w:spacing w:after="0" w:line="240" w:lineRule="auto"/>
@@ -12804,9 +12818,9 @@
       </w:tcPr>
     </w:tblStylePr>
   </w:style>
-  <w:style w:type="table" w:customStyle="1" w:styleId="ListTable1Light-Accent4">
-    <w:name w:val="List Table 1 Light - Accent 4"/>
-    <w:basedOn w:val="Standaardtabel"/>
+  <w:style w:type="table" w:customStyle="1" w:styleId="ListTable1Light-Accent41">
+    <w:name w:val="List Table 1 Light - Accent 41"/>
+    <w:basedOn w:val="TableNormal"/>
     <w:uiPriority w:val="99"/>
     <w:pPr>
       <w:spacing w:after="0" w:line="240" w:lineRule="auto"/>
@@ -12870,9 +12884,9 @@
       </w:tcPr>
     </w:tblStylePr>
   </w:style>
-  <w:style w:type="table" w:customStyle="1" w:styleId="ListTable1Light-Accent5">
-    <w:name w:val="List Table 1 Light - Accent 5"/>
-    <w:basedOn w:val="Standaardtabel"/>
+  <w:style w:type="table" w:customStyle="1" w:styleId="ListTable1Light-Accent51">
+    <w:name w:val="List Table 1 Light - Accent 51"/>
+    <w:basedOn w:val="TableNormal"/>
     <w:uiPriority w:val="99"/>
     <w:pPr>
       <w:spacing w:after="0" w:line="240" w:lineRule="auto"/>
@@ -12936,9 +12950,9 @@
       </w:tcPr>
     </w:tblStylePr>
   </w:style>
-  <w:style w:type="table" w:customStyle="1" w:styleId="ListTable1Light-Accent6">
-    <w:name w:val="List Table 1 Light - Accent 6"/>
-    <w:basedOn w:val="Standaardtabel"/>
+  <w:style w:type="table" w:customStyle="1" w:styleId="ListTable1Light-Accent61">
+    <w:name w:val="List Table 1 Light - Accent 61"/>
+    <w:basedOn w:val="TableNormal"/>
     <w:uiPriority w:val="99"/>
     <w:pPr>
       <w:spacing w:after="0" w:line="240" w:lineRule="auto"/>
@@ -13002,9 +13016,9 @@
       </w:tcPr>
     </w:tblStylePr>
   </w:style>
-  <w:style w:type="table" w:customStyle="1" w:styleId="ListTable2-Accent1">
-    <w:name w:val="List Table 2 - Accent 1"/>
-    <w:basedOn w:val="Standaardtabel"/>
+  <w:style w:type="table" w:customStyle="1" w:styleId="ListTable2-Accent11">
+    <w:name w:val="List Table 2 - Accent 11"/>
+    <w:basedOn w:val="TableNormal"/>
     <w:uiPriority w:val="99"/>
     <w:pPr>
       <w:spacing w:after="0" w:line="240" w:lineRule="auto"/>
@@ -13091,9 +13105,9 @@
       </w:tcPr>
     </w:tblStylePr>
   </w:style>
-  <w:style w:type="table" w:customStyle="1" w:styleId="ListTable2-Accent2">
-    <w:name w:val="List Table 2 - Accent 2"/>
-    <w:basedOn w:val="Standaardtabel"/>
+  <w:style w:type="table" w:customStyle="1" w:styleId="ListTable2-Accent21">
+    <w:name w:val="List Table 2 - Accent 21"/>
+    <w:basedOn w:val="TableNormal"/>
     <w:uiPriority w:val="99"/>
     <w:pPr>
       <w:spacing w:after="0" w:line="240" w:lineRule="auto"/>
@@ -13180,9 +13194,9 @@
       </w:tcPr>
     </w:tblStylePr>
   </w:style>
-  <w:style w:type="table" w:customStyle="1" w:styleId="ListTable2-Accent3">
-    <w:name w:val="List Table 2 - Accent 3"/>
-    <w:basedOn w:val="Standaardtabel"/>
+  <w:style w:type="table" w:customStyle="1" w:styleId="ListTable2-Accent31">
+    <w:name w:val="List Table 2 - Accent 31"/>
+    <w:basedOn w:val="TableNormal"/>
     <w:uiPriority w:val="99"/>
     <w:pPr>
       <w:spacing w:after="0" w:line="240" w:lineRule="auto"/>
@@ -13269,9 +13283,9 @@
       </w:tcPr>
     </w:tblStylePr>
   </w:style>
-  <w:style w:type="table" w:customStyle="1" w:styleId="ListTable2-Accent4">
-    <w:name w:val="List Table 2 - Accent 4"/>
-    <w:basedOn w:val="Standaardtabel"/>
+  <w:style w:type="table" w:customStyle="1" w:styleId="ListTable2-Accent41">
+    <w:name w:val="List Table 2 - Accent 41"/>
+    <w:basedOn w:val="TableNormal"/>
     <w:uiPriority w:val="99"/>
     <w:pPr>
       <w:spacing w:after="0" w:line="240" w:lineRule="auto"/>
@@ -13358,9 +13372,9 @@
       </w:tcPr>
     </w:tblStylePr>
   </w:style>
-  <w:style w:type="table" w:customStyle="1" w:styleId="ListTable2-Accent5">
-    <w:name w:val="List Table 2 - Accent 5"/>
-    <w:basedOn w:val="Standaardtabel"/>
+  <w:style w:type="table" w:customStyle="1" w:styleId="ListTable2-Accent51">
+    <w:name w:val="List Table 2 - Accent 51"/>
+    <w:basedOn w:val="TableNormal"/>
     <w:uiPriority w:val="99"/>
     <w:pPr>
       <w:spacing w:after="0" w:line="240" w:lineRule="auto"/>
@@ -13447,9 +13461,9 @@
       </w:tcPr>
     </w:tblStylePr>
   </w:style>
-  <w:style w:type="table" w:customStyle="1" w:styleId="ListTable2-Accent6">
-    <w:name w:val="List Table 2 - Accent 6"/>
-    <w:basedOn w:val="Standaardtabel"/>
+  <w:style w:type="table" w:customStyle="1" w:styleId="ListTable2-Accent61">
+    <w:name w:val="List Table 2 - Accent 61"/>
+    <w:basedOn w:val="TableNormal"/>
     <w:uiPriority w:val="99"/>
     <w:pPr>
       <w:spacing w:after="0" w:line="240" w:lineRule="auto"/>
@@ -13536,9 +13550,9 @@
       </w:tcPr>
     </w:tblStylePr>
   </w:style>
-  <w:style w:type="table" w:customStyle="1" w:styleId="ListTable3-Accent1">
-    <w:name w:val="List Table 3 - Accent 1"/>
-    <w:basedOn w:val="Standaardtabel"/>
+  <w:style w:type="table" w:customStyle="1" w:styleId="ListTable3-Accent11">
+    <w:name w:val="List Table 3 - Accent 11"/>
+    <w:basedOn w:val="TableNormal"/>
     <w:uiPriority w:val="99"/>
     <w:pPr>
       <w:spacing w:after="0" w:line="240" w:lineRule="auto"/>
@@ -13612,9 +13626,9 @@
       </w:tcPr>
     </w:tblStylePr>
   </w:style>
-  <w:style w:type="table" w:customStyle="1" w:styleId="ListTable3-Accent2">
-    <w:name w:val="List Table 3 - Accent 2"/>
-    <w:basedOn w:val="Standaardtabel"/>
+  <w:style w:type="table" w:customStyle="1" w:styleId="ListTable3-Accent21">
+    <w:name w:val="List Table 3 - Accent 21"/>
+    <w:basedOn w:val="TableNormal"/>
     <w:uiPriority w:val="99"/>
     <w:pPr>
       <w:spacing w:after="0" w:line="240" w:lineRule="auto"/>
@@ -13688,9 +13702,9 @@
       </w:tcPr>
     </w:tblStylePr>
   </w:style>
-  <w:style w:type="table" w:customStyle="1" w:styleId="ListTable3-Accent3">
-    <w:name w:val="List Table 3 - Accent 3"/>
-    <w:basedOn w:val="Standaardtabel"/>
+  <w:style w:type="table" w:customStyle="1" w:styleId="ListTable3-Accent31">
+    <w:name w:val="List Table 3 - Accent 31"/>
+    <w:basedOn w:val="TableNormal"/>
     <w:uiPriority w:val="99"/>
     <w:pPr>
       <w:spacing w:after="0" w:line="240" w:lineRule="auto"/>
@@ -13764,9 +13778,9 @@
       </w:tcPr>
     </w:tblStylePr>
   </w:style>
-  <w:style w:type="table" w:customStyle="1" w:styleId="ListTable3-Accent4">
-    <w:name w:val="List Table 3 - Accent 4"/>
-    <w:basedOn w:val="Standaardtabel"/>
+  <w:style w:type="table" w:customStyle="1" w:styleId="ListTable3-Accent41">
+    <w:name w:val="List Table 3 - Accent 41"/>
+    <w:basedOn w:val="TableNormal"/>
     <w:uiPriority w:val="99"/>
     <w:pPr>
       <w:spacing w:after="0" w:line="240" w:lineRule="auto"/>
@@ -13840,9 +13854,9 @@
       </w:tcPr>
     </w:tblStylePr>
   </w:style>
-  <w:style w:type="table" w:customStyle="1" w:styleId="ListTable3-Accent5">
-    <w:name w:val="List Table 3 - Accent 5"/>
-    <w:basedOn w:val="Standaardtabel"/>
+  <w:style w:type="table" w:customStyle="1" w:styleId="ListTable3-Accent51">
+    <w:name w:val="List Table 3 - Accent 51"/>
+    <w:basedOn w:val="TableNormal"/>
     <w:uiPriority w:val="99"/>
     <w:pPr>
       <w:spacing w:after="0" w:line="240" w:lineRule="auto"/>
@@ -13916,9 +13930,9 @@
       </w:tcPr>
     </w:tblStylePr>
   </w:style>
-  <w:style w:type="table" w:customStyle="1" w:styleId="ListTable3-Accent6">
-    <w:name w:val="List Table 3 - Accent 6"/>
-    <w:basedOn w:val="Standaardtabel"/>
+  <w:style w:type="table" w:customStyle="1" w:styleId="ListTable3-Accent61">
+    <w:name w:val="List Table 3 - Accent 61"/>
+    <w:basedOn w:val="TableNormal"/>
     <w:uiPriority w:val="99"/>
     <w:pPr>
       <w:spacing w:after="0" w:line="240" w:lineRule="auto"/>
@@ -13992,9 +14006,9 @@
       </w:tcPr>
     </w:tblStylePr>
   </w:style>
-  <w:style w:type="table" w:customStyle="1" w:styleId="ListTable4-Accent1">
-    <w:name w:val="List Table 4 - Accent 1"/>
-    <w:basedOn w:val="Standaardtabel"/>
+  <w:style w:type="table" w:customStyle="1" w:styleId="ListTable4-Accent11">
+    <w:name w:val="List Table 4 - Accent 11"/>
+    <w:basedOn w:val="TableNormal"/>
     <w:uiPriority w:val="99"/>
     <w:pPr>
       <w:spacing w:after="0" w:line="240" w:lineRule="auto"/>
@@ -14063,9 +14077,9 @@
       </w:tcPr>
     </w:tblStylePr>
   </w:style>
-  <w:style w:type="table" w:customStyle="1" w:styleId="ListTable4-Accent2">
-    <w:name w:val="List Table 4 - Accent 2"/>
-    <w:basedOn w:val="Standaardtabel"/>
+  <w:style w:type="table" w:customStyle="1" w:styleId="ListTable4-Accent21">
+    <w:name w:val="List Table 4 - Accent 21"/>
+    <w:basedOn w:val="TableNormal"/>
     <w:uiPriority w:val="99"/>
     <w:pPr>
       <w:spacing w:after="0" w:line="240" w:lineRule="auto"/>
@@ -14134,9 +14148,9 @@
       </w:tcPr>
     </w:tblStylePr>
   </w:style>
-  <w:style w:type="table" w:customStyle="1" w:styleId="ListTable4-Accent3">
-    <w:name w:val="List Table 4 - Accent 3"/>
-    <w:basedOn w:val="Standaardtabel"/>
+  <w:style w:type="table" w:customStyle="1" w:styleId="ListTable4-Accent31">
+    <w:name w:val="List Table 4 - Accent 31"/>
+    <w:basedOn w:val="TableNormal"/>
     <w:uiPriority w:val="99"/>
     <w:pPr>
       <w:spacing w:after="0" w:line="240" w:lineRule="auto"/>
@@ -14205,9 +14219,9 @@
       </w:tcPr>
     </w:tblStylePr>
   </w:style>
-  <w:style w:type="table" w:customStyle="1" w:styleId="ListTable4-Accent4">
-    <w:name w:val="List Table 4 - Accent 4"/>
-    <w:basedOn w:val="Standaardtabel"/>
+  <w:style w:type="table" w:customStyle="1" w:styleId="ListTable4-Accent41">
+    <w:name w:val="List Table 4 - Accent 41"/>
+    <w:basedOn w:val="TableNormal"/>
     <w:uiPriority w:val="99"/>
     <w:pPr>
       <w:spacing w:after="0" w:line="240" w:lineRule="auto"/>
@@ -14276,9 +14290,9 @@
       </w:tcPr>
     </w:tblStylePr>
   </w:style>
-  <w:style w:type="table" w:customStyle="1" w:styleId="ListTable4-Accent5">
-    <w:name w:val="List Table 4 - Accent 5"/>
-    <w:basedOn w:val="Standaardtabel"/>
+  <w:style w:type="table" w:customStyle="1" w:styleId="ListTable4-Accent51">
+    <w:name w:val="List Table 4 - Accent 51"/>
+    <w:basedOn w:val="TableNormal"/>
     <w:uiPriority w:val="99"/>
     <w:pPr>
       <w:spacing w:after="0" w:line="240" w:lineRule="auto"/>
@@ -14347,9 +14361,9 @@
       </w:tcPr>
     </w:tblStylePr>
   </w:style>
-  <w:style w:type="table" w:customStyle="1" w:styleId="ListTable4-Accent6">
-    <w:name w:val="List Table 4 - Accent 6"/>
-    <w:basedOn w:val="Standaardtabel"/>
+  <w:style w:type="table" w:customStyle="1" w:styleId="ListTable4-Accent61">
+    <w:name w:val="List Table 4 - Accent 61"/>
+    <w:basedOn w:val="TableNormal"/>
     <w:uiPriority w:val="99"/>
     <w:pPr>
       <w:spacing w:after="0" w:line="240" w:lineRule="auto"/>
@@ -14418,9 +14432,9 @@
       </w:tcPr>
     </w:tblStylePr>
   </w:style>
-  <w:style w:type="table" w:customStyle="1" w:styleId="ListTable5Dark-Accent1">
-    <w:name w:val="List Table 5 Dark - Accent 1"/>
-    <w:basedOn w:val="Standaardtabel"/>
+  <w:style w:type="table" w:customStyle="1" w:styleId="ListTable5Dark-Accent11">
+    <w:name w:val="List Table 5 Dark - Accent 11"/>
+    <w:basedOn w:val="TableNormal"/>
     <w:uiPriority w:val="99"/>
     <w:pPr>
       <w:spacing w:after="0" w:line="240" w:lineRule="auto"/>
@@ -14524,9 +14538,9 @@
       </w:tcPr>
     </w:tblStylePr>
   </w:style>
-  <w:style w:type="table" w:customStyle="1" w:styleId="ListTable5Dark-Accent2">
-    <w:name w:val="List Table 5 Dark - Accent 2"/>
-    <w:basedOn w:val="Standaardtabel"/>
+  <w:style w:type="table" w:customStyle="1" w:styleId="ListTable5Dark-Accent21">
+    <w:name w:val="List Table 5 Dark - Accent 21"/>
+    <w:basedOn w:val="TableNormal"/>
     <w:uiPriority w:val="99"/>
     <w:pPr>
       <w:spacing w:after="0" w:line="240" w:lineRule="auto"/>
@@ -14630,9 +14644,9 @@
       </w:tcPr>
     </w:tblStylePr>
   </w:style>
-  <w:style w:type="table" w:customStyle="1" w:styleId="ListTable5Dark-Accent3">
-    <w:name w:val="List Table 5 Dark - Accent 3"/>
-    <w:basedOn w:val="Standaardtabel"/>
+  <w:style w:type="table" w:customStyle="1" w:styleId="ListTable5Dark-Accent31">
+    <w:name w:val="List Table 5 Dark - Accent 31"/>
+    <w:basedOn w:val="TableNormal"/>
     <w:uiPriority w:val="99"/>
     <w:pPr>
       <w:spacing w:after="0" w:line="240" w:lineRule="auto"/>
@@ -14736,9 +14750,9 @@
       </w:tcPr>
     </w:tblStylePr>
   </w:style>
-  <w:style w:type="table" w:customStyle="1" w:styleId="ListTable5Dark-Accent4">
-    <w:name w:val="List Table 5 Dark - Accent 4"/>
-    <w:basedOn w:val="Standaardtabel"/>
+  <w:style w:type="table" w:customStyle="1" w:styleId="ListTable5Dark-Accent41">
+    <w:name w:val="List Table 5 Dark - Accent 41"/>
+    <w:basedOn w:val="TableNormal"/>
     <w:uiPriority w:val="99"/>
     <w:pPr>
       <w:spacing w:after="0" w:line="240" w:lineRule="auto"/>
@@ -14842,9 +14856,9 @@
       </w:tcPr>
     </w:tblStylePr>
   </w:style>
-  <w:style w:type="table" w:customStyle="1" w:styleId="ListTable5Dark-Accent5">
-    <w:name w:val="List Table 5 Dark - Accent 5"/>
-    <w:basedOn w:val="Standaardtabel"/>
+  <w:style w:type="table" w:customStyle="1" w:styleId="ListTable5Dark-Accent51">
+    <w:name w:val="List Table 5 Dark - Accent 51"/>
+    <w:basedOn w:val="TableNormal"/>
     <w:uiPriority w:val="99"/>
     <w:pPr>
       <w:spacing w:after="0" w:line="240" w:lineRule="auto"/>
@@ -14948,9 +14962,9 @@
       </w:tcPr>
     </w:tblStylePr>
   </w:style>
-  <w:style w:type="table" w:customStyle="1" w:styleId="ListTable5Dark-Accent6">
-    <w:name w:val="List Table 5 Dark - Accent 6"/>
-    <w:basedOn w:val="Standaardtabel"/>
+  <w:style w:type="table" w:customStyle="1" w:styleId="ListTable5Dark-Accent61">
+    <w:name w:val="List Table 5 Dark - Accent 61"/>
+    <w:basedOn w:val="TableNormal"/>
     <w:uiPriority w:val="99"/>
     <w:pPr>
       <w:spacing w:after="0" w:line="240" w:lineRule="auto"/>
@@ -15054,9 +15068,9 @@
       </w:tcPr>
     </w:tblStylePr>
   </w:style>
-  <w:style w:type="table" w:customStyle="1" w:styleId="ListTable6Colorful-Accent1">
-    <w:name w:val="List Table 6 Colorful - Accent 1"/>
-    <w:basedOn w:val="Standaardtabel"/>
+  <w:style w:type="table" w:customStyle="1" w:styleId="ListTable6Colorful-Accent11">
+    <w:name w:val="List Table 6 Colorful - Accent 11"/>
+    <w:basedOn w:val="TableNormal"/>
     <w:uiPriority w:val="99"/>
     <w:pPr>
       <w:spacing w:after="0" w:line="240" w:lineRule="auto"/>
@@ -15130,9 +15144,9 @@
       </w:rPr>
     </w:tblStylePr>
   </w:style>
-  <w:style w:type="table" w:customStyle="1" w:styleId="ListTable6Colorful-Accent2">
-    <w:name w:val="List Table 6 Colorful - Accent 2"/>
-    <w:basedOn w:val="Standaardtabel"/>
+  <w:style w:type="table" w:customStyle="1" w:styleId="ListTable6Colorful-Accent21">
+    <w:name w:val="List Table 6 Colorful - Accent 21"/>
+    <w:basedOn w:val="TableNormal"/>
     <w:uiPriority w:val="99"/>
     <w:pPr>
       <w:spacing w:after="0" w:line="240" w:lineRule="auto"/>
@@ -15206,9 +15220,9 @@
       </w:rPr>
     </w:tblStylePr>
   </w:style>
-  <w:style w:type="table" w:customStyle="1" w:styleId="ListTable6Colorful-Accent3">
-    <w:name w:val="List Table 6 Colorful - Accent 3"/>
-    <w:basedOn w:val="Standaardtabel"/>
+  <w:style w:type="table" w:customStyle="1" w:styleId="ListTable6Colorful-Accent31">
+    <w:name w:val="List Table 6 Colorful - Accent 31"/>
+    <w:basedOn w:val="TableNormal"/>
     <w:uiPriority w:val="99"/>
     <w:pPr>
       <w:spacing w:after="0" w:line="240" w:lineRule="auto"/>
@@ -15282,9 +15296,9 @@
       </w:rPr>
     </w:tblStylePr>
   </w:style>
-  <w:style w:type="table" w:customStyle="1" w:styleId="ListTable6Colorful-Accent4">
-    <w:name w:val="List Table 6 Colorful - Accent 4"/>
-    <w:basedOn w:val="Standaardtabel"/>
+  <w:style w:type="table" w:customStyle="1" w:styleId="ListTable6Colorful-Accent41">
+    <w:name w:val="List Table 6 Colorful - Accent 41"/>
+    <w:basedOn w:val="TableNormal"/>
     <w:uiPriority w:val="99"/>
     <w:pPr>
       <w:spacing w:after="0" w:line="240" w:lineRule="auto"/>
@@ -15358,9 +15372,9 @@
       </w:rPr>
     </w:tblStylePr>
   </w:style>
-  <w:style w:type="table" w:customStyle="1" w:styleId="ListTable6Colorful-Accent5">
-    <w:name w:val="List Table 6 Colorful - Accent 5"/>
-    <w:basedOn w:val="Standaardtabel"/>
+  <w:style w:type="table" w:customStyle="1" w:styleId="ListTable6Colorful-Accent51">
+    <w:name w:val="List Table 6 Colorful - Accent 51"/>
+    <w:basedOn w:val="TableNormal"/>
     <w:uiPriority w:val="99"/>
     <w:pPr>
       <w:spacing w:after="0" w:line="240" w:lineRule="auto"/>
@@ -15434,9 +15448,9 @@
       </w:rPr>
     </w:tblStylePr>
   </w:style>
-  <w:style w:type="table" w:customStyle="1" w:styleId="ListTable6Colorful-Accent6">
-    <w:name w:val="List Table 6 Colorful - Accent 6"/>
-    <w:basedOn w:val="Standaardtabel"/>
+  <w:style w:type="table" w:customStyle="1" w:styleId="ListTable6Colorful-Accent61">
+    <w:name w:val="List Table 6 Colorful - Accent 61"/>
+    <w:basedOn w:val="TableNormal"/>
     <w:uiPriority w:val="99"/>
     <w:pPr>
       <w:spacing w:after="0" w:line="240" w:lineRule="auto"/>
@@ -15510,9 +15524,9 @@
       </w:rPr>
     </w:tblStylePr>
   </w:style>
-  <w:style w:type="table" w:customStyle="1" w:styleId="ListTable7Colorful-Accent1">
-    <w:name w:val="List Table 7 Colorful - Accent 1"/>
-    <w:basedOn w:val="Standaardtabel"/>
+  <w:style w:type="table" w:customStyle="1" w:styleId="ListTable7Colorful-Accent11">
+    <w:name w:val="List Table 7 Colorful - Accent 11"/>
+    <w:basedOn w:val="TableNormal"/>
     <w:uiPriority w:val="99"/>
     <w:pPr>
       <w:spacing w:after="0" w:line="240" w:lineRule="auto"/>
@@ -15624,9 +15638,9 @@
       </w:rPr>
     </w:tblStylePr>
   </w:style>
-  <w:style w:type="table" w:customStyle="1" w:styleId="ListTable7Colorful-Accent2">
-    <w:name w:val="List Table 7 Colorful - Accent 2"/>
-    <w:basedOn w:val="Standaardtabel"/>
+  <w:style w:type="table" w:customStyle="1" w:styleId="ListTable7Colorful-Accent21">
+    <w:name w:val="List Table 7 Colorful - Accent 21"/>
+    <w:basedOn w:val="TableNormal"/>
     <w:uiPriority w:val="99"/>
     <w:pPr>
       <w:spacing w:after="0" w:line="240" w:lineRule="auto"/>
@@ -15738,9 +15752,9 @@
       </w:rPr>
     </w:tblStylePr>
   </w:style>
-  <w:style w:type="table" w:customStyle="1" w:styleId="ListTable7Colorful-Accent3">
-    <w:name w:val="List Table 7 Colorful - Accent 3"/>
-    <w:basedOn w:val="Standaardtabel"/>
+  <w:style w:type="table" w:customStyle="1" w:styleId="ListTable7Colorful-Accent31">
+    <w:name w:val="List Table 7 Colorful - Accent 31"/>
+    <w:basedOn w:val="TableNormal"/>
     <w:uiPriority w:val="99"/>
     <w:pPr>
       <w:spacing w:after="0" w:line="240" w:lineRule="auto"/>
@@ -15852,9 +15866,9 @@
       </w:rPr>
     </w:tblStylePr>
   </w:style>
-  <w:style w:type="table" w:customStyle="1" w:styleId="ListTable7Colorful-Accent4">
-    <w:name w:val="List Table 7 Colorful - Accent 4"/>
-    <w:basedOn w:val="Standaardtabel"/>
+  <w:style w:type="table" w:customStyle="1" w:styleId="ListTable7Colorful-Accent41">
+    <w:name w:val="List Table 7 Colorful - Accent 41"/>
+    <w:basedOn w:val="TableNormal"/>
     <w:uiPriority w:val="99"/>
     <w:pPr>
       <w:spacing w:after="0" w:line="240" w:lineRule="auto"/>
@@ -15966,9 +15980,9 @@
       </w:rPr>
     </w:tblStylePr>
   </w:style>
-  <w:style w:type="table" w:customStyle="1" w:styleId="ListTable7Colorful-Accent5">
-    <w:name w:val="List Table 7 Colorful - Accent 5"/>
-    <w:basedOn w:val="Standaardtabel"/>
+  <w:style w:type="table" w:customStyle="1" w:styleId="ListTable7Colorful-Accent51">
+    <w:name w:val="List Table 7 Colorful - Accent 51"/>
+    <w:basedOn w:val="TableNormal"/>
     <w:uiPriority w:val="99"/>
     <w:pPr>
       <w:spacing w:after="0" w:line="240" w:lineRule="auto"/>
@@ -16080,9 +16094,9 @@
       </w:rPr>
     </w:tblStylePr>
   </w:style>
-  <w:style w:type="table" w:customStyle="1" w:styleId="ListTable7Colorful-Accent6">
-    <w:name w:val="List Table 7 Colorful - Accent 6"/>
-    <w:basedOn w:val="Standaardtabel"/>
+  <w:style w:type="table" w:customStyle="1" w:styleId="ListTable7Colorful-Accent61">
+    <w:name w:val="List Table 7 Colorful - Accent 61"/>
+    <w:basedOn w:val="TableNormal"/>
     <w:uiPriority w:val="99"/>
     <w:pPr>
       <w:spacing w:after="0" w:line="240" w:lineRule="auto"/>
@@ -16194,9 +16208,9 @@
       </w:rPr>
     </w:tblStylePr>
   </w:style>
-  <w:style w:type="table" w:styleId="Tabelrasterlicht">
+  <w:style w:type="table" w:styleId="TableGridLight">
     <w:name w:val="Grid Table Light"/>
-    <w:basedOn w:val="Standaardtabel"/>
+    <w:basedOn w:val="TableNormal"/>
     <w:uiPriority w:val="59"/>
     <w:pPr>
       <w:spacing w:after="0" w:line="240" w:lineRule="auto"/>
@@ -16212,9 +16226,9 @@
       </w:tblBorders>
     </w:tblPr>
   </w:style>
-  <w:style w:type="table" w:styleId="Rastertabel1licht-Accent1">
+  <w:style w:type="table" w:styleId="GridTable1Light-Accent1">
     <w:name w:val="Grid Table 1 Light Accent 1"/>
-    <w:basedOn w:val="Standaardtabel"/>
+    <w:basedOn w:val="TableNormal"/>
     <w:uiPriority w:val="99"/>
     <w:pPr>
       <w:spacing w:after="0" w:line="240" w:lineRule="auto"/>
@@ -16278,9 +16292,9 @@
       </w:tcPr>
     </w:tblStylePr>
   </w:style>
-  <w:style w:type="table" w:styleId="Rastertabel1licht-Accent2">
+  <w:style w:type="table" w:styleId="GridTable1Light-Accent2">
     <w:name w:val="Grid Table 1 Light Accent 2"/>
-    <w:basedOn w:val="Standaardtabel"/>
+    <w:basedOn w:val="TableNormal"/>
     <w:uiPriority w:val="99"/>
     <w:pPr>
       <w:spacing w:after="0" w:line="240" w:lineRule="auto"/>
@@ -16344,9 +16358,9 @@
       </w:tcPr>
     </w:tblStylePr>
   </w:style>
-  <w:style w:type="table" w:styleId="Rastertabel1licht-Accent3">
+  <w:style w:type="table" w:styleId="GridTable1Light-Accent3">
     <w:name w:val="Grid Table 1 Light Accent 3"/>
-    <w:basedOn w:val="Standaardtabel"/>
+    <w:basedOn w:val="TableNormal"/>
     <w:uiPriority w:val="99"/>
     <w:pPr>
       <w:spacing w:after="0" w:line="240" w:lineRule="auto"/>
@@ -16410,9 +16424,9 @@
       </w:tcPr>
     </w:tblStylePr>
   </w:style>
-  <w:style w:type="table" w:styleId="Rastertabel1licht-Accent4">
+  <w:style w:type="table" w:styleId="GridTable1Light-Accent4">
     <w:name w:val="Grid Table 1 Light Accent 4"/>
-    <w:basedOn w:val="Standaardtabel"/>
+    <w:basedOn w:val="TableNormal"/>
     <w:uiPriority w:val="99"/>
     <w:pPr>
       <w:spacing w:after="0" w:line="240" w:lineRule="auto"/>
@@ -16476,9 +16490,9 @@
       </w:tcPr>
     </w:tblStylePr>
   </w:style>
-  <w:style w:type="table" w:styleId="Rastertabel1licht-Accent5">
+  <w:style w:type="table" w:styleId="GridTable1Light-Accent5">
     <w:name w:val="Grid Table 1 Light Accent 5"/>
-    <w:basedOn w:val="Standaardtabel"/>
+    <w:basedOn w:val="TableNormal"/>
     <w:uiPriority w:val="99"/>
     <w:pPr>
       <w:spacing w:after="0" w:line="240" w:lineRule="auto"/>
@@ -16542,9 +16556,9 @@
       </w:tcPr>
     </w:tblStylePr>
   </w:style>
-  <w:style w:type="table" w:styleId="Rastertabel1licht-Accent6">
+  <w:style w:type="table" w:styleId="GridTable1Light-Accent6">
     <w:name w:val="Grid Table 1 Light Accent 6"/>
-    <w:basedOn w:val="Standaardtabel"/>
+    <w:basedOn w:val="TableNormal"/>
     <w:uiPriority w:val="99"/>
     <w:pPr>
       <w:spacing w:after="0" w:line="240" w:lineRule="auto"/>
@@ -16608,9 +16622,9 @@
       </w:tcPr>
     </w:tblStylePr>
   </w:style>
-  <w:style w:type="table" w:styleId="Rastertabel2-Accent1">
+  <w:style w:type="table" w:styleId="GridTable2-Accent1">
     <w:name w:val="Grid Table 2 Accent 1"/>
-    <w:basedOn w:val="Standaardtabel"/>
+    <w:basedOn w:val="TableNormal"/>
     <w:uiPriority w:val="99"/>
     <w:pPr>
       <w:spacing w:after="0" w:line="240" w:lineRule="auto"/>
@@ -16691,9 +16705,9 @@
       </w:tcPr>
     </w:tblStylePr>
   </w:style>
-  <w:style w:type="table" w:styleId="Rastertabel2-Accent2">
+  <w:style w:type="table" w:styleId="GridTable2-Accent2">
     <w:name w:val="Grid Table 2 Accent 2"/>
-    <w:basedOn w:val="Standaardtabel"/>
+    <w:basedOn w:val="TableNormal"/>
     <w:uiPriority w:val="99"/>
     <w:pPr>
       <w:spacing w:after="0" w:line="240" w:lineRule="auto"/>
@@ -16774,9 +16788,9 @@
       </w:tcPr>
     </w:tblStylePr>
   </w:style>
-  <w:style w:type="table" w:styleId="Rastertabel2-Accent3">
+  <w:style w:type="table" w:styleId="GridTable2-Accent3">
     <w:name w:val="Grid Table 2 Accent 3"/>
-    <w:basedOn w:val="Standaardtabel"/>
+    <w:basedOn w:val="TableNormal"/>
     <w:uiPriority w:val="99"/>
     <w:pPr>
       <w:spacing w:after="0" w:line="240" w:lineRule="auto"/>
@@ -16857,9 +16871,9 @@
       </w:tcPr>
     </w:tblStylePr>
   </w:style>
-  <w:style w:type="table" w:styleId="Rastertabel2-Accent4">
+  <w:style w:type="table" w:styleId="GridTable2-Accent4">
     <w:name w:val="Grid Table 2 Accent 4"/>
-    <w:basedOn w:val="Standaardtabel"/>
+    <w:basedOn w:val="TableNormal"/>
     <w:uiPriority w:val="99"/>
     <w:pPr>
       <w:spacing w:after="0" w:line="240" w:lineRule="auto"/>
@@ -16940,9 +16954,9 @@
       </w:tcPr>
     </w:tblStylePr>
   </w:style>
-  <w:style w:type="table" w:styleId="Rastertabel2-Accent5">
+  <w:style w:type="table" w:styleId="GridTable2-Accent5">
     <w:name w:val="Grid Table 2 Accent 5"/>
-    <w:basedOn w:val="Standaardtabel"/>
+    <w:basedOn w:val="TableNormal"/>
     <w:uiPriority w:val="99"/>
     <w:pPr>
       <w:spacing w:after="0" w:line="240" w:lineRule="auto"/>
@@ -17023,9 +17037,9 @@
       </w:tcPr>
     </w:tblStylePr>
   </w:style>
-  <w:style w:type="table" w:styleId="Rastertabel2-Accent6">
+  <w:style w:type="table" w:styleId="GridTable2-Accent6">
     <w:name w:val="Grid Table 2 Accent 6"/>
-    <w:basedOn w:val="Standaardtabel"/>
+    <w:basedOn w:val="TableNormal"/>
     <w:uiPriority w:val="99"/>
     <w:pPr>
       <w:spacing w:after="0" w:line="240" w:lineRule="auto"/>
@@ -17106,9 +17120,9 @@
       </w:tcPr>
     </w:tblStylePr>
   </w:style>
-  <w:style w:type="table" w:styleId="Rastertabel3-Accent1">
+  <w:style w:type="table" w:styleId="GridTable3-Accent1">
     <w:name w:val="Grid Table 3 Accent 1"/>
-    <w:basedOn w:val="Standaardtabel"/>
+    <w:basedOn w:val="TableNormal"/>
     <w:uiPriority w:val="99"/>
     <w:pPr>
       <w:spacing w:after="0" w:line="240" w:lineRule="auto"/>
@@ -17212,9 +17226,9 @@
       </w:tcPr>
     </w:tblStylePr>
   </w:style>
-  <w:style w:type="table" w:styleId="Rastertabel3-Accent2">
+  <w:style w:type="table" w:styleId="GridTable3-Accent2">
     <w:name w:val="Grid Table 3 Accent 2"/>
-    <w:basedOn w:val="Standaardtabel"/>
+    <w:basedOn w:val="TableNormal"/>
     <w:uiPriority w:val="99"/>
     <w:pPr>
       <w:spacing w:after="0" w:line="240" w:lineRule="auto"/>
@@ -17318,9 +17332,9 @@
       </w:tcPr>
     </w:tblStylePr>
   </w:style>
-  <w:style w:type="table" w:styleId="Rastertabel3-Accent3">
+  <w:style w:type="table" w:styleId="GridTable3-Accent3">
     <w:name w:val="Grid Table 3 Accent 3"/>
-    <w:basedOn w:val="Standaardtabel"/>
+    <w:basedOn w:val="TableNormal"/>
     <w:uiPriority w:val="99"/>
     <w:pPr>
       <w:spacing w:after="0" w:line="240" w:lineRule="auto"/>
@@ -17424,9 +17438,9 @@
       </w:tcPr>
     </w:tblStylePr>
   </w:style>
-  <w:style w:type="table" w:styleId="Rastertabel3-Accent4">
+  <w:style w:type="table" w:styleId="GridTable3-Accent4">
     <w:name w:val="Grid Table 3 Accent 4"/>
-    <w:basedOn w:val="Standaardtabel"/>
+    <w:basedOn w:val="TableNormal"/>
     <w:uiPriority w:val="99"/>
     <w:pPr>
       <w:spacing w:after="0" w:line="240" w:lineRule="auto"/>
@@ -17530,9 +17544,9 @@
       </w:tcPr>
     </w:tblStylePr>
   </w:style>
-  <w:style w:type="table" w:styleId="Rastertabel3-Accent5">
+  <w:style w:type="table" w:styleId="GridTable3-Accent5">
     <w:name w:val="Grid Table 3 Accent 5"/>
-    <w:basedOn w:val="Standaardtabel"/>
+    <w:basedOn w:val="TableNormal"/>
     <w:uiPriority w:val="99"/>
     <w:pPr>
       <w:spacing w:after="0" w:line="240" w:lineRule="auto"/>
@@ -17636,9 +17650,9 @@
       </w:tcPr>
     </w:tblStylePr>
   </w:style>
-  <w:style w:type="table" w:styleId="Rastertabel3-Accent6">
+  <w:style w:type="table" w:styleId="GridTable3-Accent6">
     <w:name w:val="Grid Table 3 Accent 6"/>
-    <w:basedOn w:val="Standaardtabel"/>
+    <w:basedOn w:val="TableNormal"/>
     <w:uiPriority w:val="99"/>
     <w:pPr>
       <w:spacing w:after="0" w:line="240" w:lineRule="auto"/>
@@ -17742,9 +17756,9 @@
       </w:tcPr>
     </w:tblStylePr>
   </w:style>
-  <w:style w:type="table" w:styleId="Rastertabel4-Accent1">
+  <w:style w:type="table" w:styleId="GridTable4-Accent1">
     <w:name w:val="Grid Table 4 Accent 1"/>
-    <w:basedOn w:val="Standaardtabel"/>
+    <w:basedOn w:val="TableNormal"/>
     <w:uiPriority w:val="59"/>
     <w:pPr>
       <w:spacing w:after="0" w:line="240" w:lineRule="auto"/>
@@ -17826,9 +17840,9 @@
       </w:tcPr>
     </w:tblStylePr>
   </w:style>
-  <w:style w:type="table" w:styleId="Rastertabel4-Accent2">
+  <w:style w:type="table" w:styleId="GridTable4-Accent2">
     <w:name w:val="Grid Table 4 Accent 2"/>
-    <w:basedOn w:val="Standaardtabel"/>
+    <w:basedOn w:val="TableNormal"/>
     <w:uiPriority w:val="59"/>
     <w:pPr>
       <w:spacing w:after="0" w:line="240" w:lineRule="auto"/>
@@ -17910,9 +17924,9 @@
       </w:tcPr>
     </w:tblStylePr>
   </w:style>
-  <w:style w:type="table" w:styleId="Rastertabel4-Accent3">
+  <w:style w:type="table" w:styleId="GridTable4-Accent3">
     <w:name w:val="Grid Table 4 Accent 3"/>
-    <w:basedOn w:val="Standaardtabel"/>
+    <w:basedOn w:val="TableNormal"/>
     <w:uiPriority w:val="59"/>
     <w:pPr>
       <w:spacing w:after="0" w:line="240" w:lineRule="auto"/>
@@ -17994,9 +18008,9 @@
       </w:tcPr>
     </w:tblStylePr>
   </w:style>
-  <w:style w:type="table" w:styleId="Rastertabel4-Accent4">
+  <w:style w:type="table" w:styleId="GridTable4-Accent4">
     <w:name w:val="Grid Table 4 Accent 4"/>
-    <w:basedOn w:val="Standaardtabel"/>
+    <w:basedOn w:val="TableNormal"/>
     <w:uiPriority w:val="59"/>
     <w:pPr>
       <w:spacing w:after="0" w:line="240" w:lineRule="auto"/>
@@ -18078,9 +18092,9 @@
       </w:tcPr>
     </w:tblStylePr>
   </w:style>
-  <w:style w:type="table" w:styleId="Rastertabel4-Accent5">
+  <w:style w:type="table" w:styleId="GridTable4-Accent5">
     <w:name w:val="Grid Table 4 Accent 5"/>
-    <w:basedOn w:val="Standaardtabel"/>
+    <w:basedOn w:val="TableNormal"/>
     <w:uiPriority w:val="59"/>
     <w:pPr>
       <w:spacing w:after="0" w:line="240" w:lineRule="auto"/>
@@ -18162,9 +18176,9 @@
       </w:tcPr>
     </w:tblStylePr>
   </w:style>
-  <w:style w:type="table" w:styleId="Rastertabel4-Accent6">
+  <w:style w:type="table" w:styleId="GridTable4-Accent6">
     <w:name w:val="Grid Table 4 Accent 6"/>
-    <w:basedOn w:val="Standaardtabel"/>
+    <w:basedOn w:val="TableNormal"/>
     <w:uiPriority w:val="59"/>
     <w:pPr>
       <w:spacing w:after="0" w:line="240" w:lineRule="auto"/>
@@ -18246,9 +18260,9 @@
       </w:tcPr>
     </w:tblStylePr>
   </w:style>
-  <w:style w:type="table" w:styleId="Rastertabel5donker-Accent2">
+  <w:style w:type="table" w:styleId="GridTable5Dark-Accent2">
     <w:name w:val="Grid Table 5 Dark Accent 2"/>
-    <w:basedOn w:val="Standaardtabel"/>
+    <w:basedOn w:val="TableNormal"/>
     <w:uiPriority w:val="99"/>
     <w:pPr>
       <w:spacing w:after="0" w:line="240" w:lineRule="auto"/>
@@ -18330,9 +18344,9 @@
       </w:tcPr>
     </w:tblStylePr>
   </w:style>
-  <w:style w:type="table" w:styleId="Rastertabel5donker-Accent3">
+  <w:style w:type="table" w:styleId="GridTable5Dark-Accent3">
     <w:name w:val="Grid Table 5 Dark Accent 3"/>
-    <w:basedOn w:val="Standaardtabel"/>
+    <w:basedOn w:val="TableNormal"/>
     <w:uiPriority w:val="99"/>
     <w:pPr>
       <w:spacing w:after="0" w:line="240" w:lineRule="auto"/>
@@ -18414,9 +18428,9 @@
       </w:tcPr>
     </w:tblStylePr>
   </w:style>
-  <w:style w:type="table" w:styleId="Rastertabel5donker-Accent5">
+  <w:style w:type="table" w:styleId="GridTable5Dark-Accent5">
     <w:name w:val="Grid Table 5 Dark Accent 5"/>
-    <w:basedOn w:val="Standaardtabel"/>
+    <w:basedOn w:val="TableNormal"/>
     <w:uiPriority w:val="99"/>
     <w:pPr>
       <w:spacing w:after="0" w:line="240" w:lineRule="auto"/>
@@ -18498,9 +18512,9 @@
       </w:tcPr>
     </w:tblStylePr>
   </w:style>
-  <w:style w:type="table" w:styleId="Rastertabel5donker-Accent6">
+  <w:style w:type="table" w:styleId="GridTable5Dark-Accent6">
     <w:name w:val="Grid Table 5 Dark Accent 6"/>
-    <w:basedOn w:val="Standaardtabel"/>
+    <w:basedOn w:val="TableNormal"/>
     <w:uiPriority w:val="99"/>
     <w:pPr>
       <w:spacing w:after="0" w:line="240" w:lineRule="auto"/>
@@ -18582,9 +18596,9 @@
       </w:tcPr>
     </w:tblStylePr>
   </w:style>
-  <w:style w:type="table" w:styleId="Rastertabel6kleurrijk-Accent1">
+  <w:style w:type="table" w:styleId="GridTable6Colorful-Accent1">
     <w:name w:val="Grid Table 6 Colorful Accent 1"/>
-    <w:basedOn w:val="Standaardtabel"/>
+    <w:basedOn w:val="TableNormal"/>
     <w:uiPriority w:val="99"/>
     <w:pPr>
       <w:spacing w:after="0" w:line="240" w:lineRule="auto"/>
@@ -18656,9 +18670,9 @@
       </w:rPr>
     </w:tblStylePr>
   </w:style>
-  <w:style w:type="table" w:styleId="Rastertabel6kleurrijk-Accent2">
+  <w:style w:type="table" w:styleId="GridTable6Colorful-Accent2">
     <w:name w:val="Grid Table 6 Colorful Accent 2"/>
-    <w:basedOn w:val="Standaardtabel"/>
+    <w:basedOn w:val="TableNormal"/>
     <w:uiPriority w:val="99"/>
     <w:pPr>
       <w:spacing w:after="0" w:line="240" w:lineRule="auto"/>
@@ -18730,9 +18744,9 @@
       </w:rPr>
     </w:tblStylePr>
   </w:style>
-  <w:style w:type="table" w:styleId="Rastertabel6kleurrijk-Accent3">
+  <w:style w:type="table" w:styleId="GridTable6Colorful-Accent3">
     <w:name w:val="Grid Table 6 Colorful Accent 3"/>
-    <w:basedOn w:val="Standaardtabel"/>
+    <w:basedOn w:val="TableNormal"/>
     <w:uiPriority w:val="99"/>
     <w:pPr>
       <w:spacing w:after="0" w:line="240" w:lineRule="auto"/>
@@ -18804,9 +18818,9 @@
       </w:rPr>
     </w:tblStylePr>
   </w:style>
-  <w:style w:type="table" w:styleId="Rastertabel6kleurrijk-Accent4">
+  <w:style w:type="table" w:styleId="GridTable6Colorful-Accent4">
     <w:name w:val="Grid Table 6 Colorful Accent 4"/>
-    <w:basedOn w:val="Standaardtabel"/>
+    <w:basedOn w:val="TableNormal"/>
     <w:uiPriority w:val="99"/>
     <w:pPr>
       <w:spacing w:after="0" w:line="240" w:lineRule="auto"/>
@@ -18878,9 +18892,9 @@
       </w:rPr>
     </w:tblStylePr>
   </w:style>
-  <w:style w:type="table" w:styleId="Rastertabel6kleurrijk-Accent5">
+  <w:style w:type="table" w:styleId="GridTable6Colorful-Accent5">
     <w:name w:val="Grid Table 6 Colorful Accent 5"/>
-    <w:basedOn w:val="Standaardtabel"/>
+    <w:basedOn w:val="TableNormal"/>
     <w:uiPriority w:val="99"/>
     <w:pPr>
       <w:spacing w:after="0" w:line="240" w:lineRule="auto"/>
@@ -18952,9 +18966,9 @@
       </w:rPr>
     </w:tblStylePr>
   </w:style>
-  <w:style w:type="table" w:styleId="Rastertabel6kleurrijk-Accent6">
+  <w:style w:type="table" w:styleId="GridTable6Colorful-Accent6">
     <w:name w:val="Grid Table 6 Colorful Accent 6"/>
-    <w:basedOn w:val="Standaardtabel"/>
+    <w:basedOn w:val="TableNormal"/>
     <w:uiPriority w:val="99"/>
     <w:pPr>
       <w:spacing w:after="0" w:line="240" w:lineRule="auto"/>
@@ -19026,9 +19040,9 @@
       </w:rPr>
     </w:tblStylePr>
   </w:style>
-  <w:style w:type="table" w:styleId="Rastertabel7kleurrijk-Accent1">
+  <w:style w:type="table" w:styleId="GridTable7Colorful-Accent1">
     <w:name w:val="Grid Table 7 Colorful Accent 1"/>
-    <w:basedOn w:val="Standaardtabel"/>
+    <w:basedOn w:val="TableNormal"/>
     <w:uiPriority w:val="99"/>
     <w:pPr>
       <w:spacing w:after="0" w:line="240" w:lineRule="auto"/>
@@ -19143,9 +19157,9 @@
       </w:rPr>
     </w:tblStylePr>
   </w:style>
-  <w:style w:type="table" w:styleId="Rastertabel7kleurrijk-Accent2">
+  <w:style w:type="table" w:styleId="GridTable7Colorful-Accent2">
     <w:name w:val="Grid Table 7 Colorful Accent 2"/>
-    <w:basedOn w:val="Standaardtabel"/>
+    <w:basedOn w:val="TableNormal"/>
     <w:uiPriority w:val="99"/>
     <w:pPr>
       <w:spacing w:after="0" w:line="240" w:lineRule="auto"/>
@@ -19260,9 +19274,9 @@
       </w:rPr>
     </w:tblStylePr>
   </w:style>
-  <w:style w:type="table" w:styleId="Rastertabel7kleurrijk-Accent3">
+  <w:style w:type="table" w:styleId="GridTable7Colorful-Accent3">
     <w:name w:val="Grid Table 7 Colorful Accent 3"/>
-    <w:basedOn w:val="Standaardtabel"/>
+    <w:basedOn w:val="TableNormal"/>
     <w:uiPriority w:val="99"/>
     <w:pPr>
       <w:spacing w:after="0" w:line="240" w:lineRule="auto"/>
@@ -19377,9 +19391,9 @@
       </w:rPr>
     </w:tblStylePr>
   </w:style>
-  <w:style w:type="table" w:styleId="Rastertabel7kleurrijk-Accent4">
+  <w:style w:type="table" w:styleId="GridTable7Colorful-Accent4">
     <w:name w:val="Grid Table 7 Colorful Accent 4"/>
-    <w:basedOn w:val="Standaardtabel"/>
+    <w:basedOn w:val="TableNormal"/>
     <w:uiPriority w:val="99"/>
     <w:pPr>
       <w:spacing w:after="0" w:line="240" w:lineRule="auto"/>
@@ -19494,9 +19508,9 @@
       </w:rPr>
     </w:tblStylePr>
   </w:style>
-  <w:style w:type="table" w:styleId="Rastertabel7kleurrijk-Accent5">
+  <w:style w:type="table" w:styleId="GridTable7Colorful-Accent5">
     <w:name w:val="Grid Table 7 Colorful Accent 5"/>
-    <w:basedOn w:val="Standaardtabel"/>
+    <w:basedOn w:val="TableNormal"/>
     <w:uiPriority w:val="99"/>
     <w:pPr>
       <w:spacing w:after="0" w:line="240" w:lineRule="auto"/>
@@ -19611,9 +19625,9 @@
       </w:rPr>
     </w:tblStylePr>
   </w:style>
-  <w:style w:type="table" w:styleId="Rastertabel7kleurrijk-Accent6">
+  <w:style w:type="table" w:styleId="GridTable7Colorful-Accent6">
     <w:name w:val="Grid Table 7 Colorful Accent 6"/>
-    <w:basedOn w:val="Standaardtabel"/>
+    <w:basedOn w:val="TableNormal"/>
     <w:uiPriority w:val="99"/>
     <w:pPr>
       <w:spacing w:after="0" w:line="240" w:lineRule="auto"/>
@@ -19728,9 +19742,9 @@
       </w:rPr>
     </w:tblStylePr>
   </w:style>
-  <w:style w:type="table" w:styleId="Lijsttabel1licht-Accent1">
+  <w:style w:type="table" w:styleId="ListTable1Light-Accent1">
     <w:name w:val="List Table 1 Light Accent 1"/>
-    <w:basedOn w:val="Standaardtabel"/>
+    <w:basedOn w:val="TableNormal"/>
     <w:uiPriority w:val="99"/>
     <w:pPr>
       <w:spacing w:after="0" w:line="240" w:lineRule="auto"/>
@@ -19794,9 +19808,9 @@
       </w:tcPr>
     </w:tblStylePr>
   </w:style>
-  <w:style w:type="table" w:styleId="Lijsttabel1licht-Accent2">
+  <w:style w:type="table" w:styleId="ListTable1Light-Accent2">
     <w:name w:val="List Table 1 Light Accent 2"/>
-    <w:basedOn w:val="Standaardtabel"/>
+    <w:basedOn w:val="TableNormal"/>
     <w:uiPriority w:val="99"/>
     <w:pPr>
       <w:spacing w:after="0" w:line="240" w:lineRule="auto"/>
@@ -19860,9 +19874,9 @@
       </w:tcPr>
     </w:tblStylePr>
   </w:style>
-  <w:style w:type="table" w:styleId="Lijsttabel1licht-Accent3">
+  <w:style w:type="table" w:styleId="ListTable1Light-Accent3">
     <w:name w:val="List Table 1 Light Accent 3"/>
-    <w:basedOn w:val="Standaardtabel"/>
+    <w:basedOn w:val="TableNormal"/>
     <w:uiPriority w:val="99"/>
     <w:pPr>
       <w:spacing w:after="0" w:line="240" w:lineRule="auto"/>
@@ -19926,9 +19940,9 @@
       </w:tcPr>
     </w:tblStylePr>
   </w:style>
-  <w:style w:type="table" w:styleId="Lijsttabel1licht-Accent4">
+  <w:style w:type="table" w:styleId="ListTable1Light-Accent4">
     <w:name w:val="List Table 1 Light Accent 4"/>
-    <w:basedOn w:val="Standaardtabel"/>
+    <w:basedOn w:val="TableNormal"/>
     <w:uiPriority w:val="99"/>
     <w:pPr>
       <w:spacing w:after="0" w:line="240" w:lineRule="auto"/>
@@ -19992,9 +20006,9 @@
       </w:tcPr>
     </w:tblStylePr>
   </w:style>
-  <w:style w:type="table" w:styleId="Lijsttabel1licht-Accent5">
+  <w:style w:type="table" w:styleId="ListTable1Light-Accent5">
     <w:name w:val="List Table 1 Light Accent 5"/>
-    <w:basedOn w:val="Standaardtabel"/>
+    <w:basedOn w:val="TableNormal"/>
     <w:uiPriority w:val="99"/>
     <w:pPr>
       <w:spacing w:after="0" w:line="240" w:lineRule="auto"/>
@@ -20058,9 +20072,9 @@
       </w:tcPr>
     </w:tblStylePr>
   </w:style>
-  <w:style w:type="table" w:styleId="Lijsttabel1licht-Accent6">
+  <w:style w:type="table" w:styleId="ListTable1Light-Accent6">
     <w:name w:val="List Table 1 Light Accent 6"/>
-    <w:basedOn w:val="Standaardtabel"/>
+    <w:basedOn w:val="TableNormal"/>
     <w:uiPriority w:val="99"/>
     <w:pPr>
       <w:spacing w:after="0" w:line="240" w:lineRule="auto"/>
@@ -20124,9 +20138,9 @@
       </w:tcPr>
     </w:tblStylePr>
   </w:style>
-  <w:style w:type="table" w:styleId="Lijsttabel2-Accent1">
+  <w:style w:type="table" w:styleId="ListTable2-Accent1">
     <w:name w:val="List Table 2 Accent 1"/>
-    <w:basedOn w:val="Standaardtabel"/>
+    <w:basedOn w:val="TableNormal"/>
     <w:uiPriority w:val="99"/>
     <w:pPr>
       <w:spacing w:after="0" w:line="240" w:lineRule="auto"/>
@@ -20213,9 +20227,9 @@
       </w:tcPr>
     </w:tblStylePr>
   </w:style>
-  <w:style w:type="table" w:styleId="Lijsttabel2-Accent2">
+  <w:style w:type="table" w:styleId="ListTable2-Accent2">
     <w:name w:val="List Table 2 Accent 2"/>
-    <w:basedOn w:val="Standaardtabel"/>
+    <w:basedOn w:val="TableNormal"/>
     <w:uiPriority w:val="99"/>
     <w:pPr>
       <w:spacing w:after="0" w:line="240" w:lineRule="auto"/>
@@ -20302,9 +20316,9 @@
       </w:tcPr>
     </w:tblStylePr>
   </w:style>
-  <w:style w:type="table" w:styleId="Lijsttabel2-Accent3">
+  <w:style w:type="table" w:styleId="ListTable2-Accent3">
     <w:name w:val="List Table 2 Accent 3"/>
-    <w:basedOn w:val="Standaardtabel"/>
+    <w:basedOn w:val="TableNormal"/>
     <w:uiPriority w:val="99"/>
     <w:pPr>
       <w:spacing w:after="0" w:line="240" w:lineRule="auto"/>
@@ -20391,9 +20405,9 @@
       </w:tcPr>
     </w:tblStylePr>
   </w:style>
-  <w:style w:type="table" w:styleId="Lijsttabel2-Accent4">
+  <w:style w:type="table" w:styleId="ListTable2-Accent4">
     <w:name w:val="List Table 2 Accent 4"/>
-    <w:basedOn w:val="Standaardtabel"/>
+    <w:basedOn w:val="TableNormal"/>
     <w:uiPriority w:val="99"/>
     <w:pPr>
       <w:spacing w:after="0" w:line="240" w:lineRule="auto"/>
@@ -20480,9 +20494,9 @@
       </w:tcPr>
     </w:tblStylePr>
   </w:style>
-  <w:style w:type="table" w:styleId="Lijsttabel2-Accent5">
+  <w:style w:type="table" w:styleId="ListTable2-Accent5">
     <w:name w:val="List Table 2 Accent 5"/>
-    <w:basedOn w:val="Standaardtabel"/>
+    <w:basedOn w:val="TableNormal"/>
     <w:uiPriority w:val="99"/>
     <w:pPr>
       <w:spacing w:after="0" w:line="240" w:lineRule="auto"/>
@@ -20569,9 +20583,9 @@
       </w:tcPr>
     </w:tblStylePr>
   </w:style>
-  <w:style w:type="table" w:styleId="Lijsttabel2-Accent6">
+  <w:style w:type="table" w:styleId="ListTable2-Accent6">
     <w:name w:val="List Table 2 Accent 6"/>
-    <w:basedOn w:val="Standaardtabel"/>
+    <w:basedOn w:val="TableNormal"/>
     <w:uiPriority w:val="99"/>
     <w:pPr>
       <w:spacing w:after="0" w:line="240" w:lineRule="auto"/>
@@ -20658,9 +20672,9 @@
       </w:tcPr>
     </w:tblStylePr>
   </w:style>
-  <w:style w:type="table" w:styleId="Lijsttabel3-Accent1">
+  <w:style w:type="table" w:styleId="ListTable3-Accent1">
     <w:name w:val="List Table 3 Accent 1"/>
-    <w:basedOn w:val="Standaardtabel"/>
+    <w:basedOn w:val="TableNormal"/>
     <w:uiPriority w:val="99"/>
     <w:pPr>
       <w:spacing w:after="0" w:line="240" w:lineRule="auto"/>
@@ -20734,9 +20748,9 @@
       </w:tcPr>
     </w:tblStylePr>
   </w:style>
-  <w:style w:type="table" w:styleId="Lijsttabel3-Accent2">
+  <w:style w:type="table" w:styleId="ListTable3-Accent2">
     <w:name w:val="List Table 3 Accent 2"/>
-    <w:basedOn w:val="Standaardtabel"/>
+    <w:basedOn w:val="TableNormal"/>
     <w:uiPriority w:val="99"/>
     <w:pPr>
       <w:spacing w:after="0" w:line="240" w:lineRule="auto"/>
@@ -20810,9 +20824,9 @@
       </w:tcPr>
     </w:tblStylePr>
   </w:style>
-  <w:style w:type="table" w:styleId="Lijsttabel3-Accent3">
+  <w:style w:type="table" w:styleId="ListTable3-Accent3">
     <w:name w:val="List Table 3 Accent 3"/>
-    <w:basedOn w:val="Standaardtabel"/>
+    <w:basedOn w:val="TableNormal"/>
     <w:uiPriority w:val="99"/>
     <w:pPr>
       <w:spacing w:after="0" w:line="240" w:lineRule="auto"/>
@@ -20886,9 +20900,9 @@
       </w:tcPr>
     </w:tblStylePr>
   </w:style>
-  <w:style w:type="table" w:styleId="Lijsttabel3-Accent4">
+  <w:style w:type="table" w:styleId="ListTable3-Accent4">
     <w:name w:val="List Table 3 Accent 4"/>
-    <w:basedOn w:val="Standaardtabel"/>
+    <w:basedOn w:val="TableNormal"/>
     <w:uiPriority w:val="99"/>
     <w:pPr>
       <w:spacing w:after="0" w:line="240" w:lineRule="auto"/>
@@ -20962,9 +20976,9 @@
       </w:tcPr>
     </w:tblStylePr>
   </w:style>
-  <w:style w:type="table" w:styleId="Lijsttabel3-Accent5">
+  <w:style w:type="table" w:styleId="ListTable3-Accent5">
     <w:name w:val="List Table 3 Accent 5"/>
-    <w:basedOn w:val="Standaardtabel"/>
+    <w:basedOn w:val="TableNormal"/>
     <w:uiPriority w:val="99"/>
     <w:pPr>
       <w:spacing w:after="0" w:line="240" w:lineRule="auto"/>
@@ -21038,9 +21052,9 @@
       </w:tcPr>
     </w:tblStylePr>
   </w:style>
-  <w:style w:type="table" w:styleId="Lijsttabel3-Accent6">
+  <w:style w:type="table" w:styleId="ListTable3-Accent6">
     <w:name w:val="List Table 3 Accent 6"/>
-    <w:basedOn w:val="Standaardtabel"/>
+    <w:basedOn w:val="TableNormal"/>
     <w:uiPriority w:val="99"/>
     <w:pPr>
       <w:spacing w:after="0" w:line="240" w:lineRule="auto"/>
@@ -21114,9 +21128,9 @@
       </w:tcPr>
     </w:tblStylePr>
   </w:style>
-  <w:style w:type="table" w:styleId="Lijsttabel4-Accent1">
+  <w:style w:type="table" w:styleId="ListTable4-Accent1">
     <w:name w:val="List Table 4 Accent 1"/>
-    <w:basedOn w:val="Standaardtabel"/>
+    <w:basedOn w:val="TableNormal"/>
     <w:uiPriority w:val="99"/>
     <w:pPr>
       <w:spacing w:after="0" w:line="240" w:lineRule="auto"/>
@@ -21185,9 +21199,9 @@
       </w:tcPr>
     </w:tblStylePr>
   </w:style>
-  <w:style w:type="table" w:styleId="Lijsttabel4-Accent2">
+  <w:style w:type="table" w:styleId="ListTable4-Accent2">
     <w:name w:val="List Table 4 Accent 2"/>
-    <w:basedOn w:val="Standaardtabel"/>
+    <w:basedOn w:val="TableNormal"/>
     <w:uiPriority w:val="99"/>
     <w:pPr>
       <w:spacing w:after="0" w:line="240" w:lineRule="auto"/>
@@ -21256,9 +21270,9 @@
       </w:tcPr>
     </w:tblStylePr>
   </w:style>
-  <w:style w:type="table" w:styleId="Lijsttabel4-Accent3">
+  <w:style w:type="table" w:styleId="ListTable4-Accent3">
     <w:name w:val="List Table 4 Accent 3"/>
-    <w:basedOn w:val="Standaardtabel"/>
+    <w:basedOn w:val="TableNormal"/>
     <w:uiPriority w:val="99"/>
     <w:pPr>
       <w:spacing w:after="0" w:line="240" w:lineRule="auto"/>
@@ -21327,9 +21341,9 @@
       </w:tcPr>
     </w:tblStylePr>
   </w:style>
-  <w:style w:type="table" w:styleId="Lijsttabel4-Accent4">
+  <w:style w:type="table" w:styleId="ListTable4-Accent4">
     <w:name w:val="List Table 4 Accent 4"/>
-    <w:basedOn w:val="Standaardtabel"/>
+    <w:basedOn w:val="TableNormal"/>
     <w:uiPriority w:val="99"/>
     <w:pPr>
       <w:spacing w:after="0" w:line="240" w:lineRule="auto"/>
@@ -21398,9 +21412,9 @@
       </w:tcPr>
     </w:tblStylePr>
   </w:style>
-  <w:style w:type="table" w:styleId="Lijsttabel4-Accent5">
+  <w:style w:type="table" w:styleId="ListTable4-Accent5">
     <w:name w:val="List Table 4 Accent 5"/>
-    <w:basedOn w:val="Standaardtabel"/>
+    <w:basedOn w:val="TableNormal"/>
     <w:uiPriority w:val="99"/>
     <w:pPr>
       <w:spacing w:after="0" w:line="240" w:lineRule="auto"/>
@@ -21469,9 +21483,9 @@
       </w:tcPr>
     </w:tblStylePr>
   </w:style>
-  <w:style w:type="table" w:styleId="Lijsttabel4-Accent6">
+  <w:style w:type="table" w:styleId="ListTable4-Accent6">
     <w:name w:val="List Table 4 Accent 6"/>
-    <w:basedOn w:val="Standaardtabel"/>
+    <w:basedOn w:val="TableNormal"/>
     <w:uiPriority w:val="99"/>
     <w:pPr>
       <w:spacing w:after="0" w:line="240" w:lineRule="auto"/>
@@ -21540,9 +21554,9 @@
       </w:tcPr>
     </w:tblStylePr>
   </w:style>
-  <w:style w:type="table" w:styleId="Lijsttabel5donker-Accent1">
+  <w:style w:type="table" w:styleId="ListTable5Dark-Accent1">
     <w:name w:val="List Table 5 Dark Accent 1"/>
-    <w:basedOn w:val="Standaardtabel"/>
+    <w:basedOn w:val="TableNormal"/>
     <w:uiPriority w:val="99"/>
     <w:pPr>
       <w:spacing w:after="0" w:line="240" w:lineRule="auto"/>
@@ -21646,9 +21660,9 @@
       </w:tcPr>
     </w:tblStylePr>
   </w:style>
-  <w:style w:type="table" w:styleId="Lijsttabel5donker-Accent2">
+  <w:style w:type="table" w:styleId="ListTable5Dark-Accent2">
     <w:name w:val="List Table 5 Dark Accent 2"/>
-    <w:basedOn w:val="Standaardtabel"/>
+    <w:basedOn w:val="TableNormal"/>
     <w:uiPriority w:val="99"/>
     <w:pPr>
       <w:spacing w:after="0" w:line="240" w:lineRule="auto"/>
@@ -21752,9 +21766,9 @@
       </w:tcPr>
     </w:tblStylePr>
   </w:style>
-  <w:style w:type="table" w:styleId="Lijsttabel5donker-Accent3">
+  <w:style w:type="table" w:styleId="ListTable5Dark-Accent3">
     <w:name w:val="List Table 5 Dark Accent 3"/>
-    <w:basedOn w:val="Standaardtabel"/>
+    <w:basedOn w:val="TableNormal"/>
     <w:uiPriority w:val="99"/>
     <w:pPr>
       <w:spacing w:after="0" w:line="240" w:lineRule="auto"/>
@@ -21858,9 +21872,9 @@
       </w:tcPr>
     </w:tblStylePr>
   </w:style>
-  <w:style w:type="table" w:styleId="Lijsttabel5donker-Accent4">
+  <w:style w:type="table" w:styleId="ListTable5Dark-Accent4">
     <w:name w:val="List Table 5 Dark Accent 4"/>
-    <w:basedOn w:val="Standaardtabel"/>
+    <w:basedOn w:val="TableNormal"/>
     <w:uiPriority w:val="99"/>
     <w:pPr>
       <w:spacing w:after="0" w:line="240" w:lineRule="auto"/>
@@ -21964,9 +21978,9 @@
       </w:tcPr>
     </w:tblStylePr>
   </w:style>
-  <w:style w:type="table" w:styleId="Lijsttabel5donker-Accent5">
+  <w:style w:type="table" w:styleId="ListTable5Dark-Accent5">
     <w:name w:val="List Table 5 Dark Accent 5"/>
-    <w:basedOn w:val="Standaardtabel"/>
+    <w:basedOn w:val="TableNormal"/>
     <w:uiPriority w:val="99"/>
     <w:pPr>
       <w:spacing w:after="0" w:line="240" w:lineRule="auto"/>
@@ -22070,9 +22084,9 @@
       </w:tcPr>
     </w:tblStylePr>
   </w:style>
-  <w:style w:type="table" w:styleId="Lijsttabel5donker-Accent6">
+  <w:style w:type="table" w:styleId="ListTable5Dark-Accent6">
     <w:name w:val="List Table 5 Dark Accent 6"/>
-    <w:basedOn w:val="Standaardtabel"/>
+    <w:basedOn w:val="TableNormal"/>
     <w:uiPriority w:val="99"/>
     <w:pPr>
       <w:spacing w:after="0" w:line="240" w:lineRule="auto"/>
@@ -22176,9 +22190,9 @@
       </w:tcPr>
     </w:tblStylePr>
   </w:style>
-  <w:style w:type="table" w:styleId="Lijsttabel6kleurrijk-Accent1">
+  <w:style w:type="table" w:styleId="ListTable6Colorful-Accent1">
     <w:name w:val="List Table 6 Colorful Accent 1"/>
-    <w:basedOn w:val="Standaardtabel"/>
+    <w:basedOn w:val="TableNormal"/>
     <w:uiPriority w:val="99"/>
     <w:pPr>
       <w:spacing w:after="0" w:line="240" w:lineRule="auto"/>
@@ -22252,9 +22266,9 @@
       </w:rPr>
     </w:tblStylePr>
   </w:style>
-  <w:style w:type="table" w:styleId="Lijsttabel6kleurrijk-Accent2">
+  <w:style w:type="table" w:styleId="ListTable6Colorful-Accent2">
     <w:name w:val="List Table 6 Colorful Accent 2"/>
-    <w:basedOn w:val="Standaardtabel"/>
+    <w:basedOn w:val="TableNormal"/>
     <w:uiPriority w:val="99"/>
     <w:pPr>
       <w:spacing w:after="0" w:line="240" w:lineRule="auto"/>
@@ -22328,9 +22342,9 @@
       </w:rPr>
     </w:tblStylePr>
   </w:style>
-  <w:style w:type="table" w:styleId="Lijsttabel6kleurrijk-Accent3">
+  <w:style w:type="table" w:styleId="ListTable6Colorful-Accent3">
     <w:name w:val="List Table 6 Colorful Accent 3"/>
-    <w:basedOn w:val="Standaardtabel"/>
+    <w:basedOn w:val="TableNormal"/>
     <w:uiPriority w:val="99"/>
     <w:pPr>
       <w:spacing w:after="0" w:line="240" w:lineRule="auto"/>
@@ -22404,9 +22418,9 @@
       </w:rPr>
     </w:tblStylePr>
   </w:style>
-  <w:style w:type="table" w:styleId="Lijsttabel6kleurrijk-Accent4">
+  <w:style w:type="table" w:styleId="ListTable6Colorful-Accent4">
     <w:name w:val="List Table 6 Colorful Accent 4"/>
-    <w:basedOn w:val="Standaardtabel"/>
+    <w:basedOn w:val="TableNormal"/>
     <w:uiPriority w:val="99"/>
     <w:pPr>
       <w:spacing w:after="0" w:line="240" w:lineRule="auto"/>
@@ -22480,9 +22494,9 @@
       </w:rPr>
     </w:tblStylePr>
   </w:style>
-  <w:style w:type="table" w:styleId="Lijsttabel6kleurrijk-Accent5">
+  <w:style w:type="table" w:styleId="ListTable6Colorful-Accent5">
     <w:name w:val="List Table 6 Colorful Accent 5"/>
-    <w:basedOn w:val="Standaardtabel"/>
+    <w:basedOn w:val="TableNormal"/>
     <w:uiPriority w:val="99"/>
     <w:pPr>
       <w:spacing w:after="0" w:line="240" w:lineRule="auto"/>
@@ -22556,9 +22570,9 @@
       </w:rPr>
     </w:tblStylePr>
   </w:style>
-  <w:style w:type="table" w:styleId="Lijsttabel6kleurrijk-Accent6">
+  <w:style w:type="table" w:styleId="ListTable6Colorful-Accent6">
     <w:name w:val="List Table 6 Colorful Accent 6"/>
-    <w:basedOn w:val="Standaardtabel"/>
+    <w:basedOn w:val="TableNormal"/>
     <w:uiPriority w:val="99"/>
     <w:pPr>
       <w:spacing w:after="0" w:line="240" w:lineRule="auto"/>
@@ -22632,9 +22646,9 @@
       </w:rPr>
     </w:tblStylePr>
   </w:style>
-  <w:style w:type="table" w:styleId="Lijsttabel7kleurrijk-Accent1">
+  <w:style w:type="table" w:styleId="ListTable7Colorful-Accent1">
     <w:name w:val="List Table 7 Colorful Accent 1"/>
-    <w:basedOn w:val="Standaardtabel"/>
+    <w:basedOn w:val="TableNormal"/>
     <w:uiPriority w:val="99"/>
     <w:pPr>
       <w:spacing w:after="0" w:line="240" w:lineRule="auto"/>
@@ -22746,9 +22760,9 @@
       </w:rPr>
     </w:tblStylePr>
   </w:style>
-  <w:style w:type="table" w:styleId="Lijsttabel7kleurrijk-Accent2">
+  <w:style w:type="table" w:styleId="ListTable7Colorful-Accent2">
     <w:name w:val="List Table 7 Colorful Accent 2"/>
-    <w:basedOn w:val="Standaardtabel"/>
+    <w:basedOn w:val="TableNormal"/>
     <w:uiPriority w:val="99"/>
     <w:pPr>
       <w:spacing w:after="0" w:line="240" w:lineRule="auto"/>
@@ -22860,9 +22874,9 @@
       </w:rPr>
     </w:tblStylePr>
   </w:style>
-  <w:style w:type="table" w:styleId="Lijsttabel7kleurrijk-Accent3">
+  <w:style w:type="table" w:styleId="ListTable7Colorful-Accent3">
     <w:name w:val="List Table 7 Colorful Accent 3"/>
-    <w:basedOn w:val="Standaardtabel"/>
+    <w:basedOn w:val="TableNormal"/>
     <w:uiPriority w:val="99"/>
     <w:pPr>
       <w:spacing w:after="0" w:line="240" w:lineRule="auto"/>
@@ -22974,9 +22988,9 @@
       </w:rPr>
     </w:tblStylePr>
   </w:style>
-  <w:style w:type="table" w:styleId="Lijsttabel7kleurrijk-Accent4">
+  <w:style w:type="table" w:styleId="ListTable7Colorful-Accent4">
     <w:name w:val="List Table 7 Colorful Accent 4"/>
-    <w:basedOn w:val="Standaardtabel"/>
+    <w:basedOn w:val="TableNormal"/>
     <w:uiPriority w:val="99"/>
     <w:pPr>
       <w:spacing w:after="0" w:line="240" w:lineRule="auto"/>
@@ -23088,9 +23102,9 @@
       </w:rPr>
     </w:tblStylePr>
   </w:style>
-  <w:style w:type="table" w:styleId="Lijsttabel7kleurrijk-Accent5">
+  <w:style w:type="table" w:styleId="ListTable7Colorful-Accent5">
     <w:name w:val="List Table 7 Colorful Accent 5"/>
-    <w:basedOn w:val="Standaardtabel"/>
+    <w:basedOn w:val="TableNormal"/>
     <w:uiPriority w:val="99"/>
     <w:pPr>
       <w:spacing w:after="0" w:line="240" w:lineRule="auto"/>
@@ -23202,9 +23216,9 @@
       </w:rPr>
     </w:tblStylePr>
   </w:style>
-  <w:style w:type="table" w:styleId="Lijsttabel7kleurrijk-Accent6">
+  <w:style w:type="table" w:styleId="ListTable7Colorful-Accent6">
     <w:name w:val="List Table 7 Colorful Accent 6"/>
-    <w:basedOn w:val="Standaardtabel"/>
+    <w:basedOn w:val="TableNormal"/>
     <w:uiPriority w:val="99"/>
     <w:pPr>
       <w:spacing w:after="0" w:line="240" w:lineRule="auto"/>
@@ -23318,17 +23332,17 @@
   </w:style>
   <w:style w:type="character" w:customStyle="1" w:styleId="HeaderChar">
     <w:name w:val="Header Char"/>
-    <w:basedOn w:val="Standaardalinea-lettertype"/>
+    <w:basedOn w:val="DefaultParagraphFont"/>
     <w:uiPriority w:val="99"/>
   </w:style>
   <w:style w:type="character" w:customStyle="1" w:styleId="FooterChar">
     <w:name w:val="Footer Char"/>
-    <w:basedOn w:val="Standaardalinea-lettertype"/>
+    <w:basedOn w:val="DefaultParagraphFont"/>
     <w:uiPriority w:val="99"/>
   </w:style>
   <w:style w:type="character" w:customStyle="1" w:styleId="FootnoteTextChar">
     <w:name w:val="Footnote Text Char"/>
-    <w:basedOn w:val="Standaardalinea-lettertype"/>
+    <w:basedOn w:val="DefaultParagraphFont"/>
     <w:uiPriority w:val="99"/>
     <w:semiHidden/>
     <w:rPr>
@@ -23338,7 +23352,7 @@
   </w:style>
   <w:style w:type="character" w:customStyle="1" w:styleId="EndnoteTextChar">
     <w:name w:val="Endnote Text Char"/>
-    <w:basedOn w:val="Standaardalinea-lettertype"/>
+    <w:basedOn w:val="DefaultParagraphFont"/>
     <w:uiPriority w:val="99"/>
     <w:semiHidden/>
     <w:rPr>
@@ -23346,9 +23360,9 @@
       <w:szCs w:val="20"/>
     </w:rPr>
   </w:style>
-  <w:style w:type="table" w:customStyle="1" w:styleId="TableGridLight1">
+  <w:style w:type="table" w:customStyle="1" w:styleId="TableGridLight10">
     <w:name w:val="Table Grid Light1"/>
-    <w:basedOn w:val="Standaardtabel"/>
+    <w:basedOn w:val="TableNormal"/>
     <w:uiPriority w:val="59"/>
     <w:pPr>
       <w:spacing w:after="0" w:line="240" w:lineRule="auto"/>
@@ -23364,9 +23378,9 @@
       </w:tblBorders>
     </w:tblPr>
   </w:style>
-  <w:style w:type="table" w:styleId="Onopgemaaktetabel1">
+  <w:style w:type="table" w:styleId="PlainTable1">
     <w:name w:val="Plain Table 1"/>
-    <w:basedOn w:val="Standaardtabel"/>
+    <w:basedOn w:val="TableNormal"/>
     <w:uiPriority w:val="59"/>
     <w:pPr>
       <w:spacing w:after="0" w:line="240" w:lineRule="auto"/>
@@ -23426,9 +23440,9 @@
       </w:tcPr>
     </w:tblStylePr>
   </w:style>
-  <w:style w:type="table" w:styleId="Onopgemaaktetabel2">
+  <w:style w:type="table" w:styleId="PlainTable2">
     <w:name w:val="Plain Table 2"/>
-    <w:basedOn w:val="Standaardtabel"/>
+    <w:basedOn w:val="TableNormal"/>
     <w:uiPriority w:val="59"/>
     <w:pPr>
       <w:spacing w:after="0" w:line="240" w:lineRule="auto"/>
@@ -23508,9 +23522,9 @@
       </w:tcPr>
     </w:tblStylePr>
   </w:style>
-  <w:style w:type="table" w:styleId="Onopgemaaktetabel3">
+  <w:style w:type="table" w:styleId="PlainTable3">
     <w:name w:val="Plain Table 3"/>
-    <w:basedOn w:val="Standaardtabel"/>
+    <w:basedOn w:val="TableNormal"/>
     <w:uiPriority w:val="99"/>
     <w:pPr>
       <w:spacing w:after="0" w:line="240" w:lineRule="auto"/>
@@ -23588,9 +23602,9 @@
       </w:tcPr>
     </w:tblStylePr>
   </w:style>
-  <w:style w:type="table" w:styleId="Onopgemaaktetabel4">
+  <w:style w:type="table" w:styleId="PlainTable4">
     <w:name w:val="Plain Table 4"/>
-    <w:basedOn w:val="Standaardtabel"/>
+    <w:basedOn w:val="TableNormal"/>
     <w:uiPriority w:val="99"/>
     <w:pPr>
       <w:spacing w:after="0" w:line="240" w:lineRule="auto"/>
@@ -23646,9 +23660,9 @@
       </w:tcPr>
     </w:tblStylePr>
   </w:style>
-  <w:style w:type="table" w:styleId="Onopgemaaktetabel5">
+  <w:style w:type="table" w:styleId="PlainTable5">
     <w:name w:val="Plain Table 5"/>
-    <w:basedOn w:val="Standaardtabel"/>
+    <w:basedOn w:val="TableNormal"/>
     <w:uiPriority w:val="99"/>
     <w:pPr>
       <w:spacing w:after="0" w:line="240" w:lineRule="auto"/>
@@ -23739,9 +23753,9 @@
       </w:tcPr>
     </w:tblStylePr>
   </w:style>
-  <w:style w:type="table" w:styleId="Rastertabel1licht">
+  <w:style w:type="table" w:styleId="GridTable1Light">
     <w:name w:val="Grid Table 1 Light"/>
-    <w:basedOn w:val="Standaardtabel"/>
+    <w:basedOn w:val="TableNormal"/>
     <w:uiPriority w:val="99"/>
     <w:pPr>
       <w:spacing w:after="0" w:line="240" w:lineRule="auto"/>
@@ -23805,9 +23819,9 @@
       </w:tcPr>
     </w:tblStylePr>
   </w:style>
-  <w:style w:type="table" w:customStyle="1" w:styleId="GridTable1Light-Accent11">
+  <w:style w:type="table" w:customStyle="1" w:styleId="GridTable1Light-Accent110">
     <w:name w:val="Grid Table 1 Light - Accent 11"/>
-    <w:basedOn w:val="Standaardtabel"/>
+    <w:basedOn w:val="TableNormal"/>
     <w:uiPriority w:val="99"/>
     <w:pPr>
       <w:spacing w:after="0" w:line="240" w:lineRule="auto"/>
@@ -23871,9 +23885,9 @@
       </w:tcPr>
     </w:tblStylePr>
   </w:style>
-  <w:style w:type="table" w:customStyle="1" w:styleId="GridTable1Light-Accent21">
+  <w:style w:type="table" w:customStyle="1" w:styleId="GridTable1Light-Accent210">
     <w:name w:val="Grid Table 1 Light - Accent 21"/>
-    <w:basedOn w:val="Standaardtabel"/>
+    <w:basedOn w:val="TableNormal"/>
     <w:uiPriority w:val="99"/>
     <w:pPr>
       <w:spacing w:after="0" w:line="240" w:lineRule="auto"/>
@@ -23937,9 +23951,9 @@
       </w:tcPr>
     </w:tblStylePr>
   </w:style>
-  <w:style w:type="table" w:customStyle="1" w:styleId="GridTable1Light-Accent31">
+  <w:style w:type="table" w:customStyle="1" w:styleId="GridTable1Light-Accent310">
     <w:name w:val="Grid Table 1 Light - Accent 31"/>
-    <w:basedOn w:val="Standaardtabel"/>
+    <w:basedOn w:val="TableNormal"/>
     <w:uiPriority w:val="99"/>
     <w:pPr>
       <w:spacing w:after="0" w:line="240" w:lineRule="auto"/>
@@ -24003,9 +24017,9 @@
       </w:tcPr>
     </w:tblStylePr>
   </w:style>
-  <w:style w:type="table" w:customStyle="1" w:styleId="GridTable1Light-Accent41">
+  <w:style w:type="table" w:customStyle="1" w:styleId="GridTable1Light-Accent410">
     <w:name w:val="Grid Table 1 Light - Accent 41"/>
-    <w:basedOn w:val="Standaardtabel"/>
+    <w:basedOn w:val="TableNormal"/>
     <w:uiPriority w:val="99"/>
     <w:pPr>
       <w:spacing w:after="0" w:line="240" w:lineRule="auto"/>
@@ -24069,9 +24083,9 @@
       </w:tcPr>
     </w:tblStylePr>
   </w:style>
-  <w:style w:type="table" w:customStyle="1" w:styleId="GridTable1Light-Accent51">
+  <w:style w:type="table" w:customStyle="1" w:styleId="GridTable1Light-Accent510">
     <w:name w:val="Grid Table 1 Light - Accent 51"/>
-    <w:basedOn w:val="Standaardtabel"/>
+    <w:basedOn w:val="TableNormal"/>
     <w:uiPriority w:val="99"/>
     <w:pPr>
       <w:spacing w:after="0" w:line="240" w:lineRule="auto"/>
@@ -24135,9 +24149,9 @@
       </w:tcPr>
     </w:tblStylePr>
   </w:style>
-  <w:style w:type="table" w:customStyle="1" w:styleId="GridTable1Light-Accent61">
+  <w:style w:type="table" w:customStyle="1" w:styleId="GridTable1Light-Accent610">
     <w:name w:val="Grid Table 1 Light - Accent 61"/>
-    <w:basedOn w:val="Standaardtabel"/>
+    <w:basedOn w:val="TableNormal"/>
     <w:uiPriority w:val="99"/>
     <w:pPr>
       <w:spacing w:after="0" w:line="240" w:lineRule="auto"/>
@@ -24201,9 +24215,9 @@
       </w:tcPr>
     </w:tblStylePr>
   </w:style>
-  <w:style w:type="table" w:styleId="Rastertabel2">
+  <w:style w:type="table" w:styleId="GridTable2">
     <w:name w:val="Grid Table 2"/>
-    <w:basedOn w:val="Standaardtabel"/>
+    <w:basedOn w:val="TableNormal"/>
     <w:uiPriority w:val="99"/>
     <w:pPr>
       <w:spacing w:after="0" w:line="240" w:lineRule="auto"/>
@@ -24284,9 +24298,9 @@
       </w:tcPr>
     </w:tblStylePr>
   </w:style>
-  <w:style w:type="table" w:customStyle="1" w:styleId="GridTable2-Accent11">
+  <w:style w:type="table" w:customStyle="1" w:styleId="GridTable2-Accent110">
     <w:name w:val="Grid Table 2 - Accent 11"/>
-    <w:basedOn w:val="Standaardtabel"/>
+    <w:basedOn w:val="TableNormal"/>
     <w:uiPriority w:val="99"/>
     <w:pPr>
       <w:spacing w:after="0" w:line="240" w:lineRule="auto"/>
@@ -24367,9 +24381,9 @@
       </w:tcPr>
     </w:tblStylePr>
   </w:style>
-  <w:style w:type="table" w:customStyle="1" w:styleId="GridTable2-Accent21">
+  <w:style w:type="table" w:customStyle="1" w:styleId="GridTable2-Accent210">
     <w:name w:val="Grid Table 2 - Accent 21"/>
-    <w:basedOn w:val="Standaardtabel"/>
+    <w:basedOn w:val="TableNormal"/>
     <w:uiPriority w:val="99"/>
     <w:pPr>
       <w:spacing w:after="0" w:line="240" w:lineRule="auto"/>
@@ -24450,9 +24464,9 @@
       </w:tcPr>
     </w:tblStylePr>
   </w:style>
-  <w:style w:type="table" w:customStyle="1" w:styleId="GridTable2-Accent31">
+  <w:style w:type="table" w:customStyle="1" w:styleId="GridTable2-Accent310">
     <w:name w:val="Grid Table 2 - Accent 31"/>
-    <w:basedOn w:val="Standaardtabel"/>
+    <w:basedOn w:val="TableNormal"/>
     <w:uiPriority w:val="99"/>
     <w:pPr>
       <w:spacing w:after="0" w:line="240" w:lineRule="auto"/>
@@ -24533,9 +24547,9 @@
       </w:tcPr>
     </w:tblStylePr>
   </w:style>
-  <w:style w:type="table" w:customStyle="1" w:styleId="GridTable2-Accent41">
+  <w:style w:type="table" w:customStyle="1" w:styleId="GridTable2-Accent410">
     <w:name w:val="Grid Table 2 - Accent 41"/>
-    <w:basedOn w:val="Standaardtabel"/>
+    <w:basedOn w:val="TableNormal"/>
     <w:uiPriority w:val="99"/>
     <w:pPr>
       <w:spacing w:after="0" w:line="240" w:lineRule="auto"/>
@@ -24616,9 +24630,9 @@
       </w:tcPr>
     </w:tblStylePr>
   </w:style>
-  <w:style w:type="table" w:customStyle="1" w:styleId="GridTable2-Accent51">
+  <w:style w:type="table" w:customStyle="1" w:styleId="GridTable2-Accent510">
     <w:name w:val="Grid Table 2 - Accent 51"/>
-    <w:basedOn w:val="Standaardtabel"/>
+    <w:basedOn w:val="TableNormal"/>
     <w:uiPriority w:val="99"/>
     <w:pPr>
       <w:spacing w:after="0" w:line="240" w:lineRule="auto"/>
@@ -24699,9 +24713,9 @@
       </w:tcPr>
     </w:tblStylePr>
   </w:style>
-  <w:style w:type="table" w:customStyle="1" w:styleId="GridTable2-Accent61">
+  <w:style w:type="table" w:customStyle="1" w:styleId="GridTable2-Accent610">
     <w:name w:val="Grid Table 2 - Accent 61"/>
-    <w:basedOn w:val="Standaardtabel"/>
+    <w:basedOn w:val="TableNormal"/>
     <w:uiPriority w:val="99"/>
     <w:pPr>
       <w:spacing w:after="0" w:line="240" w:lineRule="auto"/>
@@ -24782,9 +24796,9 @@
       </w:tcPr>
     </w:tblStylePr>
   </w:style>
-  <w:style w:type="table" w:styleId="Rastertabel3">
+  <w:style w:type="table" w:styleId="GridTable3">
     <w:name w:val="Grid Table 3"/>
-    <w:basedOn w:val="Standaardtabel"/>
+    <w:basedOn w:val="TableNormal"/>
     <w:uiPriority w:val="99"/>
     <w:pPr>
       <w:spacing w:after="0" w:line="240" w:lineRule="auto"/>
@@ -24888,9 +24902,9 @@
       </w:tcPr>
     </w:tblStylePr>
   </w:style>
-  <w:style w:type="table" w:customStyle="1" w:styleId="GridTable3-Accent11">
+  <w:style w:type="table" w:customStyle="1" w:styleId="GridTable3-Accent110">
     <w:name w:val="Grid Table 3 - Accent 11"/>
-    <w:basedOn w:val="Standaardtabel"/>
+    <w:basedOn w:val="TableNormal"/>
     <w:uiPriority w:val="99"/>
     <w:pPr>
       <w:spacing w:after="0" w:line="240" w:lineRule="auto"/>
@@ -24994,9 +25008,9 @@
       </w:tcPr>
     </w:tblStylePr>
   </w:style>
-  <w:style w:type="table" w:customStyle="1" w:styleId="GridTable3-Accent21">
+  <w:style w:type="table" w:customStyle="1" w:styleId="GridTable3-Accent210">
     <w:name w:val="Grid Table 3 - Accent 21"/>
-    <w:basedOn w:val="Standaardtabel"/>
+    <w:basedOn w:val="TableNormal"/>
     <w:uiPriority w:val="99"/>
     <w:pPr>
       <w:spacing w:after="0" w:line="240" w:lineRule="auto"/>
@@ -25100,9 +25114,9 @@
       </w:tcPr>
     </w:tblStylePr>
   </w:style>
-  <w:style w:type="table" w:customStyle="1" w:styleId="GridTable3-Accent31">
+  <w:style w:type="table" w:customStyle="1" w:styleId="GridTable3-Accent310">
     <w:name w:val="Grid Table 3 - Accent 31"/>
-    <w:basedOn w:val="Standaardtabel"/>
+    <w:basedOn w:val="TableNormal"/>
     <w:uiPriority w:val="99"/>
     <w:pPr>
       <w:spacing w:after="0" w:line="240" w:lineRule="auto"/>
@@ -25206,9 +25220,9 @@
       </w:tcPr>
     </w:tblStylePr>
   </w:style>
-  <w:style w:type="table" w:customStyle="1" w:styleId="GridTable3-Accent41">
+  <w:style w:type="table" w:customStyle="1" w:styleId="GridTable3-Accent410">
     <w:name w:val="Grid Table 3 - Accent 41"/>
-    <w:basedOn w:val="Standaardtabel"/>
+    <w:basedOn w:val="TableNormal"/>
     <w:uiPriority w:val="99"/>
     <w:pPr>
       <w:spacing w:after="0" w:line="240" w:lineRule="auto"/>
@@ -25312,9 +25326,9 @@
       </w:tcPr>
     </w:tblStylePr>
   </w:style>
-  <w:style w:type="table" w:customStyle="1" w:styleId="GridTable3-Accent51">
+  <w:style w:type="table" w:customStyle="1" w:styleId="GridTable3-Accent510">
     <w:name w:val="Grid Table 3 - Accent 51"/>
-    <w:basedOn w:val="Standaardtabel"/>
+    <w:basedOn w:val="TableNormal"/>
     <w:uiPriority w:val="99"/>
     <w:pPr>
       <w:spacing w:after="0" w:line="240" w:lineRule="auto"/>
@@ -25418,9 +25432,9 @@
       </w:tcPr>
     </w:tblStylePr>
   </w:style>
-  <w:style w:type="table" w:customStyle="1" w:styleId="GridTable3-Accent61">
+  <w:style w:type="table" w:customStyle="1" w:styleId="GridTable3-Accent610">
     <w:name w:val="Grid Table 3 - Accent 61"/>
-    <w:basedOn w:val="Standaardtabel"/>
+    <w:basedOn w:val="TableNormal"/>
     <w:uiPriority w:val="99"/>
     <w:pPr>
       <w:spacing w:after="0" w:line="240" w:lineRule="auto"/>
@@ -25524,9 +25538,9 @@
       </w:tcPr>
     </w:tblStylePr>
   </w:style>
-  <w:style w:type="table" w:styleId="Rastertabel4">
+  <w:style w:type="table" w:styleId="GridTable4">
     <w:name w:val="Grid Table 4"/>
-    <w:basedOn w:val="Standaardtabel"/>
+    <w:basedOn w:val="TableNormal"/>
     <w:uiPriority w:val="59"/>
     <w:pPr>
       <w:spacing w:after="0" w:line="240" w:lineRule="auto"/>
@@ -25608,9 +25622,9 @@
       </w:tcPr>
     </w:tblStylePr>
   </w:style>
-  <w:style w:type="table" w:customStyle="1" w:styleId="GridTable4-Accent11">
+  <w:style w:type="table" w:customStyle="1" w:styleId="GridTable4-Accent110">
     <w:name w:val="Grid Table 4 - Accent 11"/>
-    <w:basedOn w:val="Standaardtabel"/>
+    <w:basedOn w:val="TableNormal"/>
     <w:uiPriority w:val="59"/>
     <w:pPr>
       <w:spacing w:after="0" w:line="240" w:lineRule="auto"/>
@@ -25692,9 +25706,9 @@
       </w:tcPr>
     </w:tblStylePr>
   </w:style>
-  <w:style w:type="table" w:customStyle="1" w:styleId="GridTable4-Accent21">
+  <w:style w:type="table" w:customStyle="1" w:styleId="GridTable4-Accent210">
     <w:name w:val="Grid Table 4 - Accent 21"/>
-    <w:basedOn w:val="Standaardtabel"/>
+    <w:basedOn w:val="TableNormal"/>
     <w:uiPriority w:val="59"/>
     <w:pPr>
       <w:spacing w:after="0" w:line="240" w:lineRule="auto"/>
@@ -25776,9 +25790,9 @@
       </w:tcPr>
     </w:tblStylePr>
   </w:style>
-  <w:style w:type="table" w:customStyle="1" w:styleId="GridTable4-Accent31">
+  <w:style w:type="table" w:customStyle="1" w:styleId="GridTable4-Accent310">
     <w:name w:val="Grid Table 4 - Accent 31"/>
-    <w:basedOn w:val="Standaardtabel"/>
+    <w:basedOn w:val="TableNormal"/>
     <w:uiPriority w:val="59"/>
     <w:pPr>
       <w:spacing w:after="0" w:line="240" w:lineRule="auto"/>
@@ -25860,9 +25874,9 @@
       </w:tcPr>
     </w:tblStylePr>
   </w:style>
-  <w:style w:type="table" w:customStyle="1" w:styleId="GridTable4-Accent41">
+  <w:style w:type="table" w:customStyle="1" w:styleId="GridTable4-Accent410">
     <w:name w:val="Grid Table 4 - Accent 41"/>
-    <w:basedOn w:val="Standaardtabel"/>
+    <w:basedOn w:val="TableNormal"/>
     <w:uiPriority w:val="59"/>
     <w:pPr>
       <w:spacing w:after="0" w:line="240" w:lineRule="auto"/>
@@ -25944,9 +25958,9 @@
       </w:tcPr>
     </w:tblStylePr>
   </w:style>
-  <w:style w:type="table" w:customStyle="1" w:styleId="GridTable4-Accent51">
+  <w:style w:type="table" w:customStyle="1" w:styleId="GridTable4-Accent510">
     <w:name w:val="Grid Table 4 - Accent 51"/>
-    <w:basedOn w:val="Standaardtabel"/>
+    <w:basedOn w:val="TableNormal"/>
     <w:uiPriority w:val="59"/>
     <w:pPr>
       <w:spacing w:after="0" w:line="240" w:lineRule="auto"/>
@@ -26028,9 +26042,9 @@
       </w:tcPr>
     </w:tblStylePr>
   </w:style>
-  <w:style w:type="table" w:customStyle="1" w:styleId="GridTable4-Accent61">
+  <w:style w:type="table" w:customStyle="1" w:styleId="GridTable4-Accent610">
     <w:name w:val="Grid Table 4 - Accent 61"/>
-    <w:basedOn w:val="Standaardtabel"/>
+    <w:basedOn w:val="TableNormal"/>
     <w:uiPriority w:val="59"/>
     <w:pPr>
       <w:spacing w:after="0" w:line="240" w:lineRule="auto"/>
@@ -26112,9 +26126,9 @@
       </w:tcPr>
     </w:tblStylePr>
   </w:style>
-  <w:style w:type="table" w:styleId="Rastertabel5donker">
+  <w:style w:type="table" w:styleId="GridTable5Dark">
     <w:name w:val="Grid Table 5 Dark"/>
-    <w:basedOn w:val="Standaardtabel"/>
+    <w:basedOn w:val="TableNormal"/>
     <w:uiPriority w:val="99"/>
     <w:pPr>
       <w:spacing w:after="0" w:line="240" w:lineRule="auto"/>
@@ -26198,7 +26212,7 @@
   </w:style>
   <w:style w:type="table" w:customStyle="1" w:styleId="GridTable5Dark-Accent1">
     <w:name w:val="Grid Table 5 Dark- Accent 1"/>
-    <w:basedOn w:val="Standaardtabel"/>
+    <w:basedOn w:val="TableNormal"/>
     <w:uiPriority w:val="99"/>
     <w:pPr>
       <w:spacing w:after="0" w:line="240" w:lineRule="auto"/>
@@ -26280,9 +26294,9 @@
       </w:tcPr>
     </w:tblStylePr>
   </w:style>
-  <w:style w:type="table" w:customStyle="1" w:styleId="GridTable5Dark-Accent21">
+  <w:style w:type="table" w:customStyle="1" w:styleId="GridTable5Dark-Accent210">
     <w:name w:val="Grid Table 5 Dark - Accent 21"/>
-    <w:basedOn w:val="Standaardtabel"/>
+    <w:basedOn w:val="TableNormal"/>
     <w:uiPriority w:val="99"/>
     <w:pPr>
       <w:spacing w:after="0" w:line="240" w:lineRule="auto"/>
@@ -26364,9 +26378,9 @@
       </w:tcPr>
     </w:tblStylePr>
   </w:style>
-  <w:style w:type="table" w:customStyle="1" w:styleId="GridTable5Dark-Accent31">
+  <w:style w:type="table" w:customStyle="1" w:styleId="GridTable5Dark-Accent310">
     <w:name w:val="Grid Table 5 Dark - Accent 31"/>
-    <w:basedOn w:val="Standaardtabel"/>
+    <w:basedOn w:val="TableNormal"/>
     <w:uiPriority w:val="99"/>
     <w:pPr>
       <w:spacing w:after="0" w:line="240" w:lineRule="auto"/>
@@ -26450,7 +26464,7 @@
   </w:style>
   <w:style w:type="table" w:customStyle="1" w:styleId="GridTable5Dark-Accent4">
     <w:name w:val="Grid Table 5 Dark- Accent 4"/>
-    <w:basedOn w:val="Standaardtabel"/>
+    <w:basedOn w:val="TableNormal"/>
     <w:uiPriority w:val="99"/>
     <w:pPr>
       <w:spacing w:after="0" w:line="240" w:lineRule="auto"/>
@@ -26532,9 +26546,9 @@
       </w:tcPr>
     </w:tblStylePr>
   </w:style>
-  <w:style w:type="table" w:customStyle="1" w:styleId="GridTable5Dark-Accent51">
+  <w:style w:type="table" w:customStyle="1" w:styleId="GridTable5Dark-Accent510">
     <w:name w:val="Grid Table 5 Dark - Accent 51"/>
-    <w:basedOn w:val="Standaardtabel"/>
+    <w:basedOn w:val="TableNormal"/>
     <w:uiPriority w:val="99"/>
     <w:pPr>
       <w:spacing w:after="0" w:line="240" w:lineRule="auto"/>
@@ -26616,9 +26630,9 @@
       </w:tcPr>
     </w:tblStylePr>
   </w:style>
-  <w:style w:type="table" w:customStyle="1" w:styleId="GridTable5Dark-Accent61">
+  <w:style w:type="table" w:customStyle="1" w:styleId="GridTable5Dark-Accent610">
     <w:name w:val="Grid Table 5 Dark - Accent 61"/>
-    <w:basedOn w:val="Standaardtabel"/>
+    <w:basedOn w:val="TableNormal"/>
     <w:uiPriority w:val="99"/>
     <w:pPr>
       <w:spacing w:after="0" w:line="240" w:lineRule="auto"/>
@@ -26700,9 +26714,9 @@
       </w:tcPr>
     </w:tblStylePr>
   </w:style>
-  <w:style w:type="table" w:styleId="Rastertabel6kleurrijk">
+  <w:style w:type="table" w:styleId="GridTable6Colorful">
     <w:name w:val="Grid Table 6 Colorful"/>
-    <w:basedOn w:val="Standaardtabel"/>
+    <w:basedOn w:val="TableNormal"/>
     <w:uiPriority w:val="99"/>
     <w:pPr>
       <w:spacing w:after="0" w:line="240" w:lineRule="auto"/>
@@ -26774,9 +26788,9 @@
       </w:rPr>
     </w:tblStylePr>
   </w:style>
-  <w:style w:type="table" w:customStyle="1" w:styleId="GridTable6Colorful-Accent11">
+  <w:style w:type="table" w:customStyle="1" w:styleId="GridTable6Colorful-Accent110">
     <w:name w:val="Grid Table 6 Colorful - Accent 11"/>
-    <w:basedOn w:val="Standaardtabel"/>
+    <w:basedOn w:val="TableNormal"/>
     <w:uiPriority w:val="99"/>
     <w:pPr>
       <w:spacing w:after="0" w:line="240" w:lineRule="auto"/>
@@ -26848,9 +26862,9 @@
       </w:rPr>
     </w:tblStylePr>
   </w:style>
-  <w:style w:type="table" w:customStyle="1" w:styleId="GridTable6Colorful-Accent21">
+  <w:style w:type="table" w:customStyle="1" w:styleId="GridTable6Colorful-Accent210">
     <w:name w:val="Grid Table 6 Colorful - Accent 21"/>
-    <w:basedOn w:val="Standaardtabel"/>
+    <w:basedOn w:val="TableNormal"/>
     <w:uiPriority w:val="99"/>
     <w:pPr>
       <w:spacing w:after="0" w:line="240" w:lineRule="auto"/>
@@ -26922,9 +26936,9 @@
       </w:rPr>
     </w:tblStylePr>
   </w:style>
-  <w:style w:type="table" w:customStyle="1" w:styleId="GridTable6Colorful-Accent31">
+  <w:style w:type="table" w:customStyle="1" w:styleId="GridTable6Colorful-Accent310">
     <w:name w:val="Grid Table 6 Colorful - Accent 31"/>
-    <w:basedOn w:val="Standaardtabel"/>
+    <w:basedOn w:val="TableNormal"/>
     <w:uiPriority w:val="99"/>
     <w:pPr>
       <w:spacing w:after="0" w:line="240" w:lineRule="auto"/>
@@ -26996,9 +27010,9 @@
       </w:rPr>
     </w:tblStylePr>
   </w:style>
-  <w:style w:type="table" w:customStyle="1" w:styleId="GridTable6Colorful-Accent41">
+  <w:style w:type="table" w:customStyle="1" w:styleId="GridTable6Colorful-Accent410">
     <w:name w:val="Grid Table 6 Colorful - Accent 41"/>
-    <w:basedOn w:val="Standaardtabel"/>
+    <w:basedOn w:val="TableNormal"/>
     <w:uiPriority w:val="99"/>
     <w:pPr>
       <w:spacing w:after="0" w:line="240" w:lineRule="auto"/>
@@ -27070,9 +27084,9 @@
       </w:rPr>
     </w:tblStylePr>
   </w:style>
-  <w:style w:type="table" w:customStyle="1" w:styleId="GridTable6Colorful-Accent51">
+  <w:style w:type="table" w:customStyle="1" w:styleId="GridTable6Colorful-Accent510">
     <w:name w:val="Grid Table 6 Colorful - Accent 51"/>
-    <w:basedOn w:val="Standaardtabel"/>
+    <w:basedOn w:val="TableNormal"/>
     <w:uiPriority w:val="99"/>
     <w:pPr>
       <w:spacing w:after="0" w:line="240" w:lineRule="auto"/>
@@ -27144,9 +27158,9 @@
       </w:rPr>
     </w:tblStylePr>
   </w:style>
-  <w:style w:type="table" w:customStyle="1" w:styleId="GridTable6Colorful-Accent61">
+  <w:style w:type="table" w:customStyle="1" w:styleId="GridTable6Colorful-Accent610">
     <w:name w:val="Grid Table 6 Colorful - Accent 61"/>
-    <w:basedOn w:val="Standaardtabel"/>
+    <w:basedOn w:val="TableNormal"/>
     <w:uiPriority w:val="99"/>
     <w:pPr>
       <w:spacing w:after="0" w:line="240" w:lineRule="auto"/>
@@ -27218,9 +27232,9 @@
       </w:rPr>
     </w:tblStylePr>
   </w:style>
-  <w:style w:type="table" w:styleId="Rastertabel7kleurrijk">
+  <w:style w:type="table" w:styleId="GridTable7Colorful">
     <w:name w:val="Grid Table 7 Colorful"/>
-    <w:basedOn w:val="Standaardtabel"/>
+    <w:basedOn w:val="TableNormal"/>
     <w:uiPriority w:val="99"/>
     <w:pPr>
       <w:spacing w:after="0" w:line="240" w:lineRule="auto"/>
@@ -27335,9 +27349,9 @@
       </w:rPr>
     </w:tblStylePr>
   </w:style>
-  <w:style w:type="table" w:customStyle="1" w:styleId="GridTable7Colorful-Accent11">
+  <w:style w:type="table" w:customStyle="1" w:styleId="GridTable7Colorful-Accent110">
     <w:name w:val="Grid Table 7 Colorful - Accent 11"/>
-    <w:basedOn w:val="Standaardtabel"/>
+    <w:basedOn w:val="TableNormal"/>
     <w:uiPriority w:val="99"/>
     <w:pPr>
       <w:spacing w:after="0" w:line="240" w:lineRule="auto"/>
@@ -27452,9 +27466,9 @@
       </w:rPr>
     </w:tblStylePr>
   </w:style>
-  <w:style w:type="table" w:customStyle="1" w:styleId="GridTable7Colorful-Accent21">
+  <w:style w:type="table" w:customStyle="1" w:styleId="GridTable7Colorful-Accent210">
     <w:name w:val="Grid Table 7 Colorful - Accent 21"/>
-    <w:basedOn w:val="Standaardtabel"/>
+    <w:basedOn w:val="TableNormal"/>
     <w:uiPriority w:val="99"/>
     <w:pPr>
       <w:spacing w:after="0" w:line="240" w:lineRule="auto"/>
@@ -27569,9 +27583,9 @@
       </w:rPr>
     </w:tblStylePr>
   </w:style>
-  <w:style w:type="table" w:customStyle="1" w:styleId="GridTable7Colorful-Accent31">
+  <w:style w:type="table" w:customStyle="1" w:styleId="GridTable7Colorful-Accent310">
     <w:name w:val="Grid Table 7 Colorful - Accent 31"/>
-    <w:basedOn w:val="Standaardtabel"/>
+    <w:basedOn w:val="TableNormal"/>
     <w:uiPriority w:val="99"/>
     <w:pPr>
       <w:spacing w:after="0" w:line="240" w:lineRule="auto"/>
@@ -27686,9 +27700,9 @@
       </w:rPr>
     </w:tblStylePr>
   </w:style>
-  <w:style w:type="table" w:customStyle="1" w:styleId="GridTable7Colorful-Accent41">
+  <w:style w:type="table" w:customStyle="1" w:styleId="GridTable7Colorful-Accent410">
     <w:name w:val="Grid Table 7 Colorful - Accent 41"/>
-    <w:basedOn w:val="Standaardtabel"/>
+    <w:basedOn w:val="TableNormal"/>
     <w:uiPriority w:val="99"/>
     <w:pPr>
       <w:spacing w:after="0" w:line="240" w:lineRule="auto"/>
@@ -27803,9 +27817,9 @@
       </w:rPr>
     </w:tblStylePr>
   </w:style>
-  <w:style w:type="table" w:customStyle="1" w:styleId="GridTable7Colorful-Accent51">
+  <w:style w:type="table" w:customStyle="1" w:styleId="GridTable7Colorful-Accent510">
     <w:name w:val="Grid Table 7 Colorful - Accent 51"/>
-    <w:basedOn w:val="Standaardtabel"/>
+    <w:basedOn w:val="TableNormal"/>
     <w:uiPriority w:val="99"/>
     <w:pPr>
       <w:spacing w:after="0" w:line="240" w:lineRule="auto"/>
@@ -27920,9 +27934,9 @@
       </w:rPr>
     </w:tblStylePr>
   </w:style>
-  <w:style w:type="table" w:customStyle="1" w:styleId="GridTable7Colorful-Accent61">
+  <w:style w:type="table" w:customStyle="1" w:styleId="GridTable7Colorful-Accent610">
     <w:name w:val="Grid Table 7 Colorful - Accent 61"/>
-    <w:basedOn w:val="Standaardtabel"/>
+    <w:basedOn w:val="TableNormal"/>
     <w:uiPriority w:val="99"/>
     <w:pPr>
       <w:spacing w:after="0" w:line="240" w:lineRule="auto"/>
@@ -28037,9 +28051,9 @@
       </w:rPr>
     </w:tblStylePr>
   </w:style>
-  <w:style w:type="table" w:styleId="Lijsttabel1licht">
+  <w:style w:type="table" w:styleId="ListTable1Light">
     <w:name w:val="List Table 1 Light"/>
-    <w:basedOn w:val="Standaardtabel"/>
+    <w:basedOn w:val="TableNormal"/>
     <w:uiPriority w:val="99"/>
     <w:pPr>
       <w:spacing w:after="0" w:line="240" w:lineRule="auto"/>
@@ -28103,9 +28117,9 @@
       </w:tcPr>
     </w:tblStylePr>
   </w:style>
-  <w:style w:type="table" w:customStyle="1" w:styleId="ListTable1Light-Accent11">
+  <w:style w:type="table" w:customStyle="1" w:styleId="ListTable1Light-Accent110">
     <w:name w:val="List Table 1 Light - Accent 11"/>
-    <w:basedOn w:val="Standaardtabel"/>
+    <w:basedOn w:val="TableNormal"/>
     <w:uiPriority w:val="99"/>
     <w:pPr>
       <w:spacing w:after="0" w:line="240" w:lineRule="auto"/>
@@ -28169,9 +28183,9 @@
       </w:tcPr>
     </w:tblStylePr>
   </w:style>
-  <w:style w:type="table" w:customStyle="1" w:styleId="ListTable1Light-Accent21">
+  <w:style w:type="table" w:customStyle="1" w:styleId="ListTable1Light-Accent210">
     <w:name w:val="List Table 1 Light - Accent 21"/>
-    <w:basedOn w:val="Standaardtabel"/>
+    <w:basedOn w:val="TableNormal"/>
     <w:uiPriority w:val="99"/>
     <w:pPr>
       <w:spacing w:after="0" w:line="240" w:lineRule="auto"/>
@@ -28235,9 +28249,9 @@
       </w:tcPr>
     </w:tblStylePr>
   </w:style>
-  <w:style w:type="table" w:customStyle="1" w:styleId="ListTable1Light-Accent31">
+  <w:style w:type="table" w:customStyle="1" w:styleId="ListTable1Light-Accent310">
     <w:name w:val="List Table 1 Light - Accent 31"/>
-    <w:basedOn w:val="Standaardtabel"/>
+    <w:basedOn w:val="TableNormal"/>
     <w:uiPriority w:val="99"/>
     <w:pPr>
       <w:spacing w:after="0" w:line="240" w:lineRule="auto"/>
@@ -28301,9 +28315,9 @@
       </w:tcPr>
     </w:tblStylePr>
   </w:style>
-  <w:style w:type="table" w:customStyle="1" w:styleId="ListTable1Light-Accent41">
+  <w:style w:type="table" w:customStyle="1" w:styleId="ListTable1Light-Accent410">
     <w:name w:val="List Table 1 Light - Accent 41"/>
-    <w:basedOn w:val="Standaardtabel"/>
+    <w:basedOn w:val="TableNormal"/>
     <w:uiPriority w:val="99"/>
     <w:pPr>
       <w:spacing w:after="0" w:line="240" w:lineRule="auto"/>
@@ -28367,9 +28381,9 @@
       </w:tcPr>
     </w:tblStylePr>
   </w:style>
-  <w:style w:type="table" w:customStyle="1" w:styleId="ListTable1Light-Accent51">
+  <w:style w:type="table" w:customStyle="1" w:styleId="ListTable1Light-Accent510">
     <w:name w:val="List Table 1 Light - Accent 51"/>
-    <w:basedOn w:val="Standaardtabel"/>
+    <w:basedOn w:val="TableNormal"/>
     <w:uiPriority w:val="99"/>
     <w:pPr>
       <w:spacing w:after="0" w:line="240" w:lineRule="auto"/>
@@ -28433,9 +28447,9 @@
       </w:tcPr>
     </w:tblStylePr>
   </w:style>
-  <w:style w:type="table" w:customStyle="1" w:styleId="ListTable1Light-Accent61">
+  <w:style w:type="table" w:customStyle="1" w:styleId="ListTable1Light-Accent610">
     <w:name w:val="List Table 1 Light - Accent 61"/>
-    <w:basedOn w:val="Standaardtabel"/>
+    <w:basedOn w:val="TableNormal"/>
     <w:uiPriority w:val="99"/>
     <w:pPr>
       <w:spacing w:after="0" w:line="240" w:lineRule="auto"/>
@@ -28499,9 +28513,9 @@
       </w:tcPr>
     </w:tblStylePr>
   </w:style>
-  <w:style w:type="table" w:styleId="Lijsttabel2">
+  <w:style w:type="table" w:styleId="ListTable2">
     <w:name w:val="List Table 2"/>
-    <w:basedOn w:val="Standaardtabel"/>
+    <w:basedOn w:val="TableNormal"/>
     <w:uiPriority w:val="99"/>
     <w:pPr>
       <w:spacing w:after="0" w:line="240" w:lineRule="auto"/>
@@ -28588,9 +28602,9 @@
       </w:tcPr>
     </w:tblStylePr>
   </w:style>
-  <w:style w:type="table" w:customStyle="1" w:styleId="ListTable2-Accent11">
+  <w:style w:type="table" w:customStyle="1" w:styleId="ListTable2-Accent110">
     <w:name w:val="List Table 2 - Accent 11"/>
-    <w:basedOn w:val="Standaardtabel"/>
+    <w:basedOn w:val="TableNormal"/>
     <w:uiPriority w:val="99"/>
     <w:pPr>
       <w:spacing w:after="0" w:line="240" w:lineRule="auto"/>
@@ -28677,9 +28691,9 @@
       </w:tcPr>
     </w:tblStylePr>
   </w:style>
-  <w:style w:type="table" w:customStyle="1" w:styleId="ListTable2-Accent21">
+  <w:style w:type="table" w:customStyle="1" w:styleId="ListTable2-Accent210">
     <w:name w:val="List Table 2 - Accent 21"/>
-    <w:basedOn w:val="Standaardtabel"/>
+    <w:basedOn w:val="TableNormal"/>
     <w:uiPriority w:val="99"/>
     <w:pPr>
       <w:spacing w:after="0" w:line="240" w:lineRule="auto"/>
@@ -28766,9 +28780,9 @@
       </w:tcPr>
     </w:tblStylePr>
   </w:style>
-  <w:style w:type="table" w:customStyle="1" w:styleId="ListTable2-Accent31">
+  <w:style w:type="table" w:customStyle="1" w:styleId="ListTable2-Accent310">
     <w:name w:val="List Table 2 - Accent 31"/>
-    <w:basedOn w:val="Standaardtabel"/>
+    <w:basedOn w:val="TableNormal"/>
     <w:uiPriority w:val="99"/>
     <w:pPr>
       <w:spacing w:after="0" w:line="240" w:lineRule="auto"/>
@@ -28855,9 +28869,9 @@
       </w:tcPr>
     </w:tblStylePr>
   </w:style>
-  <w:style w:type="table" w:customStyle="1" w:styleId="ListTable2-Accent41">
+  <w:style w:type="table" w:customStyle="1" w:styleId="ListTable2-Accent410">
     <w:name w:val="List Table 2 - Accent 41"/>
-    <w:basedOn w:val="Standaardtabel"/>
+    <w:basedOn w:val="TableNormal"/>
     <w:uiPriority w:val="99"/>
     <w:pPr>
       <w:spacing w:after="0" w:line="240" w:lineRule="auto"/>
@@ -28944,9 +28958,9 @@
       </w:tcPr>
     </w:tblStylePr>
   </w:style>
-  <w:style w:type="table" w:customStyle="1" w:styleId="ListTable2-Accent51">
+  <w:style w:type="table" w:customStyle="1" w:styleId="ListTable2-Accent510">
     <w:name w:val="List Table 2 - Accent 51"/>
-    <w:basedOn w:val="Standaardtabel"/>
+    <w:basedOn w:val="TableNormal"/>
     <w:uiPriority w:val="99"/>
     <w:pPr>
       <w:spacing w:after="0" w:line="240" w:lineRule="auto"/>
@@ -29033,9 +29047,9 @@
       </w:tcPr>
     </w:tblStylePr>
   </w:style>
-  <w:style w:type="table" w:customStyle="1" w:styleId="ListTable2-Accent61">
+  <w:style w:type="table" w:customStyle="1" w:styleId="ListTable2-Accent610">
     <w:name w:val="List Table 2 - Accent 61"/>
-    <w:basedOn w:val="Standaardtabel"/>
+    <w:basedOn w:val="TableNormal"/>
     <w:uiPriority w:val="99"/>
     <w:pPr>
       <w:spacing w:after="0" w:line="240" w:lineRule="auto"/>
@@ -29122,9 +29136,9 @@
       </w:tcPr>
     </w:tblStylePr>
   </w:style>
-  <w:style w:type="table" w:styleId="Lijsttabel3">
+  <w:style w:type="table" w:styleId="ListTable3">
     <w:name w:val="List Table 3"/>
-    <w:basedOn w:val="Standaardtabel"/>
+    <w:basedOn w:val="TableNormal"/>
     <w:uiPriority w:val="99"/>
     <w:pPr>
       <w:spacing w:after="0" w:line="240" w:lineRule="auto"/>
@@ -29198,9 +29212,9 @@
       </w:tcPr>
     </w:tblStylePr>
   </w:style>
-  <w:style w:type="table" w:customStyle="1" w:styleId="ListTable3-Accent11">
+  <w:style w:type="table" w:customStyle="1" w:styleId="ListTable3-Accent110">
     <w:name w:val="List Table 3 - Accent 11"/>
-    <w:basedOn w:val="Standaardtabel"/>
+    <w:basedOn w:val="TableNormal"/>
     <w:uiPriority w:val="99"/>
     <w:pPr>
       <w:spacing w:after="0" w:line="240" w:lineRule="auto"/>
@@ -29274,9 +29288,9 @@
       </w:tcPr>
     </w:tblStylePr>
   </w:style>
-  <w:style w:type="table" w:customStyle="1" w:styleId="ListTable3-Accent21">
+  <w:style w:type="table" w:customStyle="1" w:styleId="ListTable3-Accent210">
     <w:name w:val="List Table 3 - Accent 21"/>
-    <w:basedOn w:val="Standaardtabel"/>
+    <w:basedOn w:val="TableNormal"/>
     <w:uiPriority w:val="99"/>
     <w:pPr>
       <w:spacing w:after="0" w:line="240" w:lineRule="auto"/>
@@ -29350,9 +29364,9 @@
       </w:tcPr>
     </w:tblStylePr>
   </w:style>
-  <w:style w:type="table" w:customStyle="1" w:styleId="ListTable3-Accent31">
+  <w:style w:type="table" w:customStyle="1" w:styleId="ListTable3-Accent310">
     <w:name w:val="List Table 3 - Accent 31"/>
-    <w:basedOn w:val="Standaardtabel"/>
+    <w:basedOn w:val="TableNormal"/>
     <w:uiPriority w:val="99"/>
     <w:pPr>
       <w:spacing w:after="0" w:line="240" w:lineRule="auto"/>
@@ -29426,9 +29440,9 @@
       </w:tcPr>
     </w:tblStylePr>
   </w:style>
-  <w:style w:type="table" w:customStyle="1" w:styleId="ListTable3-Accent41">
+  <w:style w:type="table" w:customStyle="1" w:styleId="ListTable3-Accent410">
     <w:name w:val="List Table 3 - Accent 41"/>
-    <w:basedOn w:val="Standaardtabel"/>
+    <w:basedOn w:val="TableNormal"/>
     <w:uiPriority w:val="99"/>
     <w:pPr>
       <w:spacing w:after="0" w:line="240" w:lineRule="auto"/>
@@ -29502,9 +29516,9 @@
       </w:tcPr>
     </w:tblStylePr>
   </w:style>
-  <w:style w:type="table" w:customStyle="1" w:styleId="ListTable3-Accent51">
+  <w:style w:type="table" w:customStyle="1" w:styleId="ListTable3-Accent510">
     <w:name w:val="List Table 3 - Accent 51"/>
-    <w:basedOn w:val="Standaardtabel"/>
+    <w:basedOn w:val="TableNormal"/>
     <w:uiPriority w:val="99"/>
     <w:pPr>
       <w:spacing w:after="0" w:line="240" w:lineRule="auto"/>
@@ -29578,9 +29592,9 @@
       </w:tcPr>
     </w:tblStylePr>
   </w:style>
-  <w:style w:type="table" w:customStyle="1" w:styleId="ListTable3-Accent61">
+  <w:style w:type="table" w:customStyle="1" w:styleId="ListTable3-Accent610">
     <w:name w:val="List Table 3 - Accent 61"/>
-    <w:basedOn w:val="Standaardtabel"/>
+    <w:basedOn w:val="TableNormal"/>
     <w:uiPriority w:val="99"/>
     <w:pPr>
       <w:spacing w:after="0" w:line="240" w:lineRule="auto"/>
@@ -29654,9 +29668,9 @@
       </w:tcPr>
     </w:tblStylePr>
   </w:style>
-  <w:style w:type="table" w:styleId="Lijsttabel4">
+  <w:style w:type="table" w:styleId="ListTable4">
     <w:name w:val="List Table 4"/>
-    <w:basedOn w:val="Standaardtabel"/>
+    <w:basedOn w:val="TableNormal"/>
     <w:uiPriority w:val="99"/>
     <w:pPr>
       <w:spacing w:after="0" w:line="240" w:lineRule="auto"/>
@@ -29725,9 +29739,9 @@
       </w:tcPr>
     </w:tblStylePr>
   </w:style>
-  <w:style w:type="table" w:customStyle="1" w:styleId="ListTable4-Accent11">
+  <w:style w:type="table" w:customStyle="1" w:styleId="ListTable4-Accent110">
     <w:name w:val="List Table 4 - Accent 11"/>
-    <w:basedOn w:val="Standaardtabel"/>
+    <w:basedOn w:val="TableNormal"/>
     <w:uiPriority w:val="99"/>
     <w:pPr>
       <w:spacing w:after="0" w:line="240" w:lineRule="auto"/>
@@ -29796,9 +29810,9 @@
       </w:tcPr>
     </w:tblStylePr>
   </w:style>
-  <w:style w:type="table" w:customStyle="1" w:styleId="ListTable4-Accent21">
+  <w:style w:type="table" w:customStyle="1" w:styleId="ListTable4-Accent210">
     <w:name w:val="List Table 4 - Accent 21"/>
-    <w:basedOn w:val="Standaardtabel"/>
+    <w:basedOn w:val="TableNormal"/>
     <w:uiPriority w:val="99"/>
     <w:pPr>
       <w:spacing w:after="0" w:line="240" w:lineRule="auto"/>
@@ -29867,9 +29881,9 @@
       </w:tcPr>
     </w:tblStylePr>
   </w:style>
-  <w:style w:type="table" w:customStyle="1" w:styleId="ListTable4-Accent31">
+  <w:style w:type="table" w:customStyle="1" w:styleId="ListTable4-Accent310">
     <w:name w:val="List Table 4 - Accent 31"/>
-    <w:basedOn w:val="Standaardtabel"/>
+    <w:basedOn w:val="TableNormal"/>
     <w:uiPriority w:val="99"/>
     <w:pPr>
       <w:spacing w:after="0" w:line="240" w:lineRule="auto"/>
@@ -29938,9 +29952,9 @@
       </w:tcPr>
     </w:tblStylePr>
   </w:style>
-  <w:style w:type="table" w:customStyle="1" w:styleId="ListTable4-Accent41">
+  <w:style w:type="table" w:customStyle="1" w:styleId="ListTable4-Accent410">
     <w:name w:val="List Table 4 - Accent 41"/>
-    <w:basedOn w:val="Standaardtabel"/>
+    <w:basedOn w:val="TableNormal"/>
     <w:uiPriority w:val="99"/>
     <w:pPr>
       <w:spacing w:after="0" w:line="240" w:lineRule="auto"/>
@@ -30009,9 +30023,9 @@
       </w:tcPr>
     </w:tblStylePr>
   </w:style>
-  <w:style w:type="table" w:customStyle="1" w:styleId="ListTable4-Accent51">
+  <w:style w:type="table" w:customStyle="1" w:styleId="ListTable4-Accent510">
     <w:name w:val="List Table 4 - Accent 51"/>
-    <w:basedOn w:val="Standaardtabel"/>
+    <w:basedOn w:val="TableNormal"/>
     <w:uiPriority w:val="99"/>
     <w:pPr>
       <w:spacing w:after="0" w:line="240" w:lineRule="auto"/>
@@ -30080,9 +30094,9 @@
       </w:tcPr>
     </w:tblStylePr>
   </w:style>
-  <w:style w:type="table" w:customStyle="1" w:styleId="ListTable4-Accent61">
+  <w:style w:type="table" w:customStyle="1" w:styleId="ListTable4-Accent610">
     <w:name w:val="List Table 4 - Accent 61"/>
-    <w:basedOn w:val="Standaardtabel"/>
+    <w:basedOn w:val="TableNormal"/>
     <w:uiPriority w:val="99"/>
     <w:pPr>
       <w:spacing w:after="0" w:line="240" w:lineRule="auto"/>
@@ -30151,9 +30165,9 @@
       </w:tcPr>
     </w:tblStylePr>
   </w:style>
-  <w:style w:type="table" w:styleId="Lijsttabel5donker">
+  <w:style w:type="table" w:styleId="ListTable5Dark">
     <w:name w:val="List Table 5 Dark"/>
-    <w:basedOn w:val="Standaardtabel"/>
+    <w:basedOn w:val="TableNormal"/>
     <w:uiPriority w:val="99"/>
     <w:pPr>
       <w:spacing w:after="0" w:line="240" w:lineRule="auto"/>
@@ -30257,9 +30271,9 @@
       </w:tcPr>
     </w:tblStylePr>
   </w:style>
-  <w:style w:type="table" w:customStyle="1" w:styleId="ListTable5Dark-Accent11">
+  <w:style w:type="table" w:customStyle="1" w:styleId="ListTable5Dark-Accent110">
     <w:name w:val="List Table 5 Dark - Accent 11"/>
-    <w:basedOn w:val="Standaardtabel"/>
+    <w:basedOn w:val="TableNormal"/>
     <w:uiPriority w:val="99"/>
     <w:pPr>
       <w:spacing w:after="0" w:line="240" w:lineRule="auto"/>
@@ -30363,9 +30377,9 @@
       </w:tcPr>
     </w:tblStylePr>
   </w:style>
-  <w:style w:type="table" w:customStyle="1" w:styleId="ListTable5Dark-Accent21">
+  <w:style w:type="table" w:customStyle="1" w:styleId="ListTable5Dark-Accent210">
     <w:name w:val="List Table 5 Dark - Accent 21"/>
-    <w:basedOn w:val="Standaardtabel"/>
+    <w:basedOn w:val="TableNormal"/>
     <w:uiPriority w:val="99"/>
     <w:pPr>
       <w:spacing w:after="0" w:line="240" w:lineRule="auto"/>
@@ -30469,9 +30483,9 @@
       </w:tcPr>
     </w:tblStylePr>
   </w:style>
-  <w:style w:type="table" w:customStyle="1" w:styleId="ListTable5Dark-Accent31">
+  <w:style w:type="table" w:customStyle="1" w:styleId="ListTable5Dark-Accent310">
     <w:name w:val="List Table 5 Dark - Accent 31"/>
-    <w:basedOn w:val="Standaardtabel"/>
+    <w:basedOn w:val="TableNormal"/>
     <w:uiPriority w:val="99"/>
     <w:pPr>
       <w:spacing w:after="0" w:line="240" w:lineRule="auto"/>
@@ -30575,9 +30589,9 @@
       </w:tcPr>
     </w:tblStylePr>
   </w:style>
-  <w:style w:type="table" w:customStyle="1" w:styleId="ListTable5Dark-Accent41">
+  <w:style w:type="table" w:customStyle="1" w:styleId="ListTable5Dark-Accent410">
     <w:name w:val="List Table 5 Dark - Accent 41"/>
-    <w:basedOn w:val="Standaardtabel"/>
+    <w:basedOn w:val="TableNormal"/>
     <w:uiPriority w:val="99"/>
     <w:pPr>
       <w:spacing w:after="0" w:line="240" w:lineRule="auto"/>
@@ -30681,9 +30695,9 @@
       </w:tcPr>
     </w:tblStylePr>
   </w:style>
-  <w:style w:type="table" w:customStyle="1" w:styleId="ListTable5Dark-Accent51">
+  <w:style w:type="table" w:customStyle="1" w:styleId="ListTable5Dark-Accent510">
     <w:name w:val="List Table 5 Dark - Accent 51"/>
-    <w:basedOn w:val="Standaardtabel"/>
+    <w:basedOn w:val="TableNormal"/>
     <w:uiPriority w:val="99"/>
     <w:pPr>
       <w:spacing w:after="0" w:line="240" w:lineRule="auto"/>
@@ -30787,9 +30801,9 @@
       </w:tcPr>
     </w:tblStylePr>
   </w:style>
-  <w:style w:type="table" w:customStyle="1" w:styleId="ListTable5Dark-Accent61">
+  <w:style w:type="table" w:customStyle="1" w:styleId="ListTable5Dark-Accent610">
     <w:name w:val="List Table 5 Dark - Accent 61"/>
-    <w:basedOn w:val="Standaardtabel"/>
+    <w:basedOn w:val="TableNormal"/>
     <w:uiPriority w:val="99"/>
     <w:pPr>
       <w:spacing w:after="0" w:line="240" w:lineRule="auto"/>
@@ -30893,9 +30907,9 @@
       </w:tcPr>
     </w:tblStylePr>
   </w:style>
-  <w:style w:type="table" w:styleId="Lijsttabel6kleurrijk">
+  <w:style w:type="table" w:styleId="ListTable6Colorful">
     <w:name w:val="List Table 6 Colorful"/>
-    <w:basedOn w:val="Standaardtabel"/>
+    <w:basedOn w:val="TableNormal"/>
     <w:uiPriority w:val="99"/>
     <w:pPr>
       <w:spacing w:after="0" w:line="240" w:lineRule="auto"/>
@@ -30969,9 +30983,9 @@
       </w:rPr>
     </w:tblStylePr>
   </w:style>
-  <w:style w:type="table" w:customStyle="1" w:styleId="ListTable6Colorful-Accent11">
+  <w:style w:type="table" w:customStyle="1" w:styleId="ListTable6Colorful-Accent110">
     <w:name w:val="List Table 6 Colorful - Accent 11"/>
-    <w:basedOn w:val="Standaardtabel"/>
+    <w:basedOn w:val="TableNormal"/>
     <w:uiPriority w:val="99"/>
     <w:pPr>
       <w:spacing w:after="0" w:line="240" w:lineRule="auto"/>
@@ -31045,9 +31059,9 @@
       </w:rPr>
     </w:tblStylePr>
   </w:style>
-  <w:style w:type="table" w:customStyle="1" w:styleId="ListTable6Colorful-Accent21">
+  <w:style w:type="table" w:customStyle="1" w:styleId="ListTable6Colorful-Accent210">
     <w:name w:val="List Table 6 Colorful - Accent 21"/>
-    <w:basedOn w:val="Standaardtabel"/>
+    <w:basedOn w:val="TableNormal"/>
     <w:uiPriority w:val="99"/>
     <w:pPr>
       <w:spacing w:after="0" w:line="240" w:lineRule="auto"/>
@@ -31121,9 +31135,9 @@
       </w:rPr>
     </w:tblStylePr>
   </w:style>
-  <w:style w:type="table" w:customStyle="1" w:styleId="ListTable6Colorful-Accent31">
+  <w:style w:type="table" w:customStyle="1" w:styleId="ListTable6Colorful-Accent310">
     <w:name w:val="List Table 6 Colorful - Accent 31"/>
-    <w:basedOn w:val="Standaardtabel"/>
+    <w:basedOn w:val="TableNormal"/>
     <w:uiPriority w:val="99"/>
     <w:pPr>
       <w:spacing w:after="0" w:line="240" w:lineRule="auto"/>
@@ -31197,9 +31211,9 @@
       </w:rPr>
     </w:tblStylePr>
   </w:style>
-  <w:style w:type="table" w:customStyle="1" w:styleId="ListTable6Colorful-Accent41">
+  <w:style w:type="table" w:customStyle="1" w:styleId="ListTable6Colorful-Accent410">
     <w:name w:val="List Table 6 Colorful - Accent 41"/>
-    <w:basedOn w:val="Standaardtabel"/>
+    <w:basedOn w:val="TableNormal"/>
     <w:uiPriority w:val="99"/>
     <w:pPr>
       <w:spacing w:after="0" w:line="240" w:lineRule="auto"/>
@@ -31273,9 +31287,9 @@
       </w:rPr>
     </w:tblStylePr>
   </w:style>
-  <w:style w:type="table" w:customStyle="1" w:styleId="ListTable6Colorful-Accent51">
+  <w:style w:type="table" w:customStyle="1" w:styleId="ListTable6Colorful-Accent510">
     <w:name w:val="List Table 6 Colorful - Accent 51"/>
-    <w:basedOn w:val="Standaardtabel"/>
+    <w:basedOn w:val="TableNormal"/>
     <w:uiPriority w:val="99"/>
     <w:pPr>
       <w:spacing w:after="0" w:line="240" w:lineRule="auto"/>
@@ -31349,9 +31363,9 @@
       </w:rPr>
     </w:tblStylePr>
   </w:style>
-  <w:style w:type="table" w:customStyle="1" w:styleId="ListTable6Colorful-Accent61">
+  <w:style w:type="table" w:customStyle="1" w:styleId="ListTable6Colorful-Accent610">
     <w:name w:val="List Table 6 Colorful - Accent 61"/>
-    <w:basedOn w:val="Standaardtabel"/>
+    <w:basedOn w:val="TableNormal"/>
     <w:uiPriority w:val="99"/>
     <w:pPr>
       <w:spacing w:after="0" w:line="240" w:lineRule="auto"/>
@@ -31425,9 +31439,9 @@
       </w:rPr>
     </w:tblStylePr>
   </w:style>
-  <w:style w:type="table" w:styleId="Lijsttabel7kleurrijk">
+  <w:style w:type="table" w:styleId="ListTable7Colorful">
     <w:name w:val="List Table 7 Colorful"/>
-    <w:basedOn w:val="Standaardtabel"/>
+    <w:basedOn w:val="TableNormal"/>
     <w:uiPriority w:val="99"/>
     <w:pPr>
       <w:spacing w:after="0" w:line="240" w:lineRule="auto"/>
@@ -31539,9 +31553,9 @@
       </w:rPr>
     </w:tblStylePr>
   </w:style>
-  <w:style w:type="table" w:customStyle="1" w:styleId="ListTable7Colorful-Accent11">
+  <w:style w:type="table" w:customStyle="1" w:styleId="ListTable7Colorful-Accent110">
     <w:name w:val="List Table 7 Colorful - Accent 11"/>
-    <w:basedOn w:val="Standaardtabel"/>
+    <w:basedOn w:val="TableNormal"/>
     <w:uiPriority w:val="99"/>
     <w:pPr>
       <w:spacing w:after="0" w:line="240" w:lineRule="auto"/>
@@ -31653,9 +31667,9 @@
       </w:rPr>
     </w:tblStylePr>
   </w:style>
-  <w:style w:type="table" w:customStyle="1" w:styleId="ListTable7Colorful-Accent21">
+  <w:style w:type="table" w:customStyle="1" w:styleId="ListTable7Colorful-Accent210">
     <w:name w:val="List Table 7 Colorful - Accent 21"/>
-    <w:basedOn w:val="Standaardtabel"/>
+    <w:basedOn w:val="TableNormal"/>
     <w:uiPriority w:val="99"/>
     <w:pPr>
       <w:spacing w:after="0" w:line="240" w:lineRule="auto"/>
@@ -31767,9 +31781,9 @@
       </w:rPr>
     </w:tblStylePr>
   </w:style>
-  <w:style w:type="table" w:customStyle="1" w:styleId="ListTable7Colorful-Accent31">
+  <w:style w:type="table" w:customStyle="1" w:styleId="ListTable7Colorful-Accent310">
     <w:name w:val="List Table 7 Colorful - Accent 31"/>
-    <w:basedOn w:val="Standaardtabel"/>
+    <w:basedOn w:val="TableNormal"/>
     <w:uiPriority w:val="99"/>
     <w:pPr>
       <w:spacing w:after="0" w:line="240" w:lineRule="auto"/>
@@ -31881,9 +31895,9 @@
       </w:rPr>
     </w:tblStylePr>
   </w:style>
-  <w:style w:type="table" w:customStyle="1" w:styleId="ListTable7Colorful-Accent41">
+  <w:style w:type="table" w:customStyle="1" w:styleId="ListTable7Colorful-Accent410">
     <w:name w:val="List Table 7 Colorful - Accent 41"/>
-    <w:basedOn w:val="Standaardtabel"/>
+    <w:basedOn w:val="TableNormal"/>
     <w:uiPriority w:val="99"/>
     <w:pPr>
       <w:spacing w:after="0" w:line="240" w:lineRule="auto"/>
@@ -31995,9 +32009,9 @@
       </w:rPr>
     </w:tblStylePr>
   </w:style>
-  <w:style w:type="table" w:customStyle="1" w:styleId="ListTable7Colorful-Accent51">
+  <w:style w:type="table" w:customStyle="1" w:styleId="ListTable7Colorful-Accent510">
     <w:name w:val="List Table 7 Colorful - Accent 51"/>
-    <w:basedOn w:val="Standaardtabel"/>
+    <w:basedOn w:val="TableNormal"/>
     <w:uiPriority w:val="99"/>
     <w:pPr>
       <w:spacing w:after="0" w:line="240" w:lineRule="auto"/>
@@ -32109,9 +32123,9 @@
       </w:rPr>
     </w:tblStylePr>
   </w:style>
-  <w:style w:type="table" w:customStyle="1" w:styleId="ListTable7Colorful-Accent61">
+  <w:style w:type="table" w:customStyle="1" w:styleId="ListTable7Colorful-Accent610">
     <w:name w:val="List Table 7 Colorful - Accent 61"/>
-    <w:basedOn w:val="Standaardtabel"/>
+    <w:basedOn w:val="TableNormal"/>
     <w:uiPriority w:val="99"/>
     <w:pPr>
       <w:spacing w:after="0" w:line="240" w:lineRule="auto"/>
@@ -32225,7 +32239,7 @@
   </w:style>
   <w:style w:type="table" w:customStyle="1" w:styleId="Lined-Accent">
     <w:name w:val="Lined - Accent"/>
-    <w:basedOn w:val="Standaardtabel"/>
+    <w:basedOn w:val="TableNormal"/>
     <w:uiPriority w:val="99"/>
     <w:pPr>
       <w:spacing w:after="0" w:line="240" w:lineRule="auto"/>
@@ -32324,7 +32338,7 @@
   </w:style>
   <w:style w:type="table" w:customStyle="1" w:styleId="Lined-Accent1">
     <w:name w:val="Lined - Accent 1"/>
-    <w:basedOn w:val="Standaardtabel"/>
+    <w:basedOn w:val="TableNormal"/>
     <w:uiPriority w:val="99"/>
     <w:pPr>
       <w:spacing w:after="0" w:line="240" w:lineRule="auto"/>
@@ -32423,7 +32437,7 @@
   </w:style>
   <w:style w:type="table" w:customStyle="1" w:styleId="Lined-Accent2">
     <w:name w:val="Lined - Accent 2"/>
-    <w:basedOn w:val="Standaardtabel"/>
+    <w:basedOn w:val="TableNormal"/>
     <w:uiPriority w:val="99"/>
     <w:pPr>
       <w:spacing w:after="0" w:line="240" w:lineRule="auto"/>
@@ -32522,7 +32536,7 @@
   </w:style>
   <w:style w:type="table" w:customStyle="1" w:styleId="Lined-Accent3">
     <w:name w:val="Lined - Accent 3"/>
-    <w:basedOn w:val="Standaardtabel"/>
+    <w:basedOn w:val="TableNormal"/>
     <w:uiPriority w:val="99"/>
     <w:pPr>
       <w:spacing w:after="0" w:line="240" w:lineRule="auto"/>
@@ -32621,7 +32635,7 @@
   </w:style>
   <w:style w:type="table" w:customStyle="1" w:styleId="Lined-Accent4">
     <w:name w:val="Lined - Accent 4"/>
-    <w:basedOn w:val="Standaardtabel"/>
+    <w:basedOn w:val="TableNormal"/>
     <w:uiPriority w:val="99"/>
     <w:pPr>
       <w:spacing w:after="0" w:line="240" w:lineRule="auto"/>
@@ -32720,7 +32734,7 @@
   </w:style>
   <w:style w:type="table" w:customStyle="1" w:styleId="Lined-Accent5">
     <w:name w:val="Lined - Accent 5"/>
-    <w:basedOn w:val="Standaardtabel"/>
+    <w:basedOn w:val="TableNormal"/>
     <w:uiPriority w:val="99"/>
     <w:pPr>
       <w:spacing w:after="0" w:line="240" w:lineRule="auto"/>
@@ -32819,7 +32833,7 @@
   </w:style>
   <w:style w:type="table" w:customStyle="1" w:styleId="Lined-Accent6">
     <w:name w:val="Lined - Accent 6"/>
-    <w:basedOn w:val="Standaardtabel"/>
+    <w:basedOn w:val="TableNormal"/>
     <w:uiPriority w:val="99"/>
     <w:pPr>
       <w:spacing w:after="0" w:line="240" w:lineRule="auto"/>
@@ -32918,7 +32932,7 @@
   </w:style>
   <w:style w:type="table" w:customStyle="1" w:styleId="BorderedLined-Accent">
     <w:name w:val="Bordered &amp; Lined - Accent"/>
-    <w:basedOn w:val="Standaardtabel"/>
+    <w:basedOn w:val="TableNormal"/>
     <w:uiPriority w:val="99"/>
     <w:pPr>
       <w:spacing w:after="0" w:line="240" w:lineRule="auto"/>
@@ -33025,7 +33039,7 @@
   </w:style>
   <w:style w:type="table" w:customStyle="1" w:styleId="BorderedLined-Accent1">
     <w:name w:val="Bordered &amp; Lined - Accent 1"/>
-    <w:basedOn w:val="Standaardtabel"/>
+    <w:basedOn w:val="TableNormal"/>
     <w:uiPriority w:val="99"/>
     <w:pPr>
       <w:spacing w:after="0" w:line="240" w:lineRule="auto"/>
@@ -33132,7 +33146,7 @@
   </w:style>
   <w:style w:type="table" w:customStyle="1" w:styleId="BorderedLined-Accent2">
     <w:name w:val="Bordered &amp; Lined - Accent 2"/>
-    <w:basedOn w:val="Standaardtabel"/>
+    <w:basedOn w:val="TableNormal"/>
     <w:uiPriority w:val="99"/>
     <w:pPr>
       <w:spacing w:after="0" w:line="240" w:lineRule="auto"/>
@@ -33239,7 +33253,7 @@
   </w:style>
   <w:style w:type="table" w:customStyle="1" w:styleId="BorderedLined-Accent3">
     <w:name w:val="Bordered &amp; Lined - Accent 3"/>
-    <w:basedOn w:val="Standaardtabel"/>
+    <w:basedOn w:val="TableNormal"/>
     <w:uiPriority w:val="99"/>
     <w:pPr>
       <w:spacing w:after="0" w:line="240" w:lineRule="auto"/>
@@ -33346,7 +33360,7 @@
   </w:style>
   <w:style w:type="table" w:customStyle="1" w:styleId="BorderedLined-Accent4">
     <w:name w:val="Bordered &amp; Lined - Accent 4"/>
-    <w:basedOn w:val="Standaardtabel"/>
+    <w:basedOn w:val="TableNormal"/>
     <w:uiPriority w:val="99"/>
     <w:pPr>
       <w:spacing w:after="0" w:line="240" w:lineRule="auto"/>
@@ -33453,7 +33467,7 @@
   </w:style>
   <w:style w:type="table" w:customStyle="1" w:styleId="BorderedLined-Accent5">
     <w:name w:val="Bordered &amp; Lined - Accent 5"/>
-    <w:basedOn w:val="Standaardtabel"/>
+    <w:basedOn w:val="TableNormal"/>
     <w:uiPriority w:val="99"/>
     <w:pPr>
       <w:spacing w:after="0" w:line="240" w:lineRule="auto"/>
@@ -33560,7 +33574,7 @@
   </w:style>
   <w:style w:type="table" w:customStyle="1" w:styleId="BorderedLined-Accent6">
     <w:name w:val="Bordered &amp; Lined - Accent 6"/>
-    <w:basedOn w:val="Standaardtabel"/>
+    <w:basedOn w:val="TableNormal"/>
     <w:uiPriority w:val="99"/>
     <w:pPr>
       <w:spacing w:after="0" w:line="240" w:lineRule="auto"/>
@@ -33667,7 +33681,7 @@
   </w:style>
   <w:style w:type="table" w:customStyle="1" w:styleId="Bordered">
     <w:name w:val="Bordered"/>
-    <w:basedOn w:val="Standaardtabel"/>
+    <w:basedOn w:val="TableNormal"/>
     <w:uiPriority w:val="99"/>
     <w:pPr>
       <w:spacing w:after="0" w:line="240" w:lineRule="auto"/>
@@ -33749,7 +33763,7 @@
   </w:style>
   <w:style w:type="table" w:customStyle="1" w:styleId="Bordered-Accent1">
     <w:name w:val="Bordered - Accent 1"/>
-    <w:basedOn w:val="Standaardtabel"/>
+    <w:basedOn w:val="TableNormal"/>
     <w:uiPriority w:val="99"/>
     <w:pPr>
       <w:spacing w:after="0" w:line="240" w:lineRule="auto"/>
@@ -33831,7 +33845,7 @@
   </w:style>
   <w:style w:type="table" w:customStyle="1" w:styleId="Bordered-Accent2">
     <w:name w:val="Bordered - Accent 2"/>
-    <w:basedOn w:val="Standaardtabel"/>
+    <w:basedOn w:val="TableNormal"/>
     <w:uiPriority w:val="99"/>
     <w:pPr>
       <w:spacing w:after="0" w:line="240" w:lineRule="auto"/>
@@ -33913,7 +33927,7 @@
   </w:style>
   <w:style w:type="table" w:customStyle="1" w:styleId="Bordered-Accent3">
     <w:name w:val="Bordered - Accent 3"/>
-    <w:basedOn w:val="Standaardtabel"/>
+    <w:basedOn w:val="TableNormal"/>
     <w:uiPriority w:val="99"/>
     <w:pPr>
       <w:spacing w:after="0" w:line="240" w:lineRule="auto"/>
@@ -33995,7 +34009,7 @@
   </w:style>
   <w:style w:type="table" w:customStyle="1" w:styleId="Bordered-Accent4">
     <w:name w:val="Bordered - Accent 4"/>
-    <w:basedOn w:val="Standaardtabel"/>
+    <w:basedOn w:val="TableNormal"/>
     <w:uiPriority w:val="99"/>
     <w:pPr>
       <w:spacing w:after="0" w:line="240" w:lineRule="auto"/>
@@ -34077,7 +34091,7 @@
   </w:style>
   <w:style w:type="table" w:customStyle="1" w:styleId="Bordered-Accent5">
     <w:name w:val="Bordered - Accent 5"/>
-    <w:basedOn w:val="Standaardtabel"/>
+    <w:basedOn w:val="TableNormal"/>
     <w:uiPriority w:val="99"/>
     <w:pPr>
       <w:spacing w:after="0" w:line="240" w:lineRule="auto"/>
@@ -34159,7 +34173,7 @@
   </w:style>
   <w:style w:type="table" w:customStyle="1" w:styleId="Bordered-Accent6">
     <w:name w:val="Bordered - Accent 6"/>
-    <w:basedOn w:val="Standaardtabel"/>
+    <w:basedOn w:val="TableNormal"/>
     <w:uiPriority w:val="99"/>
     <w:pPr>
       <w:spacing w:after="0" w:line="240" w:lineRule="auto"/>
@@ -34241,7 +34255,7 @@
   </w:style>
   <w:style w:type="character" w:customStyle="1" w:styleId="Heading1Char">
     <w:name w:val="Heading 1 Char"/>
-    <w:basedOn w:val="Standaardalinea-lettertype"/>
+    <w:basedOn w:val="DefaultParagraphFont"/>
     <w:uiPriority w:val="9"/>
     <w:rPr>
       <w:rFonts w:ascii="Arial" w:eastAsia="Arial" w:hAnsi="Arial" w:cs="Arial"/>
@@ -34252,7 +34266,7 @@
   </w:style>
   <w:style w:type="character" w:customStyle="1" w:styleId="Heading2Char">
     <w:name w:val="Heading 2 Char"/>
-    <w:basedOn w:val="Standaardalinea-lettertype"/>
+    <w:basedOn w:val="DefaultParagraphFont"/>
     <w:uiPriority w:val="9"/>
     <w:rPr>
       <w:rFonts w:ascii="Arial" w:eastAsia="Arial" w:hAnsi="Arial" w:cs="Arial"/>
@@ -34263,7 +34277,7 @@
   </w:style>
   <w:style w:type="character" w:customStyle="1" w:styleId="Heading3Char">
     <w:name w:val="Heading 3 Char"/>
-    <w:basedOn w:val="Standaardalinea-lettertype"/>
+    <w:basedOn w:val="DefaultParagraphFont"/>
     <w:uiPriority w:val="9"/>
     <w:rPr>
       <w:rFonts w:ascii="Arial" w:eastAsia="Arial" w:hAnsi="Arial" w:cs="Arial"/>
@@ -34274,7 +34288,7 @@
   </w:style>
   <w:style w:type="character" w:customStyle="1" w:styleId="Heading4Char">
     <w:name w:val="Heading 4 Char"/>
-    <w:basedOn w:val="Standaardalinea-lettertype"/>
+    <w:basedOn w:val="DefaultParagraphFont"/>
     <w:uiPriority w:val="9"/>
     <w:rPr>
       <w:rFonts w:ascii="Arial" w:eastAsia="Arial" w:hAnsi="Arial" w:cs="Arial"/>
@@ -34285,7 +34299,7 @@
   </w:style>
   <w:style w:type="character" w:customStyle="1" w:styleId="Heading5Char">
     <w:name w:val="Heading 5 Char"/>
-    <w:basedOn w:val="Standaardalinea-lettertype"/>
+    <w:basedOn w:val="DefaultParagraphFont"/>
     <w:uiPriority w:val="9"/>
     <w:rPr>
       <w:rFonts w:ascii="Arial" w:eastAsia="Arial" w:hAnsi="Arial" w:cs="Arial"/>
@@ -34294,7 +34308,7 @@
   </w:style>
   <w:style w:type="character" w:customStyle="1" w:styleId="Heading6Char">
     <w:name w:val="Heading 6 Char"/>
-    <w:basedOn w:val="Standaardalinea-lettertype"/>
+    <w:basedOn w:val="DefaultParagraphFont"/>
     <w:uiPriority w:val="9"/>
     <w:rPr>
       <w:rFonts w:ascii="Arial" w:eastAsia="Arial" w:hAnsi="Arial" w:cs="Arial"/>
@@ -34305,7 +34319,7 @@
   </w:style>
   <w:style w:type="character" w:customStyle="1" w:styleId="Heading7Char">
     <w:name w:val="Heading 7 Char"/>
-    <w:basedOn w:val="Standaardalinea-lettertype"/>
+    <w:basedOn w:val="DefaultParagraphFont"/>
     <w:uiPriority w:val="9"/>
     <w:rPr>
       <w:rFonts w:ascii="Arial" w:eastAsia="Arial" w:hAnsi="Arial" w:cs="Arial"/>
@@ -34314,7 +34328,7 @@
   </w:style>
   <w:style w:type="character" w:customStyle="1" w:styleId="Heading8Char">
     <w:name w:val="Heading 8 Char"/>
-    <w:basedOn w:val="Standaardalinea-lettertype"/>
+    <w:basedOn w:val="DefaultParagraphFont"/>
     <w:uiPriority w:val="9"/>
     <w:rPr>
       <w:rFonts w:ascii="Arial" w:eastAsia="Arial" w:hAnsi="Arial" w:cs="Arial"/>
@@ -34325,7 +34339,7 @@
   </w:style>
   <w:style w:type="character" w:customStyle="1" w:styleId="Heading9Char">
     <w:name w:val="Heading 9 Char"/>
-    <w:basedOn w:val="Standaardalinea-lettertype"/>
+    <w:basedOn w:val="DefaultParagraphFont"/>
     <w:uiPriority w:val="9"/>
     <w:rPr>
       <w:rFonts w:ascii="Arial" w:eastAsia="Arial" w:hAnsi="Arial" w:cs="Arial"/>
@@ -34336,7 +34350,7 @@
   </w:style>
   <w:style w:type="character" w:customStyle="1" w:styleId="TitleChar">
     <w:name w:val="Title Char"/>
-    <w:basedOn w:val="Standaardalinea-lettertype"/>
+    <w:basedOn w:val="DefaultParagraphFont"/>
     <w:uiPriority w:val="10"/>
     <w:rPr>
       <w:rFonts w:ascii="Arial" w:eastAsia="Arial" w:hAnsi="Arial" w:cs="Arial"/>
@@ -34347,7 +34361,7 @@
   </w:style>
   <w:style w:type="character" w:customStyle="1" w:styleId="SubtitleChar">
     <w:name w:val="Subtitle Char"/>
-    <w:basedOn w:val="Standaardalinea-lettertype"/>
+    <w:basedOn w:val="DefaultParagraphFont"/>
     <w:uiPriority w:val="11"/>
     <w:rPr>
       <w:color w:val="595959" w:themeColor="text1" w:themeTint="A6"/>
@@ -34358,7 +34372,7 @@
   </w:style>
   <w:style w:type="character" w:customStyle="1" w:styleId="QuoteChar">
     <w:name w:val="Quote Char"/>
-    <w:basedOn w:val="Standaardalinea-lettertype"/>
+    <w:basedOn w:val="DefaultParagraphFont"/>
     <w:uiPriority w:val="29"/>
     <w:rPr>
       <w:i/>
@@ -34368,7 +34382,7 @@
   </w:style>
   <w:style w:type="character" w:customStyle="1" w:styleId="IntenseQuoteChar">
     <w:name w:val="Intense Quote Char"/>
-    <w:basedOn w:val="Standaardalinea-lettertype"/>
+    <w:basedOn w:val="DefaultParagraphFont"/>
     <w:uiPriority w:val="30"/>
     <w:rPr>
       <w:i/>
@@ -34376,9 +34390,9 @@
       <w:color w:val="0F4761" w:themeColor="accent1" w:themeShade="BF"/>
     </w:rPr>
   </w:style>
-  <w:style w:type="character" w:styleId="Subtielebenadrukking">
+  <w:style w:type="character" w:styleId="SubtleEmphasis">
     <w:name w:val="Subtle Emphasis"/>
-    <w:basedOn w:val="Standaardalinea-lettertype"/>
+    <w:basedOn w:val="DefaultParagraphFont"/>
     <w:uiPriority w:val="19"/>
     <w:qFormat/>
     <w:rPr>
@@ -34387,9 +34401,9 @@
       <w:color w:val="404040" w:themeColor="text1" w:themeTint="BF"/>
     </w:rPr>
   </w:style>
-  <w:style w:type="character" w:styleId="Nadruk">
+  <w:style w:type="character" w:styleId="Emphasis">
     <w:name w:val="Emphasis"/>
-    <w:basedOn w:val="Standaardalinea-lettertype"/>
+    <w:basedOn w:val="DefaultParagraphFont"/>
     <w:uiPriority w:val="20"/>
     <w:qFormat/>
     <w:rPr>
@@ -34397,9 +34411,9 @@
       <w:iCs/>
     </w:rPr>
   </w:style>
-  <w:style w:type="character" w:styleId="Zwaar">
+  <w:style w:type="character" w:styleId="Strong">
     <w:name w:val="Strong"/>
-    <w:basedOn w:val="Standaardalinea-lettertype"/>
+    <w:basedOn w:val="DefaultParagraphFont"/>
     <w:uiPriority w:val="22"/>
     <w:qFormat/>
     <w:rPr>
@@ -34407,9 +34421,9 @@
       <w:bCs/>
     </w:rPr>
   </w:style>
-  <w:style w:type="character" w:styleId="Subtieleverwijzing">
+  <w:style w:type="character" w:styleId="SubtleReference">
     <w:name w:val="Subtle Reference"/>
-    <w:basedOn w:val="Standaardalinea-lettertype"/>
+    <w:basedOn w:val="DefaultParagraphFont"/>
     <w:uiPriority w:val="31"/>
     <w:qFormat/>
     <w:rPr>
@@ -34417,9 +34431,9 @@
       <w:color w:val="5A5A5A" w:themeColor="text1" w:themeTint="A5"/>
     </w:rPr>
   </w:style>
-  <w:style w:type="character" w:styleId="Titelvanboek">
+  <w:style w:type="character" w:styleId="BookTitle">
     <w:name w:val="Book Title"/>
-    <w:basedOn w:val="Standaardalinea-lettertype"/>
+    <w:basedOn w:val="DefaultParagraphFont"/>
     <w:uiPriority w:val="33"/>
     <w:qFormat/>
     <w:rPr>
@@ -34430,10 +34444,10 @@
       <w:spacing w:val="5"/>
     </w:rPr>
   </w:style>
-  <w:style w:type="paragraph" w:styleId="Koptekst">
+  <w:style w:type="paragraph" w:styleId="Header">
     <w:name w:val="header"/>
-    <w:basedOn w:val="Standaard"/>
-    <w:link w:val="KoptekstChar"/>
+    <w:basedOn w:val="Normal"/>
+    <w:link w:val="HeaderChar1"/>
     <w:uiPriority w:val="99"/>
     <w:unhideWhenUsed/>
     <w:pPr>
@@ -34444,16 +34458,16 @@
       <w:spacing w:after="0" w:line="240" w:lineRule="auto"/>
     </w:pPr>
   </w:style>
-  <w:style w:type="character" w:customStyle="1" w:styleId="KoptekstChar">
-    <w:name w:val="Koptekst Char"/>
-    <w:basedOn w:val="Standaardalinea-lettertype"/>
-    <w:link w:val="Koptekst"/>
+  <w:style w:type="character" w:customStyle="1" w:styleId="HeaderChar1">
+    <w:name w:val="Header Char1"/>
+    <w:basedOn w:val="DefaultParagraphFont"/>
+    <w:link w:val="Header"/>
     <w:uiPriority w:val="99"/>
   </w:style>
-  <w:style w:type="paragraph" w:styleId="Voettekst">
+  <w:style w:type="paragraph" w:styleId="Footer">
     <w:name w:val="footer"/>
-    <w:basedOn w:val="Standaard"/>
-    <w:link w:val="VoettekstChar"/>
+    <w:basedOn w:val="Normal"/>
+    <w:link w:val="FooterChar1"/>
     <w:uiPriority w:val="99"/>
     <w:unhideWhenUsed/>
     <w:pPr>
@@ -34464,16 +34478,16 @@
       <w:spacing w:after="0" w:line="240" w:lineRule="auto"/>
     </w:pPr>
   </w:style>
-  <w:style w:type="character" w:customStyle="1" w:styleId="VoettekstChar">
-    <w:name w:val="Voettekst Char"/>
-    <w:basedOn w:val="Standaardalinea-lettertype"/>
-    <w:link w:val="Voettekst"/>
+  <w:style w:type="character" w:customStyle="1" w:styleId="FooterChar1">
+    <w:name w:val="Footer Char1"/>
+    <w:basedOn w:val="DefaultParagraphFont"/>
+    <w:link w:val="Footer"/>
     <w:uiPriority w:val="99"/>
   </w:style>
-  <w:style w:type="paragraph" w:styleId="Bijschrift">
+  <w:style w:type="paragraph" w:styleId="Caption">
     <w:name w:val="caption"/>
-    <w:basedOn w:val="Standaard"/>
-    <w:next w:val="Standaard"/>
+    <w:basedOn w:val="Normal"/>
+    <w:next w:val="Normal"/>
     <w:uiPriority w:val="35"/>
     <w:unhideWhenUsed/>
     <w:qFormat/>
@@ -34488,10 +34502,10 @@
       <w:szCs w:val="18"/>
     </w:rPr>
   </w:style>
-  <w:style w:type="paragraph" w:styleId="Voetnoottekst">
+  <w:style w:type="paragraph" w:styleId="FootnoteText">
     <w:name w:val="footnote text"/>
-    <w:basedOn w:val="Standaard"/>
-    <w:link w:val="VoetnoottekstChar"/>
+    <w:basedOn w:val="Normal"/>
+    <w:link w:val="FootnoteTextChar1"/>
     <w:uiPriority w:val="99"/>
     <w:semiHidden/>
     <w:unhideWhenUsed/>
@@ -34503,10 +34517,10 @@
       <w:szCs w:val="20"/>
     </w:rPr>
   </w:style>
-  <w:style w:type="character" w:customStyle="1" w:styleId="VoetnoottekstChar">
-    <w:name w:val="Voetnoottekst Char"/>
-    <w:basedOn w:val="Standaardalinea-lettertype"/>
-    <w:link w:val="Voetnoottekst"/>
+  <w:style w:type="character" w:customStyle="1" w:styleId="FootnoteTextChar1">
+    <w:name w:val="Footnote Text Char1"/>
+    <w:basedOn w:val="DefaultParagraphFont"/>
+    <w:link w:val="FootnoteText"/>
     <w:uiPriority w:val="99"/>
     <w:semiHidden/>
     <w:rPr>
@@ -34514,9 +34528,9 @@
       <w:szCs w:val="20"/>
     </w:rPr>
   </w:style>
-  <w:style w:type="character" w:styleId="Voetnootmarkering">
+  <w:style w:type="character" w:styleId="FootnoteReference">
     <w:name w:val="footnote reference"/>
-    <w:basedOn w:val="Standaardalinea-lettertype"/>
+    <w:basedOn w:val="DefaultParagraphFont"/>
     <w:uiPriority w:val="99"/>
     <w:semiHidden/>
     <w:unhideWhenUsed/>
@@ -34524,10 +34538,10 @@
       <w:vertAlign w:val="superscript"/>
     </w:rPr>
   </w:style>
-  <w:style w:type="paragraph" w:styleId="Eindnoottekst">
+  <w:style w:type="paragraph" w:styleId="EndnoteText">
     <w:name w:val="endnote text"/>
-    <w:basedOn w:val="Standaard"/>
-    <w:link w:val="EindnoottekstChar"/>
+    <w:basedOn w:val="Normal"/>
+    <w:link w:val="EndnoteTextChar1"/>
     <w:uiPriority w:val="99"/>
     <w:semiHidden/>
     <w:unhideWhenUsed/>
@@ -34539,10 +34553,10 @@
       <w:szCs w:val="20"/>
     </w:rPr>
   </w:style>
-  <w:style w:type="character" w:customStyle="1" w:styleId="EindnoottekstChar">
-    <w:name w:val="Eindnoottekst Char"/>
-    <w:basedOn w:val="Standaardalinea-lettertype"/>
-    <w:link w:val="Eindnoottekst"/>
+  <w:style w:type="character" w:customStyle="1" w:styleId="EndnoteTextChar1">
+    <w:name w:val="Endnote Text Char1"/>
+    <w:basedOn w:val="DefaultParagraphFont"/>
+    <w:link w:val="EndnoteText"/>
     <w:uiPriority w:val="99"/>
     <w:semiHidden/>
     <w:rPr>
@@ -34550,9 +34564,9 @@
       <w:szCs w:val="20"/>
     </w:rPr>
   </w:style>
-  <w:style w:type="character" w:styleId="Eindnootmarkering">
+  <w:style w:type="character" w:styleId="EndnoteReference">
     <w:name w:val="endnote reference"/>
-    <w:basedOn w:val="Standaardalinea-lettertype"/>
+    <w:basedOn w:val="DefaultParagraphFont"/>
     <w:uiPriority w:val="99"/>
     <w:semiHidden/>
     <w:unhideWhenUsed/>
@@ -34562,7 +34576,7 @@
   </w:style>
   <w:style w:type="character" w:styleId="Hyperlink">
     <w:name w:val="Hyperlink"/>
-    <w:basedOn w:val="Standaardalinea-lettertype"/>
+    <w:basedOn w:val="DefaultParagraphFont"/>
     <w:uiPriority w:val="99"/>
     <w:unhideWhenUsed/>
     <w:rPr>
@@ -34570,9 +34584,9 @@
       <w:u w:val="single"/>
     </w:rPr>
   </w:style>
-  <w:style w:type="character" w:styleId="GevolgdeHyperlink">
+  <w:style w:type="character" w:styleId="FollowedHyperlink">
     <w:name w:val="FollowedHyperlink"/>
-    <w:basedOn w:val="Standaardalinea-lettertype"/>
+    <w:basedOn w:val="DefaultParagraphFont"/>
     <w:uiPriority w:val="99"/>
     <w:semiHidden/>
     <w:unhideWhenUsed/>
@@ -34581,20 +34595,20 @@
       <w:u w:val="single"/>
     </w:rPr>
   </w:style>
-  <w:style w:type="paragraph" w:styleId="Inhopg1">
+  <w:style w:type="paragraph" w:styleId="TOC1">
     <w:name w:val="toc 1"/>
-    <w:basedOn w:val="Standaard"/>
-    <w:next w:val="Standaard"/>
+    <w:basedOn w:val="Normal"/>
+    <w:next w:val="Normal"/>
     <w:uiPriority w:val="39"/>
     <w:unhideWhenUsed/>
     <w:pPr>
       <w:spacing w:after="100"/>
     </w:pPr>
   </w:style>
-  <w:style w:type="paragraph" w:styleId="Inhopg2">
+  <w:style w:type="paragraph" w:styleId="TOC2">
     <w:name w:val="toc 2"/>
-    <w:basedOn w:val="Standaard"/>
-    <w:next w:val="Standaard"/>
+    <w:basedOn w:val="Normal"/>
+    <w:next w:val="Normal"/>
     <w:uiPriority w:val="39"/>
     <w:unhideWhenUsed/>
     <w:pPr>
@@ -34602,10 +34616,10 @@
       <w:ind w:left="220"/>
     </w:pPr>
   </w:style>
-  <w:style w:type="paragraph" w:styleId="Inhopg3">
+  <w:style w:type="paragraph" w:styleId="TOC3">
     <w:name w:val="toc 3"/>
-    <w:basedOn w:val="Standaard"/>
-    <w:next w:val="Standaard"/>
+    <w:basedOn w:val="Normal"/>
+    <w:next w:val="Normal"/>
     <w:uiPriority w:val="39"/>
     <w:unhideWhenUsed/>
     <w:pPr>
@@ -34613,10 +34627,10 @@
       <w:ind w:left="440"/>
     </w:pPr>
   </w:style>
-  <w:style w:type="paragraph" w:styleId="Inhopg4">
+  <w:style w:type="paragraph" w:styleId="TOC4">
     <w:name w:val="toc 4"/>
-    <w:basedOn w:val="Standaard"/>
-    <w:next w:val="Standaard"/>
+    <w:basedOn w:val="Normal"/>
+    <w:next w:val="Normal"/>
     <w:uiPriority w:val="39"/>
     <w:unhideWhenUsed/>
     <w:pPr>
@@ -34624,10 +34638,10 @@
       <w:ind w:left="660"/>
     </w:pPr>
   </w:style>
-  <w:style w:type="paragraph" w:styleId="Inhopg5">
+  <w:style w:type="paragraph" w:styleId="TOC5">
     <w:name w:val="toc 5"/>
-    <w:basedOn w:val="Standaard"/>
-    <w:next w:val="Standaard"/>
+    <w:basedOn w:val="Normal"/>
+    <w:next w:val="Normal"/>
     <w:uiPriority w:val="39"/>
     <w:unhideWhenUsed/>
     <w:pPr>
@@ -34635,10 +34649,10 @@
       <w:ind w:left="880"/>
     </w:pPr>
   </w:style>
-  <w:style w:type="paragraph" w:styleId="Inhopg6">
+  <w:style w:type="paragraph" w:styleId="TOC6">
     <w:name w:val="toc 6"/>
-    <w:basedOn w:val="Standaard"/>
-    <w:next w:val="Standaard"/>
+    <w:basedOn w:val="Normal"/>
+    <w:next w:val="Normal"/>
     <w:uiPriority w:val="39"/>
     <w:unhideWhenUsed/>
     <w:pPr>
@@ -34646,10 +34660,10 @@
       <w:ind w:left="1100"/>
     </w:pPr>
   </w:style>
-  <w:style w:type="paragraph" w:styleId="Inhopg7">
+  <w:style w:type="paragraph" w:styleId="TOC7">
     <w:name w:val="toc 7"/>
-    <w:basedOn w:val="Standaard"/>
-    <w:next w:val="Standaard"/>
+    <w:basedOn w:val="Normal"/>
+    <w:next w:val="Normal"/>
     <w:uiPriority w:val="39"/>
     <w:unhideWhenUsed/>
     <w:pPr>
@@ -34657,10 +34671,10 @@
       <w:ind w:left="1320"/>
     </w:pPr>
   </w:style>
-  <w:style w:type="paragraph" w:styleId="Inhopg8">
+  <w:style w:type="paragraph" w:styleId="TOC8">
     <w:name w:val="toc 8"/>
-    <w:basedOn w:val="Standaard"/>
-    <w:next w:val="Standaard"/>
+    <w:basedOn w:val="Normal"/>
+    <w:next w:val="Normal"/>
     <w:uiPriority w:val="39"/>
     <w:unhideWhenUsed/>
     <w:pPr>
@@ -34668,10 +34682,10 @@
       <w:ind w:left="1540"/>
     </w:pPr>
   </w:style>
-  <w:style w:type="paragraph" w:styleId="Inhopg9">
+  <w:style w:type="paragraph" w:styleId="TOC9">
     <w:name w:val="toc 9"/>
-    <w:basedOn w:val="Standaard"/>
-    <w:next w:val="Standaard"/>
+    <w:basedOn w:val="Normal"/>
+    <w:next w:val="Normal"/>
     <w:uiPriority w:val="39"/>
     <w:unhideWhenUsed/>
     <w:pPr>
@@ -34679,34 +34693,34 @@
       <w:ind w:left="1760"/>
     </w:pPr>
   </w:style>
-  <w:style w:type="character" w:styleId="Tekstvantijdelijkeaanduiding">
+  <w:style w:type="character" w:styleId="PlaceholderText">
     <w:name w:val="Placeholder Text"/>
-    <w:basedOn w:val="Standaardalinea-lettertype"/>
+    <w:basedOn w:val="DefaultParagraphFont"/>
     <w:uiPriority w:val="99"/>
     <w:semiHidden/>
     <w:rPr>
       <w:color w:val="666666"/>
     </w:rPr>
   </w:style>
-  <w:style w:type="paragraph" w:styleId="Kopvaninhoudsopgave">
+  <w:style w:type="paragraph" w:styleId="TOCHeading">
     <w:name w:val="TOC Heading"/>
     <w:uiPriority w:val="39"/>
     <w:unhideWhenUsed/>
   </w:style>
-  <w:style w:type="paragraph" w:styleId="Lijstmetafbeeldingen">
+  <w:style w:type="paragraph" w:styleId="TableofFigures">
     <w:name w:val="table of figures"/>
-    <w:basedOn w:val="Standaard"/>
-    <w:next w:val="Standaard"/>
+    <w:basedOn w:val="Normal"/>
+    <w:next w:val="Normal"/>
     <w:uiPriority w:val="99"/>
     <w:unhideWhenUsed/>
     <w:pPr>
       <w:spacing w:after="0"/>
     </w:pPr>
   </w:style>
-  <w:style w:type="character" w:customStyle="1" w:styleId="Kop1Char">
-    <w:name w:val="Kop 1 Char"/>
-    <w:basedOn w:val="Standaardalinea-lettertype"/>
-    <w:link w:val="Kop1"/>
+  <w:style w:type="character" w:customStyle="1" w:styleId="Heading1Char1">
+    <w:name w:val="Heading 1 Char1"/>
+    <w:basedOn w:val="DefaultParagraphFont"/>
+    <w:link w:val="Heading1"/>
     <w:uiPriority w:val="9"/>
     <w:rPr>
       <w:rFonts w:asciiTheme="majorHAnsi" w:eastAsiaTheme="majorEastAsia" w:hAnsiTheme="majorHAnsi" w:cstheme="majorBidi"/>
@@ -34715,10 +34729,10 @@
       <w:szCs w:val="40"/>
     </w:rPr>
   </w:style>
-  <w:style w:type="character" w:customStyle="1" w:styleId="Kop2Char">
-    <w:name w:val="Kop 2 Char"/>
-    <w:basedOn w:val="Standaardalinea-lettertype"/>
-    <w:link w:val="Kop2"/>
+  <w:style w:type="character" w:customStyle="1" w:styleId="Heading2Char1">
+    <w:name w:val="Heading 2 Char1"/>
+    <w:basedOn w:val="DefaultParagraphFont"/>
+    <w:link w:val="Heading2"/>
     <w:uiPriority w:val="9"/>
     <w:semiHidden/>
     <w:rPr>
@@ -34728,10 +34742,10 @@
       <w:szCs w:val="32"/>
     </w:rPr>
   </w:style>
-  <w:style w:type="character" w:customStyle="1" w:styleId="Kop3Char">
-    <w:name w:val="Kop 3 Char"/>
-    <w:basedOn w:val="Standaardalinea-lettertype"/>
-    <w:link w:val="Kop3"/>
+  <w:style w:type="character" w:customStyle="1" w:styleId="Heading3Char1">
+    <w:name w:val="Heading 3 Char1"/>
+    <w:basedOn w:val="DefaultParagraphFont"/>
+    <w:link w:val="Heading3"/>
     <w:uiPriority w:val="9"/>
     <w:semiHidden/>
     <w:rPr>
@@ -34741,10 +34755,10 @@
       <w:szCs w:val="28"/>
     </w:rPr>
   </w:style>
-  <w:style w:type="character" w:customStyle="1" w:styleId="Kop4Char">
-    <w:name w:val="Kop 4 Char"/>
-    <w:basedOn w:val="Standaardalinea-lettertype"/>
-    <w:link w:val="Kop4"/>
+  <w:style w:type="character" w:customStyle="1" w:styleId="Heading4Char1">
+    <w:name w:val="Heading 4 Char1"/>
+    <w:basedOn w:val="DefaultParagraphFont"/>
+    <w:link w:val="Heading4"/>
     <w:uiPriority w:val="9"/>
     <w:semiHidden/>
     <w:rPr>
@@ -34754,10 +34768,10 @@
       <w:color w:val="0F4761" w:themeColor="accent1" w:themeShade="BF"/>
     </w:rPr>
   </w:style>
-  <w:style w:type="character" w:customStyle="1" w:styleId="Kop5Char">
-    <w:name w:val="Kop 5 Char"/>
-    <w:basedOn w:val="Standaardalinea-lettertype"/>
-    <w:link w:val="Kop5"/>
+  <w:style w:type="character" w:customStyle="1" w:styleId="Heading5Char1">
+    <w:name w:val="Heading 5 Char1"/>
+    <w:basedOn w:val="DefaultParagraphFont"/>
+    <w:link w:val="Heading5"/>
     <w:uiPriority w:val="9"/>
     <w:semiHidden/>
     <w:rPr>
@@ -34765,10 +34779,10 @@
       <w:color w:val="0F4761" w:themeColor="accent1" w:themeShade="BF"/>
     </w:rPr>
   </w:style>
-  <w:style w:type="character" w:customStyle="1" w:styleId="Kop6Char">
-    <w:name w:val="Kop 6 Char"/>
-    <w:basedOn w:val="Standaardalinea-lettertype"/>
-    <w:link w:val="Kop6"/>
+  <w:style w:type="character" w:customStyle="1" w:styleId="Heading6Char1">
+    <w:name w:val="Heading 6 Char1"/>
+    <w:basedOn w:val="DefaultParagraphFont"/>
+    <w:link w:val="Heading6"/>
     <w:uiPriority w:val="9"/>
     <w:semiHidden/>
     <w:rPr>
@@ -34778,10 +34792,10 @@
       <w:color w:val="595959" w:themeColor="text1" w:themeTint="A6"/>
     </w:rPr>
   </w:style>
-  <w:style w:type="character" w:customStyle="1" w:styleId="Kop7Char">
-    <w:name w:val="Kop 7 Char"/>
-    <w:basedOn w:val="Standaardalinea-lettertype"/>
-    <w:link w:val="Kop7"/>
+  <w:style w:type="character" w:customStyle="1" w:styleId="Heading7Char1">
+    <w:name w:val="Heading 7 Char1"/>
+    <w:basedOn w:val="DefaultParagraphFont"/>
+    <w:link w:val="Heading7"/>
     <w:uiPriority w:val="9"/>
     <w:semiHidden/>
     <w:rPr>
@@ -34789,10 +34803,10 @@
       <w:color w:val="595959" w:themeColor="text1" w:themeTint="A6"/>
     </w:rPr>
   </w:style>
-  <w:style w:type="character" w:customStyle="1" w:styleId="Kop8Char">
-    <w:name w:val="Kop 8 Char"/>
-    <w:basedOn w:val="Standaardalinea-lettertype"/>
-    <w:link w:val="Kop8"/>
+  <w:style w:type="character" w:customStyle="1" w:styleId="Heading8Char1">
+    <w:name w:val="Heading 8 Char1"/>
+    <w:basedOn w:val="DefaultParagraphFont"/>
+    <w:link w:val="Heading8"/>
     <w:uiPriority w:val="9"/>
     <w:semiHidden/>
     <w:rPr>
@@ -34802,10 +34816,10 @@
       <w:color w:val="272727" w:themeColor="text1" w:themeTint="D8"/>
     </w:rPr>
   </w:style>
-  <w:style w:type="character" w:customStyle="1" w:styleId="Kop9Char">
-    <w:name w:val="Kop 9 Char"/>
-    <w:basedOn w:val="Standaardalinea-lettertype"/>
-    <w:link w:val="Kop9"/>
+  <w:style w:type="character" w:customStyle="1" w:styleId="Heading9Char1">
+    <w:name w:val="Heading 9 Char1"/>
+    <w:basedOn w:val="DefaultParagraphFont"/>
+    <w:link w:val="Heading9"/>
     <w:uiPriority w:val="9"/>
     <w:semiHidden/>
     <w:rPr>
@@ -34813,11 +34827,11 @@
       <w:color w:val="272727" w:themeColor="text1" w:themeTint="D8"/>
     </w:rPr>
   </w:style>
-  <w:style w:type="paragraph" w:styleId="Titel">
+  <w:style w:type="paragraph" w:styleId="Title">
     <w:name w:val="Title"/>
-    <w:basedOn w:val="Standaard"/>
-    <w:next w:val="Standaard"/>
-    <w:link w:val="TitelChar"/>
+    <w:basedOn w:val="Normal"/>
+    <w:next w:val="Normal"/>
+    <w:link w:val="TitleChar1"/>
     <w:uiPriority w:val="10"/>
     <w:qFormat/>
     <w:pPr>
@@ -34831,10 +34845,10 @@
       <w:szCs w:val="56"/>
     </w:rPr>
   </w:style>
-  <w:style w:type="character" w:customStyle="1" w:styleId="TitelChar">
-    <w:name w:val="Titel Char"/>
-    <w:basedOn w:val="Standaardalinea-lettertype"/>
-    <w:link w:val="Titel"/>
+  <w:style w:type="character" w:customStyle="1" w:styleId="TitleChar1">
+    <w:name w:val="Title Char1"/>
+    <w:basedOn w:val="DefaultParagraphFont"/>
+    <w:link w:val="Title"/>
     <w:uiPriority w:val="10"/>
     <w:rPr>
       <w:rFonts w:asciiTheme="majorHAnsi" w:eastAsiaTheme="majorEastAsia" w:hAnsiTheme="majorHAnsi" w:cstheme="majorBidi"/>
@@ -34843,11 +34857,11 @@
       <w:szCs w:val="56"/>
     </w:rPr>
   </w:style>
-  <w:style w:type="paragraph" w:styleId="Ondertitel">
+  <w:style w:type="paragraph" w:styleId="Subtitle">
     <w:name w:val="Subtitle"/>
-    <w:basedOn w:val="Standaard"/>
-    <w:next w:val="Standaard"/>
-    <w:link w:val="OndertitelChar"/>
+    <w:basedOn w:val="Normal"/>
+    <w:next w:val="Normal"/>
+    <w:link w:val="SubtitleChar1"/>
     <w:uiPriority w:val="11"/>
     <w:qFormat/>
     <w:pPr>
@@ -34863,10 +34877,10 @@
       <w:szCs w:val="28"/>
     </w:rPr>
   </w:style>
-  <w:style w:type="character" w:customStyle="1" w:styleId="OndertitelChar">
-    <w:name w:val="Ondertitel Char"/>
-    <w:basedOn w:val="Standaardalinea-lettertype"/>
-    <w:link w:val="Ondertitel"/>
+  <w:style w:type="character" w:customStyle="1" w:styleId="SubtitleChar1">
+    <w:name w:val="Subtitle Char1"/>
+    <w:basedOn w:val="DefaultParagraphFont"/>
+    <w:link w:val="Subtitle"/>
     <w:uiPriority w:val="11"/>
     <w:rPr>
       <w:rFonts w:eastAsiaTheme="majorEastAsia" w:cstheme="majorBidi"/>
@@ -34876,11 +34890,11 @@
       <w:szCs w:val="28"/>
     </w:rPr>
   </w:style>
-  <w:style w:type="paragraph" w:styleId="Citaat">
+  <w:style w:type="paragraph" w:styleId="Quote">
     <w:name w:val="Quote"/>
-    <w:basedOn w:val="Standaard"/>
-    <w:next w:val="Standaard"/>
-    <w:link w:val="CitaatChar"/>
+    <w:basedOn w:val="Normal"/>
+    <w:next w:val="Normal"/>
+    <w:link w:val="QuoteChar1"/>
     <w:uiPriority w:val="29"/>
     <w:qFormat/>
     <w:pPr>
@@ -34893,10 +34907,10 @@
       <w:color w:val="404040" w:themeColor="text1" w:themeTint="BF"/>
     </w:rPr>
   </w:style>
-  <w:style w:type="character" w:customStyle="1" w:styleId="CitaatChar">
-    <w:name w:val="Citaat Char"/>
-    <w:basedOn w:val="Standaardalinea-lettertype"/>
-    <w:link w:val="Citaat"/>
+  <w:style w:type="character" w:customStyle="1" w:styleId="QuoteChar1">
+    <w:name w:val="Quote Char1"/>
+    <w:basedOn w:val="DefaultParagraphFont"/>
+    <w:link w:val="Quote"/>
     <w:uiPriority w:val="29"/>
     <w:rPr>
       <w:i/>
@@ -34904,9 +34918,9 @@
       <w:color w:val="404040" w:themeColor="text1" w:themeTint="BF"/>
     </w:rPr>
   </w:style>
-  <w:style w:type="paragraph" w:styleId="Lijstalinea">
+  <w:style w:type="paragraph" w:styleId="ListParagraph">
     <w:name w:val="List Paragraph"/>
-    <w:basedOn w:val="Standaard"/>
+    <w:basedOn w:val="Normal"/>
     <w:uiPriority w:val="34"/>
     <w:qFormat/>
     <w:pPr>
@@ -34914,9 +34928,9 @@
       <w:contextualSpacing/>
     </w:pPr>
   </w:style>
-  <w:style w:type="character" w:styleId="Intensievebenadrukking">
+  <w:style w:type="character" w:styleId="IntenseEmphasis">
     <w:name w:val="Intense Emphasis"/>
-    <w:basedOn w:val="Standaardalinea-lettertype"/>
+    <w:basedOn w:val="DefaultParagraphFont"/>
     <w:uiPriority w:val="21"/>
     <w:qFormat/>
     <w:rPr>
@@ -34925,11 +34939,11 @@
       <w:color w:val="0F4761" w:themeColor="accent1" w:themeShade="BF"/>
     </w:rPr>
   </w:style>
-  <w:style w:type="paragraph" w:styleId="Duidelijkcitaat">
+  <w:style w:type="paragraph" w:styleId="IntenseQuote">
     <w:name w:val="Intense Quote"/>
-    <w:basedOn w:val="Standaard"/>
-    <w:next w:val="Standaard"/>
-    <w:link w:val="DuidelijkcitaatChar"/>
+    <w:basedOn w:val="Normal"/>
+    <w:next w:val="Normal"/>
+    <w:link w:val="IntenseQuoteChar1"/>
     <w:uiPriority w:val="30"/>
     <w:qFormat/>
     <w:pPr>
@@ -34947,10 +34961,10 @@
       <w:color w:val="0F4761" w:themeColor="accent1" w:themeShade="BF"/>
     </w:rPr>
   </w:style>
-  <w:style w:type="character" w:customStyle="1" w:styleId="DuidelijkcitaatChar">
-    <w:name w:val="Duidelijk citaat Char"/>
-    <w:basedOn w:val="Standaardalinea-lettertype"/>
-    <w:link w:val="Duidelijkcitaat"/>
+  <w:style w:type="character" w:customStyle="1" w:styleId="IntenseQuoteChar1">
+    <w:name w:val="Intense Quote Char1"/>
+    <w:basedOn w:val="DefaultParagraphFont"/>
+    <w:link w:val="IntenseQuote"/>
     <w:uiPriority w:val="30"/>
     <w:rPr>
       <w:i/>
@@ -34958,9 +34972,9 @@
       <w:color w:val="0F4761" w:themeColor="accent1" w:themeShade="BF"/>
     </w:rPr>
   </w:style>
-  <w:style w:type="character" w:styleId="Intensieveverwijzing">
+  <w:style w:type="character" w:styleId="IntenseReference">
     <w:name w:val="Intense Reference"/>
-    <w:basedOn w:val="Standaardalinea-lettertype"/>
+    <w:basedOn w:val="DefaultParagraphFont"/>
     <w:uiPriority w:val="32"/>
     <w:qFormat/>
     <w:rPr>
@@ -34971,9 +34985,9 @@
       <w:spacing w:val="5"/>
     </w:rPr>
   </w:style>
-  <w:style w:type="table" w:styleId="Tabelraster">
+  <w:style w:type="table" w:styleId="TableGrid">
     <w:name w:val="Table Grid"/>
-    <w:basedOn w:val="Standaardtabel"/>
+    <w:basedOn w:val="TableNormal"/>
     <w:uiPriority w:val="39"/>
     <w:pPr>
       <w:spacing w:after="0" w:line="240" w:lineRule="auto"/>
@@ -34989,9 +35003,9 @@
       </w:tblBorders>
     </w:tblPr>
   </w:style>
-  <w:style w:type="paragraph" w:styleId="Geenafstand">
+  <w:style w:type="paragraph" w:styleId="NoSpacing">
     <w:name w:val="No Spacing"/>
-    <w:link w:val="GeenafstandChar"/>
+    <w:link w:val="NoSpacingChar"/>
     <w:uiPriority w:val="1"/>
     <w:qFormat/>
     <w:pPr>
@@ -35003,10 +35017,10 @@
       <w14:ligatures w14:val="none"/>
     </w:rPr>
   </w:style>
-  <w:style w:type="character" w:customStyle="1" w:styleId="GeenafstandChar">
-    <w:name w:val="Geen afstand Char"/>
-    <w:basedOn w:val="Standaardalinea-lettertype"/>
-    <w:link w:val="Geenafstand"/>
+  <w:style w:type="character" w:customStyle="1" w:styleId="NoSpacingChar">
+    <w:name w:val="No Spacing Char"/>
+    <w:basedOn w:val="DefaultParagraphFont"/>
+    <w:link w:val="NoSpacing"/>
     <w:uiPriority w:val="1"/>
     <w:rPr>
       <w:rFonts w:eastAsiaTheme="minorEastAsia"/>
@@ -35214,6 +35228,10 @@
 </file>
 
 <file path=customXml/item1.xml><?xml version="1.0" encoding="utf-8"?>
+<b:Sources xmlns:b="http://schemas.openxmlformats.org/officeDocument/2006/bibliography" xmlns="http://schemas.openxmlformats.org/officeDocument/2006/bibliography" SelectedStyle="\APASixthEditionOfficeOnline.xsl" StyleName="APA" Version="6"/>
+</file>
+
+<file path=customXml/item2.xml><?xml version="1.0" encoding="utf-8"?>
 <CoverPageProperties xmlns="http://schemas.microsoft.com/office/2006/coverPageProps">
   <PublishDate>2026-02-13T00:00:00</PublishDate>
   <Abstract/>
@@ -35224,22 +35242,18 @@
 </CoverPageProperties>
 </file>
 
-<file path=customXml/item2.xml><?xml version="1.0" encoding="utf-8"?>
-<b:Sources xmlns:b="http://schemas.openxmlformats.org/officeDocument/2006/bibliography" xmlns="http://schemas.openxmlformats.org/officeDocument/2006/bibliography" SelectedStyle="\APASixthEditionOfficeOnline.xsl" StyleName="APA" Version="6"/>
+<file path=customXml/itemProps1.xml><?xml version="1.0" encoding="utf-8"?>
+<ds:datastoreItem xmlns:ds="http://schemas.openxmlformats.org/officeDocument/2006/customXml" ds:itemID="{22AC2719-D6F6-46EE-A490-E7B827BA2F00}">
+  <ds:schemaRefs>
+    <ds:schemaRef ds:uri="http://schemas.openxmlformats.org/officeDocument/2006/bibliography"/>
+  </ds:schemaRefs>
+</ds:datastoreItem>
 </file>
 
-<file path=customXml/itemProps1.xml><?xml version="1.0" encoding="utf-8"?>
+<file path=customXml/itemProps2.xml><?xml version="1.0" encoding="utf-8"?>
 <ds:datastoreItem xmlns:ds="http://schemas.openxmlformats.org/officeDocument/2006/customXml" ds:itemID="{A0079464-4E8D-41A8-8ED8-6DCBCBCA5E12}">
   <ds:schemaRefs>
     <ds:schemaRef ds:uri="http://schemas.microsoft.com/office/2006/coverPageProps"/>
   </ds:schemaRefs>
 </ds:datastoreItem>
-</file>
-
-<file path=customXml/itemProps2.xml><?xml version="1.0" encoding="utf-8"?>
-<ds:datastoreItem xmlns:ds="http://schemas.openxmlformats.org/officeDocument/2006/customXml" ds:itemID="{22AC2719-D6F6-46EE-A490-E7B827BA2F00}">
-  <ds:schemaRefs>
-    <ds:schemaRef ds:uri="http://schemas.openxmlformats.org/officeDocument/2006/bibliography"/>
-  </ds:schemaRefs>
-</ds:datastoreItem>
 </file>